--- a/TDW755.docx
+++ b/TDW755.docx
@@ -149,13 +149,6 @@
       <w:pPr>
         <w:rPr>
           <w:rFonts w:asciiTheme="majorHAnsi" w:eastAsiaTheme="majorEastAsia" w:hAnsiTheme="majorHAnsi" w:cstheme="majorBidi"/>
-        </w:rPr>
-      </w:pPr>
-    </w:p>
-    <w:p>
-      <w:pPr>
-        <w:rPr>
-          <w:rFonts w:asciiTheme="majorHAnsi" w:eastAsiaTheme="majorEastAsia" w:hAnsiTheme="majorHAnsi" w:cstheme="majorBidi"/>
           <w:sz w:val="36"/>
           <w:szCs w:val="36"/>
         </w:rPr>
@@ -386,7 +379,6 @@
           <w:rFonts w:asciiTheme="majorHAnsi" w:eastAsiaTheme="majorEastAsia" w:hAnsiTheme="majorHAnsi" w:cstheme="majorBidi"/>
           <w:sz w:val="18"/>
           <w:szCs w:val="18"/>
-          <w:lang w:val="fr-CA"/>
         </w:rPr>
       </w:pPr>
       <w:r>
@@ -394,7 +386,6 @@
           <w:rFonts w:asciiTheme="majorHAnsi" w:eastAsiaTheme="majorEastAsia" w:hAnsiTheme="majorHAnsi" w:cstheme="majorBidi"/>
           <w:sz w:val="18"/>
           <w:szCs w:val="18"/>
-          <w:lang w:val="fr-CA"/>
         </w:rPr>
         <w:t>Division des services stratégiques et des données d’observation (SSDO)</w:t>
       </w:r>
@@ -406,7 +397,6 @@
           <w:rFonts w:asciiTheme="majorHAnsi" w:eastAsiaTheme="majorEastAsia" w:hAnsiTheme="majorHAnsi" w:cstheme="majorBidi"/>
           <w:sz w:val="18"/>
           <w:szCs w:val="18"/>
-          <w:lang w:val="fr-CA"/>
         </w:rPr>
       </w:pPr>
       <w:r>
@@ -414,7 +404,6 @@
           <w:rFonts w:asciiTheme="majorHAnsi" w:eastAsiaTheme="majorEastAsia" w:hAnsiTheme="majorHAnsi" w:cstheme="majorBidi"/>
           <w:sz w:val="18"/>
           <w:szCs w:val="18"/>
-          <w:lang w:val="fr-CA"/>
         </w:rPr>
         <w:t>Direction de la gestion de l'observation (DGO)</w:t>
       </w:r>
@@ -426,7 +415,6 @@
           <w:rFonts w:asciiTheme="majorHAnsi" w:eastAsiaTheme="majorEastAsia" w:hAnsiTheme="majorHAnsi" w:cstheme="majorBidi"/>
           <w:sz w:val="18"/>
           <w:szCs w:val="18"/>
-          <w:lang w:val="fr-CA"/>
         </w:rPr>
       </w:pPr>
       <w:r>
@@ -434,7 +422,6 @@
           <w:rFonts w:asciiTheme="majorHAnsi" w:eastAsiaTheme="majorEastAsia" w:hAnsiTheme="majorHAnsi" w:cstheme="majorBidi"/>
           <w:sz w:val="18"/>
           <w:szCs w:val="18"/>
-          <w:lang w:val="fr-CA"/>
         </w:rPr>
         <w:t>Direction générale de l'informatique (DGI)</w:t>
       </w:r>
@@ -446,7 +433,6 @@
           <w:rFonts w:asciiTheme="majorHAnsi" w:eastAsiaTheme="majorEastAsia" w:hAnsiTheme="majorHAnsi" w:cstheme="majorBidi"/>
           <w:sz w:val="18"/>
           <w:szCs w:val="18"/>
-          <w:lang w:val="fr-CA"/>
         </w:rPr>
       </w:pPr>
       <w:r>
@@ -454,7 +440,6 @@
           <w:rFonts w:asciiTheme="majorHAnsi" w:eastAsiaTheme="majorEastAsia" w:hAnsiTheme="majorHAnsi" w:cstheme="majorBidi"/>
           <w:sz w:val="18"/>
           <w:szCs w:val="18"/>
-          <w:lang w:val="fr-CA"/>
         </w:rPr>
         <w:t>Agence du revenu du Canada</w:t>
       </w:r>
@@ -463,13 +448,18 @@
       <w:pPr>
         <w:rPr>
           <w:rFonts w:asciiTheme="majorHAnsi" w:eastAsiaTheme="majorEastAsia" w:hAnsiTheme="majorHAnsi" w:cstheme="majorBidi"/>
-          <w:lang w:val="fr-CA"/>
-        </w:rPr>
-      </w:pPr>
-      <w:r>
-        <w:rPr>
-          <w:rFonts w:asciiTheme="majorHAnsi" w:eastAsiaTheme="majorEastAsia" w:hAnsiTheme="majorHAnsi" w:cstheme="majorBidi"/>
-          <w:lang w:val="fr-CA"/>
+        </w:rPr>
+      </w:pPr>
+    </w:p>
+    <w:p>
+      <w:pPr>
+        <w:rPr>
+          <w:rFonts w:asciiTheme="majorHAnsi" w:eastAsiaTheme="majorEastAsia" w:hAnsiTheme="majorHAnsi" w:cstheme="majorBidi"/>
+        </w:rPr>
+      </w:pPr>
+      <w:r>
+        <w:rPr>
+          <w:rFonts w:asciiTheme="majorHAnsi" w:eastAsiaTheme="majorEastAsia" w:hAnsiTheme="majorHAnsi" w:cstheme="majorBidi"/>
         </w:rPr>
         <w:br w:type="page"/>
       </w:r>
@@ -477,22 +467,13 @@
     <w:p>
       <w:pPr>
         <w:pStyle w:val="Heading1"/>
-        <w:rPr>
-          <w:lang w:val="fr-CA"/>
-        </w:rPr>
       </w:pPr>
       <w:bookmarkStart w:id="0" w:name="_Toc2042758056"/>
       <w:r>
-        <w:rPr>
-          <w:lang w:val="fr-CA"/>
-        </w:rPr>
         <w:lastRenderedPageBreak/>
         <w:t xml:space="preserve">Document </w:t>
       </w:r>
       <w:r>
-        <w:rPr>
-          <w:lang w:val="fr-CA"/>
-        </w:rPr>
         <w:t>Version History</w:t>
       </w:r>
       <w:bookmarkEnd w:id="0"/>
@@ -511,14 +492,21 @@
         </w:rPr>
         <w:t xml:space="preserve">Table </w:t>
       </w:r>
-      <w:fldSimple w:instr=" SEQ Table \* ARABIC ">
-        <w:r>
-          <w:rPr>
-            <w:noProof/>
-          </w:rPr>
-          <w:t>1</w:t>
-        </w:r>
-      </w:fldSimple>
+      <w:r>
+        <w:fldChar w:fldCharType="begin"/>
+      </w:r>
+      <w:r>
+        <w:instrText xml:space="preserve"> SEQ Table \* ARABIC </w:instrText>
+      </w:r>
+      <w:r>
+        <w:fldChar w:fldCharType="separate"/>
+      </w:r>
+      <w:r>
+        <w:t>1</w:t>
+      </w:r>
+      <w:r>
+        <w:fldChar w:fldCharType="end"/>
+      </w:r>
       <w:r>
         <w:rPr>
           <w:rFonts w:asciiTheme="majorHAnsi" w:eastAsiaTheme="majorEastAsia" w:hAnsiTheme="majorHAnsi" w:cstheme="majorBidi"/>
@@ -924,13 +912,18 @@
       <w:pPr>
         <w:rPr>
           <w:rFonts w:asciiTheme="majorHAnsi" w:eastAsiaTheme="majorEastAsia" w:hAnsiTheme="majorHAnsi" w:cstheme="majorBidi"/>
-          <w:lang w:val="fr-CA"/>
-        </w:rPr>
-      </w:pPr>
-      <w:r>
-        <w:rPr>
-          <w:rFonts w:asciiTheme="majorHAnsi" w:eastAsiaTheme="majorEastAsia" w:hAnsiTheme="majorHAnsi" w:cstheme="majorBidi"/>
-          <w:lang w:val="fr-CA"/>
+        </w:rPr>
+      </w:pPr>
+    </w:p>
+    <w:p>
+      <w:pPr>
+        <w:rPr>
+          <w:rFonts w:asciiTheme="majorHAnsi" w:eastAsiaTheme="majorEastAsia" w:hAnsiTheme="majorHAnsi" w:cstheme="majorBidi"/>
+        </w:rPr>
+      </w:pPr>
+      <w:r>
+        <w:rPr>
+          <w:rFonts w:asciiTheme="majorHAnsi" w:eastAsiaTheme="majorEastAsia" w:hAnsiTheme="majorHAnsi" w:cstheme="majorBidi"/>
         </w:rPr>
         <w:br w:type="page"/>
       </w:r>
@@ -972,7 +965,6 @@
             </w:tabs>
             <w:rPr>
               <w:rStyle w:val="Hyperlink"/>
-              <w:noProof/>
               <w:kern w:val="2"/>
               <w:lang w:eastAsia="en-CA"/>
               <w14:ligatures w14:val="standardContextual"/>
@@ -1035,7 +1027,6 @@
             </w:tabs>
             <w:rPr>
               <w:rStyle w:val="Hyperlink"/>
-              <w:noProof/>
               <w:kern w:val="2"/>
               <w:lang w:eastAsia="en-CA"/>
               <w14:ligatures w14:val="standardContextual"/>
@@ -1089,7 +1080,6 @@
             </w:tabs>
             <w:rPr>
               <w:rStyle w:val="Hyperlink"/>
-              <w:noProof/>
               <w:kern w:val="2"/>
               <w:lang w:eastAsia="en-CA"/>
               <w14:ligatures w14:val="standardContextual"/>
@@ -1143,7 +1133,6 @@
             </w:tabs>
             <w:rPr>
               <w:rStyle w:val="Hyperlink"/>
-              <w:noProof/>
               <w:kern w:val="2"/>
               <w:lang w:eastAsia="en-CA"/>
               <w14:ligatures w14:val="standardContextual"/>
@@ -1197,7 +1186,6 @@
             </w:tabs>
             <w:rPr>
               <w:rStyle w:val="Hyperlink"/>
-              <w:noProof/>
               <w:kern w:val="2"/>
               <w:lang w:eastAsia="en-CA"/>
               <w14:ligatures w14:val="standardContextual"/>
@@ -1251,7 +1239,6 @@
             </w:tabs>
             <w:rPr>
               <w:rStyle w:val="Hyperlink"/>
-              <w:noProof/>
               <w:kern w:val="2"/>
               <w:lang w:eastAsia="en-CA"/>
               <w14:ligatures w14:val="standardContextual"/>
@@ -1305,7 +1292,6 @@
             </w:tabs>
             <w:rPr>
               <w:rStyle w:val="Hyperlink"/>
-              <w:noProof/>
               <w:kern w:val="2"/>
               <w:lang w:eastAsia="en-CA"/>
               <w14:ligatures w14:val="standardContextual"/>
@@ -1359,7 +1345,6 @@
             </w:tabs>
             <w:rPr>
               <w:rStyle w:val="Hyperlink"/>
-              <w:noProof/>
               <w:kern w:val="2"/>
               <w:lang w:eastAsia="en-CA"/>
               <w14:ligatures w14:val="standardContextual"/>
@@ -1413,7 +1398,6 @@
             </w:tabs>
             <w:rPr>
               <w:rStyle w:val="Hyperlink"/>
-              <w:noProof/>
               <w:kern w:val="2"/>
               <w:lang w:eastAsia="en-CA"/>
               <w14:ligatures w14:val="standardContextual"/>
@@ -1467,7 +1451,6 @@
             </w:tabs>
             <w:rPr>
               <w:rStyle w:val="Hyperlink"/>
-              <w:noProof/>
               <w:kern w:val="2"/>
               <w:lang w:eastAsia="en-CA"/>
               <w14:ligatures w14:val="standardContextual"/>
@@ -1521,7 +1504,6 @@
             </w:tabs>
             <w:rPr>
               <w:rStyle w:val="Hyperlink"/>
-              <w:noProof/>
               <w:kern w:val="2"/>
               <w:lang w:eastAsia="en-CA"/>
               <w14:ligatures w14:val="standardContextual"/>
@@ -1575,7 +1557,6 @@
             </w:tabs>
             <w:rPr>
               <w:rStyle w:val="Hyperlink"/>
-              <w:noProof/>
               <w:kern w:val="2"/>
               <w:lang w:eastAsia="en-CA"/>
               <w14:ligatures w14:val="standardContextual"/>
@@ -1629,7 +1610,6 @@
             </w:tabs>
             <w:rPr>
               <w:rStyle w:val="Hyperlink"/>
-              <w:noProof/>
               <w:kern w:val="2"/>
               <w:lang w:eastAsia="en-CA"/>
               <w14:ligatures w14:val="standardContextual"/>
@@ -1683,7 +1663,6 @@
             </w:tabs>
             <w:rPr>
               <w:rStyle w:val="Hyperlink"/>
-              <w:noProof/>
               <w:kern w:val="2"/>
               <w:lang w:eastAsia="en-CA"/>
               <w14:ligatures w14:val="standardContextual"/>
@@ -1737,7 +1716,6 @@
             </w:tabs>
             <w:rPr>
               <w:rStyle w:val="Hyperlink"/>
-              <w:noProof/>
               <w:kern w:val="2"/>
               <w:lang w:eastAsia="en-CA"/>
               <w14:ligatures w14:val="standardContextual"/>
@@ -1791,7 +1769,6 @@
             </w:tabs>
             <w:rPr>
               <w:rStyle w:val="Hyperlink"/>
-              <w:noProof/>
               <w:kern w:val="2"/>
               <w:lang w:eastAsia="en-CA"/>
               <w14:ligatures w14:val="standardContextual"/>
@@ -1845,7 +1822,6 @@
             </w:tabs>
             <w:rPr>
               <w:rStyle w:val="Hyperlink"/>
-              <w:noProof/>
               <w:kern w:val="2"/>
               <w:lang w:eastAsia="en-CA"/>
               <w14:ligatures w14:val="standardContextual"/>
@@ -1899,7 +1875,6 @@
             </w:tabs>
             <w:rPr>
               <w:rStyle w:val="Hyperlink"/>
-              <w:noProof/>
               <w:kern w:val="2"/>
               <w:lang w:eastAsia="en-CA"/>
               <w14:ligatures w14:val="standardContextual"/>
@@ -1953,7 +1928,6 @@
             </w:tabs>
             <w:rPr>
               <w:rStyle w:val="Hyperlink"/>
-              <w:noProof/>
               <w:kern w:val="2"/>
               <w:lang w:eastAsia="en-CA"/>
               <w14:ligatures w14:val="standardContextual"/>
@@ -2007,7 +1981,6 @@
             </w:tabs>
             <w:rPr>
               <w:rStyle w:val="Hyperlink"/>
-              <w:noProof/>
               <w:kern w:val="2"/>
               <w:lang w:eastAsia="en-CA"/>
               <w14:ligatures w14:val="standardContextual"/>
@@ -2168,13 +2141,11 @@
       <w:pPr>
         <w:rPr>
           <w:rFonts w:asciiTheme="majorHAnsi" w:eastAsiaTheme="majorEastAsia" w:hAnsiTheme="majorHAnsi" w:cstheme="majorBidi"/>
-          <w:lang w:val="fr-CA"/>
-        </w:rPr>
-      </w:pPr>
-      <w:r>
-        <w:rPr>
-          <w:rFonts w:asciiTheme="majorHAnsi" w:eastAsiaTheme="majorEastAsia" w:hAnsiTheme="majorHAnsi" w:cstheme="majorBidi"/>
-          <w:lang w:val="fr-CA"/>
+        </w:rPr>
+      </w:pPr>
+      <w:r>
+        <w:rPr>
+          <w:rFonts w:asciiTheme="majorHAnsi" w:eastAsiaTheme="majorEastAsia" w:hAnsiTheme="majorHAnsi" w:cstheme="majorBidi"/>
         </w:rPr>
         <w:br w:type="page"/>
       </w:r>
@@ -2182,22 +2153,13 @@
     <w:p>
       <w:pPr>
         <w:pStyle w:val="Heading1"/>
-        <w:rPr>
-          <w:lang w:val="fr-CA"/>
-        </w:rPr>
       </w:pPr>
       <w:bookmarkStart w:id="1" w:name="_Toc583254973"/>
       <w:r>
-        <w:rPr>
-          <w:lang w:val="fr-CA"/>
-        </w:rPr>
         <w:lastRenderedPageBreak/>
         <w:t xml:space="preserve">Document </w:t>
       </w:r>
       <w:r>
-        <w:rPr>
-          <w:lang w:val="fr-CA"/>
-        </w:rPr>
         <w:t>Overview</w:t>
       </w:r>
       <w:bookmarkEnd w:id="1"/>
@@ -2239,9 +2201,6 @@
     <w:p>
       <w:pPr>
         <w:pStyle w:val="Heading2"/>
-        <w:rPr>
-          <w:lang w:val="fr-CA"/>
-        </w:rPr>
       </w:pPr>
       <w:bookmarkStart w:id="3" w:name="_Toc1571580280"/>
       <w:r>
@@ -2458,26 +2417,6 @@
     </w:p>
     <w:p>
       <w:pPr>
-        <w:rPr>
-          <w:rFonts w:asciiTheme="majorHAnsi" w:eastAsiaTheme="majorEastAsia" w:hAnsiTheme="majorHAnsi" w:cstheme="majorBidi"/>
-        </w:rPr>
-      </w:pPr>
-      <w:r>
-        <w:rPr>
-          <w:rFonts w:asciiTheme="majorHAnsi" w:eastAsiaTheme="majorEastAsia" w:hAnsiTheme="majorHAnsi" w:cstheme="majorBidi"/>
-        </w:rPr>
-        <w:br w:type="page"/>
-      </w:r>
-    </w:p>
-    <w:p>
-      <w:pPr>
-        <w:rPr>
-          <w:rFonts w:asciiTheme="majorHAnsi" w:eastAsiaTheme="majorEastAsia" w:hAnsiTheme="majorHAnsi" w:cstheme="majorBidi"/>
-        </w:rPr>
-      </w:pPr>
-    </w:p>
-    <w:p>
-      <w:pPr>
         <w:pStyle w:val="Heading2"/>
       </w:pPr>
       <w:bookmarkStart w:id="6" w:name="_Toc152704869"/>
@@ -2560,15 +2499,38 @@
         </w:numPr>
         <w:rPr>
           <w:rFonts w:asciiTheme="majorHAnsi" w:eastAsiaTheme="majorEastAsia" w:hAnsiTheme="majorHAnsi" w:cstheme="majorBidi"/>
-          <w:highlight w:val="red"/>
-        </w:rPr>
-      </w:pPr>
-      <w:r>
-        <w:rPr>
-          <w:rFonts w:asciiTheme="majorHAnsi" w:eastAsiaTheme="majorEastAsia" w:hAnsiTheme="majorHAnsi" w:cstheme="majorBidi"/>
-          <w:highlight w:val="red"/>
-        </w:rPr>
-        <w:t>Check that you are in the AWS account used for the Dev Environment. Select ca-central-1 in the region selector when reviewing the related Step Functions, Glue, and Athena resources.</w:t>
+        </w:rPr>
+      </w:pPr>
+      <w:r>
+        <w:rPr>
+          <w:rFonts w:asciiTheme="majorHAnsi" w:eastAsiaTheme="majorEastAsia" w:hAnsiTheme="majorHAnsi" w:cstheme="majorBidi"/>
+        </w:rPr>
+        <w:t>In the search bar at the top of the AWS Console, search for S3.</w:t>
+      </w:r>
+    </w:p>
+    <w:p>
+      <w:pPr>
+        <w:rPr>
+          <w:rFonts w:asciiTheme="majorHAnsi" w:eastAsiaTheme="majorEastAsia" w:hAnsiTheme="majorHAnsi" w:cstheme="majorBidi"/>
+        </w:rPr>
+      </w:pPr>
+      <w:commentRangeStart w:id="7"/>
+      <w:r>
+        <w:rPr>
+          <w:rFonts w:asciiTheme="majorHAnsi" w:eastAsiaTheme="majorEastAsia" w:hAnsiTheme="majorHAnsi" w:cstheme="majorBidi"/>
+          <w:highlight w:val="yellow"/>
+        </w:rPr>
+        <w:t>&lt;SCREENSHOT&gt;</w:t>
+      </w:r>
+      <w:commentRangeEnd w:id="7"/>
+      <w:r>
+        <w:rPr>
+          <w:rStyle w:val="CommentReference"/>
+          <w:rFonts w:asciiTheme="majorHAnsi" w:eastAsiaTheme="majorEastAsia" w:hAnsiTheme="majorHAnsi" w:cstheme="majorBidi"/>
+          <w:sz w:val="22"/>
+          <w:szCs w:val="22"/>
+        </w:rPr>
+        <w:commentReference w:id="7"/>
       </w:r>
     </w:p>
     <w:p>
@@ -2582,12 +2544,36 @@
           <w:rFonts w:asciiTheme="majorHAnsi" w:eastAsiaTheme="majorEastAsia" w:hAnsiTheme="majorHAnsi" w:cstheme="majorBidi"/>
         </w:rPr>
       </w:pPr>
-      <w:commentRangeStart w:id="7"/>
-      <w:r>
-        <w:rPr>
-          <w:rFonts w:asciiTheme="majorHAnsi" w:eastAsiaTheme="majorEastAsia" w:hAnsiTheme="majorHAnsi" w:cstheme="majorBidi"/>
-        </w:rPr>
-        <w:t>In the search bar at the top of the AWS Console, search for S3.</w:t>
+      <w:r>
+        <w:rPr>
+          <w:rFonts w:asciiTheme="majorHAnsi" w:eastAsiaTheme="majorEastAsia" w:hAnsiTheme="majorHAnsi" w:cstheme="majorBidi"/>
+        </w:rPr>
+        <w:t>Select S3 from the search results.</w:t>
+      </w:r>
+    </w:p>
+    <w:p>
+      <w:pPr>
+        <w:rPr>
+          <w:rFonts w:asciiTheme="majorHAnsi" w:eastAsiaTheme="majorEastAsia" w:hAnsiTheme="majorHAnsi" w:cstheme="majorBidi"/>
+        </w:rPr>
+      </w:pPr>
+      <w:commentRangeStart w:id="8"/>
+      <w:r>
+        <w:rPr>
+          <w:rFonts w:asciiTheme="majorHAnsi" w:eastAsiaTheme="majorEastAsia" w:hAnsiTheme="majorHAnsi" w:cstheme="majorBidi"/>
+          <w:highlight w:val="yellow"/>
+        </w:rPr>
+        <w:t>&lt;SCREENSHOT&gt;</w:t>
+      </w:r>
+      <w:commentRangeEnd w:id="8"/>
+      <w:r>
+        <w:rPr>
+          <w:rStyle w:val="CommentReference"/>
+          <w:rFonts w:asciiTheme="majorHAnsi" w:eastAsiaTheme="majorEastAsia" w:hAnsiTheme="majorHAnsi" w:cstheme="majorBidi"/>
+          <w:sz w:val="22"/>
+          <w:szCs w:val="22"/>
+        </w:rPr>
+        <w:commentReference w:id="8"/>
       </w:r>
     </w:p>
     <w:p>
@@ -2605,17 +2591,21 @@
         <w:rPr>
           <w:rFonts w:asciiTheme="majorHAnsi" w:eastAsiaTheme="majorEastAsia" w:hAnsiTheme="majorHAnsi" w:cstheme="majorBidi"/>
         </w:rPr>
-        <w:t>Select S3 from the search results.</w:t>
-      </w:r>
-      <w:commentRangeEnd w:id="7"/>
-      <w:r>
-        <w:rPr>
-          <w:rStyle w:val="CommentReference"/>
-          <w:rFonts w:asciiTheme="majorHAnsi" w:eastAsiaTheme="majorEastAsia" w:hAnsiTheme="majorHAnsi" w:cstheme="majorBidi"/>
-          <w:sz w:val="22"/>
-          <w:szCs w:val="22"/>
-        </w:rPr>
-        <w:commentReference w:id="7"/>
+        <w:t>From the left navigation menu, select General purpose buckets. A list of buckets available to your account will be displayed.</w:t>
+      </w:r>
+    </w:p>
+    <w:p>
+      <w:pPr>
+        <w:rPr>
+          <w:rFonts w:asciiTheme="majorHAnsi" w:eastAsiaTheme="majorEastAsia" w:hAnsiTheme="majorHAnsi" w:cstheme="majorBidi"/>
+        </w:rPr>
+      </w:pPr>
+      <w:r>
+        <w:rPr>
+          <w:rFonts w:asciiTheme="majorHAnsi" w:eastAsiaTheme="majorEastAsia" w:hAnsiTheme="majorHAnsi" w:cstheme="majorBidi"/>
+          <w:highlight w:val="red"/>
+        </w:rPr>
+        <w:t>&lt;GO TO THE DEV ENVIRONMENT S3 BUCKET LIST AND IDENTIFY THE BUCKET AND PREFIX USED FOR AVMT4. CHECK THE spoke_path VALUE IN THE INPUT OF A dev1-kg01-avmt4-active-view-state-machine EXECUTION. RECORD THE EXACT BUCKET NAME AND PREFIX SHOWN THERE.&gt;</w:t>
       </w:r>
     </w:p>
     <w:p>
@@ -2629,24 +2619,36 @@
           <w:rFonts w:asciiTheme="majorHAnsi" w:eastAsiaTheme="majorEastAsia" w:hAnsiTheme="majorHAnsi" w:cstheme="majorBidi"/>
         </w:rPr>
       </w:pPr>
-      <w:r>
-        <w:rPr>
-          <w:rFonts w:asciiTheme="majorHAnsi" w:eastAsiaTheme="majorEastAsia" w:hAnsiTheme="majorHAnsi" w:cstheme="majorBidi"/>
-        </w:rPr>
-        <w:t>From the left navigation menu, select General purpose buckets. A list of buckets available to your account will be displayed.</w:t>
-      </w:r>
-    </w:p>
-    <w:p>
-      <w:pPr>
-        <w:rPr>
-          <w:rFonts w:asciiTheme="majorHAnsi" w:eastAsiaTheme="majorEastAsia" w:hAnsiTheme="majorHAnsi" w:cstheme="majorBidi"/>
-        </w:rPr>
-      </w:pPr>
-      <w:r>
-        <w:rPr>
-          <w:rFonts w:asciiTheme="majorHAnsi" w:eastAsiaTheme="majorEastAsia" w:hAnsiTheme="majorHAnsi" w:cstheme="majorBidi"/>
-        </w:rPr>
-        <w:t>&lt;GO TO THE DEV ENVIRONMENT S3 BUCKET LIST AND IDENTIFY THE BUCKET AND PREFIX USED FOR AVMT4. CHECK THE spoke_path VALUE IN THE INPUT OF A dev1-kg01-avmt4-active-view-state-machine EXECUTION. RECORD THE EXACT BUCKET NAME AND PREFIX SHOWN THERE.&gt;</w:t>
+      <w:commentRangeStart w:id="9"/>
+      <w:r>
+        <w:rPr>
+          <w:rFonts w:asciiTheme="majorHAnsi" w:eastAsiaTheme="majorEastAsia" w:hAnsiTheme="majorHAnsi" w:cstheme="majorBidi"/>
+        </w:rPr>
+        <w:t>From the State input of the State machine execution from step X above, obtain the spoke_path.</w:t>
+      </w:r>
+      <w:commentRangeEnd w:id="9"/>
+      <w:r>
+        <w:rPr>
+          <w:rStyle w:val="CommentReference"/>
+          <w:rFonts w:asciiTheme="majorHAnsi" w:eastAsiaTheme="majorEastAsia" w:hAnsiTheme="majorHAnsi" w:cstheme="majorBidi"/>
+          <w:sz w:val="22"/>
+          <w:szCs w:val="22"/>
+        </w:rPr>
+        <w:commentReference w:id="9"/>
+      </w:r>
+    </w:p>
+    <w:p>
+      <w:pPr>
+        <w:rPr>
+          <w:rFonts w:asciiTheme="majorHAnsi" w:eastAsiaTheme="majorEastAsia" w:hAnsiTheme="majorHAnsi" w:cstheme="majorBidi"/>
+        </w:rPr>
+      </w:pPr>
+      <w:r>
+        <w:rPr>
+          <w:rFonts w:asciiTheme="majorHAnsi" w:eastAsiaTheme="majorEastAsia" w:hAnsiTheme="majorHAnsi" w:cstheme="majorBidi"/>
+          <w:highlight w:val="yellow"/>
+        </w:rPr>
+        <w:t>spoke_path: s3://dev-kg01-pdp-lake-gpbucket-b7hvj3iz/bronze/avmt4/</w:t>
       </w:r>
     </w:p>
     <w:p>
@@ -2689,21 +2691,9 @@
       <w:r>
         <w:rPr>
           <w:rFonts w:asciiTheme="majorHAnsi" w:eastAsiaTheme="majorEastAsia" w:hAnsiTheme="majorHAnsi" w:cstheme="majorBidi"/>
+          <w:highlight w:val="red"/>
         </w:rPr>
         <w:t>S3 bucket name: &lt;CHECK AND INSERT THE EXACT BUCKET NAME USED BY spoke_path&gt;</w:t>
-      </w:r>
-    </w:p>
-    <w:p>
-      <w:pPr>
-        <w:rPr>
-          <w:rFonts w:asciiTheme="majorHAnsi" w:eastAsiaTheme="majorEastAsia" w:hAnsiTheme="majorHAnsi" w:cstheme="majorBidi"/>
-        </w:rPr>
-      </w:pPr>
-      <w:r>
-        <w:rPr>
-          <w:rFonts w:asciiTheme="majorHAnsi" w:eastAsiaTheme="majorEastAsia" w:hAnsiTheme="majorHAnsi" w:cstheme="majorBidi"/>
-        </w:rPr>
-        <w:t>S3 bucket region: &lt;CHECK THE BUCKET DETAILS AND INSERT THE REGION&gt;</w:t>
       </w:r>
     </w:p>
     <w:p>
@@ -2821,22 +2811,11 @@
           <w:rFonts w:asciiTheme="majorHAnsi" w:eastAsiaTheme="majorEastAsia" w:hAnsiTheme="majorHAnsi" w:cstheme="majorBidi"/>
         </w:rPr>
       </w:pPr>
-      <w:commentRangeStart w:id="8"/>
       <w:r>
         <w:rPr>
           <w:rFonts w:asciiTheme="majorHAnsi" w:eastAsiaTheme="majorEastAsia" w:hAnsiTheme="majorHAnsi" w:cstheme="majorBidi"/>
         </w:rPr>
         <w:t>Select an object within the relevant prefix to open its details page.</w:t>
-      </w:r>
-      <w:commentRangeEnd w:id="8"/>
-      <w:r>
-        <w:rPr>
-          <w:rStyle w:val="CommentReference"/>
-          <w:rFonts w:asciiTheme="majorHAnsi" w:eastAsiaTheme="majorEastAsia" w:hAnsiTheme="majorHAnsi" w:cstheme="majorBidi"/>
-          <w:sz w:val="22"/>
-          <w:szCs w:val="22"/>
-        </w:rPr>
-        <w:commentReference w:id="8"/>
       </w:r>
     </w:p>
     <w:p>
@@ -2854,6 +2833,7 @@
         <w:rPr>
           <w:rFonts w:asciiTheme="majorHAnsi" w:eastAsiaTheme="majorEastAsia" w:hAnsiTheme="majorHAnsi" w:cstheme="majorBidi"/>
         </w:rPr>
+        <w:lastRenderedPageBreak/>
         <w:t>Review the object name, S3 URI, size, last modified time, and storage class. The S3 URI identifies the specific object, whereas spoke_path may identify a broader prefix containing multiple objects.</w:t>
       </w:r>
     </w:p>
@@ -2867,7 +2847,6 @@
         <w:rPr>
           <w:rFonts w:asciiTheme="majorHAnsi" w:eastAsiaTheme="majorEastAsia" w:hAnsiTheme="majorHAnsi" w:cstheme="majorBidi"/>
         </w:rPr>
-        <w:lastRenderedPageBreak/>
         <w:t>&lt;SCREENSHOT showing an AVMT4 object details page with its S3 URI, size, and last modified time&gt;</w:t>
       </w:r>
     </w:p>
@@ -2968,21 +2947,336 @@
     </w:p>
     <w:p>
       <w:pPr>
-        <w:rPr>
-          <w:rFonts w:asciiTheme="majorHAnsi" w:eastAsiaTheme="majorEastAsia" w:hAnsiTheme="majorHAnsi" w:cstheme="majorBidi"/>
-        </w:rPr>
-      </w:pPr>
-    </w:p>
-    <w:p>
-      <w:pPr>
-        <w:rPr>
-          <w:rFonts w:asciiTheme="majorHAnsi" w:eastAsiaTheme="majorEastAsia" w:hAnsiTheme="majorHAnsi" w:cstheme="majorBidi"/>
-        </w:rPr>
-      </w:pPr>
-      <w:r>
-        <w:rPr>
-          <w:rFonts w:asciiTheme="majorHAnsi" w:eastAsiaTheme="majorEastAsia" w:hAnsiTheme="majorHAnsi" w:cstheme="majorBidi"/>
-        </w:rPr>
+        <w:pStyle w:val="Heading2"/>
+      </w:pPr>
+      <w:r>
+        <w:t>The steps to create a bucket</w:t>
+      </w:r>
+    </w:p>
+    <w:p>
+      <w:pPr>
+        <w:pStyle w:val="ListParagraph"/>
+        <w:numPr>
+          <w:ilvl w:val="0"/>
+          <w:numId w:val="23"/>
+        </w:numPr>
+        <w:rPr>
+          <w:rFonts w:asciiTheme="majorHAnsi" w:eastAsiaTheme="majorEastAsia" w:hAnsiTheme="majorHAnsi" w:cstheme="majorBidi"/>
+        </w:rPr>
+      </w:pPr>
+      <w:r>
+        <w:rPr>
+          <w:rFonts w:asciiTheme="majorHAnsi" w:eastAsiaTheme="majorEastAsia" w:hAnsiTheme="majorHAnsi" w:cstheme="majorBidi"/>
+        </w:rPr>
+        <w:t>Sign in to the AWS Management Console.</w:t>
+      </w:r>
+    </w:p>
+    <w:p>
+      <w:pPr>
+        <w:pStyle w:val="ListParagraph"/>
+        <w:numPr>
+          <w:ilvl w:val="0"/>
+          <w:numId w:val="23"/>
+        </w:numPr>
+        <w:rPr>
+          <w:rFonts w:asciiTheme="majorHAnsi" w:eastAsiaTheme="majorEastAsia" w:hAnsiTheme="majorHAnsi" w:cstheme="majorBidi"/>
+        </w:rPr>
+      </w:pPr>
+      <w:r>
+        <w:rPr>
+          <w:rFonts w:asciiTheme="majorHAnsi" w:eastAsiaTheme="majorEastAsia" w:hAnsiTheme="majorHAnsi" w:cstheme="majorBidi"/>
+        </w:rPr>
+        <w:t>In the search bar at the top of the AWS Console, search for S3.</w:t>
+      </w:r>
+    </w:p>
+    <w:p>
+      <w:pPr>
+        <w:pStyle w:val="ListParagraph"/>
+        <w:numPr>
+          <w:ilvl w:val="0"/>
+          <w:numId w:val="23"/>
+        </w:numPr>
+        <w:rPr>
+          <w:rFonts w:asciiTheme="majorHAnsi" w:eastAsiaTheme="majorEastAsia" w:hAnsiTheme="majorHAnsi" w:cstheme="majorBidi"/>
+        </w:rPr>
+      </w:pPr>
+      <w:r>
+        <w:rPr>
+          <w:rFonts w:asciiTheme="majorHAnsi" w:eastAsiaTheme="majorEastAsia" w:hAnsiTheme="majorHAnsi" w:cstheme="majorBidi"/>
+        </w:rPr>
+        <w:t>Select S3 from the search results.</w:t>
+      </w:r>
+    </w:p>
+    <w:p>
+      <w:pPr>
+        <w:pStyle w:val="ListParagraph"/>
+        <w:numPr>
+          <w:ilvl w:val="0"/>
+          <w:numId w:val="23"/>
+        </w:numPr>
+        <w:rPr>
+          <w:rFonts w:asciiTheme="majorHAnsi" w:eastAsiaTheme="majorEastAsia" w:hAnsiTheme="majorHAnsi" w:cstheme="majorBidi"/>
+        </w:rPr>
+      </w:pPr>
+      <w:r>
+        <w:rPr>
+          <w:rFonts w:asciiTheme="majorHAnsi" w:eastAsiaTheme="majorEastAsia" w:hAnsiTheme="majorHAnsi" w:cstheme="majorBidi"/>
+        </w:rPr>
+        <w:t>From the left navigation menu, select General purpose buckets. A list of buckets available to your account will be displayed.</w:t>
+      </w:r>
+    </w:p>
+    <w:p>
+      <w:pPr>
+        <w:pStyle w:val="ListParagraph"/>
+        <w:numPr>
+          <w:ilvl w:val="0"/>
+          <w:numId w:val="23"/>
+        </w:numPr>
+        <w:rPr>
+          <w:rFonts w:asciiTheme="majorHAnsi" w:eastAsiaTheme="majorEastAsia" w:hAnsiTheme="majorHAnsi" w:cstheme="majorBidi"/>
+        </w:rPr>
+      </w:pPr>
+      <w:r>
+        <w:rPr>
+          <w:rFonts w:asciiTheme="majorHAnsi" w:eastAsiaTheme="majorEastAsia" w:hAnsiTheme="majorHAnsi" w:cstheme="majorBidi"/>
+        </w:rPr>
+        <w:t xml:space="preserve">Click Create bucket. </w:t>
+      </w:r>
+    </w:p>
+    <w:p>
+      <w:pPr>
+        <w:pStyle w:val="ListParagraph"/>
+        <w:numPr>
+          <w:ilvl w:val="0"/>
+          <w:numId w:val="23"/>
+        </w:numPr>
+        <w:rPr>
+          <w:rFonts w:asciiTheme="majorHAnsi" w:eastAsiaTheme="majorEastAsia" w:hAnsiTheme="majorHAnsi" w:cstheme="majorBidi"/>
+        </w:rPr>
+      </w:pPr>
+      <w:r>
+        <w:rPr>
+          <w:rFonts w:asciiTheme="majorHAnsi" w:eastAsiaTheme="majorEastAsia" w:hAnsiTheme="majorHAnsi" w:cstheme="majorBidi"/>
+        </w:rPr>
+        <w:t>Under Bucket type, select General purpose.</w:t>
+      </w:r>
+    </w:p>
+    <w:p>
+      <w:pPr>
+        <w:pStyle w:val="ListParagraph"/>
+        <w:numPr>
+          <w:ilvl w:val="0"/>
+          <w:numId w:val="23"/>
+        </w:numPr>
+        <w:rPr>
+          <w:rFonts w:asciiTheme="majorHAnsi" w:eastAsiaTheme="majorEastAsia" w:hAnsiTheme="majorHAnsi" w:cstheme="majorBidi"/>
+        </w:rPr>
+      </w:pPr>
+      <w:r>
+        <w:rPr>
+          <w:rFonts w:asciiTheme="majorHAnsi" w:eastAsiaTheme="majorEastAsia" w:hAnsiTheme="majorHAnsi" w:cstheme="majorBidi"/>
+        </w:rPr>
+        <w:t xml:space="preserve">Enter a globally unique bucket name. </w:t>
+      </w:r>
+      <w:r>
+        <w:rPr>
+          <w:rFonts w:asciiTheme="majorHAnsi" w:eastAsiaTheme="majorEastAsia" w:hAnsiTheme="majorHAnsi" w:cstheme="majorBidi"/>
+        </w:rPr>
+        <w:t>Use your user ID as a prefix eg “-ABC123”</w:t>
+      </w:r>
+    </w:p>
+    <w:p>
+      <w:pPr>
+        <w:pStyle w:val="ListParagraph"/>
+        <w:numPr>
+          <w:ilvl w:val="0"/>
+          <w:numId w:val="23"/>
+        </w:numPr>
+        <w:rPr>
+          <w:rFonts w:asciiTheme="majorHAnsi" w:eastAsiaTheme="majorEastAsia" w:hAnsiTheme="majorHAnsi" w:cstheme="majorBidi"/>
+        </w:rPr>
+      </w:pPr>
+      <w:r>
+        <w:rPr>
+          <w:rFonts w:asciiTheme="majorHAnsi" w:eastAsiaTheme="majorEastAsia" w:hAnsiTheme="majorHAnsi" w:cstheme="majorBidi"/>
+        </w:rPr>
+        <w:t xml:space="preserve">Ensure the bucket name: </w:t>
+      </w:r>
+    </w:p>
+    <w:p>
+      <w:pPr>
+        <w:pStyle w:val="ListParagraph"/>
+        <w:numPr>
+          <w:ilvl w:val="1"/>
+          <w:numId w:val="23"/>
+        </w:numPr>
+        <w:rPr>
+          <w:rFonts w:asciiTheme="majorHAnsi" w:eastAsiaTheme="majorEastAsia" w:hAnsiTheme="majorHAnsi" w:cstheme="majorBidi"/>
+        </w:rPr>
+      </w:pPr>
+      <w:r>
+        <w:rPr>
+          <w:rFonts w:asciiTheme="majorHAnsi" w:eastAsiaTheme="majorEastAsia" w:hAnsiTheme="majorHAnsi" w:cstheme="majorBidi"/>
+        </w:rPr>
+        <w:t>Uses only lowercase letters, numbers, periods (.), and hyphens (-).</w:t>
+      </w:r>
+    </w:p>
+    <w:p>
+      <w:pPr>
+        <w:pStyle w:val="ListParagraph"/>
+        <w:numPr>
+          <w:ilvl w:val="1"/>
+          <w:numId w:val="23"/>
+        </w:numPr>
+        <w:rPr>
+          <w:rFonts w:asciiTheme="majorHAnsi" w:eastAsiaTheme="majorEastAsia" w:hAnsiTheme="majorHAnsi" w:cstheme="majorBidi"/>
+        </w:rPr>
+      </w:pPr>
+      <w:r>
+        <w:rPr>
+          <w:rFonts w:asciiTheme="majorHAnsi" w:eastAsiaTheme="majorEastAsia" w:hAnsiTheme="majorHAnsi" w:cstheme="majorBidi"/>
+        </w:rPr>
+        <w:t>Is between 3 and 63 characters long.</w:t>
+      </w:r>
+    </w:p>
+    <w:p>
+      <w:pPr>
+        <w:pStyle w:val="ListParagraph"/>
+        <w:numPr>
+          <w:ilvl w:val="1"/>
+          <w:numId w:val="23"/>
+        </w:numPr>
+        <w:rPr>
+          <w:rFonts w:asciiTheme="majorHAnsi" w:eastAsiaTheme="majorEastAsia" w:hAnsiTheme="majorHAnsi" w:cstheme="majorBidi"/>
+        </w:rPr>
+      </w:pPr>
+      <w:r>
+        <w:rPr>
+          <w:rFonts w:asciiTheme="majorHAnsi" w:eastAsiaTheme="majorEastAsia" w:hAnsiTheme="majorHAnsi" w:cstheme="majorBidi"/>
+        </w:rPr>
+        <w:t>Does not contain spaces or uppercase letters.</w:t>
+      </w:r>
+    </w:p>
+    <w:p>
+      <w:pPr>
+        <w:pStyle w:val="ListParagraph"/>
+        <w:numPr>
+          <w:ilvl w:val="0"/>
+          <w:numId w:val="23"/>
+        </w:numPr>
+        <w:rPr>
+          <w:rFonts w:asciiTheme="majorHAnsi" w:eastAsiaTheme="majorEastAsia" w:hAnsiTheme="majorHAnsi" w:cstheme="majorBidi"/>
+        </w:rPr>
+      </w:pPr>
+      <w:r>
+        <w:rPr>
+          <w:rFonts w:asciiTheme="majorHAnsi" w:eastAsiaTheme="majorEastAsia" w:hAnsiTheme="majorHAnsi" w:cstheme="majorBidi"/>
+        </w:rPr>
+        <w:t>Leave all other options as default values.</w:t>
+      </w:r>
+    </w:p>
+    <w:p>
+      <w:pPr>
+        <w:pStyle w:val="ListParagraph"/>
+        <w:numPr>
+          <w:ilvl w:val="0"/>
+          <w:numId w:val="23"/>
+        </w:numPr>
+        <w:rPr>
+          <w:rFonts w:asciiTheme="majorHAnsi" w:eastAsiaTheme="majorEastAsia" w:hAnsiTheme="majorHAnsi" w:cstheme="majorBidi"/>
+        </w:rPr>
+      </w:pPr>
+      <w:r>
+        <w:rPr>
+          <w:rFonts w:asciiTheme="majorHAnsi" w:eastAsiaTheme="majorEastAsia" w:hAnsiTheme="majorHAnsi" w:cstheme="majorBidi"/>
+        </w:rPr>
+        <w:t>Click Create bucket.</w:t>
+      </w:r>
+    </w:p>
+    <w:p>
+      <w:pPr>
+        <w:pStyle w:val="ListParagraph"/>
+        <w:numPr>
+          <w:ilvl w:val="0"/>
+          <w:numId w:val="23"/>
+        </w:numPr>
+        <w:rPr>
+          <w:rFonts w:asciiTheme="majorHAnsi" w:eastAsiaTheme="majorEastAsia" w:hAnsiTheme="majorHAnsi" w:cstheme="majorBidi"/>
+        </w:rPr>
+      </w:pPr>
+      <w:r>
+        <w:rPr>
+          <w:rFonts w:asciiTheme="majorHAnsi" w:eastAsiaTheme="majorEastAsia" w:hAnsiTheme="majorHAnsi" w:cstheme="majorBidi"/>
+        </w:rPr>
+        <w:t>Confirm the bucket appears in the S3 bucket list.</w:t>
+      </w:r>
+    </w:p>
+    <w:p>
+      <w:pPr>
+        <w:pStyle w:val="ListParagraph"/>
+        <w:numPr>
+          <w:ilvl w:val="0"/>
+          <w:numId w:val="23"/>
+        </w:numPr>
+        <w:rPr>
+          <w:rFonts w:asciiTheme="majorHAnsi" w:eastAsiaTheme="majorEastAsia" w:hAnsiTheme="majorHAnsi" w:cstheme="majorBidi"/>
+        </w:rPr>
+      </w:pPr>
+      <w:r>
+        <w:rPr>
+          <w:rFonts w:asciiTheme="majorHAnsi" w:eastAsiaTheme="majorEastAsia" w:hAnsiTheme="majorHAnsi" w:cstheme="majorBidi"/>
+        </w:rPr>
+        <w:t>Open the newly created bucket.</w:t>
+      </w:r>
+    </w:p>
+    <w:p>
+      <w:pPr>
+        <w:pStyle w:val="ListParagraph"/>
+        <w:numPr>
+          <w:ilvl w:val="0"/>
+          <w:numId w:val="23"/>
+        </w:numPr>
+        <w:rPr>
+          <w:rFonts w:asciiTheme="majorHAnsi" w:eastAsiaTheme="majorEastAsia" w:hAnsiTheme="majorHAnsi" w:cstheme="majorBidi"/>
+        </w:rPr>
+      </w:pPr>
+      <w:r>
+        <w:rPr>
+          <w:rFonts w:asciiTheme="majorHAnsi" w:eastAsiaTheme="majorEastAsia" w:hAnsiTheme="majorHAnsi" w:cstheme="majorBidi"/>
+        </w:rPr>
+        <w:t>Create any required prefixes such as raw/, processed/, archive/, or logs/</w:t>
+      </w:r>
+      <w:r>
+        <w:rPr>
+          <w:rFonts w:asciiTheme="majorHAnsi" w:eastAsiaTheme="majorEastAsia" w:hAnsiTheme="majorHAnsi" w:cstheme="majorBidi"/>
+        </w:rPr>
+        <w:t xml:space="preserve"> by clicking Create folder and specifying the prefix folder name</w:t>
+      </w:r>
+      <w:r>
+        <w:rPr>
+          <w:rFonts w:asciiTheme="majorHAnsi" w:eastAsiaTheme="majorEastAsia" w:hAnsiTheme="majorHAnsi" w:cstheme="majorBidi"/>
+        </w:rPr>
+        <w:t>.</w:t>
+      </w:r>
+    </w:p>
+    <w:p>
+      <w:pPr>
+        <w:rPr>
+          <w:rFonts w:asciiTheme="majorHAnsi" w:eastAsiaTheme="majorEastAsia" w:hAnsiTheme="majorHAnsi" w:cstheme="majorBidi"/>
+        </w:rPr>
+      </w:pPr>
+    </w:p>
+    <w:p>
+      <w:pPr>
+        <w:rPr>
+          <w:rFonts w:asciiTheme="majorHAnsi" w:eastAsiaTheme="majorEastAsia" w:hAnsiTheme="majorHAnsi" w:cstheme="majorBidi"/>
+        </w:rPr>
+      </w:pPr>
+      <w:r>
+        <w:rPr>
+          <w:rFonts w:asciiTheme="majorHAnsi" w:eastAsiaTheme="majorEastAsia" w:hAnsiTheme="majorHAnsi" w:cstheme="majorBidi"/>
+        </w:rPr>
+        <w:lastRenderedPageBreak/>
         <w:br w:type="page"/>
       </w:r>
     </w:p>
@@ -3030,15 +3324,38 @@
         </w:numPr>
         <w:rPr>
           <w:rFonts w:asciiTheme="majorHAnsi" w:eastAsiaTheme="majorEastAsia" w:hAnsiTheme="majorHAnsi" w:cstheme="majorBidi"/>
-          <w:highlight w:val="red"/>
-        </w:rPr>
-      </w:pPr>
-      <w:r>
-        <w:rPr>
-          <w:rFonts w:asciiTheme="majorHAnsi" w:eastAsiaTheme="majorEastAsia" w:hAnsiTheme="majorHAnsi" w:cstheme="majorBidi"/>
-          <w:highlight w:val="red"/>
-        </w:rPr>
-        <w:t>Check that you are in the AWS account and region containing the AVMT4 resources.</w:t>
+        </w:rPr>
+      </w:pPr>
+      <w:r>
+        <w:rPr>
+          <w:rFonts w:asciiTheme="majorHAnsi" w:eastAsiaTheme="majorEastAsia" w:hAnsiTheme="majorHAnsi" w:cstheme="majorBidi"/>
+        </w:rPr>
+        <w:t>In the search bar at the top of the AWS Console, search for Athena.</w:t>
+      </w:r>
+    </w:p>
+    <w:p>
+      <w:pPr>
+        <w:rPr>
+          <w:rFonts w:asciiTheme="majorHAnsi" w:eastAsiaTheme="majorEastAsia" w:hAnsiTheme="majorHAnsi" w:cstheme="majorBidi"/>
+        </w:rPr>
+      </w:pPr>
+      <w:commentRangeStart w:id="10"/>
+      <w:r>
+        <w:rPr>
+          <w:rFonts w:asciiTheme="majorHAnsi" w:eastAsiaTheme="majorEastAsia" w:hAnsiTheme="majorHAnsi" w:cstheme="majorBidi"/>
+          <w:highlight w:val="yellow"/>
+        </w:rPr>
+        <w:t>&lt;SCREENSHOT&gt;</w:t>
+      </w:r>
+      <w:commentRangeEnd w:id="10"/>
+      <w:r>
+        <w:rPr>
+          <w:rStyle w:val="CommentReference"/>
+          <w:rFonts w:asciiTheme="majorHAnsi" w:eastAsiaTheme="majorEastAsia" w:hAnsiTheme="majorHAnsi" w:cstheme="majorBidi"/>
+          <w:sz w:val="22"/>
+          <w:szCs w:val="22"/>
+        </w:rPr>
+        <w:commentReference w:id="10"/>
       </w:r>
     </w:p>
     <w:p>
@@ -3056,7 +3373,32 @@
         <w:rPr>
           <w:rFonts w:asciiTheme="majorHAnsi" w:eastAsiaTheme="majorEastAsia" w:hAnsiTheme="majorHAnsi" w:cstheme="majorBidi"/>
         </w:rPr>
-        <w:t>In the search bar at the top of the AWS Console, search for Athena.</w:t>
+        <w:t>Select Amazon Athena from the search results.</w:t>
+      </w:r>
+    </w:p>
+    <w:p>
+      <w:pPr>
+        <w:rPr>
+          <w:rFonts w:asciiTheme="majorHAnsi" w:eastAsiaTheme="majorEastAsia" w:hAnsiTheme="majorHAnsi" w:cstheme="majorBidi"/>
+        </w:rPr>
+      </w:pPr>
+      <w:commentRangeStart w:id="11"/>
+      <w:r>
+        <w:rPr>
+          <w:rFonts w:asciiTheme="majorHAnsi" w:eastAsiaTheme="majorEastAsia" w:hAnsiTheme="majorHAnsi" w:cstheme="majorBidi"/>
+          <w:highlight w:val="yellow"/>
+        </w:rPr>
+        <w:t>&lt;SCREENSHOT&gt;</w:t>
+      </w:r>
+      <w:commentRangeEnd w:id="11"/>
+      <w:r>
+        <w:rPr>
+          <w:rStyle w:val="CommentReference"/>
+          <w:rFonts w:asciiTheme="majorHAnsi" w:eastAsiaTheme="majorEastAsia" w:hAnsiTheme="majorHAnsi" w:cstheme="majorBidi"/>
+          <w:sz w:val="22"/>
+          <w:szCs w:val="22"/>
+        </w:rPr>
+        <w:commentReference w:id="11"/>
       </w:r>
     </w:p>
     <w:p>
@@ -3074,7 +3416,20 @@
         <w:rPr>
           <w:rFonts w:asciiTheme="majorHAnsi" w:eastAsiaTheme="majorEastAsia" w:hAnsiTheme="majorHAnsi" w:cstheme="majorBidi"/>
         </w:rPr>
-        <w:t>Select Amazon Athena from the search results.</w:t>
+        <w:t>Select Query editor.</w:t>
+      </w:r>
+    </w:p>
+    <w:p>
+      <w:pPr>
+        <w:rPr>
+          <w:rFonts w:asciiTheme="majorHAnsi" w:eastAsiaTheme="majorEastAsia" w:hAnsiTheme="majorHAnsi" w:cstheme="majorBidi"/>
+        </w:rPr>
+      </w:pPr>
+      <w:r>
+        <w:rPr>
+          <w:rFonts w:asciiTheme="majorHAnsi" w:eastAsiaTheme="majorEastAsia" w:hAnsiTheme="majorHAnsi" w:cstheme="majorBidi"/>
+        </w:rPr>
+        <w:t>&lt;SCREENSHOT showing the Athena Query editor&gt;</w:t>
       </w:r>
     </w:p>
     <w:p>
@@ -3086,26 +3441,74 @@
         </w:numPr>
         <w:rPr>
           <w:rFonts w:asciiTheme="majorHAnsi" w:eastAsiaTheme="majorEastAsia" w:hAnsiTheme="majorHAnsi" w:cstheme="majorBidi"/>
-        </w:rPr>
-      </w:pPr>
-      <w:r>
-        <w:rPr>
-          <w:rFonts w:asciiTheme="majorHAnsi" w:eastAsiaTheme="majorEastAsia" w:hAnsiTheme="majorHAnsi" w:cstheme="majorBidi"/>
-        </w:rPr>
-        <w:t>Select Query editor.</w:t>
-      </w:r>
-    </w:p>
-    <w:p>
-      <w:pPr>
-        <w:rPr>
-          <w:rFonts w:asciiTheme="majorHAnsi" w:eastAsiaTheme="majorEastAsia" w:hAnsiTheme="majorHAnsi" w:cstheme="majorBidi"/>
-        </w:rPr>
-      </w:pPr>
-      <w:r>
-        <w:rPr>
-          <w:rFonts w:asciiTheme="majorHAnsi" w:eastAsiaTheme="majorEastAsia" w:hAnsiTheme="majorHAnsi" w:cstheme="majorBidi"/>
-        </w:rPr>
-        <w:t>&lt;SCREENSHOT showing the Athena Query editor&gt;</w:t>
+          <w:highlight w:val="red"/>
+        </w:rPr>
+      </w:pPr>
+      <w:commentRangeStart w:id="12"/>
+      <w:commentRangeStart w:id="13"/>
+      <w:r>
+        <w:rPr>
+          <w:rFonts w:asciiTheme="majorHAnsi" w:eastAsiaTheme="majorEastAsia" w:hAnsiTheme="majorHAnsi" w:cstheme="majorBidi"/>
+          <w:highlight w:val="red"/>
+        </w:rPr>
+        <w:t>At the top of the query editor, review the selected workgroup. A workgroup controls settings for the queries run through it, which may include the S3 location for query results.</w:t>
+      </w:r>
+      <w:commentRangeEnd w:id="12"/>
+      <w:r>
+        <w:rPr>
+          <w:rStyle w:val="CommentReference"/>
+          <w:rFonts w:asciiTheme="majorHAnsi" w:eastAsiaTheme="majorEastAsia" w:hAnsiTheme="majorHAnsi" w:cstheme="majorBidi"/>
+          <w:sz w:val="22"/>
+          <w:szCs w:val="22"/>
+          <w:highlight w:val="red"/>
+        </w:rPr>
+        <w:commentReference w:id="12"/>
+      </w:r>
+      <w:commentRangeEnd w:id="13"/>
+      <w:r>
+        <w:rPr>
+          <w:rStyle w:val="CommentReference"/>
+          <w:rFonts w:asciiTheme="majorHAnsi" w:eastAsiaTheme="majorEastAsia" w:hAnsiTheme="majorHAnsi" w:cstheme="majorBidi"/>
+          <w:sz w:val="22"/>
+          <w:szCs w:val="22"/>
+          <w:highlight w:val="red"/>
+        </w:rPr>
+        <w:commentReference w:id="13"/>
+      </w:r>
+    </w:p>
+    <w:p>
+      <w:pPr>
+        <w:rPr>
+          <w:rFonts w:asciiTheme="majorHAnsi" w:eastAsiaTheme="majorEastAsia" w:hAnsiTheme="majorHAnsi" w:cstheme="majorBidi"/>
+          <w:highlight w:val="red"/>
+        </w:rPr>
+      </w:pPr>
+      <w:r>
+        <w:rPr>
+          <w:rFonts w:asciiTheme="majorHAnsi" w:eastAsiaTheme="majorEastAsia" w:hAnsiTheme="majorHAnsi" w:cstheme="majorBidi"/>
+          <w:highlight w:val="red"/>
+        </w:rPr>
+        <w:t>&lt;GO TO ATHENA AND CONFIRM THE WORKGROUP THAT PDP DEVELOPERS USE FOR AVMT4 IN THE DEV ENVIRONMENT. INSERT ITS EXACT NAME.&gt;</w:t>
+      </w:r>
+    </w:p>
+    <w:p>
+      <w:pPr>
+        <w:pStyle w:val="ListParagraph"/>
+        <w:numPr>
+          <w:ilvl w:val="0"/>
+          <w:numId w:val="16"/>
+        </w:numPr>
+        <w:rPr>
+          <w:rFonts w:asciiTheme="majorHAnsi" w:eastAsiaTheme="majorEastAsia" w:hAnsiTheme="majorHAnsi" w:cstheme="majorBidi"/>
+          <w:highlight w:val="red"/>
+        </w:rPr>
+      </w:pPr>
+      <w:r>
+        <w:rPr>
+          <w:rFonts w:asciiTheme="majorHAnsi" w:eastAsiaTheme="majorEastAsia" w:hAnsiTheme="majorHAnsi" w:cstheme="majorBidi"/>
+          <w:highlight w:val="red"/>
+        </w:rPr>
+        <w:t>Workgroup: &lt;INSERT THE VERIFIED WORKGROUP NAME&gt;</w:t>
       </w:r>
     </w:p>
     <w:p>
@@ -3119,46 +3522,58 @@
           <w:rFonts w:asciiTheme="majorHAnsi" w:eastAsiaTheme="majorEastAsia" w:hAnsiTheme="majorHAnsi" w:cstheme="majorBidi"/>
         </w:rPr>
       </w:pPr>
-      <w:commentRangeStart w:id="9"/>
-      <w:commentRangeStart w:id="10"/>
-      <w:r>
-        <w:rPr>
-          <w:rFonts w:asciiTheme="majorHAnsi" w:eastAsiaTheme="majorEastAsia" w:hAnsiTheme="majorHAnsi" w:cstheme="majorBidi"/>
-        </w:rPr>
-        <w:t>At the top of the query editor, review the selected workgroup. A workgroup controls settings for the queries run through it, which may include the S3 location for query results.</w:t>
-      </w:r>
-      <w:commentRangeEnd w:id="9"/>
-      <w:r>
-        <w:rPr>
-          <w:rStyle w:val="CommentReference"/>
-          <w:rFonts w:asciiTheme="majorHAnsi" w:eastAsiaTheme="majorEastAsia" w:hAnsiTheme="majorHAnsi" w:cstheme="majorBidi"/>
-          <w:sz w:val="22"/>
-          <w:szCs w:val="22"/>
-        </w:rPr>
-        <w:commentReference w:id="9"/>
-      </w:r>
-      <w:commentRangeEnd w:id="10"/>
-      <w:r>
-        <w:rPr>
-          <w:rStyle w:val="CommentReference"/>
-          <w:rFonts w:asciiTheme="majorHAnsi" w:eastAsiaTheme="majorEastAsia" w:hAnsiTheme="majorHAnsi" w:cstheme="majorBidi"/>
-          <w:sz w:val="22"/>
-          <w:szCs w:val="22"/>
-        </w:rPr>
-        <w:commentReference w:id="10"/>
-      </w:r>
-    </w:p>
-    <w:p>
-      <w:pPr>
-        <w:rPr>
-          <w:rFonts w:asciiTheme="majorHAnsi" w:eastAsiaTheme="majorEastAsia" w:hAnsiTheme="majorHAnsi" w:cstheme="majorBidi"/>
-        </w:rPr>
-      </w:pPr>
-      <w:r>
-        <w:rPr>
-          <w:rFonts w:asciiTheme="majorHAnsi" w:eastAsiaTheme="majorEastAsia" w:hAnsiTheme="majorHAnsi" w:cstheme="majorBidi"/>
-        </w:rPr>
-        <w:t>&lt;GO TO ATHENA AND CONFIRM THE WORKGROUP THAT PDP DEVELOPERS USE FOR AVMT4 IN THE DEV ENVIRONMENT. INSERT ITS EXACT NAME.&gt;</w:t>
+      <w:r>
+        <w:rPr>
+          <w:rFonts w:asciiTheme="majorHAnsi" w:eastAsiaTheme="majorEastAsia" w:hAnsiTheme="majorHAnsi" w:cstheme="majorBidi"/>
+        </w:rPr>
+        <w:t>In the query editor, select the data source, catalog, and database that contain the table you need to inspect.</w:t>
+      </w:r>
+    </w:p>
+    <w:p>
+      <w:pPr>
+        <w:rPr>
+          <w:rFonts w:asciiTheme="majorHAnsi" w:eastAsiaTheme="majorEastAsia" w:hAnsiTheme="majorHAnsi" w:cstheme="majorBidi"/>
+        </w:rPr>
+      </w:pPr>
+      <w:r>
+        <w:rPr>
+          <w:rFonts w:asciiTheme="majorHAnsi" w:eastAsiaTheme="majorEastAsia" w:hAnsiTheme="majorHAnsi" w:cstheme="majorBidi"/>
+        </w:rPr>
+        <w:t xml:space="preserve">For tables stored in the AWS Glue Data Catalog, the data source is commonly AwsDataCatalog. </w:t>
+      </w:r>
+      <w:r>
+        <w:rPr>
+          <w:rFonts w:asciiTheme="majorHAnsi" w:eastAsiaTheme="majorEastAsia" w:hAnsiTheme="majorHAnsi" w:cstheme="majorBidi"/>
+          <w:highlight w:val="yellow"/>
+        </w:rPr>
+        <w:t>Confirm the selection shown in the PDP account.</w:t>
+      </w:r>
+    </w:p>
+    <w:p>
+      <w:pPr>
+        <w:rPr>
+          <w:rFonts w:asciiTheme="majorHAnsi" w:eastAsiaTheme="majorEastAsia" w:hAnsiTheme="majorHAnsi" w:cstheme="majorBidi"/>
+        </w:rPr>
+      </w:pPr>
+      <w:r>
+        <w:rPr>
+          <w:rFonts w:asciiTheme="majorHAnsi" w:eastAsiaTheme="majorEastAsia" w:hAnsiTheme="majorHAnsi" w:cstheme="majorBidi"/>
+        </w:rPr>
+        <w:t>&lt;SCREENSHOT showing the selected workgroup, data source, catalog, and database&gt;</w:t>
+      </w:r>
+    </w:p>
+    <w:p>
+      <w:pPr>
+        <w:rPr>
+          <w:rFonts w:asciiTheme="majorHAnsi" w:eastAsiaTheme="majorEastAsia" w:hAnsiTheme="majorHAnsi" w:cstheme="majorBidi"/>
+        </w:rPr>
+      </w:pPr>
+      <w:r>
+        <w:rPr>
+          <w:rFonts w:asciiTheme="majorHAnsi" w:eastAsiaTheme="majorEastAsia" w:hAnsiTheme="majorHAnsi" w:cstheme="majorBidi"/>
+          <w:highlight w:val="yellow"/>
+        </w:rPr>
+        <w:t>target_database: dev1_kg01_bronze_avmt4_gluedb</w:t>
       </w:r>
     </w:p>
     <w:p>
@@ -3176,7 +3591,82 @@
         <w:rPr>
           <w:rFonts w:asciiTheme="majorHAnsi" w:eastAsiaTheme="majorEastAsia" w:hAnsiTheme="majorHAnsi" w:cstheme="majorBidi"/>
         </w:rPr>
-        <w:t>Workgroup: &lt;INSERT THE VERIFIED WORKGROUP NAME&gt;</w:t>
+        <w:t>Data source: &lt;CHECK AND INSERT THE SELECTED DATA SOURCE&gt;</w:t>
+      </w:r>
+    </w:p>
+    <w:p>
+      <w:pPr>
+        <w:pStyle w:val="ListParagraph"/>
+        <w:numPr>
+          <w:ilvl w:val="0"/>
+          <w:numId w:val="16"/>
+        </w:numPr>
+        <w:rPr>
+          <w:rFonts w:asciiTheme="majorHAnsi" w:eastAsiaTheme="majorEastAsia" w:hAnsiTheme="majorHAnsi" w:cstheme="majorBidi"/>
+        </w:rPr>
+      </w:pPr>
+      <w:r>
+        <w:rPr>
+          <w:rFonts w:asciiTheme="majorHAnsi" w:eastAsiaTheme="majorEastAsia" w:hAnsiTheme="majorHAnsi" w:cstheme="majorBidi"/>
+        </w:rPr>
+        <w:t>Catalog: &lt;CHECK AND INSERT THE SELECTED CATALOG&gt;</w:t>
+      </w:r>
+    </w:p>
+    <w:p>
+      <w:pPr>
+        <w:pStyle w:val="ListParagraph"/>
+        <w:numPr>
+          <w:ilvl w:val="0"/>
+          <w:numId w:val="16"/>
+        </w:numPr>
+        <w:rPr>
+          <w:rFonts w:asciiTheme="majorHAnsi" w:eastAsiaTheme="majorEastAsia" w:hAnsiTheme="majorHAnsi" w:cstheme="majorBidi"/>
+        </w:rPr>
+      </w:pPr>
+      <w:r>
+        <w:rPr>
+          <w:rFonts w:asciiTheme="majorHAnsi" w:eastAsiaTheme="majorEastAsia" w:hAnsiTheme="majorHAnsi" w:cstheme="majorBidi"/>
+        </w:rPr>
+        <w:t>Database: &lt;CHECK AND INSERT THE AVMT4 DATABASE NAME&gt;</w:t>
+      </w:r>
+    </w:p>
+    <w:p>
+      <w:pPr>
+        <w:rPr>
+          <w:rFonts w:asciiTheme="majorHAnsi" w:eastAsiaTheme="majorEastAsia" w:hAnsiTheme="majorHAnsi" w:cstheme="majorBidi"/>
+        </w:rPr>
+      </w:pPr>
+      <w:r>
+        <w:rPr>
+          <w:rFonts w:asciiTheme="majorHAnsi" w:eastAsiaTheme="majorEastAsia" w:hAnsiTheme="majorHAnsi" w:cstheme="majorBidi"/>
+        </w:rPr>
+        <w:t>Athena uses table definitions from the selected catalog to query data. A Glue database groups table definitions, and each table definition contains information such as column names, data types, and the data location. The database and table definitions are metadata; they are not the data files themselves. For an S3-backed table, the data files are stored in S3.</w:t>
+      </w:r>
+    </w:p>
+    <w:p>
+      <w:pPr>
+        <w:rPr>
+          <w:rFonts w:asciiTheme="majorHAnsi" w:eastAsiaTheme="majorEastAsia" w:hAnsiTheme="majorHAnsi" w:cstheme="majorBidi"/>
+        </w:rPr>
+      </w:pPr>
+      <w:r>
+        <w:rPr>
+          <w:rFonts w:asciiTheme="majorHAnsi" w:eastAsiaTheme="majorEastAsia" w:hAnsiTheme="majorHAnsi" w:cstheme="majorBidi"/>
+        </w:rPr>
+        <w:t>&lt;GO TO THE GLUE DATA CATALOG AND IDENTIFY AN AVMT4 TABLE APPROPRIATE FOR THIS EXAMPLE. CONFIRM ITS DATABASE, COLUMNS, AND LOCATION BEFORE ADDING THE NAME BELOW.&gt;</w:t>
+      </w:r>
+    </w:p>
+    <w:p>
+      <w:pPr>
+        <w:rPr>
+          <w:rFonts w:asciiTheme="majorHAnsi" w:eastAsiaTheme="majorEastAsia" w:hAnsiTheme="majorHAnsi" w:cstheme="majorBidi"/>
+        </w:rPr>
+      </w:pPr>
+      <w:r>
+        <w:rPr>
+          <w:rFonts w:asciiTheme="majorHAnsi" w:eastAsiaTheme="majorEastAsia" w:hAnsiTheme="majorHAnsi" w:cstheme="majorBidi"/>
+        </w:rPr>
+        <w:t>Table: &lt;INSERT A VERIFIED AVMT4 TABLE NAME&gt;</w:t>
       </w:r>
     </w:p>
     <w:p>
@@ -3194,33 +3684,35 @@
         <w:rPr>
           <w:rFonts w:asciiTheme="majorHAnsi" w:eastAsiaTheme="majorEastAsia" w:hAnsiTheme="majorHAnsi" w:cstheme="majorBidi"/>
         </w:rPr>
-        <w:t>In the query editor, select the data source, catalog, and database that contain the table you need to inspect.</w:t>
-      </w:r>
-    </w:p>
-    <w:p>
-      <w:pPr>
-        <w:rPr>
-          <w:rFonts w:asciiTheme="majorHAnsi" w:eastAsiaTheme="majorEastAsia" w:hAnsiTheme="majorHAnsi" w:cstheme="majorBidi"/>
-        </w:rPr>
-      </w:pPr>
-      <w:r>
-        <w:rPr>
-          <w:rFonts w:asciiTheme="majorHAnsi" w:eastAsiaTheme="majorEastAsia" w:hAnsiTheme="majorHAnsi" w:cstheme="majorBidi"/>
-        </w:rPr>
-        <w:t>For tables stored in the AWS Glue Data Catalog, the data source is commonly AwsDataCatalog. Confirm the selection shown in the PDP account.</w:t>
-      </w:r>
-    </w:p>
-    <w:p>
-      <w:pPr>
-        <w:rPr>
-          <w:rFonts w:asciiTheme="majorHAnsi" w:eastAsiaTheme="majorEastAsia" w:hAnsiTheme="majorHAnsi" w:cstheme="majorBidi"/>
-        </w:rPr>
-      </w:pPr>
-      <w:r>
-        <w:rPr>
-          <w:rFonts w:asciiTheme="majorHAnsi" w:eastAsiaTheme="majorEastAsia" w:hAnsiTheme="majorHAnsi" w:cstheme="majorBidi"/>
-        </w:rPr>
-        <w:t>&lt;SCREENSHOT showing the selected workgroup, data source, catalog, and database&gt;</w:t>
+        <w:t>Expand the database in the query editor and select the table to review its columns and data types.</w:t>
+      </w:r>
+    </w:p>
+    <w:p>
+      <w:pPr>
+        <w:rPr>
+          <w:rFonts w:asciiTheme="majorHAnsi" w:eastAsiaTheme="majorEastAsia" w:hAnsiTheme="majorHAnsi" w:cstheme="majorBidi"/>
+        </w:rPr>
+      </w:pPr>
+      <w:r>
+        <w:rPr>
+          <w:rFonts w:asciiTheme="majorHAnsi" w:eastAsiaTheme="majorEastAsia" w:hAnsiTheme="majorHAnsi" w:cstheme="majorBidi"/>
+        </w:rPr>
+        <w:t>&lt;SCREENSHOT showing the AVMT4 table and its column list in Athena&gt;</w:t>
+      </w:r>
+    </w:p>
+    <w:p>
+      <w:pPr>
+        <w:rPr>
+          <w:rFonts w:asciiTheme="majorHAnsi" w:eastAsiaTheme="majorEastAsia" w:hAnsiTheme="majorHAnsi" w:cstheme="majorBidi"/>
+        </w:rPr>
+      </w:pPr>
+    </w:p>
+    <w:p>
+      <w:pPr>
+        <w:pStyle w:val="Heading2"/>
+      </w:pPr>
+      <w:r>
+        <w:t>The steps to link a bucket</w:t>
       </w:r>
     </w:p>
     <w:p>
@@ -3228,7 +3720,7 @@
         <w:pStyle w:val="ListParagraph"/>
         <w:numPr>
           <w:ilvl w:val="0"/>
-          <w:numId w:val="16"/>
+          <w:numId w:val="22"/>
         </w:numPr>
         <w:rPr>
           <w:rFonts w:asciiTheme="majorHAnsi" w:eastAsiaTheme="majorEastAsia" w:hAnsiTheme="majorHAnsi" w:cstheme="majorBidi"/>
@@ -3237,8 +3729,9 @@
       <w:r>
         <w:rPr>
           <w:rFonts w:asciiTheme="majorHAnsi" w:eastAsiaTheme="majorEastAsia" w:hAnsiTheme="majorHAnsi" w:cstheme="majorBidi"/>
-        </w:rPr>
-        <w:t>Data source: &lt;CHECK AND INSERT THE SELECTED DATA SOURCE&gt;</w:t>
+          <w:highlight w:val="yellow"/>
+        </w:rPr>
+        <w:t>Create an S3 bucket to save the query results (including any desired prefixes) per step X above.</w:t>
       </w:r>
     </w:p>
     <w:p>
@@ -3246,7 +3739,7 @@
         <w:pStyle w:val="ListParagraph"/>
         <w:numPr>
           <w:ilvl w:val="0"/>
-          <w:numId w:val="16"/>
+          <w:numId w:val="22"/>
         </w:numPr>
         <w:rPr>
           <w:rFonts w:asciiTheme="majorHAnsi" w:eastAsiaTheme="majorEastAsia" w:hAnsiTheme="majorHAnsi" w:cstheme="majorBidi"/>
@@ -3256,7 +3749,19 @@
         <w:rPr>
           <w:rFonts w:asciiTheme="majorHAnsi" w:eastAsiaTheme="majorEastAsia" w:hAnsiTheme="majorHAnsi" w:cstheme="majorBidi"/>
         </w:rPr>
-        <w:t>Catalog: &lt;CHECK AND INSERT THE SELECTED CATALOG&gt;</w:t>
+        <w:t>Note that without prefixes, the query results will save in a prefix</w:t>
+      </w:r>
+      <w:r>
+        <w:rPr>
+          <w:rFonts w:asciiTheme="majorHAnsi" w:eastAsiaTheme="majorEastAsia" w:hAnsiTheme="majorHAnsi" w:cstheme="majorBidi"/>
+        </w:rPr>
+        <w:t xml:space="preserve"> folder</w:t>
+      </w:r>
+      <w:r>
+        <w:rPr>
+          <w:rFonts w:asciiTheme="majorHAnsi" w:eastAsiaTheme="majorEastAsia" w:hAnsiTheme="majorHAnsi" w:cstheme="majorBidi"/>
+        </w:rPr>
+        <w:t xml:space="preserve"> called Unsaved.</w:t>
       </w:r>
     </w:p>
     <w:p>
@@ -3264,7 +3769,7 @@
         <w:pStyle w:val="ListParagraph"/>
         <w:numPr>
           <w:ilvl w:val="0"/>
-          <w:numId w:val="16"/>
+          <w:numId w:val="22"/>
         </w:numPr>
         <w:rPr>
           <w:rFonts w:asciiTheme="majorHAnsi" w:eastAsiaTheme="majorEastAsia" w:hAnsiTheme="majorHAnsi" w:cstheme="majorBidi"/>
@@ -3274,52 +3779,7 @@
         <w:rPr>
           <w:rFonts w:asciiTheme="majorHAnsi" w:eastAsiaTheme="majorEastAsia" w:hAnsiTheme="majorHAnsi" w:cstheme="majorBidi"/>
         </w:rPr>
-        <w:t>Database: &lt;CHECK AND INSERT THE AVMT4 DATABASE NAME&gt;</w:t>
-      </w:r>
-    </w:p>
-    <w:p>
-      <w:pPr>
-        <w:rPr>
-          <w:rFonts w:asciiTheme="majorHAnsi" w:eastAsiaTheme="majorEastAsia" w:hAnsiTheme="majorHAnsi" w:cstheme="majorBidi"/>
-        </w:rPr>
-      </w:pPr>
-      <w:r>
-        <w:rPr>
-          <w:rFonts w:asciiTheme="majorHAnsi" w:eastAsiaTheme="majorEastAsia" w:hAnsiTheme="majorHAnsi" w:cstheme="majorBidi"/>
-        </w:rPr>
-        <w:t xml:space="preserve">Athena uses table definitions from the selected catalog to query data. A Glue database groups table definitions, and </w:t>
-      </w:r>
-      <w:r>
-        <w:rPr>
-          <w:rFonts w:asciiTheme="majorHAnsi" w:eastAsiaTheme="majorEastAsia" w:hAnsiTheme="majorHAnsi" w:cstheme="majorBidi"/>
-        </w:rPr>
-        <w:t>each table definition contains information such as column names, data types, and the data location. The database and table definitions are metadata; they are not the data files themselves. For an S3-backed table, the data files are stored in S3.</w:t>
-      </w:r>
-    </w:p>
-    <w:p>
-      <w:pPr>
-        <w:rPr>
-          <w:rFonts w:asciiTheme="majorHAnsi" w:eastAsiaTheme="majorEastAsia" w:hAnsiTheme="majorHAnsi" w:cstheme="majorBidi"/>
-        </w:rPr>
-      </w:pPr>
-      <w:r>
-        <w:rPr>
-          <w:rFonts w:asciiTheme="majorHAnsi" w:eastAsiaTheme="majorEastAsia" w:hAnsiTheme="majorHAnsi" w:cstheme="majorBidi"/>
-        </w:rPr>
-        <w:t>&lt;GO TO THE GLUE DATA CATALOG AND IDENTIFY AN AVMT4 TABLE APPROPRIATE FOR THIS EXAMPLE. CONFIRM ITS DATABASE, COLUMNS, AND LOCATION BEFORE ADDING THE NAME BELOW.&gt;</w:t>
-      </w:r>
-    </w:p>
-    <w:p>
-      <w:pPr>
-        <w:rPr>
-          <w:rFonts w:asciiTheme="majorHAnsi" w:eastAsiaTheme="majorEastAsia" w:hAnsiTheme="majorHAnsi" w:cstheme="majorBidi"/>
-        </w:rPr>
-      </w:pPr>
-      <w:r>
-        <w:rPr>
-          <w:rFonts w:asciiTheme="majorHAnsi" w:eastAsiaTheme="majorEastAsia" w:hAnsiTheme="majorHAnsi" w:cstheme="majorBidi"/>
-        </w:rPr>
-        <w:t>Table: &lt;INSERT A VERIFIED AVMT4 TABLE NAME&gt;</w:t>
+        <w:t>Open Amazon Athena.</w:t>
       </w:r>
     </w:p>
     <w:p>
@@ -3327,7 +3787,7 @@
         <w:pStyle w:val="ListParagraph"/>
         <w:numPr>
           <w:ilvl w:val="0"/>
-          <w:numId w:val="9"/>
+          <w:numId w:val="22"/>
         </w:numPr>
         <w:rPr>
           <w:rFonts w:asciiTheme="majorHAnsi" w:eastAsiaTheme="majorEastAsia" w:hAnsiTheme="majorHAnsi" w:cstheme="majorBidi"/>
@@ -3337,21 +3797,87 @@
         <w:rPr>
           <w:rFonts w:asciiTheme="majorHAnsi" w:eastAsiaTheme="majorEastAsia" w:hAnsiTheme="majorHAnsi" w:cstheme="majorBidi"/>
         </w:rPr>
-        <w:t>Expand the database in the query editor and select the table to review its columns and data types.</w:t>
-      </w:r>
-    </w:p>
-    <w:p>
-      <w:pPr>
-        <w:rPr>
-          <w:rFonts w:asciiTheme="majorHAnsi" w:eastAsiaTheme="majorEastAsia" w:hAnsiTheme="majorHAnsi" w:cstheme="majorBidi"/>
-        </w:rPr>
-      </w:pPr>
-      <w:r>
-        <w:rPr>
-          <w:rFonts w:asciiTheme="majorHAnsi" w:eastAsiaTheme="majorEastAsia" w:hAnsiTheme="majorHAnsi" w:cstheme="majorBidi"/>
-        </w:rPr>
-        <w:t>&lt;SCREENSHOT showing the AVMT4 table and its column list in Athena&gt;</w:t>
-      </w:r>
+        <w:t>Select Query Editor from left panel.</w:t>
+      </w:r>
+    </w:p>
+    <w:p>
+      <w:pPr>
+        <w:pStyle w:val="ListParagraph"/>
+        <w:numPr>
+          <w:ilvl w:val="0"/>
+          <w:numId w:val="22"/>
+        </w:numPr>
+        <w:rPr>
+          <w:rFonts w:asciiTheme="majorHAnsi" w:eastAsiaTheme="majorEastAsia" w:hAnsiTheme="majorHAnsi" w:cstheme="majorBidi"/>
+        </w:rPr>
+      </w:pPr>
+      <w:r>
+        <w:rPr>
+          <w:rFonts w:asciiTheme="majorHAnsi" w:eastAsiaTheme="majorEastAsia" w:hAnsiTheme="majorHAnsi" w:cstheme="majorBidi"/>
+        </w:rPr>
+        <w:t xml:space="preserve">Under </w:t>
+      </w:r>
+      <w:r>
+        <w:rPr>
+          <w:rFonts w:asciiTheme="majorHAnsi" w:eastAsiaTheme="majorEastAsia" w:hAnsiTheme="majorHAnsi" w:cstheme="majorBidi"/>
+        </w:rPr>
+        <w:t>Query result encryption</w:t>
+      </w:r>
+      <w:r>
+        <w:rPr>
+          <w:rFonts w:asciiTheme="majorHAnsi" w:eastAsiaTheme="majorEastAsia" w:hAnsiTheme="majorHAnsi" w:cstheme="majorBidi"/>
+        </w:rPr>
+        <w:t xml:space="preserve"> click Manage.</w:t>
+      </w:r>
+    </w:p>
+    <w:p>
+      <w:pPr>
+        <w:pStyle w:val="ListParagraph"/>
+        <w:numPr>
+          <w:ilvl w:val="0"/>
+          <w:numId w:val="22"/>
+        </w:numPr>
+        <w:rPr>
+          <w:rFonts w:asciiTheme="majorHAnsi" w:eastAsiaTheme="majorEastAsia" w:hAnsiTheme="majorHAnsi" w:cstheme="majorBidi"/>
+        </w:rPr>
+      </w:pPr>
+      <w:r>
+        <w:rPr>
+          <w:rFonts w:asciiTheme="majorHAnsi" w:eastAsiaTheme="majorEastAsia" w:hAnsiTheme="majorHAnsi" w:cstheme="majorBidi"/>
+        </w:rPr>
+        <w:t xml:space="preserve">Under </w:t>
+      </w:r>
+      <w:r>
+        <w:rPr>
+          <w:rFonts w:asciiTheme="majorHAnsi" w:eastAsiaTheme="majorEastAsia" w:hAnsiTheme="majorHAnsi" w:cstheme="majorBidi"/>
+        </w:rPr>
+        <w:t>Location of query result</w:t>
+      </w:r>
+      <w:r>
+        <w:rPr>
+          <w:rFonts w:asciiTheme="majorHAnsi" w:eastAsiaTheme="majorEastAsia" w:hAnsiTheme="majorHAnsi" w:cstheme="majorBidi"/>
+        </w:rPr>
+        <w:t>, set the S3 bucket location as “</w:t>
+      </w:r>
+      <w:r>
+        <w:rPr>
+          <w:rFonts w:asciiTheme="majorHAnsi" w:eastAsiaTheme="majorEastAsia" w:hAnsiTheme="majorHAnsi" w:cstheme="majorBidi"/>
+        </w:rPr>
+        <w:t>s3://</w:t>
+      </w:r>
+      <w:r>
+        <w:rPr>
+          <w:rFonts w:asciiTheme="majorHAnsi" w:eastAsiaTheme="majorEastAsia" w:hAnsiTheme="majorHAnsi" w:cstheme="majorBidi"/>
+        </w:rPr>
+        <w:t>&lt;bucket name&gt;/&lt;prefix name if specified&gt;/”</w:t>
+      </w:r>
+    </w:p>
+    <w:p>
+      <w:pPr>
+        <w:rPr>
+          <w:rFonts w:asciiTheme="majorHAnsi" w:eastAsiaTheme="majorEastAsia" w:hAnsiTheme="majorHAnsi" w:cstheme="majorBidi"/>
+        </w:rPr>
+      </w:pPr>
     </w:p>
     <w:p>
       <w:pPr>
@@ -3389,7 +3915,6 @@
         <w:rPr>
           <w:rFonts w:asciiTheme="majorHAnsi" w:eastAsiaTheme="majorEastAsia" w:hAnsiTheme="majorHAnsi" w:cstheme="majorBidi"/>
         </w:rPr>
-        <w:lastRenderedPageBreak/>
         <w:t>&lt;CODE BLOCK FROM THE ATHENA QUERY EDITOR showing a read-only SELECT query against the verified AVMT4 database and table, with a LIMIT clause&gt;</w:t>
       </w:r>
     </w:p>
@@ -3462,9 +3987,8 @@
       <w:r>
         <w:rPr>
           <w:rFonts w:asciiTheme="majorHAnsi" w:eastAsiaTheme="majorEastAsia" w:hAnsiTheme="majorHAnsi" w:cstheme="majorBidi"/>
-          <w:highlight w:val="yellow"/>
-        </w:rPr>
-        <w:t>Query history</w:t>
+        </w:rPr>
+        <w:t>Recent queries</w:t>
       </w:r>
       <w:r>
         <w:rPr>
@@ -3501,20 +4025,20 @@
       <w:r>
         <w:rPr>
           <w:rFonts w:asciiTheme="majorHAnsi" w:eastAsiaTheme="majorEastAsia" w:hAnsiTheme="majorHAnsi" w:cstheme="majorBidi"/>
-          <w:highlight w:val="yellow"/>
-        </w:rPr>
-        <w:t>Review the workgroup settings or query editor settings to identify the result location used for this workgroup</w:t>
-      </w:r>
-      <w:r>
-        <w:rPr>
-          <w:rFonts w:asciiTheme="majorHAnsi" w:eastAsiaTheme="majorEastAsia" w:hAnsiTheme="majorHAnsi" w:cstheme="majorBidi"/>
-        </w:rPr>
-        <w:t xml:space="preserve">. The query result location is separate from the S3 location of the data being queried. </w:t>
-      </w:r>
-      <w:r>
-        <w:rPr>
-          <w:rFonts w:asciiTheme="majorHAnsi" w:eastAsiaTheme="majorEastAsia" w:hAnsiTheme="majorHAnsi" w:cstheme="majorBidi"/>
-          <w:highlight w:val="yellow"/>
+          <w:highlight w:val="red"/>
+        </w:rPr>
+        <w:t>Review the workgroup settings or query editor settings to identify the result location used for this workgroup.</w:t>
+      </w:r>
+      <w:r>
+        <w:rPr>
+          <w:rFonts w:asciiTheme="majorHAnsi" w:eastAsiaTheme="majorEastAsia" w:hAnsiTheme="majorHAnsi" w:cstheme="majorBidi"/>
+        </w:rPr>
+        <w:t xml:space="preserve"> The query result location is separate from the S3 location of the data being queried. </w:t>
+      </w:r>
+      <w:r>
+        <w:rPr>
+          <w:rFonts w:asciiTheme="majorHAnsi" w:eastAsiaTheme="majorEastAsia" w:hAnsiTheme="majorHAnsi" w:cstheme="majorBidi"/>
+          <w:highlight w:val="red"/>
         </w:rPr>
         <w:t>A workgroup setting can determine the result location even when the query editor has a different client-side setting.</w:t>
       </w:r>
@@ -3581,6 +4105,7 @@
         <w:rPr>
           <w:rFonts w:asciiTheme="majorHAnsi" w:eastAsiaTheme="majorEastAsia" w:hAnsiTheme="majorHAnsi" w:cstheme="majorBidi"/>
         </w:rPr>
+        <w:lastRenderedPageBreak/>
         <w:br w:type="page"/>
       </w:r>
     </w:p>
@@ -3628,15 +4153,38 @@
         </w:numPr>
         <w:rPr>
           <w:rFonts w:asciiTheme="majorHAnsi" w:eastAsiaTheme="majorEastAsia" w:hAnsiTheme="majorHAnsi" w:cstheme="majorBidi"/>
+        </w:rPr>
+      </w:pPr>
+      <w:r>
+        <w:rPr>
+          <w:rFonts w:asciiTheme="majorHAnsi" w:eastAsiaTheme="majorEastAsia" w:hAnsiTheme="majorHAnsi" w:cstheme="majorBidi"/>
+        </w:rPr>
+        <w:t>In the search bar at the top of the AWS Console, search for AWS Glue.</w:t>
+      </w:r>
+    </w:p>
+    <w:p>
+      <w:pPr>
+        <w:rPr>
+          <w:rFonts w:asciiTheme="majorHAnsi" w:eastAsiaTheme="majorEastAsia" w:hAnsiTheme="majorHAnsi" w:cstheme="majorBidi"/>
+        </w:rPr>
+      </w:pPr>
+      <w:commentRangeStart w:id="14"/>
+      <w:r>
+        <w:rPr>
+          <w:rFonts w:asciiTheme="majorHAnsi" w:eastAsiaTheme="majorEastAsia" w:hAnsiTheme="majorHAnsi" w:cstheme="majorBidi"/>
           <w:highlight w:val="yellow"/>
         </w:rPr>
-      </w:pPr>
-      <w:r>
-        <w:rPr>
-          <w:rFonts w:asciiTheme="majorHAnsi" w:eastAsiaTheme="majorEastAsia" w:hAnsiTheme="majorHAnsi" w:cstheme="majorBidi"/>
-          <w:highlight w:val="yellow"/>
-        </w:rPr>
-        <w:t>Check that you are in the Dev Environment account and the ca-central-1 region.</w:t>
+        <w:t>&lt;SCREENSHOT&gt;</w:t>
+      </w:r>
+      <w:commentRangeEnd w:id="14"/>
+      <w:r>
+        <w:rPr>
+          <w:rStyle w:val="CommentReference"/>
+          <w:rFonts w:asciiTheme="majorHAnsi" w:eastAsiaTheme="majorEastAsia" w:hAnsiTheme="majorHAnsi" w:cstheme="majorBidi"/>
+          <w:sz w:val="22"/>
+          <w:szCs w:val="22"/>
+        </w:rPr>
+        <w:commentReference w:id="14"/>
       </w:r>
     </w:p>
     <w:p>
@@ -3654,7 +4202,32 @@
         <w:rPr>
           <w:rFonts w:asciiTheme="majorHAnsi" w:eastAsiaTheme="majorEastAsia" w:hAnsiTheme="majorHAnsi" w:cstheme="majorBidi"/>
         </w:rPr>
-        <w:t>In the search bar at the top of the AWS Console, search for AWS Glue.</w:t>
+        <w:t>Select AWS Glue from the search results.</w:t>
+      </w:r>
+    </w:p>
+    <w:p>
+      <w:pPr>
+        <w:rPr>
+          <w:rFonts w:asciiTheme="majorHAnsi" w:eastAsiaTheme="majorEastAsia" w:hAnsiTheme="majorHAnsi" w:cstheme="majorBidi"/>
+        </w:rPr>
+      </w:pPr>
+      <w:commentRangeStart w:id="15"/>
+      <w:r>
+        <w:rPr>
+          <w:rFonts w:asciiTheme="majorHAnsi" w:eastAsiaTheme="majorEastAsia" w:hAnsiTheme="majorHAnsi" w:cstheme="majorBidi"/>
+          <w:highlight w:val="yellow"/>
+        </w:rPr>
+        <w:t>&lt;SCREENSHOT&gt;</w:t>
+      </w:r>
+      <w:commentRangeEnd w:id="15"/>
+      <w:r>
+        <w:rPr>
+          <w:rStyle w:val="CommentReference"/>
+          <w:rFonts w:asciiTheme="majorHAnsi" w:eastAsiaTheme="majorEastAsia" w:hAnsiTheme="majorHAnsi" w:cstheme="majorBidi"/>
+          <w:sz w:val="22"/>
+          <w:szCs w:val="22"/>
+        </w:rPr>
+        <w:commentReference w:id="15"/>
       </w:r>
     </w:p>
     <w:p>
@@ -3672,7 +4245,20 @@
         <w:rPr>
           <w:rFonts w:asciiTheme="majorHAnsi" w:eastAsiaTheme="majorEastAsia" w:hAnsiTheme="majorHAnsi" w:cstheme="majorBidi"/>
         </w:rPr>
-        <w:t>Select AWS Glue from the search results.</w:t>
+        <w:t>From the left navigation menu, select ETL jobs.</w:t>
+      </w:r>
+    </w:p>
+    <w:p>
+      <w:pPr>
+        <w:rPr>
+          <w:rFonts w:asciiTheme="majorHAnsi" w:eastAsiaTheme="majorEastAsia" w:hAnsiTheme="majorHAnsi" w:cstheme="majorBidi"/>
+        </w:rPr>
+      </w:pPr>
+      <w:r>
+        <w:rPr>
+          <w:rFonts w:asciiTheme="majorHAnsi" w:eastAsiaTheme="majorEastAsia" w:hAnsiTheme="majorHAnsi" w:cstheme="majorBidi"/>
+        </w:rPr>
+        <w:t>&lt;SCREENSHOT showing the AWS Glue ETL jobs page&gt;</w:t>
       </w:r>
     </w:p>
     <w:p>
@@ -3690,20 +4276,21 @@
         <w:rPr>
           <w:rFonts w:asciiTheme="majorHAnsi" w:eastAsiaTheme="majorEastAsia" w:hAnsiTheme="majorHAnsi" w:cstheme="majorBidi"/>
         </w:rPr>
-        <w:t>From the left navigation menu, select ETL jobs.</w:t>
-      </w:r>
-    </w:p>
-    <w:p>
-      <w:pPr>
-        <w:rPr>
-          <w:rFonts w:asciiTheme="majorHAnsi" w:eastAsiaTheme="majorEastAsia" w:hAnsiTheme="majorHAnsi" w:cstheme="majorBidi"/>
-        </w:rPr>
-      </w:pPr>
-      <w:r>
-        <w:rPr>
-          <w:rFonts w:asciiTheme="majorHAnsi" w:eastAsiaTheme="majorEastAsia" w:hAnsiTheme="majorHAnsi" w:cstheme="majorBidi"/>
-        </w:rPr>
-        <w:t>&lt;SCREENSHOT showing the AWS Glue ETL jobs page&gt;</w:t>
+        <w:t>Search for this AVMT4 job:</w:t>
+      </w:r>
+    </w:p>
+    <w:p>
+      <w:pPr>
+        <w:rPr>
+          <w:rFonts w:asciiTheme="majorHAnsi" w:eastAsiaTheme="majorEastAsia" w:hAnsiTheme="majorHAnsi" w:cstheme="majorBidi"/>
+        </w:rPr>
+      </w:pPr>
+      <w:r>
+        <w:rPr>
+          <w:rFonts w:asciiTheme="majorHAnsi" w:eastAsiaTheme="majorEastAsia" w:hAnsiTheme="majorHAnsi" w:cstheme="majorBidi"/>
+          <w:highlight w:val="yellow"/>
+        </w:rPr>
+        <w:t>dev1-kg01-avmt4-active-view-entire-db-multi-threads-cfn-generated</w:t>
       </w:r>
     </w:p>
     <w:p>
@@ -3721,53 +4308,21 @@
         <w:rPr>
           <w:rFonts w:asciiTheme="majorHAnsi" w:eastAsiaTheme="majorEastAsia" w:hAnsiTheme="majorHAnsi" w:cstheme="majorBidi"/>
         </w:rPr>
-        <w:t>Search for this AVMT4 job:</w:t>
-      </w:r>
-    </w:p>
-    <w:p>
-      <w:pPr>
-        <w:rPr>
-          <w:rFonts w:asciiTheme="majorHAnsi" w:eastAsiaTheme="majorEastAsia" w:hAnsiTheme="majorHAnsi" w:cstheme="majorBidi"/>
-        </w:rPr>
-      </w:pPr>
-      <w:r>
+        <w:t>Select the job to open its details.</w:t>
+      </w:r>
+    </w:p>
+    <w:p>
+      <w:pPr>
         <w:rPr>
           <w:rFonts w:asciiTheme="majorHAnsi" w:eastAsiaTheme="majorEastAsia" w:hAnsiTheme="majorHAnsi" w:cstheme="majorBidi"/>
           <w:highlight w:val="yellow"/>
         </w:rPr>
-        <w:t>dev1-kg01-avmt4-active-view-entire-db-multi-threads-cfn-generated</w:t>
-      </w:r>
-    </w:p>
-    <w:p>
-      <w:pPr>
-        <w:pStyle w:val="ListParagraph"/>
-        <w:numPr>
-          <w:ilvl w:val="0"/>
-          <w:numId w:val="11"/>
-        </w:numPr>
-        <w:rPr>
-          <w:rFonts w:asciiTheme="majorHAnsi" w:eastAsiaTheme="majorEastAsia" w:hAnsiTheme="majorHAnsi" w:cstheme="majorBidi"/>
-        </w:rPr>
-      </w:pPr>
-      <w:r>
-        <w:rPr>
-          <w:rFonts w:asciiTheme="majorHAnsi" w:eastAsiaTheme="majorEastAsia" w:hAnsiTheme="majorHAnsi" w:cstheme="majorBidi"/>
-        </w:rPr>
-        <w:t>Select the job to open its details.</w:t>
-      </w:r>
-    </w:p>
-    <w:p>
-      <w:pPr>
+      </w:pPr>
+      <w:r>
         <w:rPr>
           <w:rFonts w:asciiTheme="majorHAnsi" w:eastAsiaTheme="majorEastAsia" w:hAnsiTheme="majorHAnsi" w:cstheme="majorBidi"/>
           <w:highlight w:val="yellow"/>
         </w:rPr>
-      </w:pPr>
-      <w:r>
-        <w:rPr>
-          <w:rFonts w:asciiTheme="majorHAnsi" w:eastAsiaTheme="majorEastAsia" w:hAnsiTheme="majorHAnsi" w:cstheme="majorBidi"/>
-          <w:highlight w:val="yellow"/>
-        </w:rPr>
         <w:t>&lt;SCREENSHOT showing the selected AVMT4 Glue job and its details page&gt;</w:t>
       </w:r>
     </w:p>
@@ -3780,7 +4335,6 @@
       <w:r>
         <w:rPr>
           <w:rFonts w:asciiTheme="majorHAnsi" w:eastAsiaTheme="majorEastAsia" w:hAnsiTheme="majorHAnsi" w:cstheme="majorBidi"/>
-          <w:highlight w:val="yellow"/>
         </w:rPr>
         <w:t>This is the job named in the RunGlueJob task of the dev1-kg01-avmt4-active-view-state-machine definition. When the state machine reaches RunGlueJob, it starts a run of this job.</w:t>
       </w:r>
@@ -3882,16 +4436,92 @@
     </w:p>
     <w:p>
       <w:pPr>
+        <w:numPr>
+          <w:ilvl w:val="0"/>
+          <w:numId w:val="15"/>
+        </w:numPr>
+        <w:rPr>
+          <w:rFonts w:asciiTheme="majorHAnsi" w:eastAsiaTheme="majorEastAsia" w:hAnsiTheme="majorHAnsi" w:cstheme="majorBidi"/>
+        </w:rPr>
+      </w:pPr>
+      <w:r>
+        <w:rPr>
+          <w:rFonts w:asciiTheme="majorHAnsi" w:eastAsiaTheme="majorEastAsia" w:hAnsiTheme="majorHAnsi" w:cstheme="majorBidi"/>
+        </w:rPr>
+        <w:t>source_database: dev_lh00_bronze_sbavmtut04_gluedb_&lt;SSM-resolved-project-ID&gt;</w:t>
+      </w:r>
+    </w:p>
+    <w:p>
+      <w:pPr>
+        <w:numPr>
+          <w:ilvl w:val="0"/>
+          <w:numId w:val="15"/>
+        </w:numPr>
+        <w:rPr>
+          <w:rFonts w:asciiTheme="majorHAnsi" w:eastAsiaTheme="majorEastAsia" w:hAnsiTheme="majorHAnsi" w:cstheme="majorBidi"/>
+        </w:rPr>
+      </w:pPr>
+      <w:r>
+        <w:rPr>
+          <w:rFonts w:asciiTheme="majorHAnsi" w:eastAsiaTheme="majorEastAsia" w:hAnsiTheme="majorHAnsi" w:cstheme="majorBidi"/>
+        </w:rPr>
+        <w:t>target_database: dev1_kg01_bronze_avmt4_gluedb</w:t>
+      </w:r>
+    </w:p>
+    <w:p>
+      <w:pPr>
+        <w:numPr>
+          <w:ilvl w:val="0"/>
+          <w:numId w:val="15"/>
+        </w:numPr>
+        <w:rPr>
+          <w:rFonts w:asciiTheme="majorHAnsi" w:eastAsiaTheme="majorEastAsia" w:hAnsiTheme="majorHAnsi" w:cstheme="majorBidi"/>
+        </w:rPr>
+      </w:pPr>
+      <w:r>
+        <w:rPr>
+          <w:rFonts w:asciiTheme="majorHAnsi" w:eastAsiaTheme="majorEastAsia" w:hAnsiTheme="majorHAnsi" w:cstheme="majorBidi"/>
+        </w:rPr>
+        <w:t>spoke_path: s3://&lt;resolved-data-lake-bucket-name&gt;/bronze/avmt4/</w:t>
+      </w:r>
+    </w:p>
+    <w:p>
+      <w:pPr>
+        <w:numPr>
+          <w:ilvl w:val="0"/>
+          <w:numId w:val="15"/>
+        </w:numPr>
+        <w:rPr>
+          <w:rFonts w:asciiTheme="majorHAnsi" w:eastAsiaTheme="majorEastAsia" w:hAnsiTheme="majorHAnsi" w:cstheme="majorBidi"/>
+        </w:rPr>
+      </w:pPr>
+      <w:r>
+        <w:rPr>
+          <w:rFonts w:asciiTheme="majorHAnsi" w:eastAsiaTheme="majorEastAsia" w:hAnsiTheme="majorHAnsi" w:cstheme="majorBidi"/>
+        </w:rPr>
+        <w:t>max_parallel: "10"</w:t>
+      </w:r>
+    </w:p>
+    <w:p>
+      <w:pPr>
         <w:rPr>
           <w:rFonts w:asciiTheme="majorHAnsi" w:eastAsiaTheme="majorEastAsia" w:hAnsiTheme="majorHAnsi" w:cstheme="majorBidi"/>
           <w:highlight w:val="yellow"/>
         </w:rPr>
       </w:pPr>
-      <w:r>
+    </w:p>
+    <w:p>
+      <w:pPr>
         <w:rPr>
           <w:rFonts w:asciiTheme="majorHAnsi" w:eastAsiaTheme="majorEastAsia" w:hAnsiTheme="majorHAnsi" w:cstheme="majorBidi"/>
           <w:highlight w:val="yellow"/>
         </w:rPr>
+      </w:pPr>
+      <w:r>
+        <w:rPr>
+          <w:rFonts w:asciiTheme="majorHAnsi" w:eastAsiaTheme="majorEastAsia" w:hAnsiTheme="majorHAnsi" w:cstheme="majorBidi"/>
+          <w:highlight w:val="yellow"/>
+        </w:rPr>
         <w:t>The values come from the state machine execution input. A different execution can pass different values to the same Glue job.</w:t>
       </w:r>
     </w:p>
@@ -3904,22 +4534,23 @@
       <w:r>
         <w:rPr>
           <w:rFonts w:asciiTheme="majorHAnsi" w:eastAsiaTheme="majorEastAsia" w:hAnsiTheme="majorHAnsi" w:cstheme="majorBidi"/>
+          <w:highlight w:val="red"/>
+        </w:rPr>
+        <w:t>&lt;CODE BLOCK FROM THE STATE MACHINE DEFINITION showing RunGlueJob, the JobName, the four Arguments, and the .sync integration&gt;</w:t>
+      </w:r>
+    </w:p>
+    <w:p>
+      <w:pPr>
+        <w:rPr>
+          <w:rFonts w:asciiTheme="majorHAnsi" w:eastAsiaTheme="majorEastAsia" w:hAnsiTheme="majorHAnsi" w:cstheme="majorBidi"/>
+        </w:rPr>
+      </w:pPr>
+      <w:r>
+        <w:rPr>
+          <w:rFonts w:asciiTheme="majorHAnsi" w:eastAsiaTheme="majorEastAsia" w:hAnsiTheme="majorHAnsi" w:cstheme="majorBidi"/>
           <w:highlight w:val="yellow"/>
         </w:rPr>
-        <w:t>&lt;CODE BLOCK FROM THE STATE MACHINE DEFINITION showing RunGlueJob, the JobName, the four Arguments, and the .sync integration&gt;</w:t>
-      </w:r>
-    </w:p>
-    <w:p>
-      <w:pPr>
-        <w:rPr>
-          <w:rFonts w:asciiTheme="majorHAnsi" w:eastAsiaTheme="majorEastAsia" w:hAnsiTheme="majorHAnsi" w:cstheme="majorBidi"/>
-        </w:rPr>
-      </w:pPr>
-      <w:r>
-        <w:rPr>
-          <w:rFonts w:asciiTheme="majorHAnsi" w:eastAsiaTheme="majorEastAsia" w:hAnsiTheme="majorHAnsi" w:cstheme="majorBidi"/>
-          <w:highlight w:val="yellow"/>
-        </w:rPr>
+        <w:lastRenderedPageBreak/>
         <w:t>The .sync integration means Step Functions waits for the Glue job run to finish before moving to the next state. If the Glue job succeeds, the workflow proceeds to ReadAndFormatResults. If the Glue job fails, the workflow proceeds to ParseError and then NotifyFailure.</w:t>
       </w:r>
     </w:p>
@@ -3972,10 +4603,9 @@
     </w:p>
     <w:p>
       <w:pPr>
-        <w:pStyle w:val="ListParagraph"/>
         <w:numPr>
           <w:ilvl w:val="0"/>
-          <w:numId w:val="18"/>
+          <w:numId w:val="25"/>
         </w:numPr>
         <w:rPr>
           <w:rFonts w:asciiTheme="majorHAnsi" w:eastAsiaTheme="majorEastAsia" w:hAnsiTheme="majorHAnsi" w:cstheme="majorBidi"/>
@@ -3990,10 +4620,9 @@
     </w:p>
     <w:p>
       <w:pPr>
-        <w:pStyle w:val="ListParagraph"/>
         <w:numPr>
           <w:ilvl w:val="0"/>
-          <w:numId w:val="18"/>
+          <w:numId w:val="25"/>
         </w:numPr>
         <w:rPr>
           <w:rFonts w:asciiTheme="majorHAnsi" w:eastAsiaTheme="majorEastAsia" w:hAnsiTheme="majorHAnsi" w:cstheme="majorBidi"/>
@@ -4003,15 +4632,14 @@
         <w:rPr>
           <w:rFonts w:asciiTheme="majorHAnsi" w:eastAsiaTheme="majorEastAsia" w:hAnsiTheme="majorHAnsi" w:cstheme="majorBidi"/>
         </w:rPr>
-        <w:t>IAM role: &lt;CHECK AND INSERT THE IAM ROLE SHOWN ON THE JOB DETAILS TAB&gt;</w:t>
-      </w:r>
-    </w:p>
-    <w:p>
-      <w:pPr>
-        <w:pStyle w:val="ListParagraph"/>
+        <w:t>IAM role: dev1-kg01-pdp-avmt-glue-execution-role</w:t>
+      </w:r>
+    </w:p>
+    <w:p>
+      <w:pPr>
         <w:numPr>
           <w:ilvl w:val="0"/>
-          <w:numId w:val="18"/>
+          <w:numId w:val="25"/>
         </w:numPr>
         <w:rPr>
           <w:rFonts w:asciiTheme="majorHAnsi" w:eastAsiaTheme="majorEastAsia" w:hAnsiTheme="majorHAnsi" w:cstheme="majorBidi"/>
@@ -4021,28 +4649,14 @@
         <w:rPr>
           <w:rFonts w:asciiTheme="majorHAnsi" w:eastAsiaTheme="majorEastAsia" w:hAnsiTheme="majorHAnsi" w:cstheme="majorBidi"/>
         </w:rPr>
-        <w:t xml:space="preserve">Job type and </w:t>
-      </w:r>
-      <w:r>
-        <w:rPr>
-          <w:rFonts w:asciiTheme="majorHAnsi" w:eastAsiaTheme="majorEastAsia" w:hAnsiTheme="majorHAnsi" w:cstheme="majorBidi"/>
-          <w:highlight w:val="yellow"/>
-        </w:rPr>
-        <w:t>runtime</w:t>
-      </w:r>
-      <w:r>
-        <w:rPr>
-          <w:rFonts w:asciiTheme="majorHAnsi" w:eastAsiaTheme="majorEastAsia" w:hAnsiTheme="majorHAnsi" w:cstheme="majorBidi"/>
-        </w:rPr>
-        <w:t>: &lt;CHECK AND INSERT THE VALUES SHOWN ON THE JOB DETAILS TAB&gt;</w:t>
-      </w:r>
-    </w:p>
-    <w:p>
-      <w:pPr>
-        <w:pStyle w:val="ListParagraph"/>
+        <w:t>Job mode: SCRIPT</w:t>
+      </w:r>
+    </w:p>
+    <w:p>
+      <w:pPr>
         <w:numPr>
           <w:ilvl w:val="0"/>
-          <w:numId w:val="18"/>
+          <w:numId w:val="25"/>
         </w:numPr>
         <w:rPr>
           <w:rFonts w:asciiTheme="majorHAnsi" w:eastAsiaTheme="majorEastAsia" w:hAnsiTheme="majorHAnsi" w:cstheme="majorBidi"/>
@@ -4052,16 +4666,14 @@
         <w:rPr>
           <w:rFonts w:asciiTheme="majorHAnsi" w:eastAsiaTheme="majorEastAsia" w:hAnsiTheme="majorHAnsi" w:cstheme="majorBidi"/>
         </w:rPr>
-        <w:lastRenderedPageBreak/>
-        <w:t>Worker type and number of workers: &lt;CHECK AND INSERT THE VALUES SHOWN ON THE JOB DETAILS TAB&gt;</w:t>
-      </w:r>
-    </w:p>
-    <w:p>
-      <w:pPr>
-        <w:pStyle w:val="ListParagraph"/>
+        <w:t>Job command: glueetl</w:t>
+      </w:r>
+    </w:p>
+    <w:p>
+      <w:pPr>
         <w:numPr>
           <w:ilvl w:val="0"/>
-          <w:numId w:val="18"/>
+          <w:numId w:val="25"/>
         </w:numPr>
         <w:rPr>
           <w:rFonts w:asciiTheme="majorHAnsi" w:eastAsiaTheme="majorEastAsia" w:hAnsiTheme="majorHAnsi" w:cstheme="majorBidi"/>
@@ -4070,15 +4682,127 @@
       <w:r>
         <w:rPr>
           <w:rFonts w:asciiTheme="majorHAnsi" w:eastAsiaTheme="majorEastAsia" w:hAnsiTheme="majorHAnsi" w:cstheme="majorBidi"/>
-          <w:highlight w:val="yellow"/>
-        </w:rPr>
-        <w:t>Timeout and maximum retries</w:t>
-      </w:r>
-      <w:r>
-        <w:rPr>
-          <w:rFonts w:asciiTheme="majorHAnsi" w:eastAsiaTheme="majorEastAsia" w:hAnsiTheme="majorHAnsi" w:cstheme="majorBidi"/>
-        </w:rPr>
-        <w:t>: &lt;CHECK AND INSERT THE VALUES SHOWN ON THE JOB DETAILS TAB&gt;</w:t>
+        </w:rPr>
+        <w:t>Glue version: 5.0</w:t>
+      </w:r>
+    </w:p>
+    <w:p>
+      <w:pPr>
+        <w:numPr>
+          <w:ilvl w:val="0"/>
+          <w:numId w:val="25"/>
+        </w:numPr>
+        <w:rPr>
+          <w:rFonts w:asciiTheme="majorHAnsi" w:eastAsiaTheme="majorEastAsia" w:hAnsiTheme="majorHAnsi" w:cstheme="majorBidi"/>
+        </w:rPr>
+      </w:pPr>
+      <w:r>
+        <w:rPr>
+          <w:rFonts w:asciiTheme="majorHAnsi" w:eastAsiaTheme="majorEastAsia" w:hAnsiTheme="majorHAnsi" w:cstheme="majorBidi"/>
+        </w:rPr>
+        <w:t>Job language: Python</w:t>
+      </w:r>
+    </w:p>
+    <w:p>
+      <w:pPr>
+        <w:numPr>
+          <w:ilvl w:val="0"/>
+          <w:numId w:val="25"/>
+        </w:numPr>
+        <w:rPr>
+          <w:rFonts w:asciiTheme="majorHAnsi" w:eastAsiaTheme="majorEastAsia" w:hAnsiTheme="majorHAnsi" w:cstheme="majorBidi"/>
+        </w:rPr>
+      </w:pPr>
+      <w:r>
+        <w:rPr>
+          <w:rFonts w:asciiTheme="majorHAnsi" w:eastAsiaTheme="majorEastAsia" w:hAnsiTheme="majorHAnsi" w:cstheme="majorBidi"/>
+        </w:rPr>
+        <w:t>Worker type: G.1X</w:t>
+      </w:r>
+    </w:p>
+    <w:p>
+      <w:pPr>
+        <w:numPr>
+          <w:ilvl w:val="0"/>
+          <w:numId w:val="25"/>
+        </w:numPr>
+        <w:rPr>
+          <w:rFonts w:asciiTheme="majorHAnsi" w:eastAsiaTheme="majorEastAsia" w:hAnsiTheme="majorHAnsi" w:cstheme="majorBidi"/>
+        </w:rPr>
+      </w:pPr>
+      <w:r>
+        <w:rPr>
+          <w:rFonts w:asciiTheme="majorHAnsi" w:eastAsiaTheme="majorEastAsia" w:hAnsiTheme="majorHAnsi" w:cstheme="majorBidi"/>
+        </w:rPr>
+        <w:t>Number of workers: 3</w:t>
+      </w:r>
+    </w:p>
+    <w:p>
+      <w:pPr>
+        <w:numPr>
+          <w:ilvl w:val="0"/>
+          <w:numId w:val="25"/>
+        </w:numPr>
+        <w:rPr>
+          <w:rFonts w:asciiTheme="majorHAnsi" w:eastAsiaTheme="majorEastAsia" w:hAnsiTheme="majorHAnsi" w:cstheme="majorBidi"/>
+        </w:rPr>
+      </w:pPr>
+      <w:r>
+        <w:rPr>
+          <w:rFonts w:asciiTheme="majorHAnsi" w:eastAsiaTheme="majorEastAsia" w:hAnsiTheme="majorHAnsi" w:cstheme="majorBidi"/>
+        </w:rPr>
+        <w:t>Execution class: STANDARD</w:t>
+      </w:r>
+    </w:p>
+    <w:p>
+      <w:pPr>
+        <w:numPr>
+          <w:ilvl w:val="0"/>
+          <w:numId w:val="25"/>
+        </w:numPr>
+        <w:rPr>
+          <w:rFonts w:asciiTheme="majorHAnsi" w:eastAsiaTheme="majorEastAsia" w:hAnsiTheme="majorHAnsi" w:cstheme="majorBidi"/>
+        </w:rPr>
+      </w:pPr>
+      <w:r>
+        <w:rPr>
+          <w:rFonts w:asciiTheme="majorHAnsi" w:eastAsiaTheme="majorEastAsia" w:hAnsiTheme="majorHAnsi" w:cstheme="majorBidi"/>
+        </w:rPr>
+        <w:t>Timeout: 480 minutes</w:t>
+      </w:r>
+    </w:p>
+    <w:p>
+      <w:pPr>
+        <w:numPr>
+          <w:ilvl w:val="0"/>
+          <w:numId w:val="25"/>
+        </w:numPr>
+        <w:rPr>
+          <w:rFonts w:asciiTheme="majorHAnsi" w:eastAsiaTheme="majorEastAsia" w:hAnsiTheme="majorHAnsi" w:cstheme="majorBidi"/>
+        </w:rPr>
+      </w:pPr>
+      <w:r>
+        <w:rPr>
+          <w:rFonts w:asciiTheme="majorHAnsi" w:eastAsiaTheme="majorEastAsia" w:hAnsiTheme="majorHAnsi" w:cstheme="majorBidi"/>
+        </w:rPr>
+        <w:t>Maximum retries: 0</w:t>
+      </w:r>
+    </w:p>
+    <w:p>
+      <w:pPr>
+        <w:numPr>
+          <w:ilvl w:val="0"/>
+          <w:numId w:val="25"/>
+        </w:numPr>
+        <w:rPr>
+          <w:rFonts w:asciiTheme="majorHAnsi" w:eastAsiaTheme="majorEastAsia" w:hAnsiTheme="majorHAnsi" w:cstheme="majorBidi"/>
+        </w:rPr>
+      </w:pPr>
+      <w:r>
+        <w:rPr>
+          <w:rFonts w:asciiTheme="majorHAnsi" w:eastAsiaTheme="majorEastAsia" w:hAnsiTheme="majorHAnsi" w:cstheme="majorBidi"/>
+        </w:rPr>
+        <w:t>Maximum concurrent job runs: 1</w:t>
       </w:r>
     </w:p>
     <w:p>
@@ -4103,31 +4827,27 @@
         </w:numPr>
         <w:rPr>
           <w:rFonts w:asciiTheme="majorHAnsi" w:eastAsiaTheme="majorEastAsia" w:hAnsiTheme="majorHAnsi" w:cstheme="majorBidi"/>
-        </w:rPr>
-      </w:pPr>
-      <w:r>
-        <w:rPr>
-          <w:rFonts w:asciiTheme="majorHAnsi" w:eastAsiaTheme="majorEastAsia" w:hAnsiTheme="majorHAnsi" w:cstheme="majorBidi"/>
           <w:highlight w:val="yellow"/>
         </w:rPr>
-        <w:t>Review the job parameters and default arguments shown in the job configuration.</w:t>
-      </w:r>
-      <w:r>
-        <w:rPr>
-          <w:rFonts w:asciiTheme="majorHAnsi" w:eastAsiaTheme="majorEastAsia" w:hAnsiTheme="majorHAnsi" w:cstheme="majorBidi"/>
-        </w:rPr>
-        <w:t xml:space="preserve"> The values passed by Step Functions for a particular run should be checked in that run’s details; the job’s default arguments alone do not establish the values used by every execution.</w:t>
-      </w:r>
-    </w:p>
-    <w:p>
-      <w:pPr>
-        <w:rPr>
-          <w:rFonts w:asciiTheme="majorHAnsi" w:eastAsiaTheme="majorEastAsia" w:hAnsiTheme="majorHAnsi" w:cstheme="majorBidi"/>
-        </w:rPr>
-      </w:pPr>
-      <w:r>
-        <w:rPr>
-          <w:rFonts w:asciiTheme="majorHAnsi" w:eastAsiaTheme="majorEastAsia" w:hAnsiTheme="majorHAnsi" w:cstheme="majorBidi"/>
+      </w:pPr>
+      <w:r>
+        <w:rPr>
+          <w:rFonts w:asciiTheme="majorHAnsi" w:eastAsiaTheme="majorEastAsia" w:hAnsiTheme="majorHAnsi" w:cstheme="majorBidi"/>
+          <w:highlight w:val="yellow"/>
+        </w:rPr>
+        <w:t>Review the job parameters and default arguments shown in the job configuration. The values passed by Step Functions for a particular run should be checked in that run’s details; the job’s default arguments alone do not establish the values used by every execution.</w:t>
+      </w:r>
+    </w:p>
+    <w:p>
+      <w:pPr>
+        <w:rPr>
+          <w:rFonts w:asciiTheme="majorHAnsi" w:eastAsiaTheme="majorEastAsia" w:hAnsiTheme="majorHAnsi" w:cstheme="majorBidi"/>
+        </w:rPr>
+      </w:pPr>
+      <w:r>
+        <w:rPr>
+          <w:rFonts w:asciiTheme="majorHAnsi" w:eastAsiaTheme="majorEastAsia" w:hAnsiTheme="majorHAnsi" w:cstheme="majorBidi"/>
+          <w:highlight w:val="yellow"/>
         </w:rPr>
         <w:t>&lt;SCREENSHOT showing the Glue job parameters and default arguments&gt;</w:t>
       </w:r>
@@ -4156,11 +4876,13 @@
       <w:pPr>
         <w:rPr>
           <w:rFonts w:asciiTheme="majorHAnsi" w:eastAsiaTheme="majorEastAsia" w:hAnsiTheme="majorHAnsi" w:cstheme="majorBidi"/>
-        </w:rPr>
-      </w:pPr>
-      <w:r>
-        <w:rPr>
-          <w:rFonts w:asciiTheme="majorHAnsi" w:eastAsiaTheme="majorEastAsia" w:hAnsiTheme="majorHAnsi" w:cstheme="majorBidi"/>
+          <w:highlight w:val="yellow"/>
+        </w:rPr>
+      </w:pPr>
+      <w:r>
+        <w:rPr>
+          <w:rFonts w:asciiTheme="majorHAnsi" w:eastAsiaTheme="majorEastAsia" w:hAnsiTheme="majorHAnsi" w:cstheme="majorBidi"/>
+          <w:highlight w:val="yellow"/>
         </w:rPr>
         <w:t>&lt;SCREENSHOT showing the AVMT4 Glue job script&gt;</w:t>
       </w:r>
@@ -4169,11 +4891,13 @@
       <w:pPr>
         <w:rPr>
           <w:rFonts w:asciiTheme="majorHAnsi" w:eastAsiaTheme="majorEastAsia" w:hAnsiTheme="majorHAnsi" w:cstheme="majorBidi"/>
-        </w:rPr>
-      </w:pPr>
-      <w:r>
-        <w:rPr>
-          <w:rFonts w:asciiTheme="majorHAnsi" w:eastAsiaTheme="majorEastAsia" w:hAnsiTheme="majorHAnsi" w:cstheme="majorBidi"/>
+          <w:highlight w:val="yellow"/>
+        </w:rPr>
+      </w:pPr>
+      <w:r>
+        <w:rPr>
+          <w:rFonts w:asciiTheme="majorHAnsi" w:eastAsiaTheme="majorEastAsia" w:hAnsiTheme="majorHAnsi" w:cstheme="majorBidi"/>
+          <w:highlight w:val="yellow"/>
         </w:rPr>
         <w:t>Look for where the script reads source_database, target_database, spoke_path, and max_parallel. Follow those values through the code to understand which database is read, which database is targeted, how the S3 path is used, and what max_parallel controls in this job.</w:t>
       </w:r>
@@ -4182,11 +4906,13 @@
       <w:pPr>
         <w:rPr>
           <w:rFonts w:asciiTheme="majorHAnsi" w:eastAsiaTheme="majorEastAsia" w:hAnsiTheme="majorHAnsi" w:cstheme="majorBidi"/>
-        </w:rPr>
-      </w:pPr>
-      <w:r>
-        <w:rPr>
-          <w:rFonts w:asciiTheme="majorHAnsi" w:eastAsiaTheme="majorEastAsia" w:hAnsiTheme="majorHAnsi" w:cstheme="majorBidi"/>
+          <w:highlight w:val="yellow"/>
+        </w:rPr>
+      </w:pPr>
+      <w:r>
+        <w:rPr>
+          <w:rFonts w:asciiTheme="majorHAnsi" w:eastAsiaTheme="majorEastAsia" w:hAnsiTheme="majorHAnsi" w:cstheme="majorBidi"/>
+          <w:highlight w:val="yellow"/>
         </w:rPr>
         <w:t>&lt;CODE BLOCK FROM THE ACTUAL GLUE JOB SCRIPT showing where the four Step Functions arguments are read and how they are used&gt;</w:t>
       </w:r>
@@ -4200,7 +4926,9 @@
       <w:r>
         <w:rPr>
           <w:rFonts w:asciiTheme="majorHAnsi" w:eastAsiaTheme="majorEastAsia" w:hAnsiTheme="majorHAnsi" w:cstheme="majorBidi"/>
-        </w:rPr>
+          <w:highlight w:val="yellow"/>
+        </w:rPr>
+        <w:lastRenderedPageBreak/>
         <w:t>&lt;GO TO THE SCRIPT TAB AND VERIFY WHETHER THE JOB READS FROM OR WRITES TO THE GLUE DATA CATALOG, S3, OR BOTH. IDENTIFY THE EXACT CODE AND LOCATIONS BEFORE DESCRIBING THE JOB'S OUTPUT IN THIS SECTION.&gt;</w:t>
       </w:r>
     </w:p>
@@ -4283,22 +5011,16 @@
       <w:r>
         <w:rPr>
           <w:rFonts w:asciiTheme="majorHAnsi" w:eastAsiaTheme="majorEastAsia" w:hAnsiTheme="majorHAnsi" w:cstheme="majorBidi"/>
+        </w:rPr>
+        <w:t>To match a Glue job run to a Step Functions execution, open the state machine execution and inspect its RunGlueJob step. Compare the Glue job run ID with the run ID shown in AWS Glue. This is useful when the job has run multiple times with different source or target databases.</w:t>
+      </w:r>
+    </w:p>
+    <w:p>
+      <w:pPr>
+        <w:rPr>
+          <w:rFonts w:asciiTheme="majorHAnsi" w:eastAsiaTheme="majorEastAsia" w:hAnsiTheme="majorHAnsi" w:cstheme="majorBidi"/>
           <w:highlight w:val="yellow"/>
         </w:rPr>
-        <w:t>To match a Glue job run to a Step Functions execution, open the state machine execution and inspect its RunGlueJob step.</w:t>
-      </w:r>
-      <w:r>
-        <w:rPr>
-          <w:rFonts w:asciiTheme="majorHAnsi" w:eastAsiaTheme="majorEastAsia" w:hAnsiTheme="majorHAnsi" w:cstheme="majorBidi"/>
-        </w:rPr>
-        <w:t xml:space="preserve"> Compare the Glue job run ID with the run ID shown in AWS Glue. This is useful when the job has run multiple times with different source or target databases.</w:t>
-      </w:r>
-    </w:p>
-    <w:p>
-      <w:pPr>
-        <w:rPr>
-          <w:rFonts w:asciiTheme="majorHAnsi" w:eastAsiaTheme="majorEastAsia" w:hAnsiTheme="majorHAnsi" w:cstheme="majorBidi"/>
-        </w:rPr>
       </w:pPr>
       <w:r>
         <w:rPr>
@@ -4317,6 +5039,7 @@
       <w:r>
         <w:rPr>
           <w:rFonts w:asciiTheme="majorHAnsi" w:eastAsiaTheme="majorEastAsia" w:hAnsiTheme="majorHAnsi" w:cstheme="majorBidi"/>
+          <w:highlight w:val="yellow"/>
         </w:rPr>
         <w:t>&lt;SCREENSHOT showing where to open the selected job run's error details and logs&gt;</w:t>
       </w:r>
@@ -4378,7 +5101,6 @@
           <w:rFonts w:asciiTheme="majorHAnsi" w:eastAsiaTheme="majorEastAsia" w:hAnsiTheme="majorHAnsi" w:cstheme="majorBidi"/>
           <w:highlight w:val="yellow"/>
         </w:rPr>
-        <w:lastRenderedPageBreak/>
         <w:t>Search for the database identified in the AVMT4 execution input or in the Glue job script.</w:t>
       </w:r>
     </w:p>
@@ -4446,6 +5168,191 @@
     </w:p>
     <w:p>
       <w:pPr>
+        <w:rPr>
+          <w:rFonts w:asciiTheme="majorHAnsi" w:eastAsiaTheme="majorEastAsia" w:hAnsiTheme="majorHAnsi" w:cstheme="majorBidi"/>
+        </w:rPr>
+      </w:pPr>
+      <w:r>
+        <w:rPr>
+          <w:rFonts w:asciiTheme="majorHAnsi" w:eastAsiaTheme="majorEastAsia" w:hAnsiTheme="majorHAnsi" w:cstheme="majorBidi"/>
+        </w:rPr>
+        <w:t>source_database: dev_lh00_bronze_sbavmtut04_gluedb_4pr26gw3hlzpxm</w:t>
+      </w:r>
+    </w:p>
+    <w:p>
+      <w:pPr>
+        <w:rPr>
+          <w:rFonts w:asciiTheme="majorHAnsi" w:eastAsiaTheme="majorEastAsia" w:hAnsiTheme="majorHAnsi" w:cstheme="majorBidi"/>
+        </w:rPr>
+      </w:pPr>
+      <w:r>
+        <w:rPr>
+          <w:rFonts w:asciiTheme="majorHAnsi" w:eastAsiaTheme="majorEastAsia" w:hAnsiTheme="majorHAnsi" w:cstheme="majorBidi"/>
+        </w:rPr>
+        <w:t>target_database:</w:t>
+      </w:r>
+      <w:r>
+        <w:rPr>
+          <w:rFonts w:asciiTheme="majorHAnsi" w:eastAsiaTheme="majorEastAsia" w:hAnsiTheme="majorHAnsi" w:cstheme="majorBidi"/>
+        </w:rPr>
+        <w:t xml:space="preserve"> </w:t>
+      </w:r>
+      <w:r>
+        <w:rPr>
+          <w:rFonts w:asciiTheme="majorHAnsi" w:eastAsiaTheme="majorEastAsia" w:hAnsiTheme="majorHAnsi" w:cstheme="majorBidi"/>
+        </w:rPr>
+        <w:t>dev1_kg01_bronze_avmt4_gluedb</w:t>
+      </w:r>
+    </w:p>
+    <w:p>
+      <w:pPr>
+        <w:rPr>
+          <w:rFonts w:asciiTheme="majorHAnsi" w:eastAsiaTheme="majorEastAsia" w:hAnsiTheme="majorHAnsi" w:cstheme="majorBidi"/>
+        </w:rPr>
+      </w:pPr>
+    </w:p>
+    <w:p>
+      <w:pPr>
+        <w:numPr>
+          <w:ilvl w:val="0"/>
+          <w:numId w:val="26"/>
+        </w:numPr>
+        <w:rPr>
+          <w:rFonts w:asciiTheme="majorHAnsi" w:eastAsiaTheme="majorEastAsia" w:hAnsiTheme="majorHAnsi" w:cstheme="majorBidi"/>
+          <w:highlight w:val="yellow"/>
+        </w:rPr>
+      </w:pPr>
+      <w:r>
+        <w:rPr>
+          <w:rFonts w:asciiTheme="majorHAnsi" w:eastAsiaTheme="majorEastAsia" w:hAnsiTheme="majorHAnsi" w:cstheme="majorBidi"/>
+          <w:highlight w:val="yellow"/>
+        </w:rPr>
+        <w:t>Search for the AVMT4 target database:</w:t>
+      </w:r>
+    </w:p>
+    <w:p>
+      <w:pPr>
+        <w:rPr>
+          <w:rFonts w:asciiTheme="majorHAnsi" w:eastAsiaTheme="majorEastAsia" w:hAnsiTheme="majorHAnsi" w:cstheme="majorBidi"/>
+        </w:rPr>
+      </w:pPr>
+      <w:r>
+        <w:rPr>
+          <w:rFonts w:asciiTheme="majorHAnsi" w:eastAsiaTheme="majorEastAsia" w:hAnsiTheme="majorHAnsi" w:cstheme="majorBidi"/>
+        </w:rPr>
+        <w:t>dev1_kg01_bronze_avmt4_gluedb</w:t>
+      </w:r>
+    </w:p>
+    <w:p>
+      <w:pPr>
+        <w:rPr>
+          <w:rFonts w:asciiTheme="majorHAnsi" w:eastAsiaTheme="majorEastAsia" w:hAnsiTheme="majorHAnsi" w:cstheme="majorBidi"/>
+        </w:rPr>
+      </w:pPr>
+      <w:r>
+        <w:rPr>
+          <w:rFonts w:asciiTheme="majorHAnsi" w:eastAsiaTheme="majorEastAsia" w:hAnsiTheme="majorHAnsi" w:cstheme="majorBidi"/>
+        </w:rPr>
+        <w:t>This database is created by infra/templates/nested/glue-cfn.yaml. Its name follows this pattern:</w:t>
+      </w:r>
+    </w:p>
+    <w:p>
+      <w:pPr>
+        <w:rPr>
+          <w:rFonts w:asciiTheme="majorHAnsi" w:eastAsiaTheme="majorEastAsia" w:hAnsiTheme="majorHAnsi" w:cstheme="majorBidi"/>
+        </w:rPr>
+      </w:pPr>
+      <w:r>
+        <w:rPr>
+          <w:rFonts w:asciiTheme="majorHAnsi" w:eastAsiaTheme="majorEastAsia" w:hAnsiTheme="majorHAnsi" w:cstheme="majorBidi"/>
+        </w:rPr>
+        <w:t>${Environment}</w:t>
+      </w:r>
+      <w:r>
+        <w:rPr>
+          <w:rFonts w:asciiTheme="majorHAnsi" w:eastAsiaTheme="majorEastAsia" w:hAnsiTheme="majorHAnsi" w:cstheme="majorBidi"/>
+          <w:i/>
+          <w:iCs/>
+        </w:rPr>
+        <w:t>${Eapplid}</w:t>
+      </w:r>
+      <w:r>
+        <w:rPr>
+          <w:rFonts w:asciiTheme="majorHAnsi" w:eastAsiaTheme="majorEastAsia" w:hAnsiTheme="majorHAnsi" w:cstheme="majorBidi"/>
+        </w:rPr>
+        <w:t>${Medallion}_${SourceIdentifier}${SourceIdentifierVersion}_gluedb</w:t>
+      </w:r>
+    </w:p>
+    <w:p>
+      <w:pPr>
+        <w:numPr>
+          <w:ilvl w:val="0"/>
+          <w:numId w:val="27"/>
+        </w:numPr>
+        <w:rPr>
+          <w:rFonts w:asciiTheme="majorHAnsi" w:eastAsiaTheme="majorEastAsia" w:hAnsiTheme="majorHAnsi" w:cstheme="majorBidi"/>
+        </w:rPr>
+      </w:pPr>
+      <w:r>
+        <w:rPr>
+          <w:rFonts w:asciiTheme="majorHAnsi" w:eastAsiaTheme="majorEastAsia" w:hAnsiTheme="majorHAnsi" w:cstheme="majorBidi"/>
+        </w:rPr>
+        <w:lastRenderedPageBreak/>
+        <w:t>Source database: dev_lh00_bronze_sbavmtut04_gluedb_&lt;SSM-resolved-project-ID&gt;</w:t>
+      </w:r>
+    </w:p>
+    <w:p>
+      <w:pPr>
+        <w:numPr>
+          <w:ilvl w:val="0"/>
+          <w:numId w:val="27"/>
+        </w:numPr>
+        <w:rPr>
+          <w:rFonts w:asciiTheme="majorHAnsi" w:eastAsiaTheme="majorEastAsia" w:hAnsiTheme="majorHAnsi" w:cstheme="majorBidi"/>
+        </w:rPr>
+      </w:pPr>
+      <w:r>
+        <w:rPr>
+          <w:rFonts w:asciiTheme="majorHAnsi" w:eastAsiaTheme="majorEastAsia" w:hAnsiTheme="majorHAnsi" w:cstheme="majorBidi"/>
+        </w:rPr>
+        <w:t>Target database: dev1_kg01_bronze_avmt4_gluedb</w:t>
+      </w:r>
+    </w:p>
+    <w:p>
+      <w:pPr>
+        <w:rPr>
+          <w:rFonts w:asciiTheme="majorHAnsi" w:eastAsiaTheme="majorEastAsia" w:hAnsiTheme="majorHAnsi" w:cstheme="majorBidi"/>
+        </w:rPr>
+      </w:pPr>
+      <w:r>
+        <w:rPr>
+          <w:rFonts w:asciiTheme="majorHAnsi" w:eastAsiaTheme="majorEastAsia" w:hAnsiTheme="majorHAnsi" w:cstheme="majorBidi"/>
+        </w:rPr>
+        <w:t>The source database is referenced by the job and scheduled execution input. It is not created by the AVMT Glue database template.</w:t>
+      </w:r>
+    </w:p>
+    <w:p>
+      <w:pPr>
+        <w:rPr>
+          <w:rFonts w:asciiTheme="majorHAnsi" w:eastAsiaTheme="majorEastAsia" w:hAnsiTheme="majorHAnsi" w:cstheme="majorBidi"/>
+        </w:rPr>
+      </w:pPr>
+      <w:r>
+        <w:rPr>
+          <w:rFonts w:asciiTheme="majorHAnsi" w:eastAsiaTheme="majorEastAsia" w:hAnsiTheme="majorHAnsi" w:cstheme="majorBidi"/>
+        </w:rPr>
+        <w:t xml:space="preserve">&lt;INSERT THE FULL SOURCE DATABASE NAME FROM THE SELECTED EXECUTION. CONFIRM THAT YOU ARE REVIEWING THE dev1 TARGET DATABASE RATHER THAN THE dev DATABASE OR THE SOURCE DATABASE.&gt; </w:t>
+      </w:r>
+    </w:p>
+    <w:p>
+      <w:pPr>
+        <w:rPr>
+          <w:rFonts w:asciiTheme="majorHAnsi" w:eastAsiaTheme="majorEastAsia" w:hAnsiTheme="majorHAnsi" w:cstheme="majorBidi"/>
+        </w:rPr>
+      </w:pPr>
+    </w:p>
+    <w:p>
+      <w:pPr>
         <w:pStyle w:val="ListParagraph"/>
         <w:numPr>
           <w:ilvl w:val="0"/>
@@ -4485,7 +5392,20 @@
         <w:rPr>
           <w:rFonts w:asciiTheme="majorHAnsi" w:eastAsiaTheme="majorEastAsia" w:hAnsiTheme="majorHAnsi" w:cstheme="majorBidi"/>
         </w:rPr>
-        <w:t>A Glue database is a grouping of table definitions in the Data Catalog. It does not itself store the table’s data files. Select a table to review its columns, data types, partitions if present, and location.</w:t>
+        <w:t>A Glue database is a grouping of table definitions in the Data Catalog. It does not itself store the table’s data files.</w:t>
+      </w:r>
+    </w:p>
+    <w:p>
+      <w:pPr>
+        <w:rPr>
+          <w:rFonts w:asciiTheme="majorHAnsi" w:eastAsiaTheme="majorEastAsia" w:hAnsiTheme="majorHAnsi" w:cstheme="majorBidi"/>
+        </w:rPr>
+      </w:pPr>
+      <w:r>
+        <w:rPr>
+          <w:rFonts w:asciiTheme="majorHAnsi" w:eastAsiaTheme="majorEastAsia" w:hAnsiTheme="majorHAnsi" w:cstheme="majorBidi"/>
+        </w:rPr>
+        <w:t>Select a table to review its columns, data types, partitions if present, and location.</w:t>
       </w:r>
     </w:p>
     <w:p>
@@ -4568,12 +5488,1511 @@
       </w:r>
     </w:p>
     <w:p>
-      <w:r>
+      <w:pPr>
+        <w:rPr>
+          <w:rFonts w:asciiTheme="majorHAnsi" w:eastAsiaTheme="majorEastAsia" w:hAnsiTheme="majorHAnsi" w:cstheme="majorBidi"/>
+        </w:rPr>
+      </w:pPr>
+    </w:p>
+    <w:p>
+      <w:pPr>
+        <w:rPr>
+          <w:rFonts w:asciiTheme="majorHAnsi" w:eastAsiaTheme="majorEastAsia" w:hAnsiTheme="majorHAnsi" w:cstheme="majorBidi"/>
+        </w:rPr>
+      </w:pPr>
+    </w:p>
+    <w:p>
+      <w:pPr>
+        <w:pStyle w:val="Heading2"/>
+      </w:pPr>
+      <w:r>
+        <w:t>Infrastructure as code</w:t>
+      </w:r>
+    </w:p>
+    <w:p>
+      <w:pPr>
+        <w:rPr>
+          <w:rFonts w:asciiTheme="majorHAnsi" w:eastAsiaTheme="majorEastAsia" w:hAnsiTheme="majorHAnsi" w:cstheme="majorBidi"/>
+        </w:rPr>
+      </w:pPr>
+      <w:r>
+        <w:rPr>
+          <w:rFonts w:asciiTheme="majorHAnsi" w:eastAsiaTheme="majorEastAsia" w:hAnsiTheme="majorHAnsi" w:cstheme="majorBidi"/>
+        </w:rPr>
+        <w:t>The AVMT repository defines the Glue database, tables, and job through CloudFormation templates. main-cfn.yaml connects the nested stacks and passes resource outputs between them.</w:t>
+      </w:r>
+    </w:p>
+    <w:p>
+      <w:pPr>
         <w:rPr>
           <w:rFonts w:asciiTheme="majorHAnsi" w:eastAsiaTheme="majorEastAsia" w:hAnsiTheme="majorHAnsi" w:cstheme="majorBidi"/>
           <w:highlight w:val="yellow"/>
         </w:rPr>
-        <w:t>The bracketed checks are needed before this draft can contain PDP-specific bucket, database, table, workgroup, and job configuration values.</w:t>
+      </w:pPr>
+      <w:r>
+        <w:rPr>
+          <w:rFonts w:asciiTheme="majorHAnsi" w:eastAsiaTheme="majorEastAsia" w:hAnsiTheme="majorHAnsi" w:cstheme="majorBidi"/>
+          <w:highlight w:val="yellow"/>
+        </w:rPr>
+        <w:t>The main files are:</w:t>
+      </w:r>
+    </w:p>
+    <w:p>
+      <w:pPr>
+        <w:numPr>
+          <w:ilvl w:val="0"/>
+          <w:numId w:val="29"/>
+        </w:numPr>
+        <w:rPr>
+          <w:rFonts w:asciiTheme="majorHAnsi" w:eastAsiaTheme="majorEastAsia" w:hAnsiTheme="majorHAnsi" w:cstheme="majorBidi"/>
+          <w:highlight w:val="yellow"/>
+        </w:rPr>
+      </w:pPr>
+      <w:r>
+        <w:rPr>
+          <w:rFonts w:asciiTheme="majorHAnsi" w:eastAsiaTheme="majorEastAsia" w:hAnsiTheme="majorHAnsi" w:cstheme="majorBidi"/>
+          <w:highlight w:val="yellow"/>
+        </w:rPr>
+        <w:t>infra/templates/main-cfn.yaml</w:t>
+      </w:r>
+    </w:p>
+    <w:p>
+      <w:pPr>
+        <w:numPr>
+          <w:ilvl w:val="0"/>
+          <w:numId w:val="29"/>
+        </w:numPr>
+        <w:rPr>
+          <w:rFonts w:asciiTheme="majorHAnsi" w:eastAsiaTheme="majorEastAsia" w:hAnsiTheme="majorHAnsi" w:cstheme="majorBidi"/>
+          <w:highlight w:val="yellow"/>
+        </w:rPr>
+      </w:pPr>
+      <w:r>
+        <w:rPr>
+          <w:rFonts w:asciiTheme="majorHAnsi" w:eastAsiaTheme="majorEastAsia" w:hAnsiTheme="majorHAnsi" w:cstheme="majorBidi"/>
+          <w:highlight w:val="yellow"/>
+        </w:rPr>
+        <w:t>infra/templates/nested/glue-cfn.yaml</w:t>
+      </w:r>
+    </w:p>
+    <w:p>
+      <w:pPr>
+        <w:numPr>
+          <w:ilvl w:val="0"/>
+          <w:numId w:val="29"/>
+        </w:numPr>
+        <w:rPr>
+          <w:rFonts w:asciiTheme="majorHAnsi" w:eastAsiaTheme="majorEastAsia" w:hAnsiTheme="majorHAnsi" w:cstheme="majorBidi"/>
+          <w:highlight w:val="yellow"/>
+        </w:rPr>
+      </w:pPr>
+      <w:r>
+        <w:rPr>
+          <w:rFonts w:asciiTheme="majorHAnsi" w:eastAsiaTheme="majorEastAsia" w:hAnsiTheme="majorHAnsi" w:cstheme="majorBidi"/>
+          <w:highlight w:val="yellow"/>
+        </w:rPr>
+        <w:lastRenderedPageBreak/>
+        <w:t>infra/templates/nested/glue-job-cfn.yaml</w:t>
+      </w:r>
+    </w:p>
+    <w:p>
+      <w:pPr>
+        <w:rPr>
+          <w:rFonts w:asciiTheme="majorHAnsi" w:eastAsiaTheme="majorEastAsia" w:hAnsiTheme="majorHAnsi" w:cstheme="majorBidi"/>
+        </w:rPr>
+      </w:pPr>
+      <w:r>
+        <w:rPr>
+          <w:rFonts w:asciiTheme="majorHAnsi" w:eastAsiaTheme="majorEastAsia" w:hAnsiTheme="majorHAnsi" w:cstheme="majorBidi"/>
+          <w:highlight w:val="yellow"/>
+        </w:rPr>
+        <w:t>The processing code is stored separately in scripts/glue/kg01-pdp-bronze-active-view-entire-db-multithreads.py.</w:t>
+      </w:r>
+    </w:p>
+    <w:p>
+      <w:pPr>
+        <w:rPr>
+          <w:rFonts w:asciiTheme="majorHAnsi" w:eastAsiaTheme="majorEastAsia" w:hAnsiTheme="majorHAnsi" w:cstheme="majorBidi"/>
+        </w:rPr>
+      </w:pPr>
+    </w:p>
+    <w:p>
+      <w:pPr>
+        <w:pStyle w:val="Heading3"/>
+      </w:pPr>
+      <w:r>
+        <w:t xml:space="preserve">main-cfn.yaml </w:t>
+      </w:r>
+      <w:r>
+        <w:t>-</w:t>
+      </w:r>
+      <w:r>
+        <w:t xml:space="preserve"> Parent stack</w:t>
+      </w:r>
+    </w:p>
+    <w:p>
+      <w:pPr>
+        <w:numPr>
+          <w:ilvl w:val="0"/>
+          <w:numId w:val="28"/>
+        </w:numPr>
+        <w:rPr>
+          <w:rFonts w:asciiTheme="majorHAnsi" w:eastAsiaTheme="majorEastAsia" w:hAnsiTheme="majorHAnsi" w:cstheme="majorBidi"/>
+          <w:b/>
+          <w:bCs/>
+        </w:rPr>
+      </w:pPr>
+      <w:r>
+        <w:rPr>
+          <w:rFonts w:asciiTheme="majorHAnsi" w:eastAsiaTheme="majorEastAsia" w:hAnsiTheme="majorHAnsi" w:cstheme="majorBidi"/>
+          <w:b/>
+          <w:bCs/>
+        </w:rPr>
+        <w:t>Parameters</w:t>
+      </w:r>
+    </w:p>
+    <w:p>
+      <w:pPr>
+        <w:rPr>
+          <w:rFonts w:asciiTheme="majorHAnsi" w:eastAsiaTheme="majorEastAsia" w:hAnsiTheme="majorHAnsi" w:cstheme="majorBidi"/>
+        </w:rPr>
+      </w:pPr>
+      <w:r>
+        <w:rPr>
+          <w:rFonts w:asciiTheme="majorHAnsi" w:eastAsiaTheme="majorEastAsia" w:hAnsiTheme="majorHAnsi" w:cstheme="majorBidi"/>
+        </w:rPr>
+        <w:t>The parent template supplies shared values such as Environment, Eapplid, Medallion, SourceIdentifier, and SourceIdentifierVersion.</w:t>
+      </w:r>
+    </w:p>
+    <w:p>
+      <w:pPr>
+        <w:rPr>
+          <w:rFonts w:asciiTheme="majorHAnsi" w:eastAsiaTheme="majorEastAsia" w:hAnsiTheme="majorHAnsi" w:cstheme="majorBidi"/>
+        </w:rPr>
+      </w:pPr>
+      <w:r>
+        <w:rPr>
+          <w:rFonts w:asciiTheme="majorHAnsi" w:eastAsiaTheme="majorEastAsia" w:hAnsiTheme="majorHAnsi" w:cstheme="majorBidi"/>
+        </w:rPr>
+        <w:t>For the development-branch example, the configuration resolves to:</w:t>
+      </w:r>
+    </w:p>
+    <w:p>
+      <w:pPr>
+        <w:numPr>
+          <w:ilvl w:val="0"/>
+          <w:numId w:val="30"/>
+        </w:numPr>
+        <w:rPr>
+          <w:rFonts w:asciiTheme="majorHAnsi" w:eastAsiaTheme="majorEastAsia" w:hAnsiTheme="majorHAnsi" w:cstheme="majorBidi"/>
+        </w:rPr>
+      </w:pPr>
+      <w:r>
+        <w:rPr>
+          <w:rFonts w:asciiTheme="majorHAnsi" w:eastAsiaTheme="majorEastAsia" w:hAnsiTheme="majorHAnsi" w:cstheme="majorBidi"/>
+        </w:rPr>
+        <w:t>Environment: dev1</w:t>
+      </w:r>
+    </w:p>
+    <w:p>
+      <w:pPr>
+        <w:numPr>
+          <w:ilvl w:val="0"/>
+          <w:numId w:val="30"/>
+        </w:numPr>
+        <w:rPr>
+          <w:rFonts w:asciiTheme="majorHAnsi" w:eastAsiaTheme="majorEastAsia" w:hAnsiTheme="majorHAnsi" w:cstheme="majorBidi"/>
+        </w:rPr>
+      </w:pPr>
+      <w:r>
+        <w:rPr>
+          <w:rFonts w:asciiTheme="majorHAnsi" w:eastAsiaTheme="majorEastAsia" w:hAnsiTheme="majorHAnsi" w:cstheme="majorBidi"/>
+        </w:rPr>
+        <w:t>Eapplid: kg01</w:t>
+      </w:r>
+    </w:p>
+    <w:p>
+      <w:pPr>
+        <w:numPr>
+          <w:ilvl w:val="0"/>
+          <w:numId w:val="30"/>
+        </w:numPr>
+        <w:rPr>
+          <w:rFonts w:asciiTheme="majorHAnsi" w:eastAsiaTheme="majorEastAsia" w:hAnsiTheme="majorHAnsi" w:cstheme="majorBidi"/>
+        </w:rPr>
+      </w:pPr>
+      <w:r>
+        <w:rPr>
+          <w:rFonts w:asciiTheme="majorHAnsi" w:eastAsiaTheme="majorEastAsia" w:hAnsiTheme="majorHAnsi" w:cstheme="majorBidi"/>
+        </w:rPr>
+        <w:t>Medallion: bronze</w:t>
+      </w:r>
+    </w:p>
+    <w:p>
+      <w:pPr>
+        <w:numPr>
+          <w:ilvl w:val="0"/>
+          <w:numId w:val="30"/>
+        </w:numPr>
+        <w:rPr>
+          <w:rFonts w:asciiTheme="majorHAnsi" w:eastAsiaTheme="majorEastAsia" w:hAnsiTheme="majorHAnsi" w:cstheme="majorBidi"/>
+        </w:rPr>
+      </w:pPr>
+      <w:r>
+        <w:rPr>
+          <w:rFonts w:asciiTheme="majorHAnsi" w:eastAsiaTheme="majorEastAsia" w:hAnsiTheme="majorHAnsi" w:cstheme="majorBidi"/>
+        </w:rPr>
+        <w:t>SourceIdentifier: avmt</w:t>
+      </w:r>
+    </w:p>
+    <w:p>
+      <w:pPr>
+        <w:numPr>
+          <w:ilvl w:val="0"/>
+          <w:numId w:val="30"/>
+        </w:numPr>
+        <w:rPr>
+          <w:rFonts w:asciiTheme="majorHAnsi" w:eastAsiaTheme="majorEastAsia" w:hAnsiTheme="majorHAnsi" w:cstheme="majorBidi"/>
+        </w:rPr>
+      </w:pPr>
+      <w:r>
+        <w:rPr>
+          <w:rFonts w:asciiTheme="majorHAnsi" w:eastAsiaTheme="majorEastAsia" w:hAnsiTheme="majorHAnsi" w:cstheme="majorBidi"/>
+        </w:rPr>
+        <w:t>SourceIdentifierVersion: 4</w:t>
+      </w:r>
+    </w:p>
+    <w:p>
+      <w:pPr>
+        <w:rPr>
+          <w:rFonts w:asciiTheme="majorHAnsi" w:eastAsiaTheme="majorEastAsia" w:hAnsiTheme="majorHAnsi" w:cstheme="majorBidi"/>
+        </w:rPr>
+      </w:pPr>
+      <w:r>
+        <w:rPr>
+          <w:rFonts w:asciiTheme="majorHAnsi" w:eastAsiaTheme="majorEastAsia" w:hAnsiTheme="majorHAnsi" w:cstheme="majorBidi"/>
+          <w:highlight w:val="yellow"/>
+        </w:rPr>
+        <w:t>buildspec.yaml</w:t>
+      </w:r>
+      <w:r>
+        <w:rPr>
+          <w:rFonts w:asciiTheme="majorHAnsi" w:eastAsiaTheme="majorEastAsia" w:hAnsiTheme="majorHAnsi" w:cstheme="majorBidi"/>
+        </w:rPr>
+        <w:t xml:space="preserve"> updates the environment configuration according to the CodeBuild initiator’s name. For an initiator ending in -development, the Dev configuration uses dev1. For one ending in -main, it uses dev.</w:t>
+      </w:r>
+    </w:p>
+    <w:p>
+      <w:pPr>
+        <w:rPr>
+          <w:rFonts w:asciiTheme="majorHAnsi" w:eastAsiaTheme="majorEastAsia" w:hAnsiTheme="majorHAnsi" w:cstheme="majorBidi"/>
+        </w:rPr>
+      </w:pPr>
+      <w:r>
+        <w:rPr>
+          <w:rFonts w:asciiTheme="majorHAnsi" w:eastAsiaTheme="majorEastAsia" w:hAnsiTheme="majorHAnsi" w:cstheme="majorBidi"/>
+        </w:rPr>
+        <w:t>DatalakeUnibucketName is retrieved from Parameter Store. GlueAssetLocation is supplied by the environment configuration file. The operations script bucket is supplied through CmdOpsGlueScriptsBucketName, whose default is ops-kg99-cmd-operations-glue-scripts.</w:t>
+      </w:r>
+    </w:p>
+    <w:p>
+      <w:pPr>
+        <w:rPr>
+          <w:rFonts w:asciiTheme="majorHAnsi" w:eastAsiaTheme="majorEastAsia" w:hAnsiTheme="majorHAnsi" w:cstheme="majorBidi"/>
+        </w:rPr>
+      </w:pPr>
+      <w:r>
+        <w:rPr>
+          <w:rFonts w:asciiTheme="majorHAnsi" w:eastAsiaTheme="majorEastAsia" w:hAnsiTheme="majorHAnsi" w:cstheme="majorBidi"/>
+        </w:rPr>
+        <w:t>&lt;CODE BLOCK FROM infra/templates/main-cfn.yaml showing the shared parameters, DatalakeUnibucketName SSM reference, and CmdOpsGlueScriptsBucketName default&gt;</w:t>
+      </w:r>
+    </w:p>
+    <w:p>
+      <w:pPr>
+        <w:numPr>
+          <w:ilvl w:val="0"/>
+          <w:numId w:val="28"/>
+        </w:numPr>
+        <w:rPr>
+          <w:rFonts w:asciiTheme="majorHAnsi" w:eastAsiaTheme="majorEastAsia" w:hAnsiTheme="majorHAnsi" w:cstheme="majorBidi"/>
+          <w:b/>
+          <w:bCs/>
+        </w:rPr>
+      </w:pPr>
+      <w:r>
+        <w:rPr>
+          <w:rFonts w:asciiTheme="majorHAnsi" w:eastAsiaTheme="majorEastAsia" w:hAnsiTheme="majorHAnsi" w:cstheme="majorBidi"/>
+          <w:b/>
+          <w:bCs/>
+        </w:rPr>
+        <w:t>Resources and dependencies</w:t>
+      </w:r>
+    </w:p>
+    <w:p>
+      <w:pPr>
+        <w:rPr>
+          <w:rFonts w:asciiTheme="majorHAnsi" w:eastAsiaTheme="majorEastAsia" w:hAnsiTheme="majorHAnsi" w:cstheme="majorBidi"/>
+        </w:rPr>
+      </w:pPr>
+      <w:r>
+        <w:rPr>
+          <w:rFonts w:asciiTheme="majorHAnsi" w:eastAsiaTheme="majorEastAsia" w:hAnsiTheme="majorHAnsi" w:cstheme="majorBidi"/>
+        </w:rPr>
+        <w:t xml:space="preserve">GlueStack references </w:t>
+      </w:r>
+      <w:r>
+        <w:rPr>
+          <w:rFonts w:asciiTheme="majorHAnsi" w:eastAsiaTheme="majorEastAsia" w:hAnsiTheme="majorHAnsi" w:cstheme="majorBidi"/>
+          <w:highlight w:val="yellow"/>
+        </w:rPr>
+        <w:t>nested/glue-cfn.yaml</w:t>
+      </w:r>
+      <w:r>
+        <w:rPr>
+          <w:rFonts w:asciiTheme="majorHAnsi" w:eastAsiaTheme="majorEastAsia" w:hAnsiTheme="majorHAnsi" w:cstheme="majorBidi"/>
+        </w:rPr>
+        <w:t>. It creates the target database and its predefined tables.</w:t>
+      </w:r>
+    </w:p>
+    <w:p>
+      <w:pPr>
+        <w:rPr>
+          <w:rFonts w:asciiTheme="majorHAnsi" w:eastAsiaTheme="majorEastAsia" w:hAnsiTheme="majorHAnsi" w:cstheme="majorBidi"/>
+        </w:rPr>
+      </w:pPr>
+      <w:r>
+        <w:rPr>
+          <w:rFonts w:asciiTheme="majorHAnsi" w:eastAsiaTheme="majorEastAsia" w:hAnsiTheme="majorHAnsi" w:cstheme="majorBidi"/>
+        </w:rPr>
+        <w:t xml:space="preserve">IamStack creates the Glue execution role. GlueJobStack references </w:t>
+      </w:r>
+      <w:r>
+        <w:rPr>
+          <w:rFonts w:asciiTheme="majorHAnsi" w:eastAsiaTheme="majorEastAsia" w:hAnsiTheme="majorHAnsi" w:cstheme="majorBidi"/>
+          <w:highlight w:val="yellow"/>
+        </w:rPr>
+        <w:t>nested/glue-job-cfn.yaml</w:t>
+      </w:r>
+      <w:r>
+        <w:rPr>
+          <w:rFonts w:asciiTheme="majorHAnsi" w:eastAsiaTheme="majorEastAsia" w:hAnsiTheme="majorHAnsi" w:cstheme="majorBidi"/>
+        </w:rPr>
+        <w:t xml:space="preserve"> and depends on GlueStack and IamStack.</w:t>
+      </w:r>
+    </w:p>
+    <w:p>
+      <w:pPr>
+        <w:rPr>
+          <w:rFonts w:asciiTheme="majorHAnsi" w:eastAsiaTheme="majorEastAsia" w:hAnsiTheme="majorHAnsi" w:cstheme="majorBidi"/>
+        </w:rPr>
+      </w:pPr>
+      <w:r>
+        <w:rPr>
+          <w:rFonts w:asciiTheme="majorHAnsi" w:eastAsiaTheme="majorEastAsia" w:hAnsiTheme="majorHAnsi" w:cstheme="majorBidi"/>
+        </w:rPr>
+        <w:t>The parent stack passes these outputs to GlueJobStack:</w:t>
+      </w:r>
+    </w:p>
+    <w:p>
+      <w:pPr>
+        <w:numPr>
+          <w:ilvl w:val="0"/>
+          <w:numId w:val="31"/>
+        </w:numPr>
+        <w:rPr>
+          <w:rFonts w:asciiTheme="majorHAnsi" w:eastAsiaTheme="majorEastAsia" w:hAnsiTheme="majorHAnsi" w:cstheme="majorBidi"/>
+          <w:highlight w:val="yellow"/>
+        </w:rPr>
+      </w:pPr>
+      <w:r>
+        <w:rPr>
+          <w:rFonts w:asciiTheme="majorHAnsi" w:eastAsiaTheme="majorEastAsia" w:hAnsiTheme="majorHAnsi" w:cstheme="majorBidi"/>
+          <w:highlight w:val="yellow"/>
+        </w:rPr>
+        <w:t>GlueExecutionRoleArn: !GetAtt IamStack.Outputs.GlueExecutionRole</w:t>
+      </w:r>
+    </w:p>
+    <w:p>
+      <w:pPr>
+        <w:numPr>
+          <w:ilvl w:val="0"/>
+          <w:numId w:val="31"/>
+        </w:numPr>
+        <w:rPr>
+          <w:rFonts w:asciiTheme="majorHAnsi" w:eastAsiaTheme="majorEastAsia" w:hAnsiTheme="majorHAnsi" w:cstheme="majorBidi"/>
+          <w:highlight w:val="yellow"/>
+        </w:rPr>
+      </w:pPr>
+      <w:r>
+        <w:rPr>
+          <w:rFonts w:asciiTheme="majorHAnsi" w:eastAsiaTheme="majorEastAsia" w:hAnsiTheme="majorHAnsi" w:cstheme="majorBidi"/>
+          <w:highlight w:val="yellow"/>
+        </w:rPr>
+        <w:t>SpokeDatabase: !GetAtt GlueStack.Outputs.GlueDatabase</w:t>
+      </w:r>
+    </w:p>
+    <w:p>
+      <w:pPr>
+        <w:rPr>
+          <w:rFonts w:asciiTheme="majorHAnsi" w:eastAsiaTheme="majorEastAsia" w:hAnsiTheme="majorHAnsi" w:cstheme="majorBidi"/>
+        </w:rPr>
+      </w:pPr>
+      <w:r>
+        <w:rPr>
+          <w:rFonts w:asciiTheme="majorHAnsi" w:eastAsiaTheme="majorEastAsia" w:hAnsiTheme="majorHAnsi" w:cstheme="majorBidi"/>
+        </w:rPr>
+        <w:t>This connects the job to the role and database created by the other nested stacks without hardcoding their deployed names.</w:t>
+      </w:r>
+    </w:p>
+    <w:p>
+      <w:pPr>
+        <w:rPr>
+          <w:rFonts w:asciiTheme="majorHAnsi" w:eastAsiaTheme="majorEastAsia" w:hAnsiTheme="majorHAnsi" w:cstheme="majorBidi"/>
+        </w:rPr>
+      </w:pPr>
+      <w:r>
+        <w:rPr>
+          <w:rFonts w:asciiTheme="majorHAnsi" w:eastAsiaTheme="majorEastAsia" w:hAnsiTheme="majorHAnsi" w:cstheme="majorBidi"/>
+        </w:rPr>
+        <w:t>LakeFormationPermissionStack receives the database name and Glue role ARN to configure target database, table, and data-location permissions.</w:t>
+      </w:r>
+    </w:p>
+    <w:p>
+      <w:pPr>
+        <w:rPr>
+          <w:rFonts w:asciiTheme="majorHAnsi" w:eastAsiaTheme="majorEastAsia" w:hAnsiTheme="majorHAnsi" w:cstheme="majorBidi"/>
+        </w:rPr>
+      </w:pPr>
+      <w:r>
+        <w:rPr>
+          <w:rFonts w:asciiTheme="majorHAnsi" w:eastAsiaTheme="majorEastAsia" w:hAnsiTheme="majorHAnsi" w:cstheme="majorBidi"/>
+        </w:rPr>
+        <w:lastRenderedPageBreak/>
+        <w:t>StateMachineStack receives GlueJobStack.Outputs.GlueJobName so that RunGlueJob invokes the job created by the pipeline.</w:t>
+      </w:r>
+    </w:p>
+    <w:p>
+      <w:pPr>
+        <w:rPr>
+          <w:rFonts w:asciiTheme="majorHAnsi" w:eastAsiaTheme="majorEastAsia" w:hAnsiTheme="majorHAnsi" w:cstheme="majorBidi"/>
+        </w:rPr>
+      </w:pPr>
+      <w:r>
+        <w:rPr>
+          <w:rFonts w:asciiTheme="majorHAnsi" w:eastAsiaTheme="majorEastAsia" w:hAnsiTheme="majorHAnsi" w:cstheme="majorBidi"/>
+        </w:rPr>
+        <w:t>&lt;CODE BLOCK FROM infra/templates/main-cfn.yaml showing GlueStack, GlueJobStack, their dependencies and parameter references, and the GlueJobName reference in StateMachineStack&gt;</w:t>
+      </w:r>
+    </w:p>
+    <w:p>
+      <w:pPr>
+        <w:numPr>
+          <w:ilvl w:val="0"/>
+          <w:numId w:val="28"/>
+        </w:numPr>
+        <w:rPr>
+          <w:rFonts w:asciiTheme="majorHAnsi" w:eastAsiaTheme="majorEastAsia" w:hAnsiTheme="majorHAnsi" w:cstheme="majorBidi"/>
+          <w:b/>
+          <w:bCs/>
+        </w:rPr>
+      </w:pPr>
+      <w:r>
+        <w:rPr>
+          <w:rFonts w:asciiTheme="majorHAnsi" w:eastAsiaTheme="majorEastAsia" w:hAnsiTheme="majorHAnsi" w:cstheme="majorBidi"/>
+          <w:b/>
+          <w:bCs/>
+        </w:rPr>
+        <w:t>Conditions</w:t>
+      </w:r>
+    </w:p>
+    <w:p>
+      <w:pPr>
+        <w:rPr>
+          <w:rFonts w:asciiTheme="majorHAnsi" w:eastAsiaTheme="majorEastAsia" w:hAnsiTheme="majorHAnsi" w:cstheme="majorBidi"/>
+        </w:rPr>
+      </w:pPr>
+      <w:r>
+        <w:rPr>
+          <w:rFonts w:asciiTheme="majorHAnsi" w:eastAsiaTheme="majorEastAsia" w:hAnsiTheme="majorHAnsi" w:cstheme="majorBidi"/>
+        </w:rPr>
+        <w:t>DeployGlueDB and DeployGlueJob control the deployment of the database and job nested stacks through IsDeployGlueDB and IsDeployGlueJob.</w:t>
+      </w:r>
+    </w:p>
+    <w:p>
+      <w:pPr>
+        <w:rPr>
+          <w:rFonts w:asciiTheme="majorHAnsi" w:eastAsiaTheme="majorEastAsia" w:hAnsiTheme="majorHAnsi" w:cstheme="majorBidi"/>
+        </w:rPr>
+      </w:pPr>
+      <w:r>
+        <w:rPr>
+          <w:rFonts w:asciiTheme="majorHAnsi" w:eastAsiaTheme="majorEastAsia" w:hAnsiTheme="majorHAnsi" w:cstheme="majorBidi"/>
+        </w:rPr>
+        <w:t>Both are set to "true" in the supplied Dev configuration.</w:t>
+      </w:r>
+    </w:p>
+    <w:p>
+      <w:pPr>
+        <w:rPr>
+          <w:rFonts w:asciiTheme="majorHAnsi" w:eastAsiaTheme="majorEastAsia" w:hAnsiTheme="majorHAnsi" w:cstheme="majorBidi"/>
+        </w:rPr>
+      </w:pPr>
+      <w:r>
+        <w:rPr>
+          <w:rFonts w:asciiTheme="majorHAnsi" w:eastAsiaTheme="majorEastAsia" w:hAnsiTheme="majorHAnsi" w:cstheme="majorBidi"/>
+        </w:rPr>
+        <w:t>&lt;CODE BLOCK FROM infra/templates/main-cfn.yaml showing IsDeployGlueDB and IsDeployGlueJob, with the corresponding values from infra/params/pipeline-config-dev.json&gt;</w:t>
+      </w:r>
+    </w:p>
+    <w:p>
+      <w:pPr>
+        <w:rPr>
+          <w:rFonts w:asciiTheme="majorHAnsi" w:eastAsiaTheme="majorEastAsia" w:hAnsiTheme="majorHAnsi" w:cstheme="majorBidi"/>
+        </w:rPr>
+      </w:pPr>
+    </w:p>
+    <w:p>
+      <w:pPr>
+        <w:pStyle w:val="Heading3"/>
+      </w:pPr>
+      <w:r>
+        <w:t xml:space="preserve">glue-cfn.yaml </w:t>
+      </w:r>
+      <w:r>
+        <w:t>-</w:t>
+      </w:r>
+      <w:r>
+        <w:t xml:space="preserve"> Database and table infrastructure</w:t>
+      </w:r>
+    </w:p>
+    <w:p>
+      <w:pPr>
+        <w:numPr>
+          <w:ilvl w:val="0"/>
+          <w:numId w:val="28"/>
+        </w:numPr>
+        <w:rPr>
+          <w:rFonts w:asciiTheme="majorHAnsi" w:eastAsiaTheme="majorEastAsia" w:hAnsiTheme="majorHAnsi" w:cstheme="majorBidi"/>
+          <w:b/>
+          <w:bCs/>
+        </w:rPr>
+      </w:pPr>
+      <w:r>
+        <w:rPr>
+          <w:rFonts w:asciiTheme="majorHAnsi" w:eastAsiaTheme="majorEastAsia" w:hAnsiTheme="majorHAnsi" w:cstheme="majorBidi"/>
+          <w:b/>
+          <w:bCs/>
+        </w:rPr>
+        <w:t>Parameters</w:t>
+      </w:r>
+    </w:p>
+    <w:p>
+      <w:pPr>
+        <w:rPr>
+          <w:rFonts w:asciiTheme="majorHAnsi" w:eastAsiaTheme="majorEastAsia" w:hAnsiTheme="majorHAnsi" w:cstheme="majorBidi"/>
+        </w:rPr>
+      </w:pPr>
+      <w:r>
+        <w:rPr>
+          <w:rFonts w:asciiTheme="majorHAnsi" w:eastAsiaTheme="majorEastAsia" w:hAnsiTheme="majorHAnsi" w:cstheme="majorBidi"/>
+        </w:rPr>
+        <w:t>The database template receives:</w:t>
+      </w:r>
+    </w:p>
+    <w:p>
+      <w:pPr>
+        <w:numPr>
+          <w:ilvl w:val="0"/>
+          <w:numId w:val="32"/>
+        </w:numPr>
+        <w:rPr>
+          <w:rFonts w:asciiTheme="majorHAnsi" w:eastAsiaTheme="majorEastAsia" w:hAnsiTheme="majorHAnsi" w:cstheme="majorBidi"/>
+        </w:rPr>
+      </w:pPr>
+      <w:r>
+        <w:rPr>
+          <w:rFonts w:asciiTheme="majorHAnsi" w:eastAsiaTheme="majorEastAsia" w:hAnsiTheme="majorHAnsi" w:cstheme="majorBidi"/>
+        </w:rPr>
+        <w:t>Environment</w:t>
+      </w:r>
+    </w:p>
+    <w:p>
+      <w:pPr>
+        <w:numPr>
+          <w:ilvl w:val="0"/>
+          <w:numId w:val="32"/>
+        </w:numPr>
+        <w:rPr>
+          <w:rFonts w:asciiTheme="majorHAnsi" w:eastAsiaTheme="majorEastAsia" w:hAnsiTheme="majorHAnsi" w:cstheme="majorBidi"/>
+        </w:rPr>
+      </w:pPr>
+      <w:r>
+        <w:rPr>
+          <w:rFonts w:asciiTheme="majorHAnsi" w:eastAsiaTheme="majorEastAsia" w:hAnsiTheme="majorHAnsi" w:cstheme="majorBidi"/>
+        </w:rPr>
+        <w:t>Eapplid</w:t>
+      </w:r>
+    </w:p>
+    <w:p>
+      <w:pPr>
+        <w:numPr>
+          <w:ilvl w:val="0"/>
+          <w:numId w:val="32"/>
+        </w:numPr>
+        <w:rPr>
+          <w:rFonts w:asciiTheme="majorHAnsi" w:eastAsiaTheme="majorEastAsia" w:hAnsiTheme="majorHAnsi" w:cstheme="majorBidi"/>
+        </w:rPr>
+      </w:pPr>
+      <w:r>
+        <w:rPr>
+          <w:rFonts w:asciiTheme="majorHAnsi" w:eastAsiaTheme="majorEastAsia" w:hAnsiTheme="majorHAnsi" w:cstheme="majorBidi"/>
+        </w:rPr>
+        <w:t>Medallion</w:t>
+      </w:r>
+    </w:p>
+    <w:p>
+      <w:pPr>
+        <w:numPr>
+          <w:ilvl w:val="0"/>
+          <w:numId w:val="32"/>
+        </w:numPr>
+        <w:rPr>
+          <w:rFonts w:asciiTheme="majorHAnsi" w:eastAsiaTheme="majorEastAsia" w:hAnsiTheme="majorHAnsi" w:cstheme="majorBidi"/>
+        </w:rPr>
+      </w:pPr>
+      <w:r>
+        <w:rPr>
+          <w:rFonts w:asciiTheme="majorHAnsi" w:eastAsiaTheme="majorEastAsia" w:hAnsiTheme="majorHAnsi" w:cstheme="majorBidi"/>
+        </w:rPr>
+        <w:t>SourceIdentifier</w:t>
+      </w:r>
+    </w:p>
+    <w:p>
+      <w:pPr>
+        <w:numPr>
+          <w:ilvl w:val="0"/>
+          <w:numId w:val="32"/>
+        </w:numPr>
+        <w:rPr>
+          <w:rFonts w:asciiTheme="majorHAnsi" w:eastAsiaTheme="majorEastAsia" w:hAnsiTheme="majorHAnsi" w:cstheme="majorBidi"/>
+        </w:rPr>
+      </w:pPr>
+      <w:r>
+        <w:rPr>
+          <w:rFonts w:asciiTheme="majorHAnsi" w:eastAsiaTheme="majorEastAsia" w:hAnsiTheme="majorHAnsi" w:cstheme="majorBidi"/>
+        </w:rPr>
+        <w:t>SourceIdentifierVersion</w:t>
+      </w:r>
+    </w:p>
+    <w:p>
+      <w:pPr>
+        <w:numPr>
+          <w:ilvl w:val="0"/>
+          <w:numId w:val="32"/>
+        </w:numPr>
+        <w:rPr>
+          <w:rFonts w:asciiTheme="majorHAnsi" w:eastAsiaTheme="majorEastAsia" w:hAnsiTheme="majorHAnsi" w:cstheme="majorBidi"/>
+        </w:rPr>
+      </w:pPr>
+      <w:r>
+        <w:rPr>
+          <w:rFonts w:asciiTheme="majorHAnsi" w:eastAsiaTheme="majorEastAsia" w:hAnsiTheme="majorHAnsi" w:cstheme="majorBidi"/>
+        </w:rPr>
+        <w:t>DatalakeUnibucketName</w:t>
+      </w:r>
+    </w:p>
+    <w:p>
+      <w:pPr>
+        <w:rPr>
+          <w:rFonts w:asciiTheme="majorHAnsi" w:eastAsiaTheme="majorEastAsia" w:hAnsiTheme="majorHAnsi" w:cstheme="majorBidi"/>
+        </w:rPr>
+      </w:pPr>
+      <w:r>
+        <w:rPr>
+          <w:rFonts w:asciiTheme="majorHAnsi" w:eastAsiaTheme="majorEastAsia" w:hAnsiTheme="majorHAnsi" w:cstheme="majorBidi"/>
+        </w:rPr>
+        <w:t>These values generate the database name and the S3 locations for its tables.</w:t>
+      </w:r>
+    </w:p>
+    <w:p>
+      <w:pPr>
+        <w:numPr>
+          <w:ilvl w:val="0"/>
+          <w:numId w:val="28"/>
+        </w:numPr>
+        <w:rPr>
+          <w:rFonts w:asciiTheme="majorHAnsi" w:eastAsiaTheme="majorEastAsia" w:hAnsiTheme="majorHAnsi" w:cstheme="majorBidi"/>
+          <w:b/>
+          <w:bCs/>
+        </w:rPr>
+      </w:pPr>
+      <w:r>
+        <w:rPr>
+          <w:rFonts w:asciiTheme="majorHAnsi" w:eastAsiaTheme="majorEastAsia" w:hAnsiTheme="majorHAnsi" w:cstheme="majorBidi"/>
+          <w:b/>
+          <w:bCs/>
+        </w:rPr>
+        <w:t>Resources</w:t>
+      </w:r>
+    </w:p>
+    <w:p>
+      <w:pPr>
+        <w:rPr>
+          <w:rFonts w:asciiTheme="majorHAnsi" w:eastAsiaTheme="majorEastAsia" w:hAnsiTheme="majorHAnsi" w:cstheme="majorBidi"/>
+        </w:rPr>
+      </w:pPr>
+      <w:r>
+        <w:rPr>
+          <w:rFonts w:asciiTheme="majorHAnsi" w:eastAsiaTheme="majorEastAsia" w:hAnsiTheme="majorHAnsi" w:cstheme="majorBidi"/>
+        </w:rPr>
+        <w:t>GlueDatabase is an AWS::Glue::Database resource. CatalogId uses AWS::AccountId, so the database belongs to the Glue Data Catalog of the account where the stack is deployed.</w:t>
+      </w:r>
+    </w:p>
+    <w:p>
+      <w:pPr>
+        <w:rPr>
+          <w:rFonts w:asciiTheme="majorHAnsi" w:eastAsiaTheme="majorEastAsia" w:hAnsiTheme="majorHAnsi" w:cstheme="majorBidi"/>
+        </w:rPr>
+      </w:pPr>
+      <w:r>
+        <w:rPr>
+          <w:rFonts w:asciiTheme="majorHAnsi" w:eastAsiaTheme="majorEastAsia" w:hAnsiTheme="majorHAnsi" w:cstheme="majorBidi"/>
+        </w:rPr>
+        <w:t>DatabaseInput defines the description and name. For the dev1 AVMT4 example, the name becomes dev1_kg01_bronze_avmt4_gluedb.</w:t>
+      </w:r>
+    </w:p>
+    <w:p>
+      <w:pPr>
+        <w:rPr>
+          <w:rFonts w:asciiTheme="majorHAnsi" w:eastAsiaTheme="majorEastAsia" w:hAnsiTheme="majorHAnsi" w:cstheme="majorBidi"/>
+        </w:rPr>
+      </w:pPr>
+      <w:r>
+        <w:rPr>
+          <w:rFonts w:asciiTheme="majorHAnsi" w:eastAsiaTheme="majorEastAsia" w:hAnsiTheme="majorHAnsi" w:cstheme="majorBidi"/>
+        </w:rPr>
+        <w:t>&lt;CODE BLOCK FROM infra/templates/nested/glue-cfn.yaml showing the Parameters section and GlueDatabase resource&gt;</w:t>
+      </w:r>
+    </w:p>
+    <w:p>
+      <w:pPr>
+        <w:rPr>
+          <w:rFonts w:asciiTheme="majorHAnsi" w:eastAsiaTheme="majorEastAsia" w:hAnsiTheme="majorHAnsi" w:cstheme="majorBidi"/>
+        </w:rPr>
+      </w:pPr>
+      <w:r>
+        <w:rPr>
+          <w:rFonts w:asciiTheme="majorHAnsi" w:eastAsiaTheme="majorEastAsia" w:hAnsiTheme="majorHAnsi" w:cstheme="majorBidi"/>
+        </w:rPr>
+        <w:t>The template also defines 83 AWS::Glue::Table resources. Each references GlueDatabase and supplies its table name, column schema, and S3 location.</w:t>
+      </w:r>
+    </w:p>
+    <w:p>
+      <w:pPr>
+        <w:rPr>
+          <w:rFonts w:asciiTheme="majorHAnsi" w:eastAsiaTheme="majorEastAsia" w:hAnsiTheme="majorHAnsi" w:cstheme="majorBidi"/>
+        </w:rPr>
+      </w:pPr>
+      <w:r>
+        <w:rPr>
+          <w:rFonts w:asciiTheme="majorHAnsi" w:eastAsiaTheme="majorEastAsia" w:hAnsiTheme="majorHAnsi" w:cstheme="majorBidi"/>
+        </w:rPr>
+        <w:t>For example, GlueTableTAAOR defines:</w:t>
+      </w:r>
+    </w:p>
+    <w:p>
+      <w:pPr>
+        <w:numPr>
+          <w:ilvl w:val="0"/>
+          <w:numId w:val="33"/>
+        </w:numPr>
+        <w:rPr>
+          <w:rFonts w:asciiTheme="majorHAnsi" w:eastAsiaTheme="majorEastAsia" w:hAnsiTheme="majorHAnsi" w:cstheme="majorBidi"/>
+        </w:rPr>
+      </w:pPr>
+      <w:r>
+        <w:rPr>
+          <w:rFonts w:asciiTheme="majorHAnsi" w:eastAsiaTheme="majorEastAsia" w:hAnsiTheme="majorHAnsi" w:cstheme="majorBidi"/>
+        </w:rPr>
+        <w:t>Table name: taaor</w:t>
+      </w:r>
+    </w:p>
+    <w:p>
+      <w:pPr>
+        <w:numPr>
+          <w:ilvl w:val="0"/>
+          <w:numId w:val="33"/>
+        </w:numPr>
+        <w:rPr>
+          <w:rFonts w:asciiTheme="majorHAnsi" w:eastAsiaTheme="majorEastAsia" w:hAnsiTheme="majorHAnsi" w:cstheme="majorBidi"/>
+        </w:rPr>
+      </w:pPr>
+      <w:r>
+        <w:rPr>
+          <w:rFonts w:asciiTheme="majorHAnsi" w:eastAsiaTheme="majorEastAsia" w:hAnsiTheme="majorHAnsi" w:cstheme="majorBidi"/>
+        </w:rPr>
+        <w:lastRenderedPageBreak/>
+        <w:t>Table type: EXTERNAL_TABLE</w:t>
+      </w:r>
+    </w:p>
+    <w:p>
+      <w:pPr>
+        <w:numPr>
+          <w:ilvl w:val="0"/>
+          <w:numId w:val="33"/>
+        </w:numPr>
+        <w:rPr>
+          <w:rFonts w:asciiTheme="majorHAnsi" w:eastAsiaTheme="majorEastAsia" w:hAnsiTheme="majorHAnsi" w:cstheme="majorBidi"/>
+        </w:rPr>
+      </w:pPr>
+      <w:r>
+        <w:rPr>
+          <w:rFonts w:asciiTheme="majorHAnsi" w:eastAsiaTheme="majorEastAsia" w:hAnsiTheme="majorHAnsi" w:cstheme="majorBidi"/>
+        </w:rPr>
+        <w:t>Classification: iceberg</w:t>
+      </w:r>
+    </w:p>
+    <w:p>
+      <w:pPr>
+        <w:numPr>
+          <w:ilvl w:val="0"/>
+          <w:numId w:val="33"/>
+        </w:numPr>
+        <w:rPr>
+          <w:rFonts w:asciiTheme="majorHAnsi" w:eastAsiaTheme="majorEastAsia" w:hAnsiTheme="majorHAnsi" w:cstheme="majorBidi"/>
+        </w:rPr>
+      </w:pPr>
+      <w:r>
+        <w:rPr>
+          <w:rFonts w:asciiTheme="majorHAnsi" w:eastAsiaTheme="majorEastAsia" w:hAnsiTheme="majorHAnsi" w:cstheme="majorBidi"/>
+        </w:rPr>
+        <w:t>Iceberg version: 2</w:t>
+      </w:r>
+    </w:p>
+    <w:p>
+      <w:pPr>
+        <w:numPr>
+          <w:ilvl w:val="0"/>
+          <w:numId w:val="33"/>
+        </w:numPr>
+        <w:rPr>
+          <w:rFonts w:asciiTheme="majorHAnsi" w:eastAsiaTheme="majorEastAsia" w:hAnsiTheme="majorHAnsi" w:cstheme="majorBidi"/>
+        </w:rPr>
+      </w:pPr>
+      <w:r>
+        <w:rPr>
+          <w:rFonts w:asciiTheme="majorHAnsi" w:eastAsiaTheme="majorEastAsia" w:hAnsiTheme="majorHAnsi" w:cstheme="majorBidi"/>
+        </w:rPr>
+        <w:t>Metadata operation: CREATE</w:t>
+      </w:r>
+    </w:p>
+    <w:p>
+      <w:pPr>
+        <w:numPr>
+          <w:ilvl w:val="0"/>
+          <w:numId w:val="33"/>
+        </w:numPr>
+        <w:rPr>
+          <w:rFonts w:asciiTheme="majorHAnsi" w:eastAsiaTheme="majorEastAsia" w:hAnsiTheme="majorHAnsi" w:cstheme="majorBidi"/>
+        </w:rPr>
+      </w:pPr>
+      <w:r>
+        <w:rPr>
+          <w:rFonts w:asciiTheme="majorHAnsi" w:eastAsiaTheme="majorEastAsia" w:hAnsiTheme="majorHAnsi" w:cstheme="majorBidi"/>
+        </w:rPr>
+        <w:t>Location: s3://${DatalakeUnibucketName}/${Medallion}/${SourceIdentifier}${SourceIdentifierVersion}/taaor/</w:t>
+      </w:r>
+    </w:p>
+    <w:p>
+      <w:pPr>
+        <w:rPr>
+          <w:rFonts w:asciiTheme="majorHAnsi" w:eastAsiaTheme="majorEastAsia" w:hAnsiTheme="majorHAnsi" w:cstheme="majorBidi"/>
+        </w:rPr>
+      </w:pPr>
+      <w:r>
+        <w:rPr>
+          <w:rFonts w:asciiTheme="majorHAnsi" w:eastAsiaTheme="majorEastAsia" w:hAnsiTheme="majorHAnsi" w:cstheme="majorBidi"/>
+        </w:rPr>
+        <w:t>The Columns section specifies the names and types expected by the table.</w:t>
+      </w:r>
+    </w:p>
+    <w:p>
+      <w:pPr>
+        <w:rPr>
+          <w:rFonts w:asciiTheme="majorHAnsi" w:eastAsiaTheme="majorEastAsia" w:hAnsiTheme="majorHAnsi" w:cstheme="majorBidi"/>
+        </w:rPr>
+      </w:pPr>
+      <w:r>
+        <w:rPr>
+          <w:rFonts w:asciiTheme="majorHAnsi" w:eastAsiaTheme="majorEastAsia" w:hAnsiTheme="majorHAnsi" w:cstheme="majorBidi"/>
+        </w:rPr>
+        <w:t>These resources create the database and table definitions. The Glue job subsequently loads records into the target tables. table_load_status is created by the processing script rather than by this template.</w:t>
+      </w:r>
+    </w:p>
+    <w:p>
+      <w:pPr>
+        <w:rPr>
+          <w:rFonts w:asciiTheme="majorHAnsi" w:eastAsiaTheme="majorEastAsia" w:hAnsiTheme="majorHAnsi" w:cstheme="majorBidi"/>
+        </w:rPr>
+      </w:pPr>
+      <w:r>
+        <w:rPr>
+          <w:rFonts w:asciiTheme="majorHAnsi" w:eastAsiaTheme="majorEastAsia" w:hAnsiTheme="majorHAnsi" w:cstheme="majorBidi"/>
+        </w:rPr>
+        <w:t>&lt;CODE BLOCK FROM infra/templates/nested/glue-cfn.yaml showing GlueTableTAAOR, DatabaseName, OpenTableFormatInput, TableInput, Location, and representative Columns&gt;</w:t>
+      </w:r>
+    </w:p>
+    <w:p>
+      <w:pPr>
+        <w:numPr>
+          <w:ilvl w:val="0"/>
+          <w:numId w:val="28"/>
+        </w:numPr>
+        <w:rPr>
+          <w:rFonts w:asciiTheme="majorHAnsi" w:eastAsiaTheme="majorEastAsia" w:hAnsiTheme="majorHAnsi" w:cstheme="majorBidi"/>
+          <w:b/>
+          <w:bCs/>
+        </w:rPr>
+      </w:pPr>
+      <w:r>
+        <w:rPr>
+          <w:rFonts w:asciiTheme="majorHAnsi" w:eastAsiaTheme="majorEastAsia" w:hAnsiTheme="majorHAnsi" w:cstheme="majorBidi"/>
+          <w:b/>
+          <w:bCs/>
+        </w:rPr>
+        <w:t>Output</w:t>
+      </w:r>
+    </w:p>
+    <w:p>
+      <w:pPr>
+        <w:rPr>
+          <w:rFonts w:asciiTheme="majorHAnsi" w:eastAsiaTheme="majorEastAsia" w:hAnsiTheme="majorHAnsi" w:cstheme="majorBidi"/>
+        </w:rPr>
+      </w:pPr>
+      <w:r>
+        <w:rPr>
+          <w:rFonts w:asciiTheme="majorHAnsi" w:eastAsiaTheme="majorEastAsia" w:hAnsiTheme="majorHAnsi" w:cstheme="majorBidi"/>
+        </w:rPr>
+        <w:t>The template returns the created database name:</w:t>
+      </w:r>
+    </w:p>
+    <w:p>
+      <w:pPr>
+        <w:rPr>
+          <w:rFonts w:asciiTheme="majorHAnsi" w:eastAsiaTheme="majorEastAsia" w:hAnsiTheme="majorHAnsi" w:cstheme="majorBidi"/>
+        </w:rPr>
+      </w:pPr>
+      <w:r>
+        <w:rPr>
+          <w:rFonts w:asciiTheme="majorHAnsi" w:eastAsiaTheme="majorEastAsia" w:hAnsiTheme="majorHAnsi" w:cstheme="majorBidi"/>
+        </w:rPr>
+        <w:t>GlueDatabase: Value: !Ref GlueDatabase</w:t>
+      </w:r>
+    </w:p>
+    <w:p>
+      <w:pPr>
+        <w:rPr>
+          <w:rFonts w:asciiTheme="majorHAnsi" w:eastAsiaTheme="majorEastAsia" w:hAnsiTheme="majorHAnsi" w:cstheme="majorBidi"/>
+        </w:rPr>
+      </w:pPr>
+      <w:r>
+        <w:rPr>
+          <w:rFonts w:asciiTheme="majorHAnsi" w:eastAsiaTheme="majorEastAsia" w:hAnsiTheme="majorHAnsi" w:cstheme="majorBidi"/>
+        </w:rPr>
+        <w:t>main-cfn.yaml retrieves this output and supplies it to the Glue job as SpokeDatabase and to the Lake Formation stack as GlueDatabase.</w:t>
+      </w:r>
+    </w:p>
+    <w:p>
+      <w:pPr>
+        <w:rPr>
+          <w:rFonts w:asciiTheme="majorHAnsi" w:eastAsiaTheme="majorEastAsia" w:hAnsiTheme="majorHAnsi" w:cstheme="majorBidi"/>
+        </w:rPr>
+      </w:pPr>
+      <w:r>
+        <w:rPr>
+          <w:rFonts w:asciiTheme="majorHAnsi" w:eastAsiaTheme="majorEastAsia" w:hAnsiTheme="majorHAnsi" w:cstheme="majorBidi"/>
+        </w:rPr>
+        <w:t>&lt;CODE BLOCK FROM infra/templates/nested/glue-cfn.yaml showing the GlueDatabase output, and from main-cfn.yaml showing where that output is passed to the other nested stacks&gt;</w:t>
+      </w:r>
+    </w:p>
+    <w:p>
+      <w:pPr>
+        <w:rPr>
+          <w:rFonts w:asciiTheme="majorHAnsi" w:eastAsiaTheme="majorEastAsia" w:hAnsiTheme="majorHAnsi" w:cstheme="majorBidi"/>
+        </w:rPr>
+      </w:pPr>
+    </w:p>
+    <w:p>
+      <w:pPr>
+        <w:pStyle w:val="Heading3"/>
+      </w:pPr>
+      <w:r>
+        <w:t xml:space="preserve">glue-job-cfn.yaml </w:t>
+      </w:r>
+      <w:r>
+        <w:t>-</w:t>
+      </w:r>
+      <w:r>
+        <w:t xml:space="preserve"> Job infrastructure</w:t>
+      </w:r>
+    </w:p>
+    <w:p>
+      <w:pPr>
+        <w:numPr>
+          <w:ilvl w:val="0"/>
+          <w:numId w:val="28"/>
+        </w:numPr>
+        <w:rPr>
+          <w:rFonts w:asciiTheme="majorHAnsi" w:eastAsiaTheme="majorEastAsia" w:hAnsiTheme="majorHAnsi" w:cstheme="majorBidi"/>
+          <w:b/>
+          <w:bCs/>
+        </w:rPr>
+      </w:pPr>
+      <w:r>
+        <w:rPr>
+          <w:rFonts w:asciiTheme="majorHAnsi" w:eastAsiaTheme="majorEastAsia" w:hAnsiTheme="majorHAnsi" w:cstheme="majorBidi"/>
+          <w:b/>
+          <w:bCs/>
+        </w:rPr>
+        <w:t>Parameters</w:t>
+      </w:r>
+    </w:p>
+    <w:p>
+      <w:pPr>
+        <w:rPr>
+          <w:rFonts w:asciiTheme="majorHAnsi" w:eastAsiaTheme="majorEastAsia" w:hAnsiTheme="majorHAnsi" w:cstheme="majorBidi"/>
+        </w:rPr>
+      </w:pPr>
+      <w:r>
+        <w:rPr>
+          <w:rFonts w:asciiTheme="majorHAnsi" w:eastAsiaTheme="majorEastAsia" w:hAnsiTheme="majorHAnsi" w:cstheme="majorBidi"/>
+        </w:rPr>
+        <w:t>The job template receives the shared naming parameters, the Glue execution role ARN, the target database name, the data lake bucket name, and the operations script bucket name.</w:t>
+      </w:r>
+    </w:p>
+    <w:p>
+      <w:pPr>
+        <w:rPr>
+          <w:rFonts w:asciiTheme="majorHAnsi" w:eastAsiaTheme="majorEastAsia" w:hAnsiTheme="majorHAnsi" w:cstheme="majorBidi"/>
+        </w:rPr>
+      </w:pPr>
+      <w:r>
+        <w:rPr>
+          <w:rFonts w:asciiTheme="majorHAnsi" w:eastAsiaTheme="majorEastAsia" w:hAnsiTheme="majorHAnsi" w:cstheme="majorBidi"/>
+        </w:rPr>
+        <w:t>GlueMaxParallel has a default of "10". main-cfn.yaml does not pass an override for that parameter in the supplied repository.</w:t>
+      </w:r>
+    </w:p>
+    <w:p>
+      <w:pPr>
+        <w:rPr>
+          <w:rFonts w:asciiTheme="majorHAnsi" w:eastAsiaTheme="majorEastAsia" w:hAnsiTheme="majorHAnsi" w:cstheme="majorBidi"/>
+        </w:rPr>
+      </w:pPr>
+      <w:r>
+        <w:rPr>
+          <w:rFonts w:asciiTheme="majorHAnsi" w:eastAsiaTheme="majorEastAsia" w:hAnsiTheme="majorHAnsi" w:cstheme="majorBidi"/>
+        </w:rPr>
+        <w:t>GlueAssetLocation identifies the S3 base location used for temporary files, Spark event logs, and the additional Python dependency.</w:t>
+      </w:r>
+    </w:p>
+    <w:p>
+      <w:pPr>
+        <w:numPr>
+          <w:ilvl w:val="0"/>
+          <w:numId w:val="28"/>
+        </w:numPr>
+        <w:rPr>
+          <w:rFonts w:asciiTheme="majorHAnsi" w:eastAsiaTheme="majorEastAsia" w:hAnsiTheme="majorHAnsi" w:cstheme="majorBidi"/>
+          <w:b/>
+          <w:bCs/>
+        </w:rPr>
+      </w:pPr>
+      <w:r>
+        <w:rPr>
+          <w:rFonts w:asciiTheme="majorHAnsi" w:eastAsiaTheme="majorEastAsia" w:hAnsiTheme="majorHAnsi" w:cstheme="majorBidi"/>
+          <w:b/>
+          <w:bCs/>
+        </w:rPr>
+        <w:t>Resources</w:t>
+      </w:r>
+    </w:p>
+    <w:p>
+      <w:pPr>
+        <w:rPr>
+          <w:rFonts w:asciiTheme="majorHAnsi" w:eastAsiaTheme="majorEastAsia" w:hAnsiTheme="majorHAnsi" w:cstheme="majorBidi"/>
+        </w:rPr>
+      </w:pPr>
+      <w:r>
+        <w:rPr>
+          <w:rFonts w:asciiTheme="majorHAnsi" w:eastAsiaTheme="majorEastAsia" w:hAnsiTheme="majorHAnsi" w:cstheme="majorBidi"/>
+        </w:rPr>
+        <w:t>GlueJob is an AWS::Glue::Job resource.</w:t>
+      </w:r>
+    </w:p>
+    <w:p>
+      <w:pPr>
+        <w:rPr>
+          <w:rFonts w:asciiTheme="majorHAnsi" w:eastAsiaTheme="majorEastAsia" w:hAnsiTheme="majorHAnsi" w:cstheme="majorBidi"/>
+        </w:rPr>
+      </w:pPr>
+      <w:r>
+        <w:rPr>
+          <w:rFonts w:asciiTheme="majorHAnsi" w:eastAsiaTheme="majorEastAsia" w:hAnsiTheme="majorHAnsi" w:cstheme="majorBidi"/>
+        </w:rPr>
+        <w:t>Its name is generated from Environment, Eapplid, SourceIdentifier, and SourceIdentifierVersion:</w:t>
+      </w:r>
+    </w:p>
+    <w:p>
+      <w:pPr>
+        <w:rPr>
+          <w:rFonts w:asciiTheme="majorHAnsi" w:eastAsiaTheme="majorEastAsia" w:hAnsiTheme="majorHAnsi" w:cstheme="majorBidi"/>
+        </w:rPr>
+      </w:pPr>
+      <w:r>
+        <w:rPr>
+          <w:rFonts w:asciiTheme="majorHAnsi" w:eastAsiaTheme="majorEastAsia" w:hAnsiTheme="majorHAnsi" w:cstheme="majorBidi"/>
+        </w:rPr>
+        <w:t>${Environment}-${Eapplid}-${SourceIdentifier}${SourceIdentifierVersion}-active-view-entire-db-multi-threads-cfn-generated</w:t>
+      </w:r>
+    </w:p>
+    <w:p>
+      <w:pPr>
+        <w:rPr>
+          <w:rFonts w:asciiTheme="majorHAnsi" w:eastAsiaTheme="majorEastAsia" w:hAnsiTheme="majorHAnsi" w:cstheme="majorBidi"/>
+        </w:rPr>
+      </w:pPr>
+      <w:r>
+        <w:rPr>
+          <w:rFonts w:asciiTheme="majorHAnsi" w:eastAsiaTheme="majorEastAsia" w:hAnsiTheme="majorHAnsi" w:cstheme="majorBidi"/>
+        </w:rPr>
+        <w:lastRenderedPageBreak/>
+        <w:t>Role references GlueExecutionRoleArn. Command specifies glueetl and the S3 location of the Python script.</w:t>
+      </w:r>
+    </w:p>
+    <w:p>
+      <w:pPr>
+        <w:rPr>
+          <w:rFonts w:asciiTheme="majorHAnsi" w:eastAsiaTheme="majorEastAsia" w:hAnsiTheme="majorHAnsi" w:cstheme="majorBidi"/>
+        </w:rPr>
+      </w:pPr>
+      <w:r>
+        <w:rPr>
+          <w:rFonts w:asciiTheme="majorHAnsi" w:eastAsiaTheme="majorEastAsia" w:hAnsiTheme="majorHAnsi" w:cstheme="majorBidi"/>
+        </w:rPr>
+        <w:t>&lt;CODE BLOCK FROM infra/templates/nested/glue-job-cfn.yaml showing GlueJob, Name, Role, ExecutionProperty, and Command&gt;</w:t>
+      </w:r>
+    </w:p>
+    <w:p>
+      <w:pPr>
+        <w:rPr>
+          <w:rFonts w:asciiTheme="majorHAnsi" w:eastAsiaTheme="majorEastAsia" w:hAnsiTheme="majorHAnsi" w:cstheme="majorBidi"/>
+        </w:rPr>
+      </w:pPr>
+      <w:r>
+        <w:rPr>
+          <w:rFonts w:asciiTheme="majorHAnsi" w:eastAsiaTheme="majorEastAsia" w:hAnsiTheme="majorHAnsi" w:cstheme="majorBidi"/>
+        </w:rPr>
+        <w:t>The job uses Glue version 5.0, three G.1X workers, and STANDARD execution class. It allows one concurrent run, has no automatic job retries, and has a timeout of 480 minutes.</w:t>
+      </w:r>
+    </w:p>
+    <w:p>
+      <w:pPr>
+        <w:rPr>
+          <w:rFonts w:asciiTheme="majorHAnsi" w:eastAsiaTheme="majorEastAsia" w:hAnsiTheme="majorHAnsi" w:cstheme="majorBidi"/>
+        </w:rPr>
+      </w:pPr>
+      <w:r>
+        <w:rPr>
+          <w:rFonts w:asciiTheme="majorHAnsi" w:eastAsiaTheme="majorEastAsia" w:hAnsiTheme="majorHAnsi" w:cstheme="majorBidi"/>
+        </w:rPr>
+        <w:t>DefaultArguments configure the job’s source and target databases, spoke_path, max_parallel, temporary directory, logging options, and additional Python dependency. Job bookmarks are disabled.</w:t>
+      </w:r>
+    </w:p>
+    <w:p>
+      <w:pPr>
+        <w:rPr>
+          <w:rFonts w:asciiTheme="majorHAnsi" w:eastAsiaTheme="majorEastAsia" w:hAnsiTheme="majorHAnsi" w:cstheme="majorBidi"/>
+        </w:rPr>
+      </w:pPr>
+      <w:r>
+        <w:rPr>
+          <w:rFonts w:asciiTheme="majorHAnsi" w:eastAsiaTheme="majorEastAsia" w:hAnsiTheme="majorHAnsi" w:cstheme="majorBidi"/>
+        </w:rPr>
+        <w:t>The source database name is constructed using EnvMap and a project ID retrieved from Parameter Store. Both dev and dev1 map to the dev hub source naming pattern.</w:t>
+      </w:r>
+    </w:p>
+    <w:p>
+      <w:pPr>
+        <w:rPr>
+          <w:rFonts w:asciiTheme="majorHAnsi" w:eastAsiaTheme="majorEastAsia" w:hAnsiTheme="majorHAnsi" w:cstheme="majorBidi"/>
+        </w:rPr>
+      </w:pPr>
+      <w:r>
+        <w:rPr>
+          <w:rFonts w:asciiTheme="majorHAnsi" w:eastAsiaTheme="majorEastAsia" w:hAnsiTheme="majorHAnsi" w:cstheme="majorBidi"/>
+        </w:rPr>
+        <w:t>&lt;CODE BLOCK FROM infra/templates/nested/glue-job-cfn.yaml showing EnvMap, the relevant DefaultArguments, GlueVersion, WorkerType, NumberOfWorkers, MaxRetries, and Timeout&gt;</w:t>
+      </w:r>
+    </w:p>
+    <w:p>
+      <w:pPr>
+        <w:numPr>
+          <w:ilvl w:val="0"/>
+          <w:numId w:val="28"/>
+        </w:numPr>
+        <w:rPr>
+          <w:rFonts w:asciiTheme="majorHAnsi" w:eastAsiaTheme="majorEastAsia" w:hAnsiTheme="majorHAnsi" w:cstheme="majorBidi"/>
+          <w:b/>
+          <w:bCs/>
+        </w:rPr>
+      </w:pPr>
+      <w:r>
+        <w:rPr>
+          <w:rFonts w:asciiTheme="majorHAnsi" w:eastAsiaTheme="majorEastAsia" w:hAnsiTheme="majorHAnsi" w:cstheme="majorBidi"/>
+          <w:b/>
+          <w:bCs/>
+        </w:rPr>
+        <w:t>Connection and security configuration</w:t>
+      </w:r>
+    </w:p>
+    <w:p>
+      <w:pPr>
+        <w:rPr>
+          <w:rFonts w:asciiTheme="majorHAnsi" w:eastAsiaTheme="majorEastAsia" w:hAnsiTheme="majorHAnsi" w:cstheme="majorBidi"/>
+        </w:rPr>
+      </w:pPr>
+      <w:r>
+        <w:rPr>
+          <w:rFonts w:asciiTheme="majorHAnsi" w:eastAsiaTheme="majorEastAsia" w:hAnsiTheme="majorHAnsi" w:cstheme="majorBidi"/>
+        </w:rPr>
+        <w:t>The job references an existing Glue connection through:</w:t>
+      </w:r>
+    </w:p>
+    <w:p>
+      <w:pPr>
+        <w:rPr>
+          <w:rFonts w:asciiTheme="majorHAnsi" w:eastAsiaTheme="majorEastAsia" w:hAnsiTheme="majorHAnsi" w:cstheme="majorBidi"/>
+        </w:rPr>
+      </w:pPr>
+      <w:r>
+        <w:rPr>
+          <w:rFonts w:asciiTheme="majorHAnsi" w:eastAsiaTheme="majorEastAsia" w:hAnsiTheme="majorHAnsi" w:cstheme="majorBidi"/>
+        </w:rPr>
+        <w:t>/ADLH/dataeng-security/glue/app_network_connection/name</w:t>
+      </w:r>
+    </w:p>
+    <w:p>
+      <w:pPr>
+        <w:rPr>
+          <w:rFonts w:asciiTheme="majorHAnsi" w:eastAsiaTheme="majorEastAsia" w:hAnsiTheme="majorHAnsi" w:cstheme="majorBidi"/>
+        </w:rPr>
+      </w:pPr>
+      <w:r>
+        <w:rPr>
+          <w:rFonts w:asciiTheme="majorHAnsi" w:eastAsiaTheme="majorEastAsia" w:hAnsiTheme="majorHAnsi" w:cstheme="majorBidi"/>
+        </w:rPr>
+        <w:t>Its security configuration is retrieved through:</w:t>
+      </w:r>
+    </w:p>
+    <w:p>
+      <w:pPr>
+        <w:rPr>
+          <w:rFonts w:asciiTheme="majorHAnsi" w:eastAsiaTheme="majorEastAsia" w:hAnsiTheme="majorHAnsi" w:cstheme="majorBidi"/>
+        </w:rPr>
+      </w:pPr>
+      <w:r>
+        <w:rPr>
+          <w:rFonts w:asciiTheme="majorHAnsi" w:eastAsiaTheme="majorEastAsia" w:hAnsiTheme="majorHAnsi" w:cstheme="majorBidi"/>
+        </w:rPr>
+        <w:t>/ADLH/datacatalog/glue/security-config/id</w:t>
+      </w:r>
+    </w:p>
+    <w:p>
+      <w:pPr>
+        <w:rPr>
+          <w:rFonts w:asciiTheme="majorHAnsi" w:eastAsiaTheme="majorEastAsia" w:hAnsiTheme="majorHAnsi" w:cstheme="majorBidi"/>
+        </w:rPr>
+      </w:pPr>
+      <w:r>
+        <w:rPr>
+          <w:rFonts w:asciiTheme="majorHAnsi" w:eastAsiaTheme="majorEastAsia" w:hAnsiTheme="majorHAnsi" w:cstheme="majorBidi"/>
+        </w:rPr>
+        <w:t>These references allow the job to use centrally configured connection and security resources. This template references those resources; it does not create them.</w:t>
+      </w:r>
+    </w:p>
+    <w:p>
+      <w:pPr>
+        <w:rPr>
+          <w:rFonts w:asciiTheme="majorHAnsi" w:eastAsiaTheme="majorEastAsia" w:hAnsiTheme="majorHAnsi" w:cstheme="majorBidi"/>
+        </w:rPr>
+      </w:pPr>
+      <w:r>
+        <w:rPr>
+          <w:rFonts w:asciiTheme="majorHAnsi" w:eastAsiaTheme="majorEastAsia" w:hAnsiTheme="majorHAnsi" w:cstheme="majorBidi"/>
+        </w:rPr>
+        <w:t xml:space="preserve">&lt;GO TO THE DEPLOYED GLUE JOB AND CONFIRM THE RESOLVED CONNECTION AND SECURITY CONFIGURATION. REVIEW THEIR DETAILS TO IDENTIFY THE ACTUAL NETWORK AND ENCRYPTION SETTINGS.&gt; </w:t>
+      </w:r>
+    </w:p>
+    <w:p>
+      <w:pPr>
+        <w:numPr>
+          <w:ilvl w:val="0"/>
+          <w:numId w:val="28"/>
+        </w:numPr>
+        <w:rPr>
+          <w:rFonts w:asciiTheme="majorHAnsi" w:eastAsiaTheme="majorEastAsia" w:hAnsiTheme="majorHAnsi" w:cstheme="majorBidi"/>
+          <w:b/>
+          <w:bCs/>
+        </w:rPr>
+      </w:pPr>
+      <w:r>
+        <w:rPr>
+          <w:rFonts w:asciiTheme="majorHAnsi" w:eastAsiaTheme="majorEastAsia" w:hAnsiTheme="majorHAnsi" w:cstheme="majorBidi"/>
+          <w:b/>
+          <w:bCs/>
+        </w:rPr>
+        <w:t>Output</w:t>
+      </w:r>
+    </w:p>
+    <w:p>
+      <w:pPr>
+        <w:rPr>
+          <w:rFonts w:asciiTheme="majorHAnsi" w:eastAsiaTheme="majorEastAsia" w:hAnsiTheme="majorHAnsi" w:cstheme="majorBidi"/>
+        </w:rPr>
+      </w:pPr>
+      <w:r>
+        <w:rPr>
+          <w:rFonts w:asciiTheme="majorHAnsi" w:eastAsiaTheme="majorEastAsia" w:hAnsiTheme="majorHAnsi" w:cstheme="majorBidi"/>
+        </w:rPr>
+        <w:t>The template returns the created job name:</w:t>
+      </w:r>
+    </w:p>
+    <w:p>
+      <w:pPr>
+        <w:rPr>
+          <w:rFonts w:asciiTheme="majorHAnsi" w:eastAsiaTheme="majorEastAsia" w:hAnsiTheme="majorHAnsi" w:cstheme="majorBidi"/>
+        </w:rPr>
+      </w:pPr>
+      <w:r>
+        <w:rPr>
+          <w:rFonts w:asciiTheme="majorHAnsi" w:eastAsiaTheme="majorEastAsia" w:hAnsiTheme="majorHAnsi" w:cstheme="majorBidi"/>
+        </w:rPr>
+        <w:t>GlueJobName: Value: !Ref GlueJob</w:t>
+      </w:r>
+    </w:p>
+    <w:p>
+      <w:pPr>
+        <w:rPr>
+          <w:rFonts w:asciiTheme="majorHAnsi" w:eastAsiaTheme="majorEastAsia" w:hAnsiTheme="majorHAnsi" w:cstheme="majorBidi"/>
+        </w:rPr>
+      </w:pPr>
+      <w:r>
+        <w:rPr>
+          <w:rFonts w:asciiTheme="majorHAnsi" w:eastAsiaTheme="majorEastAsia" w:hAnsiTheme="majorHAnsi" w:cstheme="majorBidi"/>
+        </w:rPr>
+        <w:t>main-cfn.yaml passes this output to StateMachineStack. The state machine template substitutes it into the RunGlueJob task.</w:t>
+      </w:r>
+    </w:p>
+    <w:p>
+      <w:pPr>
+        <w:rPr>
+          <w:rFonts w:asciiTheme="majorHAnsi" w:eastAsiaTheme="majorEastAsia" w:hAnsiTheme="majorHAnsi" w:cstheme="majorBidi"/>
+        </w:rPr>
+      </w:pPr>
+      <w:r>
+        <w:rPr>
+          <w:rFonts w:asciiTheme="majorHAnsi" w:eastAsiaTheme="majorEastAsia" w:hAnsiTheme="majorHAnsi" w:cstheme="majorBidi"/>
+        </w:rPr>
+        <w:t>&lt;CODE BLOCK FROM infra/templates/nested/glue-job-cfn.yaml showing GlueJobName, and from main-cfn.yaml showing its reference in StateMachineStack&gt;</w:t>
+      </w:r>
+    </w:p>
+    <w:p>
+      <w:pPr>
+        <w:numPr>
+          <w:ilvl w:val="0"/>
+          <w:numId w:val="28"/>
+        </w:numPr>
+        <w:rPr>
+          <w:rFonts w:asciiTheme="majorHAnsi" w:eastAsiaTheme="majorEastAsia" w:hAnsiTheme="majorHAnsi" w:cstheme="majorBidi"/>
+          <w:b/>
+          <w:bCs/>
+        </w:rPr>
+      </w:pPr>
+      <w:r>
+        <w:rPr>
+          <w:rFonts w:asciiTheme="majorHAnsi" w:eastAsiaTheme="majorEastAsia" w:hAnsiTheme="majorHAnsi" w:cstheme="majorBidi"/>
+          <w:b/>
+          <w:bCs/>
+        </w:rPr>
+        <w:t>Glue script and deployment</w:t>
+      </w:r>
+    </w:p>
+    <w:p>
+      <w:pPr>
+        <w:rPr>
+          <w:rFonts w:asciiTheme="majorHAnsi" w:eastAsiaTheme="majorEastAsia" w:hAnsiTheme="majorHAnsi" w:cstheme="majorBidi"/>
+        </w:rPr>
+      </w:pPr>
+      <w:r>
+        <w:rPr>
+          <w:rFonts w:asciiTheme="majorHAnsi" w:eastAsiaTheme="majorEastAsia" w:hAnsiTheme="majorHAnsi" w:cstheme="majorBidi"/>
+        </w:rPr>
+        <w:t>kg01-pdp-bronze-active-view-entire-db-multithreads.py contains the processing logic executed by the job. At a high level, it discovers source tables, processes them in parallel, loads corresponding target Iceberg tables, and writes counts and a processing summary.</w:t>
+      </w:r>
+    </w:p>
+    <w:p>
+      <w:pPr>
+        <w:rPr>
+          <w:rFonts w:asciiTheme="majorHAnsi" w:eastAsiaTheme="majorEastAsia" w:hAnsiTheme="majorHAnsi" w:cstheme="majorBidi"/>
+        </w:rPr>
+      </w:pPr>
+      <w:r>
+        <w:rPr>
+          <w:rFonts w:asciiTheme="majorHAnsi" w:eastAsiaTheme="majorEastAsia" w:hAnsiTheme="majorHAnsi" w:cstheme="majorBidi"/>
+        </w:rPr>
+        <w:lastRenderedPageBreak/>
+        <w:t>buildspec.yaml packages main-cfn.yaml and its referenced deployment assets using aws cloudformation package. It produces template-export.yml and environment configuration files for subsequent pipeline actions.</w:t>
+      </w:r>
+    </w:p>
+    <w:p>
+      <w:pPr>
+        <w:rPr>
+          <w:rFonts w:asciiTheme="majorHAnsi" w:eastAsiaTheme="majorEastAsia" w:hAnsiTheme="majorHAnsi" w:cstheme="majorBidi"/>
+        </w:rPr>
+      </w:pPr>
+      <w:r>
+        <w:rPr>
+          <w:rFonts w:asciiTheme="majorHAnsi" w:eastAsiaTheme="majorEastAsia" w:hAnsiTheme="majorHAnsi" w:cstheme="majorBidi"/>
+        </w:rPr>
+        <w:t>buildspec-script-copy.yaml separately copies the Glue script to an environment-specific location in S3 using KMS encryption. The Glue job’s ScriptLocation must point to that copied object.</w:t>
+      </w:r>
+    </w:p>
+    <w:p>
+      <w:pPr>
+        <w:rPr>
+          <w:rFonts w:asciiTheme="majorHAnsi" w:eastAsiaTheme="majorEastAsia" w:hAnsiTheme="majorHAnsi" w:cstheme="majorBidi"/>
+        </w:rPr>
+      </w:pPr>
+      <w:r>
+        <w:rPr>
+          <w:rFonts w:asciiTheme="majorHAnsi" w:eastAsiaTheme="majorEastAsia" w:hAnsiTheme="majorHAnsi" w:cstheme="majorBidi"/>
+        </w:rPr>
+        <w:t xml:space="preserve">&lt;CODE BLOCK FROM buildspec.yaml showing the CloudFormation package command and output artifacts&gt; &lt;CODE BLOCK FROM buildspec-script-copy.yaml showing the environment selection and aws s3 cp command for the Glue script&gt; </w:t>
+      </w:r>
+    </w:p>
+    <w:p>
+      <w:pPr>
+        <w:rPr>
+          <w:rFonts w:asciiTheme="majorHAnsi" w:eastAsiaTheme="majorEastAsia" w:hAnsiTheme="majorHAnsi" w:cstheme="majorBidi"/>
+        </w:rPr>
+      </w:pPr>
+      <w:r>
+        <w:rPr>
+          <w:rFonts w:asciiTheme="majorHAnsi" w:eastAsiaTheme="majorEastAsia" w:hAnsiTheme="majorHAnsi" w:cstheme="majorBidi"/>
+        </w:rPr>
+        <w:t>&lt;GO TO CODEPIPELINE AND THE ASSOCIATED CODEBUILD PROJECTS. CONFIRM WHICH ACTION USES EACH BUILDSPEC, THE VALUES OF ENV AND GLUE_SCRIPTS_BUCKET FOR THE SCRIPT-COPY ACTION, AND THAT ITS DESTINATION MATCHES THE DEPLOYED GLUE JOB'S ScriptLocation. ALSO CONFIRM WHICH DEPLOYMENT ACTION USES template-export.yml AND pipeline-config-dev.json.&gt;</w:t>
       </w:r>
     </w:p>
     <w:p>
@@ -4721,7 +7140,7 @@
       <w:pPr>
         <w:pStyle w:val="Heading1"/>
       </w:pPr>
-      <w:bookmarkStart w:id="11" w:name="_Toc1783190349"/>
+      <w:bookmarkStart w:id="16" w:name="_Toc1783190349"/>
       <w:r>
         <w:lastRenderedPageBreak/>
         <w:t xml:space="preserve">Heading </w:t>
@@ -4729,7 +7148,7 @@
       <w:r>
         <w:t>3</w:t>
       </w:r>
-      <w:bookmarkEnd w:id="11"/>
+      <w:bookmarkEnd w:id="16"/>
     </w:p>
     <w:p>
       <w:pPr>
@@ -4760,14 +7179,14 @@
       <w:pPr>
         <w:pStyle w:val="Heading2"/>
       </w:pPr>
-      <w:bookmarkStart w:id="12" w:name="_Toc346713357"/>
+      <w:bookmarkStart w:id="17" w:name="_Toc346713357"/>
       <w:r>
         <w:t xml:space="preserve">Heading </w:t>
       </w:r>
       <w:r>
         <w:t>3.1</w:t>
       </w:r>
-      <w:bookmarkEnd w:id="12"/>
+      <w:bookmarkEnd w:id="17"/>
     </w:p>
     <w:p>
       <w:pPr>
@@ -4798,14 +7217,14 @@
       <w:pPr>
         <w:pStyle w:val="Heading3"/>
       </w:pPr>
-      <w:bookmarkStart w:id="13" w:name="_Toc273432107"/>
+      <w:bookmarkStart w:id="18" w:name="_Toc273432107"/>
       <w:r>
         <w:t>Heading 3</w:t>
       </w:r>
       <w:r>
         <w:t>.1.1</w:t>
       </w:r>
-      <w:bookmarkEnd w:id="13"/>
+      <w:bookmarkEnd w:id="18"/>
     </w:p>
     <w:p>
       <w:pPr>
@@ -4848,11 +7267,11 @@
       <w:pPr>
         <w:pStyle w:val="Heading3"/>
       </w:pPr>
-      <w:bookmarkStart w:id="14" w:name="_Toc1044230597"/>
+      <w:bookmarkStart w:id="19" w:name="_Toc1044230597"/>
       <w:r>
         <w:t>Heading 3.1.2</w:t>
       </w:r>
-      <w:bookmarkEnd w:id="14"/>
+      <w:bookmarkEnd w:id="19"/>
     </w:p>
     <w:p>
       <w:pPr>
@@ -4871,11 +7290,11 @@
       <w:pPr>
         <w:pStyle w:val="Heading3"/>
       </w:pPr>
-      <w:bookmarkStart w:id="15" w:name="_Toc1124049895"/>
+      <w:bookmarkStart w:id="20" w:name="_Toc1124049895"/>
       <w:r>
         <w:t>Heading 3.1.3</w:t>
       </w:r>
-      <w:bookmarkEnd w:id="15"/>
+      <w:bookmarkEnd w:id="20"/>
     </w:p>
     <w:p>
       <w:pPr>
@@ -4892,17 +7311,23 @@
     </w:p>
     <w:p/>
     <w:p>
+      <w:r>
+        <w:br w:type="page"/>
+      </w:r>
+    </w:p>
+    <w:p>
       <w:pPr>
         <w:pStyle w:val="Heading1"/>
       </w:pPr>
-      <w:bookmarkStart w:id="16" w:name="_Toc2043413745"/>
-      <w:r>
+      <w:bookmarkStart w:id="21" w:name="_Toc2043413745"/>
+      <w:r>
+        <w:lastRenderedPageBreak/>
         <w:t xml:space="preserve">Heading </w:t>
       </w:r>
       <w:r>
         <w:t>4</w:t>
       </w:r>
-      <w:bookmarkEnd w:id="16"/>
+      <w:bookmarkEnd w:id="21"/>
     </w:p>
     <w:p>
       <w:pPr>
@@ -4933,14 +7358,14 @@
       <w:pPr>
         <w:pStyle w:val="Heading2"/>
       </w:pPr>
-      <w:bookmarkStart w:id="17" w:name="_Toc2048845622"/>
+      <w:bookmarkStart w:id="22" w:name="_Toc2048845622"/>
       <w:r>
         <w:t xml:space="preserve">Heading </w:t>
       </w:r>
       <w:r>
         <w:t>4.1</w:t>
       </w:r>
-      <w:bookmarkEnd w:id="17"/>
+      <w:bookmarkEnd w:id="22"/>
     </w:p>
     <w:p>
       <w:pPr>
@@ -4971,14 +7396,14 @@
       <w:pPr>
         <w:pStyle w:val="Heading3"/>
       </w:pPr>
-      <w:bookmarkStart w:id="18" w:name="_Toc1866279779"/>
+      <w:bookmarkStart w:id="23" w:name="_Toc1866279779"/>
       <w:r>
         <w:t xml:space="preserve">Heading </w:t>
       </w:r>
       <w:r>
         <w:t>4.1.1</w:t>
       </w:r>
-      <w:bookmarkEnd w:id="18"/>
+      <w:bookmarkEnd w:id="23"/>
     </w:p>
     <w:p>
       <w:pPr>
@@ -5028,44 +7453,29 @@
     <w:p>
       <w:pPr>
         <w:pStyle w:val="Heading1"/>
-        <w:rPr>
-          <w:lang w:val="fr-CA"/>
-        </w:rPr>
-      </w:pPr>
-      <w:bookmarkStart w:id="19" w:name="_Toc1470277684"/>
-      <w:r>
-        <w:rPr>
-          <w:lang w:val="fr-CA"/>
-        </w:rPr>
+      </w:pPr>
+      <w:bookmarkStart w:id="24" w:name="_Toc1470277684"/>
+      <w:r>
         <w:lastRenderedPageBreak/>
         <w:t>Appendix</w:t>
       </w:r>
       <w:r>
-        <w:rPr>
-          <w:lang w:val="fr-CA"/>
-        </w:rPr>
         <w:t xml:space="preserve"> A</w:t>
       </w:r>
-      <w:bookmarkEnd w:id="19"/>
+      <w:bookmarkEnd w:id="24"/>
     </w:p>
     <w:p>
       <w:pPr>
         <w:pStyle w:val="Heading2"/>
-        <w:rPr>
-          <w:lang w:val="fr-CA"/>
-        </w:rPr>
-      </w:pPr>
-      <w:bookmarkStart w:id="20" w:name="_Toc327511658"/>
+      </w:pPr>
+      <w:bookmarkStart w:id="25" w:name="_Toc327511658"/>
       <w:r>
         <w:t>Glossary</w:t>
       </w:r>
       <w:r>
-        <w:rPr>
-          <w:lang w:val="fr-CA"/>
-        </w:rPr>
         <w:t xml:space="preserve"> of Terms</w:t>
       </w:r>
-      <w:bookmarkEnd w:id="20"/>
+      <w:bookmarkEnd w:id="25"/>
     </w:p>
     <w:p>
       <w:pPr>
@@ -5112,14 +7522,21 @@
         </w:rPr>
         <w:t xml:space="preserve">Table </w:t>
       </w:r>
-      <w:fldSimple w:instr=" SEQ Table \* ARABIC ">
-        <w:r>
-          <w:rPr>
-            <w:noProof/>
-          </w:rPr>
-          <w:t>2</w:t>
-        </w:r>
-      </w:fldSimple>
+      <w:r>
+        <w:fldChar w:fldCharType="begin"/>
+      </w:r>
+      <w:r>
+        <w:instrText xml:space="preserve"> SEQ Table \* ARABIC </w:instrText>
+      </w:r>
+      <w:r>
+        <w:fldChar w:fldCharType="separate"/>
+      </w:r>
+      <w:r>
+        <w:t>2</w:t>
+      </w:r>
+      <w:r>
+        <w:fldChar w:fldCharType="end"/>
+      </w:r>
       <w:r>
         <w:rPr>
           <w:rFonts w:asciiTheme="majorHAnsi" w:eastAsiaTheme="majorEastAsia" w:hAnsiTheme="majorHAnsi" w:cstheme="majorBidi"/>
@@ -5153,7 +7570,6 @@
                 <w:rFonts w:asciiTheme="majorHAnsi" w:eastAsiaTheme="majorEastAsia" w:hAnsiTheme="majorHAnsi" w:cstheme="majorBidi"/>
                 <w:b/>
                 <w:bCs/>
-                <w:lang w:val="fr-CA"/>
               </w:rPr>
             </w:pPr>
             <w:r>
@@ -5161,7 +7577,6 @@
                 <w:rFonts w:asciiTheme="majorHAnsi" w:eastAsiaTheme="majorEastAsia" w:hAnsiTheme="majorHAnsi" w:cstheme="majorBidi"/>
                 <w:b/>
                 <w:bCs/>
-                <w:lang w:val="fr-CA"/>
               </w:rPr>
               <w:t>Acronym/Abbreviation</w:t>
             </w:r>
@@ -5178,7 +7593,6 @@
                 <w:rFonts w:asciiTheme="majorHAnsi" w:eastAsiaTheme="majorEastAsia" w:hAnsiTheme="majorHAnsi" w:cstheme="majorBidi"/>
                 <w:b/>
                 <w:bCs/>
-                <w:lang w:val="fr-CA"/>
               </w:rPr>
             </w:pPr>
             <w:r>
@@ -5186,7 +7600,6 @@
                 <w:rFonts w:asciiTheme="majorHAnsi" w:eastAsiaTheme="majorEastAsia" w:hAnsiTheme="majorHAnsi" w:cstheme="majorBidi"/>
                 <w:b/>
                 <w:bCs/>
-                <w:lang w:val="fr-CA"/>
               </w:rPr>
               <w:t>Description</w:t>
             </w:r>
@@ -5203,13 +7616,11 @@
               <w:jc w:val="center"/>
               <w:rPr>
                 <w:rFonts w:asciiTheme="majorHAnsi" w:eastAsiaTheme="majorEastAsia" w:hAnsiTheme="majorHAnsi" w:cstheme="majorBidi"/>
-                <w:lang w:val="fr-CA"/>
               </w:rPr>
             </w:pPr>
             <w:r>
               <w:rPr>
                 <w:rFonts w:asciiTheme="majorHAnsi" w:eastAsiaTheme="majorEastAsia" w:hAnsiTheme="majorHAnsi" w:cstheme="majorBidi"/>
-                <w:lang w:val="fr-CA"/>
               </w:rPr>
               <w:t>ADW</w:t>
             </w:r>
@@ -5223,13 +7634,11 @@
             <w:pPr>
               <w:rPr>
                 <w:rFonts w:asciiTheme="majorHAnsi" w:eastAsiaTheme="majorEastAsia" w:hAnsiTheme="majorHAnsi" w:cstheme="majorBidi"/>
-                <w:lang w:val="fr-CA"/>
               </w:rPr>
             </w:pPr>
             <w:r>
               <w:rPr>
                 <w:rFonts w:asciiTheme="majorHAnsi" w:eastAsiaTheme="majorEastAsia" w:hAnsiTheme="majorHAnsi" w:cstheme="majorBidi"/>
-                <w:lang w:val="fr-CA"/>
               </w:rPr>
               <w:t>Agency Data Warehouse</w:t>
             </w:r>
@@ -5690,19 +8099,13 @@
     <w:p>
       <w:pPr>
         <w:pStyle w:val="Heading1"/>
-        <w:rPr>
-          <w:lang w:val="fr-CA"/>
-        </w:rPr>
-      </w:pPr>
-      <w:bookmarkStart w:id="21" w:name="_Toc1781384936"/>
-      <w:r>
-        <w:rPr>
-          <w:lang w:val="fr-CA"/>
-        </w:rPr>
+      </w:pPr>
+      <w:bookmarkStart w:id="26" w:name="_Toc1781384936"/>
+      <w:r>
         <w:lastRenderedPageBreak/>
         <w:t>Appendix B</w:t>
       </w:r>
-      <w:bookmarkEnd w:id="21"/>
+      <w:bookmarkEnd w:id="26"/>
     </w:p>
     <w:p>
       <w:pPr>
@@ -5727,18 +8130,12 @@
     <w:p>
       <w:pPr>
         <w:pStyle w:val="Heading2"/>
-        <w:rPr>
-          <w:lang w:val="fr-CA"/>
-        </w:rPr>
-      </w:pPr>
-      <w:bookmarkStart w:id="22" w:name="_Toc2037101338"/>
-      <w:r>
-        <w:rPr>
-          <w:lang w:val="fr-CA"/>
-        </w:rPr>
+      </w:pPr>
+      <w:bookmarkStart w:id="27" w:name="_Toc2037101338"/>
+      <w:r>
         <w:t>Appendix B Sub-heading</w:t>
       </w:r>
-      <w:bookmarkEnd w:id="22"/>
+      <w:bookmarkEnd w:id="27"/>
     </w:p>
     <w:p>
       <w:pPr>
@@ -5775,25 +8172,16 @@
     <w:p>
       <w:pPr>
         <w:pStyle w:val="Heading1"/>
-        <w:rPr>
-          <w:lang w:val="fr-CA"/>
-        </w:rPr>
-      </w:pPr>
-      <w:bookmarkStart w:id="23" w:name="_Toc1432787380"/>
-      <w:r>
-        <w:rPr>
-          <w:lang w:val="fr-CA"/>
-        </w:rPr>
+      </w:pPr>
+      <w:bookmarkStart w:id="28" w:name="_Toc1432787380"/>
+      <w:r>
         <w:lastRenderedPageBreak/>
         <w:t xml:space="preserve">Document Element </w:t>
       </w:r>
       <w:r>
-        <w:rPr>
-          <w:lang w:val="fr-CA"/>
-        </w:rPr>
         <w:t>Templates</w:t>
       </w:r>
-      <w:bookmarkEnd w:id="23"/>
+      <w:bookmarkEnd w:id="28"/>
     </w:p>
     <w:p>
       <w:pPr>
@@ -5830,24 +8218,15 @@
     <w:p>
       <w:pPr>
         <w:pStyle w:val="Heading2"/>
-        <w:rPr>
-          <w:lang w:val="fr-CA"/>
-        </w:rPr>
-      </w:pPr>
-      <w:bookmarkStart w:id="24" w:name="_Toc1967257943"/>
-      <w:r>
-        <w:rPr>
-          <w:lang w:val="fr-CA"/>
-        </w:rPr>
+      </w:pPr>
+      <w:bookmarkStart w:id="29" w:name="_Toc1967257943"/>
+      <w:r>
         <w:t>Table</w:t>
       </w:r>
       <w:r>
-        <w:rPr>
-          <w:lang w:val="fr-CA"/>
-        </w:rPr>
         <w:t>s</w:t>
       </w:r>
-      <w:bookmarkEnd w:id="24"/>
+      <w:bookmarkEnd w:id="29"/>
     </w:p>
     <w:p>
       <w:pPr>
@@ -5907,14 +8286,21 @@
         </w:rPr>
         <w:t xml:space="preserve">Table </w:t>
       </w:r>
-      <w:fldSimple w:instr=" SEQ Table \* ARABIC ">
-        <w:r>
-          <w:rPr>
-            <w:noProof/>
-          </w:rPr>
-          <w:t>3</w:t>
-        </w:r>
-      </w:fldSimple>
+      <w:r>
+        <w:fldChar w:fldCharType="begin"/>
+      </w:r>
+      <w:r>
+        <w:instrText xml:space="preserve"> SEQ Table \* ARABIC </w:instrText>
+      </w:r>
+      <w:r>
+        <w:fldChar w:fldCharType="separate"/>
+      </w:r>
+      <w:r>
+        <w:t>3</w:t>
+      </w:r>
+      <w:r>
+        <w:fldChar w:fldCharType="end"/>
+      </w:r>
       <w:r>
         <w:rPr>
           <w:rFonts w:asciiTheme="majorHAnsi" w:eastAsiaTheme="majorEastAsia" w:hAnsiTheme="majorHAnsi" w:cstheme="majorBidi"/>
@@ -5950,7 +8336,6 @@
                 <w:rFonts w:asciiTheme="majorHAnsi" w:eastAsiaTheme="majorEastAsia" w:hAnsiTheme="majorHAnsi" w:cstheme="majorBidi"/>
                 <w:b/>
                 <w:bCs/>
-                <w:lang w:val="fr-CA"/>
               </w:rPr>
             </w:pPr>
             <w:r>
@@ -5958,7 +8343,6 @@
                 <w:rFonts w:asciiTheme="majorHAnsi" w:eastAsiaTheme="majorEastAsia" w:hAnsiTheme="majorHAnsi" w:cstheme="majorBidi"/>
                 <w:b/>
                 <w:bCs/>
-                <w:lang w:val="fr-CA"/>
               </w:rPr>
               <w:t>Column 1</w:t>
             </w:r>
@@ -5975,7 +8359,6 @@
                 <w:rFonts w:asciiTheme="majorHAnsi" w:eastAsiaTheme="majorEastAsia" w:hAnsiTheme="majorHAnsi" w:cstheme="majorBidi"/>
                 <w:b/>
                 <w:bCs/>
-                <w:lang w:val="fr-CA"/>
               </w:rPr>
             </w:pPr>
             <w:r>
@@ -5983,7 +8366,6 @@
                 <w:rFonts w:asciiTheme="majorHAnsi" w:eastAsiaTheme="majorEastAsia" w:hAnsiTheme="majorHAnsi" w:cstheme="majorBidi"/>
                 <w:b/>
                 <w:bCs/>
-                <w:lang w:val="fr-CA"/>
               </w:rPr>
               <w:t>Column 2</w:t>
             </w:r>
@@ -6000,7 +8382,6 @@
                 <w:rFonts w:asciiTheme="majorHAnsi" w:eastAsiaTheme="majorEastAsia" w:hAnsiTheme="majorHAnsi" w:cstheme="majorBidi"/>
                 <w:b/>
                 <w:bCs/>
-                <w:lang w:val="fr-CA"/>
               </w:rPr>
             </w:pPr>
             <w:r>
@@ -6008,7 +8389,6 @@
                 <w:rFonts w:asciiTheme="majorHAnsi" w:eastAsiaTheme="majorEastAsia" w:hAnsiTheme="majorHAnsi" w:cstheme="majorBidi"/>
                 <w:b/>
                 <w:bCs/>
-                <w:lang w:val="fr-CA"/>
               </w:rPr>
               <w:t>Column 3</w:t>
             </w:r>
@@ -6025,7 +8405,6 @@
                 <w:rFonts w:asciiTheme="majorHAnsi" w:eastAsiaTheme="majorEastAsia" w:hAnsiTheme="majorHAnsi" w:cstheme="majorBidi"/>
                 <w:b/>
                 <w:bCs/>
-                <w:lang w:val="fr-CA"/>
               </w:rPr>
             </w:pPr>
             <w:r>
@@ -6033,7 +8412,6 @@
                 <w:rFonts w:asciiTheme="majorHAnsi" w:eastAsiaTheme="majorEastAsia" w:hAnsiTheme="majorHAnsi" w:cstheme="majorBidi"/>
                 <w:b/>
                 <w:bCs/>
-                <w:lang w:val="fr-CA"/>
               </w:rPr>
               <w:t>Column 4</w:t>
             </w:r>
@@ -6050,7 +8428,6 @@
                 <w:rFonts w:asciiTheme="majorHAnsi" w:eastAsiaTheme="majorEastAsia" w:hAnsiTheme="majorHAnsi" w:cstheme="majorBidi"/>
                 <w:b/>
                 <w:bCs/>
-                <w:lang w:val="fr-CA"/>
               </w:rPr>
             </w:pPr>
             <w:r>
@@ -6058,7 +8435,6 @@
                 <w:rFonts w:asciiTheme="majorHAnsi" w:eastAsiaTheme="majorEastAsia" w:hAnsiTheme="majorHAnsi" w:cstheme="majorBidi"/>
                 <w:b/>
                 <w:bCs/>
-                <w:lang w:val="fr-CA"/>
               </w:rPr>
               <w:t>Column 5</w:t>
             </w:r>
@@ -6074,13 +8450,11 @@
             <w:pPr>
               <w:rPr>
                 <w:rFonts w:asciiTheme="majorHAnsi" w:eastAsiaTheme="majorEastAsia" w:hAnsiTheme="majorHAnsi" w:cstheme="majorBidi"/>
-                <w:lang w:val="fr-CA"/>
               </w:rPr>
             </w:pPr>
             <w:r>
               <w:rPr>
                 <w:rFonts w:asciiTheme="majorHAnsi" w:eastAsiaTheme="majorEastAsia" w:hAnsiTheme="majorHAnsi" w:cstheme="majorBidi"/>
-                <w:lang w:val="fr-CA"/>
               </w:rPr>
               <w:t>&lt;value&gt;</w:t>
             </w:r>
@@ -6094,13 +8468,11 @@
             <w:pPr>
               <w:rPr>
                 <w:rFonts w:asciiTheme="majorHAnsi" w:eastAsiaTheme="majorEastAsia" w:hAnsiTheme="majorHAnsi" w:cstheme="majorBidi"/>
-                <w:lang w:val="fr-CA"/>
               </w:rPr>
             </w:pPr>
             <w:r>
               <w:rPr>
                 <w:rFonts w:asciiTheme="majorHAnsi" w:eastAsiaTheme="majorEastAsia" w:hAnsiTheme="majorHAnsi" w:cstheme="majorBidi"/>
-                <w:lang w:val="fr-CA"/>
               </w:rPr>
               <w:t>&lt;value&gt;</w:t>
             </w:r>
@@ -6114,13 +8486,11 @@
             <w:pPr>
               <w:rPr>
                 <w:rFonts w:asciiTheme="majorHAnsi" w:eastAsiaTheme="majorEastAsia" w:hAnsiTheme="majorHAnsi" w:cstheme="majorBidi"/>
-                <w:lang w:val="fr-CA"/>
               </w:rPr>
             </w:pPr>
             <w:r>
               <w:rPr>
                 <w:rFonts w:asciiTheme="majorHAnsi" w:eastAsiaTheme="majorEastAsia" w:hAnsiTheme="majorHAnsi" w:cstheme="majorBidi"/>
-                <w:lang w:val="fr-CA"/>
               </w:rPr>
               <w:t>&lt;value&gt;</w:t>
             </w:r>
@@ -6134,13 +8504,11 @@
             <w:pPr>
               <w:rPr>
                 <w:rFonts w:asciiTheme="majorHAnsi" w:eastAsiaTheme="majorEastAsia" w:hAnsiTheme="majorHAnsi" w:cstheme="majorBidi"/>
-                <w:lang w:val="fr-CA"/>
               </w:rPr>
             </w:pPr>
             <w:r>
               <w:rPr>
                 <w:rFonts w:asciiTheme="majorHAnsi" w:eastAsiaTheme="majorEastAsia" w:hAnsiTheme="majorHAnsi" w:cstheme="majorBidi"/>
-                <w:lang w:val="fr-CA"/>
               </w:rPr>
               <w:t>&lt;value&gt;</w:t>
             </w:r>
@@ -6154,13 +8522,11 @@
             <w:pPr>
               <w:rPr>
                 <w:rFonts w:asciiTheme="majorHAnsi" w:eastAsiaTheme="majorEastAsia" w:hAnsiTheme="majorHAnsi" w:cstheme="majorBidi"/>
-                <w:lang w:val="fr-CA"/>
               </w:rPr>
             </w:pPr>
             <w:r>
               <w:rPr>
                 <w:rFonts w:asciiTheme="majorHAnsi" w:eastAsiaTheme="majorEastAsia" w:hAnsiTheme="majorHAnsi" w:cstheme="majorBidi"/>
-                <w:lang w:val="fr-CA"/>
               </w:rPr>
               <w:t>&lt;value&gt;</w:t>
             </w:r>
@@ -6176,13 +8542,11 @@
             <w:pPr>
               <w:rPr>
                 <w:rFonts w:asciiTheme="majorHAnsi" w:eastAsiaTheme="majorEastAsia" w:hAnsiTheme="majorHAnsi" w:cstheme="majorBidi"/>
-                <w:lang w:val="fr-CA"/>
               </w:rPr>
             </w:pPr>
             <w:r>
               <w:rPr>
                 <w:rFonts w:asciiTheme="majorHAnsi" w:eastAsiaTheme="majorEastAsia" w:hAnsiTheme="majorHAnsi" w:cstheme="majorBidi"/>
-                <w:lang w:val="fr-CA"/>
               </w:rPr>
               <w:t>&lt;value&gt;</w:t>
             </w:r>
@@ -6196,13 +8560,11 @@
             <w:pPr>
               <w:rPr>
                 <w:rFonts w:asciiTheme="majorHAnsi" w:eastAsiaTheme="majorEastAsia" w:hAnsiTheme="majorHAnsi" w:cstheme="majorBidi"/>
-                <w:lang w:val="fr-CA"/>
               </w:rPr>
             </w:pPr>
             <w:r>
               <w:rPr>
                 <w:rFonts w:asciiTheme="majorHAnsi" w:eastAsiaTheme="majorEastAsia" w:hAnsiTheme="majorHAnsi" w:cstheme="majorBidi"/>
-                <w:lang w:val="fr-CA"/>
               </w:rPr>
               <w:t>&lt;value&gt;</w:t>
             </w:r>
@@ -6216,13 +8578,11 @@
             <w:pPr>
               <w:rPr>
                 <w:rFonts w:asciiTheme="majorHAnsi" w:eastAsiaTheme="majorEastAsia" w:hAnsiTheme="majorHAnsi" w:cstheme="majorBidi"/>
-                <w:lang w:val="fr-CA"/>
               </w:rPr>
             </w:pPr>
             <w:r>
               <w:rPr>
                 <w:rFonts w:asciiTheme="majorHAnsi" w:eastAsiaTheme="majorEastAsia" w:hAnsiTheme="majorHAnsi" w:cstheme="majorBidi"/>
-                <w:lang w:val="fr-CA"/>
               </w:rPr>
               <w:t>&lt;value&gt;</w:t>
             </w:r>
@@ -6236,13 +8596,11 @@
             <w:pPr>
               <w:rPr>
                 <w:rFonts w:asciiTheme="majorHAnsi" w:eastAsiaTheme="majorEastAsia" w:hAnsiTheme="majorHAnsi" w:cstheme="majorBidi"/>
-                <w:lang w:val="fr-CA"/>
               </w:rPr>
             </w:pPr>
             <w:r>
               <w:rPr>
                 <w:rFonts w:asciiTheme="majorHAnsi" w:eastAsiaTheme="majorEastAsia" w:hAnsiTheme="majorHAnsi" w:cstheme="majorBidi"/>
-                <w:lang w:val="fr-CA"/>
               </w:rPr>
               <w:t>&lt;value&gt;</w:t>
             </w:r>
@@ -6256,13 +8614,11 @@
             <w:pPr>
               <w:rPr>
                 <w:rFonts w:asciiTheme="majorHAnsi" w:eastAsiaTheme="majorEastAsia" w:hAnsiTheme="majorHAnsi" w:cstheme="majorBidi"/>
-                <w:lang w:val="fr-CA"/>
               </w:rPr>
             </w:pPr>
             <w:r>
               <w:rPr>
                 <w:rFonts w:asciiTheme="majorHAnsi" w:eastAsiaTheme="majorEastAsia" w:hAnsiTheme="majorHAnsi" w:cstheme="majorBidi"/>
-                <w:lang w:val="fr-CA"/>
               </w:rPr>
               <w:t>&lt;value&gt;</w:t>
             </w:r>
@@ -6278,13 +8634,11 @@
             <w:pPr>
               <w:rPr>
                 <w:rFonts w:asciiTheme="majorHAnsi" w:eastAsiaTheme="majorEastAsia" w:hAnsiTheme="majorHAnsi" w:cstheme="majorBidi"/>
-                <w:lang w:val="fr-CA"/>
               </w:rPr>
             </w:pPr>
             <w:r>
               <w:rPr>
                 <w:rFonts w:asciiTheme="majorHAnsi" w:eastAsiaTheme="majorEastAsia" w:hAnsiTheme="majorHAnsi" w:cstheme="majorBidi"/>
-                <w:lang w:val="fr-CA"/>
               </w:rPr>
               <w:t>&lt;value&gt;</w:t>
             </w:r>
@@ -6298,13 +8652,11 @@
             <w:pPr>
               <w:rPr>
                 <w:rFonts w:asciiTheme="majorHAnsi" w:eastAsiaTheme="majorEastAsia" w:hAnsiTheme="majorHAnsi" w:cstheme="majorBidi"/>
-                <w:lang w:val="fr-CA"/>
               </w:rPr>
             </w:pPr>
             <w:r>
               <w:rPr>
                 <w:rFonts w:asciiTheme="majorHAnsi" w:eastAsiaTheme="majorEastAsia" w:hAnsiTheme="majorHAnsi" w:cstheme="majorBidi"/>
-                <w:lang w:val="fr-CA"/>
               </w:rPr>
               <w:t>&lt;value&gt;</w:t>
             </w:r>
@@ -6318,13 +8670,11 @@
             <w:pPr>
               <w:rPr>
                 <w:rFonts w:asciiTheme="majorHAnsi" w:eastAsiaTheme="majorEastAsia" w:hAnsiTheme="majorHAnsi" w:cstheme="majorBidi"/>
-                <w:lang w:val="fr-CA"/>
               </w:rPr>
             </w:pPr>
             <w:r>
               <w:rPr>
                 <w:rFonts w:asciiTheme="majorHAnsi" w:eastAsiaTheme="majorEastAsia" w:hAnsiTheme="majorHAnsi" w:cstheme="majorBidi"/>
-                <w:lang w:val="fr-CA"/>
               </w:rPr>
               <w:t>&lt;value&gt;</w:t>
             </w:r>
@@ -6338,13 +8688,11 @@
             <w:pPr>
               <w:rPr>
                 <w:rFonts w:asciiTheme="majorHAnsi" w:eastAsiaTheme="majorEastAsia" w:hAnsiTheme="majorHAnsi" w:cstheme="majorBidi"/>
-                <w:lang w:val="fr-CA"/>
               </w:rPr>
             </w:pPr>
             <w:r>
               <w:rPr>
                 <w:rFonts w:asciiTheme="majorHAnsi" w:eastAsiaTheme="majorEastAsia" w:hAnsiTheme="majorHAnsi" w:cstheme="majorBidi"/>
-                <w:lang w:val="fr-CA"/>
               </w:rPr>
               <w:t>&lt;value&gt;</w:t>
             </w:r>
@@ -6358,13 +8706,11 @@
             <w:pPr>
               <w:rPr>
                 <w:rFonts w:asciiTheme="majorHAnsi" w:eastAsiaTheme="majorEastAsia" w:hAnsiTheme="majorHAnsi" w:cstheme="majorBidi"/>
-                <w:lang w:val="fr-CA"/>
               </w:rPr>
             </w:pPr>
             <w:r>
               <w:rPr>
                 <w:rFonts w:asciiTheme="majorHAnsi" w:eastAsiaTheme="majorEastAsia" w:hAnsiTheme="majorHAnsi" w:cstheme="majorBidi"/>
-                <w:lang w:val="fr-CA"/>
               </w:rPr>
               <w:t>&lt;value&gt;</w:t>
             </w:r>
@@ -6380,13 +8726,11 @@
             <w:pPr>
               <w:rPr>
                 <w:rFonts w:asciiTheme="majorHAnsi" w:eastAsiaTheme="majorEastAsia" w:hAnsiTheme="majorHAnsi" w:cstheme="majorBidi"/>
-                <w:lang w:val="fr-CA"/>
               </w:rPr>
             </w:pPr>
             <w:r>
               <w:rPr>
                 <w:rFonts w:asciiTheme="majorHAnsi" w:eastAsiaTheme="majorEastAsia" w:hAnsiTheme="majorHAnsi" w:cstheme="majorBidi"/>
-                <w:lang w:val="fr-CA"/>
               </w:rPr>
               <w:t>&lt;value&gt;</w:t>
             </w:r>
@@ -6400,13 +8744,11 @@
             <w:pPr>
               <w:rPr>
                 <w:rFonts w:asciiTheme="majorHAnsi" w:eastAsiaTheme="majorEastAsia" w:hAnsiTheme="majorHAnsi" w:cstheme="majorBidi"/>
-                <w:lang w:val="fr-CA"/>
               </w:rPr>
             </w:pPr>
             <w:r>
               <w:rPr>
                 <w:rFonts w:asciiTheme="majorHAnsi" w:eastAsiaTheme="majorEastAsia" w:hAnsiTheme="majorHAnsi" w:cstheme="majorBidi"/>
-                <w:lang w:val="fr-CA"/>
               </w:rPr>
               <w:t>&lt;value&gt;</w:t>
             </w:r>
@@ -6420,13 +8762,11 @@
             <w:pPr>
               <w:rPr>
                 <w:rFonts w:asciiTheme="majorHAnsi" w:eastAsiaTheme="majorEastAsia" w:hAnsiTheme="majorHAnsi" w:cstheme="majorBidi"/>
-                <w:lang w:val="fr-CA"/>
               </w:rPr>
             </w:pPr>
             <w:r>
               <w:rPr>
                 <w:rFonts w:asciiTheme="majorHAnsi" w:eastAsiaTheme="majorEastAsia" w:hAnsiTheme="majorHAnsi" w:cstheme="majorBidi"/>
-                <w:lang w:val="fr-CA"/>
               </w:rPr>
               <w:t>&lt;value&gt;</w:t>
             </w:r>
@@ -6440,13 +8780,11 @@
             <w:pPr>
               <w:rPr>
                 <w:rFonts w:asciiTheme="majorHAnsi" w:eastAsiaTheme="majorEastAsia" w:hAnsiTheme="majorHAnsi" w:cstheme="majorBidi"/>
-                <w:lang w:val="fr-CA"/>
               </w:rPr>
             </w:pPr>
             <w:r>
               <w:rPr>
                 <w:rFonts w:asciiTheme="majorHAnsi" w:eastAsiaTheme="majorEastAsia" w:hAnsiTheme="majorHAnsi" w:cstheme="majorBidi"/>
-                <w:lang w:val="fr-CA"/>
               </w:rPr>
               <w:t>&lt;value&gt;</w:t>
             </w:r>
@@ -6460,13 +8798,11 @@
             <w:pPr>
               <w:rPr>
                 <w:rFonts w:asciiTheme="majorHAnsi" w:eastAsiaTheme="majorEastAsia" w:hAnsiTheme="majorHAnsi" w:cstheme="majorBidi"/>
-                <w:lang w:val="fr-CA"/>
               </w:rPr>
             </w:pPr>
             <w:r>
               <w:rPr>
                 <w:rFonts w:asciiTheme="majorHAnsi" w:eastAsiaTheme="majorEastAsia" w:hAnsiTheme="majorHAnsi" w:cstheme="majorBidi"/>
-                <w:lang w:val="fr-CA"/>
               </w:rPr>
               <w:t>&lt;value&gt;</w:t>
             </w:r>
@@ -6482,13 +8818,11 @@
             <w:pPr>
               <w:rPr>
                 <w:rFonts w:asciiTheme="majorHAnsi" w:eastAsiaTheme="majorEastAsia" w:hAnsiTheme="majorHAnsi" w:cstheme="majorBidi"/>
-                <w:lang w:val="fr-CA"/>
               </w:rPr>
             </w:pPr>
             <w:r>
               <w:rPr>
                 <w:rFonts w:asciiTheme="majorHAnsi" w:eastAsiaTheme="majorEastAsia" w:hAnsiTheme="majorHAnsi" w:cstheme="majorBidi"/>
-                <w:lang w:val="fr-CA"/>
               </w:rPr>
               <w:t>&lt;value&gt;</w:t>
             </w:r>
@@ -6502,13 +8836,11 @@
             <w:pPr>
               <w:rPr>
                 <w:rFonts w:asciiTheme="majorHAnsi" w:eastAsiaTheme="majorEastAsia" w:hAnsiTheme="majorHAnsi" w:cstheme="majorBidi"/>
-                <w:lang w:val="fr-CA"/>
               </w:rPr>
             </w:pPr>
             <w:r>
               <w:rPr>
                 <w:rFonts w:asciiTheme="majorHAnsi" w:eastAsiaTheme="majorEastAsia" w:hAnsiTheme="majorHAnsi" w:cstheme="majorBidi"/>
-                <w:lang w:val="fr-CA"/>
               </w:rPr>
               <w:t>&lt;value&gt;</w:t>
             </w:r>
@@ -6522,13 +8854,11 @@
             <w:pPr>
               <w:rPr>
                 <w:rFonts w:asciiTheme="majorHAnsi" w:eastAsiaTheme="majorEastAsia" w:hAnsiTheme="majorHAnsi" w:cstheme="majorBidi"/>
-                <w:lang w:val="fr-CA"/>
               </w:rPr>
             </w:pPr>
             <w:r>
               <w:rPr>
                 <w:rFonts w:asciiTheme="majorHAnsi" w:eastAsiaTheme="majorEastAsia" w:hAnsiTheme="majorHAnsi" w:cstheme="majorBidi"/>
-                <w:lang w:val="fr-CA"/>
               </w:rPr>
               <w:t>&lt;value&gt;</w:t>
             </w:r>
@@ -6542,13 +8872,11 @@
             <w:pPr>
               <w:rPr>
                 <w:rFonts w:asciiTheme="majorHAnsi" w:eastAsiaTheme="majorEastAsia" w:hAnsiTheme="majorHAnsi" w:cstheme="majorBidi"/>
-                <w:lang w:val="fr-CA"/>
               </w:rPr>
             </w:pPr>
             <w:r>
               <w:rPr>
                 <w:rFonts w:asciiTheme="majorHAnsi" w:eastAsiaTheme="majorEastAsia" w:hAnsiTheme="majorHAnsi" w:cstheme="majorBidi"/>
-                <w:lang w:val="fr-CA"/>
               </w:rPr>
               <w:t>&lt;value&gt;</w:t>
             </w:r>
@@ -6562,13 +8890,11 @@
             <w:pPr>
               <w:rPr>
                 <w:rFonts w:asciiTheme="majorHAnsi" w:eastAsiaTheme="majorEastAsia" w:hAnsiTheme="majorHAnsi" w:cstheme="majorBidi"/>
-                <w:lang w:val="fr-CA"/>
               </w:rPr>
             </w:pPr>
             <w:r>
               <w:rPr>
                 <w:rFonts w:asciiTheme="majorHAnsi" w:eastAsiaTheme="majorEastAsia" w:hAnsiTheme="majorHAnsi" w:cstheme="majorBidi"/>
-                <w:lang w:val="fr-CA"/>
               </w:rPr>
               <w:t>&lt;value&gt;</w:t>
             </w:r>
@@ -6584,13 +8910,11 @@
             <w:pPr>
               <w:rPr>
                 <w:rFonts w:asciiTheme="majorHAnsi" w:eastAsiaTheme="majorEastAsia" w:hAnsiTheme="majorHAnsi" w:cstheme="majorBidi"/>
-                <w:lang w:val="fr-CA"/>
               </w:rPr>
             </w:pPr>
             <w:r>
               <w:rPr>
                 <w:rFonts w:asciiTheme="majorHAnsi" w:eastAsiaTheme="majorEastAsia" w:hAnsiTheme="majorHAnsi" w:cstheme="majorBidi"/>
-                <w:lang w:val="fr-CA"/>
               </w:rPr>
               <w:t>&lt;value&gt;</w:t>
             </w:r>
@@ -6604,13 +8928,11 @@
             <w:pPr>
               <w:rPr>
                 <w:rFonts w:asciiTheme="majorHAnsi" w:eastAsiaTheme="majorEastAsia" w:hAnsiTheme="majorHAnsi" w:cstheme="majorBidi"/>
-                <w:lang w:val="fr-CA"/>
               </w:rPr>
             </w:pPr>
             <w:r>
               <w:rPr>
                 <w:rFonts w:asciiTheme="majorHAnsi" w:eastAsiaTheme="majorEastAsia" w:hAnsiTheme="majorHAnsi" w:cstheme="majorBidi"/>
-                <w:lang w:val="fr-CA"/>
               </w:rPr>
               <w:t>&lt;value&gt;</w:t>
             </w:r>
@@ -6624,13 +8946,11 @@
             <w:pPr>
               <w:rPr>
                 <w:rFonts w:asciiTheme="majorHAnsi" w:eastAsiaTheme="majorEastAsia" w:hAnsiTheme="majorHAnsi" w:cstheme="majorBidi"/>
-                <w:lang w:val="fr-CA"/>
               </w:rPr>
             </w:pPr>
             <w:r>
               <w:rPr>
                 <w:rFonts w:asciiTheme="majorHAnsi" w:eastAsiaTheme="majorEastAsia" w:hAnsiTheme="majorHAnsi" w:cstheme="majorBidi"/>
-                <w:lang w:val="fr-CA"/>
               </w:rPr>
               <w:t>&lt;value&gt;</w:t>
             </w:r>
@@ -6644,13 +8964,11 @@
             <w:pPr>
               <w:rPr>
                 <w:rFonts w:asciiTheme="majorHAnsi" w:eastAsiaTheme="majorEastAsia" w:hAnsiTheme="majorHAnsi" w:cstheme="majorBidi"/>
-                <w:lang w:val="fr-CA"/>
               </w:rPr>
             </w:pPr>
             <w:r>
               <w:rPr>
                 <w:rFonts w:asciiTheme="majorHAnsi" w:eastAsiaTheme="majorEastAsia" w:hAnsiTheme="majorHAnsi" w:cstheme="majorBidi"/>
-                <w:lang w:val="fr-CA"/>
               </w:rPr>
               <w:t>&lt;value&gt;</w:t>
             </w:r>
@@ -6664,13 +8982,11 @@
             <w:pPr>
               <w:rPr>
                 <w:rFonts w:asciiTheme="majorHAnsi" w:eastAsiaTheme="majorEastAsia" w:hAnsiTheme="majorHAnsi" w:cstheme="majorBidi"/>
-                <w:lang w:val="fr-CA"/>
               </w:rPr>
             </w:pPr>
             <w:r>
               <w:rPr>
                 <w:rFonts w:asciiTheme="majorHAnsi" w:eastAsiaTheme="majorEastAsia" w:hAnsiTheme="majorHAnsi" w:cstheme="majorBidi"/>
-                <w:lang w:val="fr-CA"/>
               </w:rPr>
               <w:t>&lt;value&gt;</w:t>
             </w:r>
@@ -6686,13 +9002,11 @@
             <w:pPr>
               <w:rPr>
                 <w:rFonts w:asciiTheme="majorHAnsi" w:eastAsiaTheme="majorEastAsia" w:hAnsiTheme="majorHAnsi" w:cstheme="majorBidi"/>
-                <w:lang w:val="fr-CA"/>
               </w:rPr>
             </w:pPr>
             <w:r>
               <w:rPr>
                 <w:rFonts w:asciiTheme="majorHAnsi" w:eastAsiaTheme="majorEastAsia" w:hAnsiTheme="majorHAnsi" w:cstheme="majorBidi"/>
-                <w:lang w:val="fr-CA"/>
               </w:rPr>
               <w:t>&lt;value&gt;</w:t>
             </w:r>
@@ -6706,13 +9020,11 @@
             <w:pPr>
               <w:rPr>
                 <w:rFonts w:asciiTheme="majorHAnsi" w:eastAsiaTheme="majorEastAsia" w:hAnsiTheme="majorHAnsi" w:cstheme="majorBidi"/>
-                <w:lang w:val="fr-CA"/>
               </w:rPr>
             </w:pPr>
             <w:r>
               <w:rPr>
                 <w:rFonts w:asciiTheme="majorHAnsi" w:eastAsiaTheme="majorEastAsia" w:hAnsiTheme="majorHAnsi" w:cstheme="majorBidi"/>
-                <w:lang w:val="fr-CA"/>
               </w:rPr>
               <w:t>&lt;value&gt;</w:t>
             </w:r>
@@ -6726,13 +9038,11 @@
             <w:pPr>
               <w:rPr>
                 <w:rFonts w:asciiTheme="majorHAnsi" w:eastAsiaTheme="majorEastAsia" w:hAnsiTheme="majorHAnsi" w:cstheme="majorBidi"/>
-                <w:lang w:val="fr-CA"/>
               </w:rPr>
             </w:pPr>
             <w:r>
               <w:rPr>
                 <w:rFonts w:asciiTheme="majorHAnsi" w:eastAsiaTheme="majorEastAsia" w:hAnsiTheme="majorHAnsi" w:cstheme="majorBidi"/>
-                <w:lang w:val="fr-CA"/>
               </w:rPr>
               <w:t>&lt;value&gt;</w:t>
             </w:r>
@@ -6746,13 +9056,11 @@
             <w:pPr>
               <w:rPr>
                 <w:rFonts w:asciiTheme="majorHAnsi" w:eastAsiaTheme="majorEastAsia" w:hAnsiTheme="majorHAnsi" w:cstheme="majorBidi"/>
-                <w:lang w:val="fr-CA"/>
               </w:rPr>
             </w:pPr>
             <w:r>
               <w:rPr>
                 <w:rFonts w:asciiTheme="majorHAnsi" w:eastAsiaTheme="majorEastAsia" w:hAnsiTheme="majorHAnsi" w:cstheme="majorBidi"/>
-                <w:lang w:val="fr-CA"/>
               </w:rPr>
               <w:t>&lt;value&gt;</w:t>
             </w:r>
@@ -6766,13 +9074,11 @@
             <w:pPr>
               <w:rPr>
                 <w:rFonts w:asciiTheme="majorHAnsi" w:eastAsiaTheme="majorEastAsia" w:hAnsiTheme="majorHAnsi" w:cstheme="majorBidi"/>
-                <w:lang w:val="fr-CA"/>
               </w:rPr>
             </w:pPr>
             <w:r>
               <w:rPr>
                 <w:rFonts w:asciiTheme="majorHAnsi" w:eastAsiaTheme="majorEastAsia" w:hAnsiTheme="majorHAnsi" w:cstheme="majorBidi"/>
-                <w:lang w:val="fr-CA"/>
               </w:rPr>
               <w:t>&lt;value&gt;</w:t>
             </w:r>
@@ -6788,13 +9094,11 @@
             <w:pPr>
               <w:rPr>
                 <w:rFonts w:asciiTheme="majorHAnsi" w:eastAsiaTheme="majorEastAsia" w:hAnsiTheme="majorHAnsi" w:cstheme="majorBidi"/>
-                <w:lang w:val="fr-CA"/>
               </w:rPr>
             </w:pPr>
             <w:r>
               <w:rPr>
                 <w:rFonts w:asciiTheme="majorHAnsi" w:eastAsiaTheme="majorEastAsia" w:hAnsiTheme="majorHAnsi" w:cstheme="majorBidi"/>
-                <w:lang w:val="fr-CA"/>
               </w:rPr>
               <w:t>&lt;value&gt;</w:t>
             </w:r>
@@ -6808,13 +9112,11 @@
             <w:pPr>
               <w:rPr>
                 <w:rFonts w:asciiTheme="majorHAnsi" w:eastAsiaTheme="majorEastAsia" w:hAnsiTheme="majorHAnsi" w:cstheme="majorBidi"/>
-                <w:lang w:val="fr-CA"/>
               </w:rPr>
             </w:pPr>
             <w:r>
               <w:rPr>
                 <w:rFonts w:asciiTheme="majorHAnsi" w:eastAsiaTheme="majorEastAsia" w:hAnsiTheme="majorHAnsi" w:cstheme="majorBidi"/>
-                <w:lang w:val="fr-CA"/>
               </w:rPr>
               <w:t>&lt;value&gt;</w:t>
             </w:r>
@@ -6828,13 +9130,11 @@
             <w:pPr>
               <w:rPr>
                 <w:rFonts w:asciiTheme="majorHAnsi" w:eastAsiaTheme="majorEastAsia" w:hAnsiTheme="majorHAnsi" w:cstheme="majorBidi"/>
-                <w:lang w:val="fr-CA"/>
               </w:rPr>
             </w:pPr>
             <w:r>
               <w:rPr>
                 <w:rFonts w:asciiTheme="majorHAnsi" w:eastAsiaTheme="majorEastAsia" w:hAnsiTheme="majorHAnsi" w:cstheme="majorBidi"/>
-                <w:lang w:val="fr-CA"/>
               </w:rPr>
               <w:t>&lt;value&gt;</w:t>
             </w:r>
@@ -6848,13 +9148,11 @@
             <w:pPr>
               <w:rPr>
                 <w:rFonts w:asciiTheme="majorHAnsi" w:eastAsiaTheme="majorEastAsia" w:hAnsiTheme="majorHAnsi" w:cstheme="majorBidi"/>
-                <w:lang w:val="fr-CA"/>
               </w:rPr>
             </w:pPr>
             <w:r>
               <w:rPr>
                 <w:rFonts w:asciiTheme="majorHAnsi" w:eastAsiaTheme="majorEastAsia" w:hAnsiTheme="majorHAnsi" w:cstheme="majorBidi"/>
-                <w:lang w:val="fr-CA"/>
               </w:rPr>
               <w:t>&lt;value&gt;</w:t>
             </w:r>
@@ -6868,13 +9166,11 @@
             <w:pPr>
               <w:rPr>
                 <w:rFonts w:asciiTheme="majorHAnsi" w:eastAsiaTheme="majorEastAsia" w:hAnsiTheme="majorHAnsi" w:cstheme="majorBidi"/>
-                <w:lang w:val="fr-CA"/>
               </w:rPr>
             </w:pPr>
             <w:r>
               <w:rPr>
                 <w:rFonts w:asciiTheme="majorHAnsi" w:eastAsiaTheme="majorEastAsia" w:hAnsiTheme="majorHAnsi" w:cstheme="majorBidi"/>
-                <w:lang w:val="fr-CA"/>
               </w:rPr>
               <w:t>&lt;value&gt;</w:t>
             </w:r>
@@ -6890,13 +9186,11 @@
             <w:pPr>
               <w:rPr>
                 <w:rFonts w:asciiTheme="majorHAnsi" w:eastAsiaTheme="majorEastAsia" w:hAnsiTheme="majorHAnsi" w:cstheme="majorBidi"/>
-                <w:lang w:val="fr-CA"/>
               </w:rPr>
             </w:pPr>
             <w:r>
               <w:rPr>
                 <w:rFonts w:asciiTheme="majorHAnsi" w:eastAsiaTheme="majorEastAsia" w:hAnsiTheme="majorHAnsi" w:cstheme="majorBidi"/>
-                <w:lang w:val="fr-CA"/>
               </w:rPr>
               <w:t>&lt;value&gt;</w:t>
             </w:r>
@@ -6911,13 +9205,11 @@
               <w:keepNext/>
               <w:rPr>
                 <w:rFonts w:asciiTheme="majorHAnsi" w:eastAsiaTheme="majorEastAsia" w:hAnsiTheme="majorHAnsi" w:cstheme="majorBidi"/>
-                <w:lang w:val="fr-CA"/>
               </w:rPr>
             </w:pPr>
             <w:r>
               <w:rPr>
                 <w:rFonts w:asciiTheme="majorHAnsi" w:eastAsiaTheme="majorEastAsia" w:hAnsiTheme="majorHAnsi" w:cstheme="majorBidi"/>
-                <w:lang w:val="fr-CA"/>
               </w:rPr>
               <w:t>&lt;value&gt;</w:t>
             </w:r>
@@ -6932,13 +9224,11 @@
               <w:keepNext/>
               <w:rPr>
                 <w:rFonts w:asciiTheme="majorHAnsi" w:eastAsiaTheme="majorEastAsia" w:hAnsiTheme="majorHAnsi" w:cstheme="majorBidi"/>
-                <w:lang w:val="fr-CA"/>
               </w:rPr>
             </w:pPr>
             <w:r>
               <w:rPr>
                 <w:rFonts w:asciiTheme="majorHAnsi" w:eastAsiaTheme="majorEastAsia" w:hAnsiTheme="majorHAnsi" w:cstheme="majorBidi"/>
-                <w:lang w:val="fr-CA"/>
               </w:rPr>
               <w:t>&lt;value&gt;</w:t>
             </w:r>
@@ -6953,13 +9243,11 @@
               <w:keepNext/>
               <w:rPr>
                 <w:rFonts w:asciiTheme="majorHAnsi" w:eastAsiaTheme="majorEastAsia" w:hAnsiTheme="majorHAnsi" w:cstheme="majorBidi"/>
-                <w:lang w:val="fr-CA"/>
               </w:rPr>
             </w:pPr>
             <w:r>
               <w:rPr>
                 <w:rFonts w:asciiTheme="majorHAnsi" w:eastAsiaTheme="majorEastAsia" w:hAnsiTheme="majorHAnsi" w:cstheme="majorBidi"/>
-                <w:lang w:val="fr-CA"/>
               </w:rPr>
               <w:t>&lt;value&gt;</w:t>
             </w:r>
@@ -6974,13 +9262,11 @@
               <w:keepNext/>
               <w:rPr>
                 <w:rFonts w:asciiTheme="majorHAnsi" w:eastAsiaTheme="majorEastAsia" w:hAnsiTheme="majorHAnsi" w:cstheme="majorBidi"/>
-                <w:lang w:val="fr-CA"/>
               </w:rPr>
             </w:pPr>
             <w:r>
               <w:rPr>
                 <w:rFonts w:asciiTheme="majorHAnsi" w:eastAsiaTheme="majorEastAsia" w:hAnsiTheme="majorHAnsi" w:cstheme="majorBidi"/>
-                <w:lang w:val="fr-CA"/>
               </w:rPr>
               <w:t>&lt;value&gt;</w:t>
             </w:r>
@@ -6996,13 +9282,11 @@
             <w:pPr>
               <w:rPr>
                 <w:rFonts w:asciiTheme="majorHAnsi" w:eastAsiaTheme="majorEastAsia" w:hAnsiTheme="majorHAnsi" w:cstheme="majorBidi"/>
-                <w:lang w:val="fr-CA"/>
               </w:rPr>
             </w:pPr>
             <w:r>
               <w:rPr>
                 <w:rFonts w:asciiTheme="majorHAnsi" w:eastAsiaTheme="majorEastAsia" w:hAnsiTheme="majorHAnsi" w:cstheme="majorBidi"/>
-                <w:lang w:val="fr-CA"/>
               </w:rPr>
               <w:t>&lt;value&gt;</w:t>
             </w:r>
@@ -7017,13 +9301,11 @@
               <w:keepNext/>
               <w:rPr>
                 <w:rFonts w:asciiTheme="majorHAnsi" w:eastAsiaTheme="majorEastAsia" w:hAnsiTheme="majorHAnsi" w:cstheme="majorBidi"/>
-                <w:lang w:val="fr-CA"/>
               </w:rPr>
             </w:pPr>
             <w:r>
               <w:rPr>
                 <w:rFonts w:asciiTheme="majorHAnsi" w:eastAsiaTheme="majorEastAsia" w:hAnsiTheme="majorHAnsi" w:cstheme="majorBidi"/>
-                <w:lang w:val="fr-CA"/>
               </w:rPr>
               <w:t>&lt;value&gt;</w:t>
             </w:r>
@@ -7038,13 +9320,11 @@
               <w:keepNext/>
               <w:rPr>
                 <w:rFonts w:asciiTheme="majorHAnsi" w:eastAsiaTheme="majorEastAsia" w:hAnsiTheme="majorHAnsi" w:cstheme="majorBidi"/>
-                <w:lang w:val="fr-CA"/>
               </w:rPr>
             </w:pPr>
             <w:r>
               <w:rPr>
                 <w:rFonts w:asciiTheme="majorHAnsi" w:eastAsiaTheme="majorEastAsia" w:hAnsiTheme="majorHAnsi" w:cstheme="majorBidi"/>
-                <w:lang w:val="fr-CA"/>
               </w:rPr>
               <w:t>&lt;value&gt;</w:t>
             </w:r>
@@ -7059,13 +9339,11 @@
               <w:keepNext/>
               <w:rPr>
                 <w:rFonts w:asciiTheme="majorHAnsi" w:eastAsiaTheme="majorEastAsia" w:hAnsiTheme="majorHAnsi" w:cstheme="majorBidi"/>
-                <w:lang w:val="fr-CA"/>
               </w:rPr>
             </w:pPr>
             <w:r>
               <w:rPr>
                 <w:rFonts w:asciiTheme="majorHAnsi" w:eastAsiaTheme="majorEastAsia" w:hAnsiTheme="majorHAnsi" w:cstheme="majorBidi"/>
-                <w:lang w:val="fr-CA"/>
               </w:rPr>
               <w:t>&lt;value&gt;</w:t>
             </w:r>
@@ -7080,13 +9358,11 @@
               <w:keepNext/>
               <w:rPr>
                 <w:rFonts w:asciiTheme="majorHAnsi" w:eastAsiaTheme="majorEastAsia" w:hAnsiTheme="majorHAnsi" w:cstheme="majorBidi"/>
-                <w:lang w:val="fr-CA"/>
               </w:rPr>
             </w:pPr>
             <w:r>
               <w:rPr>
                 <w:rFonts w:asciiTheme="majorHAnsi" w:eastAsiaTheme="majorEastAsia" w:hAnsiTheme="majorHAnsi" w:cstheme="majorBidi"/>
-                <w:lang w:val="fr-CA"/>
               </w:rPr>
               <w:t>&lt;value&gt;</w:t>
             </w:r>
@@ -7097,18 +9373,12 @@
     <w:p>
       <w:pPr>
         <w:pStyle w:val="Heading2"/>
-        <w:rPr>
-          <w:lang w:val="fr-CA"/>
-        </w:rPr>
-      </w:pPr>
-      <w:bookmarkStart w:id="25" w:name="_Toc242061166"/>
-      <w:r>
-        <w:rPr>
-          <w:lang w:val="fr-CA"/>
-        </w:rPr>
+      </w:pPr>
+      <w:bookmarkStart w:id="30" w:name="_Toc242061166"/>
+      <w:r>
         <w:t>Figures</w:t>
       </w:r>
-      <w:bookmarkEnd w:id="25"/>
+      <w:bookmarkEnd w:id="30"/>
     </w:p>
     <w:p>
       <w:pPr>
@@ -7132,9 +9402,6 @@
         </w:rPr>
       </w:pPr>
       <w:r>
-        <w:rPr>
-          <w:noProof/>
-        </w:rPr>
         <w:lastRenderedPageBreak/>
         <w:drawing>
           <wp:inline distT="0" distB="0" distL="0" distR="0" wp14:anchorId="4763A274" wp14:editId="368CAE25">
@@ -7186,14 +9453,21 @@
         </w:rPr>
         <w:t xml:space="preserve">Figure </w:t>
       </w:r>
-      <w:fldSimple w:instr=" SEQ Figure \* ARABIC ">
-        <w:r>
-          <w:rPr>
-            <w:noProof/>
-          </w:rPr>
-          <w:t>1</w:t>
-        </w:r>
-      </w:fldSimple>
+      <w:r>
+        <w:fldChar w:fldCharType="begin"/>
+      </w:r>
+      <w:r>
+        <w:instrText xml:space="preserve"> SEQ Figure \* ARABIC </w:instrText>
+      </w:r>
+      <w:r>
+        <w:fldChar w:fldCharType="separate"/>
+      </w:r>
+      <w:r>
+        <w:t>1</w:t>
+      </w:r>
+      <w:r>
+        <w:fldChar w:fldCharType="end"/>
+      </w:r>
       <w:r>
         <w:rPr>
           <w:rFonts w:asciiTheme="majorHAnsi" w:eastAsiaTheme="majorEastAsia" w:hAnsiTheme="majorHAnsi" w:cstheme="majorBidi"/>
@@ -7219,7 +9493,7 @@
 
 <file path=word/comments.xml><?xml version="1.0" encoding="utf-8"?>
 <w:comments xmlns:wpc="http://schemas.microsoft.com/office/word/2010/wordprocessingCanvas" xmlns:cx="http://schemas.microsoft.com/office/drawing/2014/chartex" xmlns:cx1="http://schemas.microsoft.com/office/drawing/2015/9/8/chartex" xmlns:cx2="http://schemas.microsoft.com/office/drawing/2015/10/21/chartex" xmlns:cx3="http://schemas.microsoft.com/office/drawing/2016/5/9/chartex" xmlns:cx4="http://schemas.microsoft.com/office/drawing/2016/5/10/chartex" xmlns:cx5="http://schemas.microsoft.com/office/drawing/2016/5/11/chartex" xmlns:cx6="http://schemas.microsoft.com/office/drawing/2016/5/12/chartex" xmlns:cx7="http://schemas.microsoft.com/office/drawing/2016/5/13/chartex" xmlns:cx8="http://schemas.microsoft.com/office/drawing/2016/5/14/chartex" xmlns:mc="http://schemas.openxmlformats.org/markup-compatibility/2006" xmlns:aink="http://schemas.microsoft.com/office/drawing/2016/ink" xmlns:am3d="http://schemas.microsoft.com/office/drawing/2017/model3d" xmlns:o="urn:schemas-microsoft-com:office:office" xmlns:oel="http://schemas.microsoft.com/office/2019/extlst" xmlns:r="http://schemas.openxmlformats.org/officeDocument/2006/relationships" xmlns:m="http://schemas.openxmlformats.org/officeDocument/2006/math" xmlns:v="urn:schemas-microsoft-com:vml" xmlns:wp14="http://schemas.microsoft.com/office/word/2010/wordprocessingDrawing" xmlns:wp="http://schemas.openxmlformats.org/drawingml/2006/wordprocessingDrawing" xmlns:w10="urn:schemas-microsoft-com:office:word" xmlns:w="http://schemas.openxmlformats.org/wordprocessingml/2006/main" xmlns:w14="http://schemas.microsoft.com/office/word/2010/wordml" xmlns:w15="http://schemas.microsoft.com/office/word/2012/wordml" xmlns:w16cei="http://schemas.microsoft.com/office/word/2026/wordml/cei" xmlns:w16cex="http://schemas.microsoft.com/office/word/2018/wordml/cex" xmlns:w16cid="http://schemas.microsoft.com/office/word/2016/wordml/cid" xmlns:w16="http://schemas.microsoft.com/office/word/2018/wordml" xmlns:w16du="http://schemas.microsoft.com/office/word/2023/wordml/word16du" xmlns:w16sdtdh="http://schemas.microsoft.com/office/word/2020/wordml/sdtdatahash" xmlns:w16sdtfl="http://schemas.microsoft.com/office/word/2024/wordml/sdtformatlock" xmlns:w16se="http://schemas.microsoft.com/office/word/2015/wordml/symex" xmlns:wpg="http://schemas.microsoft.com/office/word/2010/wordprocessingGroup" xmlns:wpi="http://schemas.microsoft.com/office/word/2010/wordprocessingInk" xmlns:wne="http://schemas.microsoft.com/office/word/2006/wordml" xmlns:wps="http://schemas.microsoft.com/office/word/2010/wordprocessingShape" mc:Ignorable="w14 w15 w16se w16cid w16 w16cex w16sdtdh w16sdtfl w16du wp14">
-  <w:comment w:id="7" w:author="Olaiya, Damilola" w:date="2026-10-01T11:43:00Z" w:initials="DO">
+  <w:comment w:id="7" w:author="Olaiya, Damilola" w:date="2026-10-02T08:03:00Z" w:initials="DO">
     <w:p>
       <w:pPr>
         <w:pStyle w:val="CommentText"/>
@@ -7231,11 +9505,11 @@
         <w:annotationRef/>
       </w:r>
       <w:r>
-        <w:t>Add screenshot? Or is that redundant?</w:t>
+        <w:t>Is this necessary? Check other documents and Youssef.</w:t>
       </w:r>
     </w:p>
   </w:comment>
-  <w:comment w:id="8" w:author="Damilola Olaiya" w:date="2026-10-01T10:20:00Z" w:initials="DO">
+  <w:comment w:id="8" w:author="Olaiya, Damilola" w:date="2026-10-02T08:03:00Z" w:initials="DO">
     <w:p>
       <w:pPr>
         <w:pStyle w:val="CommentText"/>
@@ -7247,11 +9521,11 @@
         <w:annotationRef/>
       </w:r>
       <w:r>
-        <w:t>Spoke_path points to a folder not one object</w:t>
+        <w:t>Is this necessary? Check other documents and Youssef.</w:t>
       </w:r>
     </w:p>
   </w:comment>
-  <w:comment w:id="9" w:author="Damilola Olaiya" w:date="2026-10-01T10:24:00Z" w:initials="DO">
+  <w:comment w:id="9" w:author="Olaiya, Damilola" w:date="2026-10-02T08:15:00Z" w:initials="DO">
     <w:p>
       <w:pPr>
         <w:pStyle w:val="CommentText"/>
@@ -7263,11 +9537,59 @@
         <w:annotationRef/>
       </w:r>
       <w:r>
+        <w:t>Wording?</w:t>
+      </w:r>
+    </w:p>
+  </w:comment>
+  <w:comment w:id="10" w:author="Olaiya, Damilola" w:date="2026-10-02T08:03:00Z" w:initials="DO">
+    <w:p>
+      <w:pPr>
+        <w:pStyle w:val="CommentText"/>
+      </w:pPr>
+      <w:r>
+        <w:rPr>
+          <w:rStyle w:val="CommentReference"/>
+        </w:rPr>
+        <w:annotationRef/>
+      </w:r>
+      <w:r>
+        <w:t>Is this necessary? Check other documents and Youssef.</w:t>
+      </w:r>
+    </w:p>
+  </w:comment>
+  <w:comment w:id="11" w:author="Olaiya, Damilola" w:date="2026-10-02T08:03:00Z" w:initials="DO">
+    <w:p>
+      <w:pPr>
+        <w:pStyle w:val="CommentText"/>
+      </w:pPr>
+      <w:r>
+        <w:rPr>
+          <w:rStyle w:val="CommentReference"/>
+        </w:rPr>
+        <w:annotationRef/>
+      </w:r>
+      <w:r>
+        <w:t>Is this necessary? Check other documents and Youssef.</w:t>
+      </w:r>
+    </w:p>
+  </w:comment>
+  <w:comment w:id="12" w:author="Damilola Olaiya" w:date="2026-10-01T10:24:00Z" w:initials="DO">
+    <w:p>
+      <w:pPr>
+        <w:pStyle w:val="CommentText"/>
+      </w:pPr>
+      <w:r>
+        <w:rPr>
+          <w:rStyle w:val="CommentReference"/>
+        </w:rPr>
+        <w:annotationRef/>
+      </w:r>
+      <w:r>
         <w:t>Does workgroup matter? We didn’t covert this. How to find the values for avmt? Workgroup, data source, catalog, db?</w:t>
       </w:r>
     </w:p>
   </w:comment>
-  <w:comment w:id="10" w:author="Olaiya, Damilola" w:date="2026-10-01T10:42:00Z" w:initials="DO">
+  <w:comment w:id="13" w:author="Olaiya, Damilola" w:date="2026-10-01T10:42:00Z" w:initials="DO">
     <w:p>
       <w:pPr>
         <w:pStyle w:val="CommentText"/>
@@ -7280,6 +9602,38 @@
       </w:r>
       <w:r>
         <w:t>Only cover what we covered including creating bucket to save query results</w:t>
+      </w:r>
+    </w:p>
+  </w:comment>
+  <w:comment w:id="14" w:author="Olaiya, Damilola" w:date="2026-10-02T08:03:00Z" w:initials="DO">
+    <w:p>
+      <w:pPr>
+        <w:pStyle w:val="CommentText"/>
+      </w:pPr>
+      <w:r>
+        <w:rPr>
+          <w:rStyle w:val="CommentReference"/>
+        </w:rPr>
+        <w:annotationRef/>
+      </w:r>
+      <w:r>
+        <w:t>Is this necessary? Check other documents and Youssef.</w:t>
+      </w:r>
+    </w:p>
+  </w:comment>
+  <w:comment w:id="15" w:author="Olaiya, Damilola" w:date="2026-10-02T08:03:00Z" w:initials="DO">
+    <w:p>
+      <w:pPr>
+        <w:pStyle w:val="CommentText"/>
+      </w:pPr>
+      <w:r>
+        <w:rPr>
+          <w:rStyle w:val="CommentReference"/>
+        </w:rPr>
+        <w:annotationRef/>
+      </w:r>
+      <w:r>
+        <w:t>Is this necessary? Check other documents and Youssef.</w:t>
       </w:r>
     </w:p>
   </w:comment>
@@ -7288,28 +9642,43 @@
 
 <file path=word/commentsExtended.xml><?xml version="1.0" encoding="utf-8"?>
 <w15:commentsEx xmlns:wpc="http://schemas.microsoft.com/office/word/2010/wordprocessingCanvas" xmlns:cx="http://schemas.microsoft.com/office/drawing/2014/chartex" xmlns:cx1="http://schemas.microsoft.com/office/drawing/2015/9/8/chartex" xmlns:cx2="http://schemas.microsoft.com/office/drawing/2015/10/21/chartex" xmlns:cx3="http://schemas.microsoft.com/office/drawing/2016/5/9/chartex" xmlns:cx4="http://schemas.microsoft.com/office/drawing/2016/5/10/chartex" xmlns:cx5="http://schemas.microsoft.com/office/drawing/2016/5/11/chartex" xmlns:cx6="http://schemas.microsoft.com/office/drawing/2016/5/12/chartex" xmlns:cx7="http://schemas.microsoft.com/office/drawing/2016/5/13/chartex" xmlns:cx8="http://schemas.microsoft.com/office/drawing/2016/5/14/chartex" xmlns:mc="http://schemas.openxmlformats.org/markup-compatibility/2006" xmlns:aink="http://schemas.microsoft.com/office/drawing/2016/ink" xmlns:am3d="http://schemas.microsoft.com/office/drawing/2017/model3d" xmlns:o="urn:schemas-microsoft-com:office:office" xmlns:oel="http://schemas.microsoft.com/office/2019/extlst" xmlns:r="http://schemas.openxmlformats.org/officeDocument/2006/relationships" xmlns:m="http://schemas.openxmlformats.org/officeDocument/2006/math" xmlns:v="urn:schemas-microsoft-com:vml" xmlns:wp14="http://schemas.microsoft.com/office/word/2010/wordprocessingDrawing" xmlns:wp="http://schemas.openxmlformats.org/drawingml/2006/wordprocessingDrawing" xmlns:w10="urn:schemas-microsoft-com:office:word" xmlns:w="http://schemas.openxmlformats.org/wordprocessingml/2006/main" xmlns:w14="http://schemas.microsoft.com/office/word/2010/wordml" xmlns:w15="http://schemas.microsoft.com/office/word/2012/wordml" xmlns:w16cei="http://schemas.microsoft.com/office/word/2026/wordml/cei" xmlns:w16cex="http://schemas.microsoft.com/office/word/2018/wordml/cex" xmlns:w16cid="http://schemas.microsoft.com/office/word/2016/wordml/cid" xmlns:w16="http://schemas.microsoft.com/office/word/2018/wordml" xmlns:w16du="http://schemas.microsoft.com/office/word/2023/wordml/word16du" xmlns:w16sdtdh="http://schemas.microsoft.com/office/word/2020/wordml/sdtdatahash" xmlns:w16sdtfl="http://schemas.microsoft.com/office/word/2024/wordml/sdtformatlock" xmlns:w16se="http://schemas.microsoft.com/office/word/2015/wordml/symex" xmlns:wpg="http://schemas.microsoft.com/office/word/2010/wordprocessingGroup" xmlns:wpi="http://schemas.microsoft.com/office/word/2010/wordprocessingInk" xmlns:wne="http://schemas.microsoft.com/office/word/2006/wordml" xmlns:wps="http://schemas.microsoft.com/office/word/2010/wordprocessingShape" mc:Ignorable="w14 w15 w16se w16cid w16 w16cex w16sdtdh w16sdtfl w16du wp14">
-  <w15:commentEx w15:paraId="1763C606" w15:done="0"/>
-  <w15:commentEx w15:paraId="3167E49B" w15:done="0"/>
+  <w15:commentEx w15:paraId="707917A2" w15:done="0"/>
+  <w15:commentEx w15:paraId="71302705" w15:done="0"/>
+  <w15:commentEx w15:paraId="0BE4E189" w15:done="0"/>
+  <w15:commentEx w15:paraId="5D45B4EB" w15:done="0"/>
+  <w15:commentEx w15:paraId="183C231F" w15:done="0"/>
   <w15:commentEx w15:paraId="1494D953" w15:done="0"/>
   <w15:commentEx w15:paraId="10D9B3D0" w15:paraIdParent="1494D953" w15:done="0"/>
+  <w15:commentEx w15:paraId="0F918E0A" w15:done="0"/>
+  <w15:commentEx w15:paraId="7E54E279" w15:done="0"/>
 </w15:commentsEx>
 </file>
 
 <file path=word/commentsExtensible.xml><?xml version="1.0" encoding="utf-8"?>
 <w16cex:commentsExtensible xmlns:wpc="http://schemas.microsoft.com/office/word/2010/wordprocessingCanvas" xmlns:cx="http://schemas.microsoft.com/office/drawing/2014/chartex" xmlns:cx1="http://schemas.microsoft.com/office/drawing/2015/9/8/chartex" xmlns:cx2="http://schemas.microsoft.com/office/drawing/2015/10/21/chartex" xmlns:cx3="http://schemas.microsoft.com/office/drawing/2016/5/9/chartex" xmlns:cx4="http://schemas.microsoft.com/office/drawing/2016/5/10/chartex" xmlns:cx5="http://schemas.microsoft.com/office/drawing/2016/5/11/chartex" xmlns:cx6="http://schemas.microsoft.com/office/drawing/2016/5/12/chartex" xmlns:cx7="http://schemas.microsoft.com/office/drawing/2016/5/13/chartex" xmlns:cx8="http://schemas.microsoft.com/office/drawing/2016/5/14/chartex" xmlns:cr="http://schemas.microsoft.com/office/comments/2020/reactions" xmlns:mc="http://schemas.openxmlformats.org/markup-compatibility/2006" xmlns:aink="http://schemas.microsoft.com/office/drawing/2016/ink" xmlns:am3d="http://schemas.microsoft.com/office/drawing/2017/model3d" xmlns:o="urn:schemas-microsoft-com:office:office" xmlns:oel="http://schemas.microsoft.com/office/2019/extlst" xmlns:r="http://schemas.openxmlformats.org/officeDocument/2006/relationships" xmlns:m="http://schemas.openxmlformats.org/officeDocument/2006/math" xmlns:v="urn:schemas-microsoft-com:vml" xmlns:wp14="http://schemas.microsoft.com/office/word/2010/wordprocessingDrawing" xmlns:wp="http://schemas.openxmlformats.org/drawingml/2006/wordprocessingDrawing" xmlns:w10="urn:schemas-microsoft-com:office:word" xmlns:w="http://schemas.openxmlformats.org/wordprocessingml/2006/main" xmlns:w14="http://schemas.microsoft.com/office/word/2010/wordml" xmlns:w15="http://schemas.microsoft.com/office/word/2012/wordml" xmlns:w16cei="http://schemas.microsoft.com/office/word/2026/wordml/cei" xmlns:w16cex="http://schemas.microsoft.com/office/word/2018/wordml/cex" xmlns:w16cid="http://schemas.microsoft.com/office/word/2016/wordml/cid" xmlns:w16="http://schemas.microsoft.com/office/word/2018/wordml" xmlns:w16du="http://schemas.microsoft.com/office/word/2023/wordml/word16du" xmlns:w16sdtdh="http://schemas.microsoft.com/office/word/2020/wordml/sdtdatahash" xmlns:w16sdtfl="http://schemas.microsoft.com/office/word/2024/wordml/sdtformatlock" xmlns:w16se="http://schemas.microsoft.com/office/word/2015/wordml/symex" xmlns:wpg="http://schemas.microsoft.com/office/word/2010/wordprocessingGroup" xmlns:wpi="http://schemas.microsoft.com/office/word/2010/wordprocessingInk" xmlns:wne="http://schemas.microsoft.com/office/word/2006/wordml" xmlns:wps="http://schemas.microsoft.com/office/word/2010/wordprocessingShape" mc:Ignorable="w14 w15 w16se w16cid w16 w16cex w16sdtdh w16sdtfl cr w16du wp14">
-  <w16cex:commentExtensible w16cex:durableId="1F248BC4" w16cex:dateUtc="2026-10-01T15:43:00Z"/>
-  <w16cex:commentExtensible w16cex:durableId="396E0009" w16cex:dateUtc="2026-10-01T14:20:00Z"/>
+  <w16cex:commentExtensible w16cex:durableId="6D175231" w16cex:dateUtc="2026-10-02T12:03:00Z"/>
+  <w16cex:commentExtensible w16cex:durableId="3F6D4E28" w16cex:dateUtc="2026-10-02T12:03:00Z"/>
+  <w16cex:commentExtensible w16cex:durableId="4BB3D2A6" w16cex:dateUtc="2026-10-02T12:15:00Z"/>
+  <w16cex:commentExtensible w16cex:durableId="66A5E128" w16cex:dateUtc="2026-10-02T12:03:00Z"/>
+  <w16cex:commentExtensible w16cex:durableId="43B47A5B" w16cex:dateUtc="2026-10-02T12:03:00Z"/>
   <w16cex:commentExtensible w16cex:durableId="21DB9DEF" w16cex:dateUtc="2026-10-01T14:24:00Z"/>
   <w16cex:commentExtensible w16cex:durableId="5C2C0FE6" w16cex:dateUtc="2026-10-01T14:42:00Z"/>
+  <w16cex:commentExtensible w16cex:durableId="6D55B980" w16cex:dateUtc="2026-10-02T12:03:00Z"/>
+  <w16cex:commentExtensible w16cex:durableId="59413531" w16cex:dateUtc="2026-10-02T12:03:00Z"/>
 </w16cex:commentsExtensible>
 </file>
 
 <file path=word/commentsIds.xml><?xml version="1.0" encoding="utf-8"?>
 <w16cid:commentsIds xmlns:wpc="http://schemas.microsoft.com/office/word/2010/wordprocessingCanvas" xmlns:cx="http://schemas.microsoft.com/office/drawing/2014/chartex" xmlns:cx1="http://schemas.microsoft.com/office/drawing/2015/9/8/chartex" xmlns:cx2="http://schemas.microsoft.com/office/drawing/2015/10/21/chartex" xmlns:cx3="http://schemas.microsoft.com/office/drawing/2016/5/9/chartex" xmlns:cx4="http://schemas.microsoft.com/office/drawing/2016/5/10/chartex" xmlns:cx5="http://schemas.microsoft.com/office/drawing/2016/5/11/chartex" xmlns:cx6="http://schemas.microsoft.com/office/drawing/2016/5/12/chartex" xmlns:cx7="http://schemas.microsoft.com/office/drawing/2016/5/13/chartex" xmlns:cx8="http://schemas.microsoft.com/office/drawing/2016/5/14/chartex" xmlns:mc="http://schemas.openxmlformats.org/markup-compatibility/2006" xmlns:aink="http://schemas.microsoft.com/office/drawing/2016/ink" xmlns:am3d="http://schemas.microsoft.com/office/drawing/2017/model3d" xmlns:o="urn:schemas-microsoft-com:office:office" xmlns:oel="http://schemas.microsoft.com/office/2019/extlst" xmlns:r="http://schemas.openxmlformats.org/officeDocument/2006/relationships" xmlns:m="http://schemas.openxmlformats.org/officeDocument/2006/math" xmlns:v="urn:schemas-microsoft-com:vml" xmlns:wp14="http://schemas.microsoft.com/office/word/2010/wordprocessingDrawing" xmlns:wp="http://schemas.openxmlformats.org/drawingml/2006/wordprocessingDrawing" xmlns:w10="urn:schemas-microsoft-com:office:word" xmlns:w="http://schemas.openxmlformats.org/wordprocessingml/2006/main" xmlns:w14="http://schemas.microsoft.com/office/word/2010/wordml" xmlns:w15="http://schemas.microsoft.com/office/word/2012/wordml" xmlns:w16cei="http://schemas.microsoft.com/office/word/2026/wordml/cei" xmlns:w16cex="http://schemas.microsoft.com/office/word/2018/wordml/cex" xmlns:w16cid="http://schemas.microsoft.com/office/word/2016/wordml/cid" xmlns:w16="http://schemas.microsoft.com/office/word/2018/wordml" xmlns:w16du="http://schemas.microsoft.com/office/word/2023/wordml/word16du" xmlns:w16sdtdh="http://schemas.microsoft.com/office/word/2020/wordml/sdtdatahash" xmlns:w16sdtfl="http://schemas.microsoft.com/office/word/2024/wordml/sdtformatlock" xmlns:w16se="http://schemas.microsoft.com/office/word/2015/wordml/symex" xmlns:wpg="http://schemas.microsoft.com/office/word/2010/wordprocessingGroup" xmlns:wpi="http://schemas.microsoft.com/office/word/2010/wordprocessingInk" xmlns:wne="http://schemas.microsoft.com/office/word/2006/wordml" xmlns:wps="http://schemas.microsoft.com/office/word/2010/wordprocessingShape" mc:Ignorable="w14 w15 w16se w16cid w16 w16cex w16sdtdh w16sdtfl w16du wp14">
-  <w16cid:commentId w16cid:paraId="1763C606" w16cid:durableId="1F248BC4"/>
-  <w16cid:commentId w16cid:paraId="3167E49B" w16cid:durableId="396E0009"/>
+  <w16cid:commentId w16cid:paraId="707917A2" w16cid:durableId="6D175231"/>
+  <w16cid:commentId w16cid:paraId="71302705" w16cid:durableId="3F6D4E28"/>
+  <w16cid:commentId w16cid:paraId="0BE4E189" w16cid:durableId="4BB3D2A6"/>
+  <w16cid:commentId w16cid:paraId="5D45B4EB" w16cid:durableId="66A5E128"/>
+  <w16cid:commentId w16cid:paraId="183C231F" w16cid:durableId="43B47A5B"/>
   <w16cid:commentId w16cid:paraId="1494D953" w16cid:durableId="21DB9DEF"/>
   <w16cid:commentId w16cid:paraId="10D9B3D0" w16cid:durableId="5C2C0FE6"/>
+  <w16cid:commentId w16cid:paraId="0F918E0A" w16cid:durableId="6D55B980"/>
+  <w16cid:commentId w16cid:paraId="7E54E279" w16cid:durableId="59413531"/>
 </w16cid:commentsIds>
 </file>
 
@@ -7344,21 +9713,11 @@
     <w:pPr>
       <w:pStyle w:val="Footer"/>
     </w:pPr>
-    <w:r>
-      <w:fldChar w:fldCharType="begin"/>
-    </w:r>
-    <w:r>
-      <w:instrText xml:space="preserve"> TITLE   \* MERGEFORMAT </w:instrText>
-    </w:r>
-    <w:r>
-      <w:fldChar w:fldCharType="separate"/>
-    </w:r>
-    <w:r>
-      <w:t>&lt;Document Title&gt;</w:t>
-    </w:r>
-    <w:r>
-      <w:fldChar w:fldCharType="end"/>
-    </w:r>
+    <w:fldSimple w:instr=" TITLE   \* MERGEFORMAT ">
+      <w:r>
+        <w:t>&lt;Document Title&gt;</w:t>
+      </w:r>
+    </w:fldSimple>
     <w:r>
       <w:fldChar w:fldCharType="begin"/>
     </w:r>
@@ -7381,9 +9740,6 @@
       <w:t xml:space="preserve">Page </w:t>
     </w:r>
     <w:r>
-      <w:rPr>
-        <w:noProof/>
-      </w:rPr>
       <w:fldChar w:fldCharType="begin"/>
     </w:r>
     <w:r>
@@ -7393,53 +9749,19 @@
       <w:fldChar w:fldCharType="separate"/>
     </w:r>
     <w:r>
-      <w:rPr>
-        <w:noProof/>
-      </w:rPr>
       <w:t>6</w:t>
     </w:r>
     <w:r>
-      <w:rPr>
-        <w:noProof/>
-      </w:rPr>
       <w:fldChar w:fldCharType="end"/>
     </w:r>
     <w:r>
-      <w:rPr>
-        <w:noProof/>
-      </w:rPr>
       <w:t xml:space="preserve"> of </w:t>
     </w:r>
-    <w:r>
-      <w:rPr>
-        <w:noProof/>
-      </w:rPr>
-      <w:fldChar w:fldCharType="begin"/>
-    </w:r>
-    <w:r>
-      <w:rPr>
-        <w:noProof/>
-      </w:rPr>
-      <w:instrText xml:space="preserve"> NUMPAGES   \* MERGEFORMAT </w:instrText>
-    </w:r>
-    <w:r>
-      <w:rPr>
-        <w:noProof/>
-      </w:rPr>
-      <w:fldChar w:fldCharType="separate"/>
-    </w:r>
-    <w:r>
-      <w:rPr>
-        <w:noProof/>
-      </w:rPr>
-      <w:t>7</w:t>
-    </w:r>
-    <w:r>
-      <w:rPr>
-        <w:noProof/>
-      </w:rPr>
-      <w:fldChar w:fldCharType="end"/>
-    </w:r>
+    <w:fldSimple w:instr=" NUMPAGES   \* MERGEFORMAT ">
+      <w:r>
+        <w:t>7</w:t>
+      </w:r>
+    </w:fldSimple>
   </w:p>
 </w:ftr>
 </file>
@@ -7537,9 +9859,6 @@
       <w:pStyle w:val="Header"/>
     </w:pPr>
     <w:r>
-      <w:rPr>
-        <w:noProof/>
-      </w:rPr>
       <mc:AlternateContent>
         <mc:Choice Requires="wps">
           <w:drawing>
@@ -7586,7 +9905,6 @@
                             <w:spacing w:after="0"/>
                             <w:rPr>
                               <w:rFonts w:ascii="Calibri" w:eastAsia="Calibri" w:hAnsi="Calibri" w:cs="Calibri"/>
-                              <w:noProof/>
                               <w:color w:val="000000"/>
                               <w:sz w:val="20"/>
                               <w:szCs w:val="20"/>
@@ -7595,7 +9913,6 @@
                           <w:r>
                             <w:rPr>
                               <w:rFonts w:ascii="Calibri" w:eastAsia="Calibri" w:hAnsi="Calibri" w:cs="Calibri"/>
-                              <w:noProof/>
                               <w:color w:val="000000"/>
                               <w:sz w:val="20"/>
                               <w:szCs w:val="20"/>
@@ -7623,7 +9940,7 @@
               <v:stroke joinstyle="miter"/>
               <v:path gradientshapeok="t" o:connecttype="rect"/>
             </v:shapetype>
-            <v:shape id="Text Box 5" o:spid="_x0000_s1026" type="#_x0000_t202" alt="UNCLASSIFIED - NON CLASSIFIÉ" style="position:absolute;margin-left:-16.25pt;margin-top:0;width:34.95pt;height:34.95pt;z-index:251663360;visibility:visible;mso-wrap-style:none;mso-wrap-distance-left:0;mso-wrap-distance-top:0;mso-wrap-distance-right:0;mso-wrap-distance-bottom:0;mso-position-horizontal:right;mso-position-horizontal-relative:page;mso-position-vertical:top;mso-position-vertical-relative:page;v-text-anchor:top" o:gfxdata="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" filled="f" stroked="f">
+            <v:shape id="Text Box 5" o:spid="_x0000_s1026" type="#_x0000_t202" alt="UNCLASSIFIED - NON CLASSIFIÉ" style="position:absolute;margin-left:-5.05pt;margin-top:0;width:34.95pt;height:34.95pt;z-index:251663360;visibility:visible;mso-wrap-style:none;mso-wrap-distance-left:0;mso-wrap-distance-top:0;mso-wrap-distance-right:0;mso-wrap-distance-bottom:0;mso-position-horizontal:right;mso-position-horizontal-relative:page;mso-position-vertical:top;mso-position-vertical-relative:page;v-text-anchor:top" o:gfxdata="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" filled="f" stroked="f">
               <v:textbox style="mso-fit-shape-to-text:t" inset="0,15pt,20pt,0">
                 <w:txbxContent>
                   <w:p>
@@ -7631,7 +9948,6 @@
                       <w:spacing w:after="0"/>
                       <w:rPr>
                         <w:rFonts w:ascii="Calibri" w:eastAsia="Calibri" w:hAnsi="Calibri" w:cs="Calibri"/>
-                        <w:noProof/>
                         <w:color w:val="000000"/>
                         <w:sz w:val="20"/>
                         <w:szCs w:val="20"/>
@@ -7640,7 +9956,6 @@
                     <w:r>
                       <w:rPr>
                         <w:rFonts w:ascii="Calibri" w:eastAsia="Calibri" w:hAnsi="Calibri" w:cs="Calibri"/>
-                        <w:noProof/>
                         <w:color w:val="000000"/>
                         <w:sz w:val="20"/>
                         <w:szCs w:val="20"/>
@@ -7662,16 +9977,15 @@
 
 <file path=word/header2.xml><?xml version="1.0" encoding="utf-8"?>
 <w:hdr xmlns:wpc="http://schemas.microsoft.com/office/word/2010/wordprocessingCanvas" xmlns:cx="http://schemas.microsoft.com/office/drawing/2014/chartex" xmlns:cx1="http://schemas.microsoft.com/office/drawing/2015/9/8/chartex" xmlns:cx2="http://schemas.microsoft.com/office/drawing/2015/10/21/chartex" xmlns:cx3="http://schemas.microsoft.com/office/drawing/2016/5/9/chartex" xmlns:cx4="http://schemas.microsoft.com/office/drawing/2016/5/10/chartex" xmlns:cx5="http://schemas.microsoft.com/office/drawing/2016/5/11/chartex" xmlns:cx6="http://schemas.microsoft.com/office/drawing/2016/5/12/chartex" xmlns:cx7="http://schemas.microsoft.com/office/drawing/2016/5/13/chartex" xmlns:cx8="http://schemas.microsoft.com/office/drawing/2016/5/14/chartex" xmlns:mc="http://schemas.openxmlformats.org/markup-compatibility/2006" xmlns:aink="http://schemas.microsoft.com/office/drawing/2016/ink" xmlns:am3d="http://schemas.microsoft.com/office/drawing/2017/model3d" xmlns:o="urn:schemas-microsoft-com:office:office" xmlns:oel="http://schemas.microsoft.com/office/2019/extlst" xmlns:r="http://schemas.openxmlformats.org/officeDocument/2006/relationships" xmlns:m="http://schemas.openxmlformats.org/officeDocument/2006/math" xmlns:v="urn:schemas-microsoft-com:vml" xmlns:wp14="http://schemas.microsoft.com/office/word/2010/wordprocessingDrawing" xmlns:wp="http://schemas.openxmlformats.org/drawingml/2006/wordprocessingDrawing" xmlns:w10="urn:schemas-microsoft-com:office:word" xmlns:w="http://schemas.openxmlformats.org/wordprocessingml/2006/main" xmlns:w14="http://schemas.microsoft.com/office/word/2010/wordml" xmlns:w15="http://schemas.microsoft.com/office/word/2012/wordml" xmlns:w16cei="http://schemas.microsoft.com/office/word/2026/wordml/cei" xmlns:w16cex="http://schemas.microsoft.com/office/word/2018/wordml/cex" xmlns:w16cid="http://schemas.microsoft.com/office/word/2016/wordml/cid" xmlns:w16="http://schemas.microsoft.com/office/word/2018/wordml" xmlns:w16du="http://schemas.microsoft.com/office/word/2023/wordml/word16du" xmlns:w16sdtdh="http://schemas.microsoft.com/office/word/2020/wordml/sdtdatahash" xmlns:w16sdtfl="http://schemas.microsoft.com/office/word/2024/wordml/sdtformatlock" xmlns:w16se="http://schemas.microsoft.com/office/word/2015/wordml/symex" xmlns:wpg="http://schemas.microsoft.com/office/word/2010/wordprocessingGroup" xmlns:wpi="http://schemas.microsoft.com/office/word/2010/wordprocessingInk" xmlns:wne="http://schemas.microsoft.com/office/word/2006/wordml" xmlns:wps="http://schemas.microsoft.com/office/word/2010/wordprocessingShape" mc:Ignorable="w14 w15 w16se w16cid w16 w16cex w16sdtdh w16sdtfl w16du wp14">
-  <w:bookmarkStart w:id="26" w:name="TITUS1HeaderPrimary"/>
   <w:p>
     <w:pPr>
       <w:pStyle w:val="Header"/>
       <w:jc w:val="right"/>
     </w:pPr>
+    <w:bookmarkStart w:id="31" w:name="TITUS1HeaderPrimary"/>
     <w:r>
       <w:rPr>
         <w:rFonts w:ascii="Arial" w:hAnsi="Arial" w:cs="Arial"/>
-        <w:noProof/>
         <w:color w:val="000000"/>
         <w:sz w:val="24"/>
       </w:rPr>
@@ -7721,7 +10035,6 @@
                             <w:spacing w:after="0"/>
                             <w:rPr>
                               <w:rFonts w:ascii="Calibri" w:eastAsia="Calibri" w:hAnsi="Calibri" w:cs="Calibri"/>
-                              <w:noProof/>
                               <w:color w:val="000000"/>
                               <w:sz w:val="20"/>
                               <w:szCs w:val="20"/>
@@ -7730,7 +10043,6 @@
                           <w:r>
                             <w:rPr>
                               <w:rFonts w:ascii="Calibri" w:eastAsia="Calibri" w:hAnsi="Calibri" w:cs="Calibri"/>
-                              <w:noProof/>
                               <w:color w:val="000000"/>
                               <w:sz w:val="20"/>
                               <w:szCs w:val="20"/>
@@ -7758,7 +10070,7 @@
               <v:stroke joinstyle="miter"/>
               <v:path gradientshapeok="t" o:connecttype="rect"/>
             </v:shapetype>
-            <v:shape id="Text Box 6" o:spid="_x0000_s1027" type="#_x0000_t202" alt="UNCLASSIFIED - NON CLASSIFIÉ" style="position:absolute;left:0;text-align:left;margin-left:-16.25pt;margin-top:0;width:34.95pt;height:34.95pt;z-index:251664384;visibility:visible;mso-wrap-style:none;mso-wrap-distance-left:0;mso-wrap-distance-top:0;mso-wrap-distance-right:0;mso-wrap-distance-bottom:0;mso-position-horizontal:right;mso-position-horizontal-relative:page;mso-position-vertical:top;mso-position-vertical-relative:page;v-text-anchor:top" o:gfxdata="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" filled="f" stroked="f">
+            <v:shape id="Text Box 6" o:spid="_x0000_s1027" type="#_x0000_t202" alt="UNCLASSIFIED - NON CLASSIFIÉ" style="position:absolute;left:0;text-align:left;margin-left:-5.05pt;margin-top:0;width:34.95pt;height:34.95pt;z-index:251664384;visibility:visible;mso-wrap-style:none;mso-wrap-distance-left:0;mso-wrap-distance-top:0;mso-wrap-distance-right:0;mso-wrap-distance-bottom:0;mso-position-horizontal:right;mso-position-horizontal-relative:page;mso-position-vertical:top;mso-position-vertical-relative:page;v-text-anchor:top" o:gfxdata="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" filled="f" stroked="f">
               <v:textbox style="mso-fit-shape-to-text:t" inset="0,15pt,20pt,0">
                 <w:txbxContent>
                   <w:p>
@@ -7766,7 +10078,6 @@
                       <w:spacing w:after="0"/>
                       <w:rPr>
                         <w:rFonts w:ascii="Calibri" w:eastAsia="Calibri" w:hAnsi="Calibri" w:cs="Calibri"/>
-                        <w:noProof/>
                         <w:color w:val="000000"/>
                         <w:sz w:val="20"/>
                         <w:szCs w:val="20"/>
@@ -7775,7 +10086,6 @@
                     <w:r>
                       <w:rPr>
                         <w:rFonts w:ascii="Calibri" w:eastAsia="Calibri" w:hAnsi="Calibri" w:cs="Calibri"/>
-                        <w:noProof/>
                         <w:color w:val="000000"/>
                         <w:sz w:val="20"/>
                         <w:szCs w:val="20"/>
@@ -7791,17 +10101,15 @@
         </mc:Fallback>
       </mc:AlternateContent>
     </w:r>
-    <w:bookmarkEnd w:id="26"/>
+    <w:bookmarkEnd w:id="31"/>
     <w:r>
       <w:rPr>
-        <w:noProof/>
         <w:lang w:eastAsia="en-CA"/>
       </w:rPr>
       <w:t xml:space="preserve"> </w:t>
     </w:r>
     <w:r>
       <w:rPr>
-        <w:noProof/>
         <w:lang w:eastAsia="en-CA"/>
       </w:rPr>
       <w:drawing>
@@ -7873,16 +10181,15 @@
 
 <file path=word/header3.xml><?xml version="1.0" encoding="utf-8"?>
 <w:hdr xmlns:wpc="http://schemas.microsoft.com/office/word/2010/wordprocessingCanvas" xmlns:cx="http://schemas.microsoft.com/office/drawing/2014/chartex" xmlns:cx1="http://schemas.microsoft.com/office/drawing/2015/9/8/chartex" xmlns:cx2="http://schemas.microsoft.com/office/drawing/2015/10/21/chartex" xmlns:cx3="http://schemas.microsoft.com/office/drawing/2016/5/9/chartex" xmlns:cx4="http://schemas.microsoft.com/office/drawing/2016/5/10/chartex" xmlns:cx5="http://schemas.microsoft.com/office/drawing/2016/5/11/chartex" xmlns:cx6="http://schemas.microsoft.com/office/drawing/2016/5/12/chartex" xmlns:cx7="http://schemas.microsoft.com/office/drawing/2016/5/13/chartex" xmlns:cx8="http://schemas.microsoft.com/office/drawing/2016/5/14/chartex" xmlns:mc="http://schemas.openxmlformats.org/markup-compatibility/2006" xmlns:aink="http://schemas.microsoft.com/office/drawing/2016/ink" xmlns:am3d="http://schemas.microsoft.com/office/drawing/2017/model3d" xmlns:o="urn:schemas-microsoft-com:office:office" xmlns:oel="http://schemas.microsoft.com/office/2019/extlst" xmlns:r="http://schemas.openxmlformats.org/officeDocument/2006/relationships" xmlns:m="http://schemas.openxmlformats.org/officeDocument/2006/math" xmlns:v="urn:schemas-microsoft-com:vml" xmlns:wp14="http://schemas.microsoft.com/office/word/2010/wordprocessingDrawing" xmlns:wp="http://schemas.openxmlformats.org/drawingml/2006/wordprocessingDrawing" xmlns:w10="urn:schemas-microsoft-com:office:word" xmlns:w="http://schemas.openxmlformats.org/wordprocessingml/2006/main" xmlns:w14="http://schemas.microsoft.com/office/word/2010/wordml" xmlns:w15="http://schemas.microsoft.com/office/word/2012/wordml" xmlns:w16cei="http://schemas.microsoft.com/office/word/2026/wordml/cei" xmlns:w16cex="http://schemas.microsoft.com/office/word/2018/wordml/cex" xmlns:w16cid="http://schemas.microsoft.com/office/word/2016/wordml/cid" xmlns:w16="http://schemas.microsoft.com/office/word/2018/wordml" xmlns:w16du="http://schemas.microsoft.com/office/word/2023/wordml/word16du" xmlns:w16sdtdh="http://schemas.microsoft.com/office/word/2020/wordml/sdtdatahash" xmlns:w16sdtfl="http://schemas.microsoft.com/office/word/2024/wordml/sdtformatlock" xmlns:w16se="http://schemas.microsoft.com/office/word/2015/wordml/symex" xmlns:wpg="http://schemas.microsoft.com/office/word/2010/wordprocessingGroup" xmlns:wpi="http://schemas.microsoft.com/office/word/2010/wordprocessingInk" xmlns:wne="http://schemas.microsoft.com/office/word/2006/wordml" xmlns:wps="http://schemas.microsoft.com/office/word/2010/wordprocessingShape" mc:Ignorable="w14 w15 w16se w16cid w16 w16cex w16sdtdh w16sdtfl w16du wp14">
-  <w:bookmarkStart w:id="27" w:name="TITUS1HeaderFirstPage"/>
   <w:p>
     <w:pPr>
       <w:pStyle w:val="Header"/>
       <w:jc w:val="right"/>
     </w:pPr>
+    <w:bookmarkStart w:id="32" w:name="TITUS1HeaderFirstPage"/>
     <w:r>
       <w:rPr>
         <w:rFonts w:ascii="Arial" w:hAnsi="Arial" w:cs="Arial"/>
-        <w:noProof/>
         <w:color w:val="000000"/>
         <w:sz w:val="24"/>
       </w:rPr>
@@ -7932,7 +10239,6 @@
                             <w:spacing w:after="0"/>
                             <w:rPr>
                               <w:rFonts w:ascii="Calibri" w:eastAsia="Calibri" w:hAnsi="Calibri" w:cs="Calibri"/>
-                              <w:noProof/>
                               <w:color w:val="000000"/>
                               <w:sz w:val="20"/>
                               <w:szCs w:val="20"/>
@@ -7941,7 +10247,6 @@
                           <w:r>
                             <w:rPr>
                               <w:rFonts w:ascii="Calibri" w:eastAsia="Calibri" w:hAnsi="Calibri" w:cs="Calibri"/>
-                              <w:noProof/>
                               <w:color w:val="000000"/>
                               <w:sz w:val="20"/>
                               <w:szCs w:val="20"/>
@@ -7969,7 +10274,7 @@
               <v:stroke joinstyle="miter"/>
               <v:path gradientshapeok="t" o:connecttype="rect"/>
             </v:shapetype>
-            <v:shape id="Text Box 4" o:spid="_x0000_s1028" type="#_x0000_t202" alt="UNCLASSIFIED - NON CLASSIFIÉ" style="position:absolute;left:0;text-align:left;margin-left:-16.25pt;margin-top:0;width:34.95pt;height:34.95pt;z-index:251662336;visibility:visible;mso-wrap-style:none;mso-wrap-distance-left:0;mso-wrap-distance-top:0;mso-wrap-distance-right:0;mso-wrap-distance-bottom:0;mso-position-horizontal:right;mso-position-horizontal-relative:page;mso-position-vertical:top;mso-position-vertical-relative:page;v-text-anchor:top" o:gfxdata="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" filled="f" stroked="f">
+            <v:shape id="Text Box 4" o:spid="_x0000_s1028" type="#_x0000_t202" alt="UNCLASSIFIED - NON CLASSIFIÉ" style="position:absolute;left:0;text-align:left;margin-left:-5.05pt;margin-top:0;width:34.95pt;height:34.95pt;z-index:251662336;visibility:visible;mso-wrap-style:none;mso-wrap-distance-left:0;mso-wrap-distance-top:0;mso-wrap-distance-right:0;mso-wrap-distance-bottom:0;mso-position-horizontal:right;mso-position-horizontal-relative:page;mso-position-vertical:top;mso-position-vertical-relative:page;v-text-anchor:top" o:gfxdata="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" filled="f" stroked="f">
               <v:textbox style="mso-fit-shape-to-text:t" inset="0,15pt,20pt,0">
                 <w:txbxContent>
                   <w:p>
@@ -7977,7 +10282,6 @@
                       <w:spacing w:after="0"/>
                       <w:rPr>
                         <w:rFonts w:ascii="Calibri" w:eastAsia="Calibri" w:hAnsi="Calibri" w:cs="Calibri"/>
-                        <w:noProof/>
                         <w:color w:val="000000"/>
                         <w:sz w:val="20"/>
                         <w:szCs w:val="20"/>
@@ -7986,7 +10290,6 @@
                     <w:r>
                       <w:rPr>
                         <w:rFonts w:ascii="Calibri" w:eastAsia="Calibri" w:hAnsi="Calibri" w:cs="Calibri"/>
-                        <w:noProof/>
                         <w:color w:val="000000"/>
                         <w:sz w:val="20"/>
                         <w:szCs w:val="20"/>
@@ -8002,17 +10305,15 @@
         </mc:Fallback>
       </mc:AlternateContent>
     </w:r>
-    <w:bookmarkEnd w:id="27"/>
+    <w:bookmarkEnd w:id="32"/>
     <w:r>
       <w:rPr>
-        <w:noProof/>
         <w:lang w:eastAsia="en-CA"/>
       </w:rPr>
       <w:t xml:space="preserve"> </w:t>
     </w:r>
     <w:r>
       <w:rPr>
-        <w:noProof/>
         <w:lang w:eastAsia="en-CA"/>
       </w:rPr>
       <w:drawing>
@@ -8133,6 +10434,155 @@
 <file path=word/numbering.xml><?xml version="1.0" encoding="utf-8"?>
 <w:numbering xmlns:wpc="http://schemas.microsoft.com/office/word/2010/wordprocessingCanvas" xmlns:cx="http://schemas.microsoft.com/office/drawing/2014/chartex" xmlns:cx1="http://schemas.microsoft.com/office/drawing/2015/9/8/chartex" xmlns:cx2="http://schemas.microsoft.com/office/drawing/2015/10/21/chartex" xmlns:cx3="http://schemas.microsoft.com/office/drawing/2016/5/9/chartex" xmlns:cx4="http://schemas.microsoft.com/office/drawing/2016/5/10/chartex" xmlns:cx5="http://schemas.microsoft.com/office/drawing/2016/5/11/chartex" xmlns:cx6="http://schemas.microsoft.com/office/drawing/2016/5/12/chartex" xmlns:cx7="http://schemas.microsoft.com/office/drawing/2016/5/13/chartex" xmlns:cx8="http://schemas.microsoft.com/office/drawing/2016/5/14/chartex" xmlns:mc="http://schemas.openxmlformats.org/markup-compatibility/2006" xmlns:aink="http://schemas.microsoft.com/office/drawing/2016/ink" xmlns:am3d="http://schemas.microsoft.com/office/drawing/2017/model3d" xmlns:o="urn:schemas-microsoft-com:office:office" xmlns:oel="http://schemas.microsoft.com/office/2019/extlst" xmlns:r="http://schemas.openxmlformats.org/officeDocument/2006/relationships" xmlns:m="http://schemas.openxmlformats.org/officeDocument/2006/math" xmlns:v="urn:schemas-microsoft-com:vml" xmlns:wp14="http://schemas.microsoft.com/office/word/2010/wordprocessingDrawing" xmlns:wp="http://schemas.openxmlformats.org/drawingml/2006/wordprocessingDrawing" xmlns:w10="urn:schemas-microsoft-com:office:word" xmlns:w="http://schemas.openxmlformats.org/wordprocessingml/2006/main" xmlns:w14="http://schemas.microsoft.com/office/word/2010/wordml" xmlns:w15="http://schemas.microsoft.com/office/word/2012/wordml" xmlns:w16cei="http://schemas.microsoft.com/office/word/2026/wordml/cei" xmlns:w16cex="http://schemas.microsoft.com/office/word/2018/wordml/cex" xmlns:w16cid="http://schemas.microsoft.com/office/word/2016/wordml/cid" xmlns:w16="http://schemas.microsoft.com/office/word/2018/wordml" xmlns:w16du="http://schemas.microsoft.com/office/word/2023/wordml/word16du" xmlns:w16sdtdh="http://schemas.microsoft.com/office/word/2020/wordml/sdtdatahash" xmlns:w16sdtfl="http://schemas.microsoft.com/office/word/2024/wordml/sdtformatlock" xmlns:w16se="http://schemas.microsoft.com/office/word/2015/wordml/symex" xmlns:wpg="http://schemas.microsoft.com/office/word/2010/wordprocessingGroup" xmlns:wpi="http://schemas.microsoft.com/office/word/2010/wordprocessingInk" xmlns:wne="http://schemas.microsoft.com/office/word/2006/wordml" xmlns:wps="http://schemas.microsoft.com/office/word/2010/wordprocessingShape" mc:Ignorable="w14 w15 w16se w16cid w16 w16cex w16sdtdh w16sdtfl w16du wp14">
   <w:abstractNum w:abstractNumId="0" w15:restartNumberingAfterBreak="0">
+    <w:nsid w:val="00E74411"/>
+    <w:multiLevelType w:val="multilevel"/>
+    <w:tmpl w:val="0E369A42"/>
+    <w:lvl w:ilvl="0">
+      <w:start w:val="1"/>
+      <w:numFmt w:val="bullet"/>
+      <w:lvlText w:val=""/>
+      <w:lvlJc w:val="left"/>
+      <w:pPr>
+        <w:tabs>
+          <w:tab w:val="num" w:pos="720"/>
+        </w:tabs>
+        <w:ind w:left="720" w:hanging="360"/>
+      </w:pPr>
+      <w:rPr>
+        <w:rFonts w:ascii="Symbol" w:hAnsi="Symbol" w:hint="default"/>
+        <w:sz w:val="20"/>
+      </w:rPr>
+    </w:lvl>
+    <w:lvl w:ilvl="1" w:tentative="1">
+      <w:start w:val="1"/>
+      <w:numFmt w:val="bullet"/>
+      <w:lvlText w:val="o"/>
+      <w:lvlJc w:val="left"/>
+      <w:pPr>
+        <w:tabs>
+          <w:tab w:val="num" w:pos="1440"/>
+        </w:tabs>
+        <w:ind w:left="1440" w:hanging="360"/>
+      </w:pPr>
+      <w:rPr>
+        <w:rFonts w:ascii="Courier New" w:hAnsi="Courier New" w:hint="default"/>
+        <w:sz w:val="20"/>
+      </w:rPr>
+    </w:lvl>
+    <w:lvl w:ilvl="2" w:tentative="1">
+      <w:start w:val="1"/>
+      <w:numFmt w:val="bullet"/>
+      <w:lvlText w:val=""/>
+      <w:lvlJc w:val="left"/>
+      <w:pPr>
+        <w:tabs>
+          <w:tab w:val="num" w:pos="2160"/>
+        </w:tabs>
+        <w:ind w:left="2160" w:hanging="360"/>
+      </w:pPr>
+      <w:rPr>
+        <w:rFonts w:ascii="Wingdings" w:hAnsi="Wingdings" w:hint="default"/>
+        <w:sz w:val="20"/>
+      </w:rPr>
+    </w:lvl>
+    <w:lvl w:ilvl="3" w:tentative="1">
+      <w:start w:val="1"/>
+      <w:numFmt w:val="bullet"/>
+      <w:lvlText w:val=""/>
+      <w:lvlJc w:val="left"/>
+      <w:pPr>
+        <w:tabs>
+          <w:tab w:val="num" w:pos="2880"/>
+        </w:tabs>
+        <w:ind w:left="2880" w:hanging="360"/>
+      </w:pPr>
+      <w:rPr>
+        <w:rFonts w:ascii="Wingdings" w:hAnsi="Wingdings" w:hint="default"/>
+        <w:sz w:val="20"/>
+      </w:rPr>
+    </w:lvl>
+    <w:lvl w:ilvl="4" w:tentative="1">
+      <w:start w:val="1"/>
+      <w:numFmt w:val="bullet"/>
+      <w:lvlText w:val=""/>
+      <w:lvlJc w:val="left"/>
+      <w:pPr>
+        <w:tabs>
+          <w:tab w:val="num" w:pos="3600"/>
+        </w:tabs>
+        <w:ind w:left="3600" w:hanging="360"/>
+      </w:pPr>
+      <w:rPr>
+        <w:rFonts w:ascii="Wingdings" w:hAnsi="Wingdings" w:hint="default"/>
+        <w:sz w:val="20"/>
+      </w:rPr>
+    </w:lvl>
+    <w:lvl w:ilvl="5" w:tentative="1">
+      <w:start w:val="1"/>
+      <w:numFmt w:val="bullet"/>
+      <w:lvlText w:val=""/>
+      <w:lvlJc w:val="left"/>
+      <w:pPr>
+        <w:tabs>
+          <w:tab w:val="num" w:pos="4320"/>
+        </w:tabs>
+        <w:ind w:left="4320" w:hanging="360"/>
+      </w:pPr>
+      <w:rPr>
+        <w:rFonts w:ascii="Wingdings" w:hAnsi="Wingdings" w:hint="default"/>
+        <w:sz w:val="20"/>
+      </w:rPr>
+    </w:lvl>
+    <w:lvl w:ilvl="6" w:tentative="1">
+      <w:start w:val="1"/>
+      <w:numFmt w:val="bullet"/>
+      <w:lvlText w:val=""/>
+      <w:lvlJc w:val="left"/>
+      <w:pPr>
+        <w:tabs>
+          <w:tab w:val="num" w:pos="5040"/>
+        </w:tabs>
+        <w:ind w:left="5040" w:hanging="360"/>
+      </w:pPr>
+      <w:rPr>
+        <w:rFonts w:ascii="Wingdings" w:hAnsi="Wingdings" w:hint="default"/>
+        <w:sz w:val="20"/>
+      </w:rPr>
+    </w:lvl>
+    <w:lvl w:ilvl="7" w:tentative="1">
+      <w:start w:val="1"/>
+      <w:numFmt w:val="bullet"/>
+      <w:lvlText w:val=""/>
+      <w:lvlJc w:val="left"/>
+      <w:pPr>
+        <w:tabs>
+          <w:tab w:val="num" w:pos="5760"/>
+        </w:tabs>
+        <w:ind w:left="5760" w:hanging="360"/>
+      </w:pPr>
+      <w:rPr>
+        <w:rFonts w:ascii="Wingdings" w:hAnsi="Wingdings" w:hint="default"/>
+        <w:sz w:val="20"/>
+      </w:rPr>
+    </w:lvl>
+    <w:lvl w:ilvl="8" w:tentative="1">
+      <w:start w:val="1"/>
+      <w:numFmt w:val="bullet"/>
+      <w:lvlText w:val=""/>
+      <w:lvlJc w:val="left"/>
+      <w:pPr>
+        <w:tabs>
+          <w:tab w:val="num" w:pos="6480"/>
+        </w:tabs>
+        <w:ind w:left="6480" w:hanging="360"/>
+      </w:pPr>
+      <w:rPr>
+        <w:rFonts w:ascii="Wingdings" w:hAnsi="Wingdings" w:hint="default"/>
+        <w:sz w:val="20"/>
+      </w:rPr>
+    </w:lvl>
+  </w:abstractNum>
+  <w:abstractNum w:abstractNumId="1" w15:restartNumberingAfterBreak="0">
     <w:nsid w:val="050F3A32"/>
     <w:multiLevelType w:val="hybridMultilevel"/>
     <w:tmpl w:val="939AF2C4"/>
@@ -8218,7 +10668,156 @@
       </w:pPr>
     </w:lvl>
   </w:abstractNum>
-  <w:abstractNum w:abstractNumId="1" w15:restartNumberingAfterBreak="0">
+  <w:abstractNum w:abstractNumId="2" w15:restartNumberingAfterBreak="0">
+    <w:nsid w:val="0BA55DEB"/>
+    <w:multiLevelType w:val="multilevel"/>
+    <w:tmpl w:val="92320584"/>
+    <w:lvl w:ilvl="0">
+      <w:start w:val="1"/>
+      <w:numFmt w:val="bullet"/>
+      <w:lvlText w:val=""/>
+      <w:lvlJc w:val="left"/>
+      <w:pPr>
+        <w:tabs>
+          <w:tab w:val="num" w:pos="720"/>
+        </w:tabs>
+        <w:ind w:left="720" w:hanging="360"/>
+      </w:pPr>
+      <w:rPr>
+        <w:rFonts w:ascii="Symbol" w:hAnsi="Symbol" w:hint="default"/>
+        <w:sz w:val="20"/>
+      </w:rPr>
+    </w:lvl>
+    <w:lvl w:ilvl="1" w:tentative="1">
+      <w:start w:val="1"/>
+      <w:numFmt w:val="bullet"/>
+      <w:lvlText w:val="o"/>
+      <w:lvlJc w:val="left"/>
+      <w:pPr>
+        <w:tabs>
+          <w:tab w:val="num" w:pos="1440"/>
+        </w:tabs>
+        <w:ind w:left="1440" w:hanging="360"/>
+      </w:pPr>
+      <w:rPr>
+        <w:rFonts w:ascii="Courier New" w:hAnsi="Courier New" w:hint="default"/>
+        <w:sz w:val="20"/>
+      </w:rPr>
+    </w:lvl>
+    <w:lvl w:ilvl="2" w:tentative="1">
+      <w:start w:val="1"/>
+      <w:numFmt w:val="bullet"/>
+      <w:lvlText w:val=""/>
+      <w:lvlJc w:val="left"/>
+      <w:pPr>
+        <w:tabs>
+          <w:tab w:val="num" w:pos="2160"/>
+        </w:tabs>
+        <w:ind w:left="2160" w:hanging="360"/>
+      </w:pPr>
+      <w:rPr>
+        <w:rFonts w:ascii="Wingdings" w:hAnsi="Wingdings" w:hint="default"/>
+        <w:sz w:val="20"/>
+      </w:rPr>
+    </w:lvl>
+    <w:lvl w:ilvl="3" w:tentative="1">
+      <w:start w:val="1"/>
+      <w:numFmt w:val="bullet"/>
+      <w:lvlText w:val=""/>
+      <w:lvlJc w:val="left"/>
+      <w:pPr>
+        <w:tabs>
+          <w:tab w:val="num" w:pos="2880"/>
+        </w:tabs>
+        <w:ind w:left="2880" w:hanging="360"/>
+      </w:pPr>
+      <w:rPr>
+        <w:rFonts w:ascii="Wingdings" w:hAnsi="Wingdings" w:hint="default"/>
+        <w:sz w:val="20"/>
+      </w:rPr>
+    </w:lvl>
+    <w:lvl w:ilvl="4" w:tentative="1">
+      <w:start w:val="1"/>
+      <w:numFmt w:val="bullet"/>
+      <w:lvlText w:val=""/>
+      <w:lvlJc w:val="left"/>
+      <w:pPr>
+        <w:tabs>
+          <w:tab w:val="num" w:pos="3600"/>
+        </w:tabs>
+        <w:ind w:left="3600" w:hanging="360"/>
+      </w:pPr>
+      <w:rPr>
+        <w:rFonts w:ascii="Wingdings" w:hAnsi="Wingdings" w:hint="default"/>
+        <w:sz w:val="20"/>
+      </w:rPr>
+    </w:lvl>
+    <w:lvl w:ilvl="5" w:tentative="1">
+      <w:start w:val="1"/>
+      <w:numFmt w:val="bullet"/>
+      <w:lvlText w:val=""/>
+      <w:lvlJc w:val="left"/>
+      <w:pPr>
+        <w:tabs>
+          <w:tab w:val="num" w:pos="4320"/>
+        </w:tabs>
+        <w:ind w:left="4320" w:hanging="360"/>
+      </w:pPr>
+      <w:rPr>
+        <w:rFonts w:ascii="Wingdings" w:hAnsi="Wingdings" w:hint="default"/>
+        <w:sz w:val="20"/>
+      </w:rPr>
+    </w:lvl>
+    <w:lvl w:ilvl="6" w:tentative="1">
+      <w:start w:val="1"/>
+      <w:numFmt w:val="bullet"/>
+      <w:lvlText w:val=""/>
+      <w:lvlJc w:val="left"/>
+      <w:pPr>
+        <w:tabs>
+          <w:tab w:val="num" w:pos="5040"/>
+        </w:tabs>
+        <w:ind w:left="5040" w:hanging="360"/>
+      </w:pPr>
+      <w:rPr>
+        <w:rFonts w:ascii="Wingdings" w:hAnsi="Wingdings" w:hint="default"/>
+        <w:sz w:val="20"/>
+      </w:rPr>
+    </w:lvl>
+    <w:lvl w:ilvl="7" w:tentative="1">
+      <w:start w:val="1"/>
+      <w:numFmt w:val="bullet"/>
+      <w:lvlText w:val=""/>
+      <w:lvlJc w:val="left"/>
+      <w:pPr>
+        <w:tabs>
+          <w:tab w:val="num" w:pos="5760"/>
+        </w:tabs>
+        <w:ind w:left="5760" w:hanging="360"/>
+      </w:pPr>
+      <w:rPr>
+        <w:rFonts w:ascii="Wingdings" w:hAnsi="Wingdings" w:hint="default"/>
+        <w:sz w:val="20"/>
+      </w:rPr>
+    </w:lvl>
+    <w:lvl w:ilvl="8" w:tentative="1">
+      <w:start w:val="1"/>
+      <w:numFmt w:val="bullet"/>
+      <w:lvlText w:val=""/>
+      <w:lvlJc w:val="left"/>
+      <w:pPr>
+        <w:tabs>
+          <w:tab w:val="num" w:pos="6480"/>
+        </w:tabs>
+        <w:ind w:left="6480" w:hanging="360"/>
+      </w:pPr>
+      <w:rPr>
+        <w:rFonts w:ascii="Wingdings" w:hAnsi="Wingdings" w:hint="default"/>
+        <w:sz w:val="20"/>
+      </w:rPr>
+    </w:lvl>
+  </w:abstractNum>
+  <w:abstractNum w:abstractNumId="3" w15:restartNumberingAfterBreak="0">
     <w:nsid w:val="0EF50715"/>
     <w:multiLevelType w:val="hybridMultilevel"/>
     <w:tmpl w:val="A84886F0"/>
@@ -8331,7 +10930,7 @@
       </w:rPr>
     </w:lvl>
   </w:abstractNum>
-  <w:abstractNum w:abstractNumId="2" w15:restartNumberingAfterBreak="0">
+  <w:abstractNum w:abstractNumId="4" w15:restartNumberingAfterBreak="0">
     <w:nsid w:val="0FA4F0C0"/>
     <w:multiLevelType w:val="multilevel"/>
     <w:tmpl w:val="ABE03B28"/>
@@ -8417,7 +11016,7 @@
       </w:pPr>
     </w:lvl>
   </w:abstractNum>
-  <w:abstractNum w:abstractNumId="3" w15:restartNumberingAfterBreak="0">
+  <w:abstractNum w:abstractNumId="5" w15:restartNumberingAfterBreak="0">
     <w:nsid w:val="1FAB25E4"/>
     <w:multiLevelType w:val="hybridMultilevel"/>
     <w:tmpl w:val="9B580E98"/>
@@ -8530,7 +11129,245 @@
       </w:rPr>
     </w:lvl>
   </w:abstractNum>
-  <w:abstractNum w:abstractNumId="4" w15:restartNumberingAfterBreak="0">
+  <w:abstractNum w:abstractNumId="6" w15:restartNumberingAfterBreak="0">
+    <w:nsid w:val="222A6817"/>
+    <w:multiLevelType w:val="multilevel"/>
+    <w:tmpl w:val="0F8CB230"/>
+    <w:lvl w:ilvl="0">
+      <w:start w:val="1"/>
+      <w:numFmt w:val="bullet"/>
+      <w:lvlText w:val=""/>
+      <w:lvlJc w:val="left"/>
+      <w:pPr>
+        <w:tabs>
+          <w:tab w:val="num" w:pos="720"/>
+        </w:tabs>
+        <w:ind w:left="720" w:hanging="360"/>
+      </w:pPr>
+      <w:rPr>
+        <w:rFonts w:ascii="Symbol" w:hAnsi="Symbol" w:hint="default"/>
+        <w:sz w:val="20"/>
+      </w:rPr>
+    </w:lvl>
+    <w:lvl w:ilvl="1" w:tentative="1">
+      <w:start w:val="1"/>
+      <w:numFmt w:val="bullet"/>
+      <w:lvlText w:val="o"/>
+      <w:lvlJc w:val="left"/>
+      <w:pPr>
+        <w:tabs>
+          <w:tab w:val="num" w:pos="1440"/>
+        </w:tabs>
+        <w:ind w:left="1440" w:hanging="360"/>
+      </w:pPr>
+      <w:rPr>
+        <w:rFonts w:ascii="Courier New" w:hAnsi="Courier New" w:hint="default"/>
+        <w:sz w:val="20"/>
+      </w:rPr>
+    </w:lvl>
+    <w:lvl w:ilvl="2" w:tentative="1">
+      <w:start w:val="1"/>
+      <w:numFmt w:val="bullet"/>
+      <w:lvlText w:val=""/>
+      <w:lvlJc w:val="left"/>
+      <w:pPr>
+        <w:tabs>
+          <w:tab w:val="num" w:pos="2160"/>
+        </w:tabs>
+        <w:ind w:left="2160" w:hanging="360"/>
+      </w:pPr>
+      <w:rPr>
+        <w:rFonts w:ascii="Wingdings" w:hAnsi="Wingdings" w:hint="default"/>
+        <w:sz w:val="20"/>
+      </w:rPr>
+    </w:lvl>
+    <w:lvl w:ilvl="3" w:tentative="1">
+      <w:start w:val="1"/>
+      <w:numFmt w:val="bullet"/>
+      <w:lvlText w:val=""/>
+      <w:lvlJc w:val="left"/>
+      <w:pPr>
+        <w:tabs>
+          <w:tab w:val="num" w:pos="2880"/>
+        </w:tabs>
+        <w:ind w:left="2880" w:hanging="360"/>
+      </w:pPr>
+      <w:rPr>
+        <w:rFonts w:ascii="Wingdings" w:hAnsi="Wingdings" w:hint="default"/>
+        <w:sz w:val="20"/>
+      </w:rPr>
+    </w:lvl>
+    <w:lvl w:ilvl="4" w:tentative="1">
+      <w:start w:val="1"/>
+      <w:numFmt w:val="bullet"/>
+      <w:lvlText w:val=""/>
+      <w:lvlJc w:val="left"/>
+      <w:pPr>
+        <w:tabs>
+          <w:tab w:val="num" w:pos="3600"/>
+        </w:tabs>
+        <w:ind w:left="3600" w:hanging="360"/>
+      </w:pPr>
+      <w:rPr>
+        <w:rFonts w:ascii="Wingdings" w:hAnsi="Wingdings" w:hint="default"/>
+        <w:sz w:val="20"/>
+      </w:rPr>
+    </w:lvl>
+    <w:lvl w:ilvl="5" w:tentative="1">
+      <w:start w:val="1"/>
+      <w:numFmt w:val="bullet"/>
+      <w:lvlText w:val=""/>
+      <w:lvlJc w:val="left"/>
+      <w:pPr>
+        <w:tabs>
+          <w:tab w:val="num" w:pos="4320"/>
+        </w:tabs>
+        <w:ind w:left="4320" w:hanging="360"/>
+      </w:pPr>
+      <w:rPr>
+        <w:rFonts w:ascii="Wingdings" w:hAnsi="Wingdings" w:hint="default"/>
+        <w:sz w:val="20"/>
+      </w:rPr>
+    </w:lvl>
+    <w:lvl w:ilvl="6" w:tentative="1">
+      <w:start w:val="1"/>
+      <w:numFmt w:val="bullet"/>
+      <w:lvlText w:val=""/>
+      <w:lvlJc w:val="left"/>
+      <w:pPr>
+        <w:tabs>
+          <w:tab w:val="num" w:pos="5040"/>
+        </w:tabs>
+        <w:ind w:left="5040" w:hanging="360"/>
+      </w:pPr>
+      <w:rPr>
+        <w:rFonts w:ascii="Wingdings" w:hAnsi="Wingdings" w:hint="default"/>
+        <w:sz w:val="20"/>
+      </w:rPr>
+    </w:lvl>
+    <w:lvl w:ilvl="7" w:tentative="1">
+      <w:start w:val="1"/>
+      <w:numFmt w:val="bullet"/>
+      <w:lvlText w:val=""/>
+      <w:lvlJc w:val="left"/>
+      <w:pPr>
+        <w:tabs>
+          <w:tab w:val="num" w:pos="5760"/>
+        </w:tabs>
+        <w:ind w:left="5760" w:hanging="360"/>
+      </w:pPr>
+      <w:rPr>
+        <w:rFonts w:ascii="Wingdings" w:hAnsi="Wingdings" w:hint="default"/>
+        <w:sz w:val="20"/>
+      </w:rPr>
+    </w:lvl>
+    <w:lvl w:ilvl="8" w:tentative="1">
+      <w:start w:val="1"/>
+      <w:numFmt w:val="bullet"/>
+      <w:lvlText w:val=""/>
+      <w:lvlJc w:val="left"/>
+      <w:pPr>
+        <w:tabs>
+          <w:tab w:val="num" w:pos="6480"/>
+        </w:tabs>
+        <w:ind w:left="6480" w:hanging="360"/>
+      </w:pPr>
+      <w:rPr>
+        <w:rFonts w:ascii="Wingdings" w:hAnsi="Wingdings" w:hint="default"/>
+        <w:sz w:val="20"/>
+      </w:rPr>
+    </w:lvl>
+  </w:abstractNum>
+  <w:abstractNum w:abstractNumId="7" w15:restartNumberingAfterBreak="0">
+    <w:nsid w:val="236B0A4A"/>
+    <w:multiLevelType w:val="hybridMultilevel"/>
+    <w:tmpl w:val="89061548"/>
+    <w:lvl w:ilvl="0" w:tplc="1009000F">
+      <w:start w:val="1"/>
+      <w:numFmt w:val="decimal"/>
+      <w:lvlText w:val="%1."/>
+      <w:lvlJc w:val="left"/>
+      <w:pPr>
+        <w:ind w:left="720" w:hanging="360"/>
+      </w:pPr>
+      <w:rPr>
+        <w:rFonts w:hint="default"/>
+      </w:rPr>
+    </w:lvl>
+    <w:lvl w:ilvl="1" w:tplc="10090019" w:tentative="1">
+      <w:start w:val="1"/>
+      <w:numFmt w:val="lowerLetter"/>
+      <w:lvlText w:val="%2."/>
+      <w:lvlJc w:val="left"/>
+      <w:pPr>
+        <w:ind w:left="1440" w:hanging="360"/>
+      </w:pPr>
+    </w:lvl>
+    <w:lvl w:ilvl="2" w:tplc="1009001B" w:tentative="1">
+      <w:start w:val="1"/>
+      <w:numFmt w:val="lowerRoman"/>
+      <w:lvlText w:val="%3."/>
+      <w:lvlJc w:val="right"/>
+      <w:pPr>
+        <w:ind w:left="2160" w:hanging="180"/>
+      </w:pPr>
+    </w:lvl>
+    <w:lvl w:ilvl="3" w:tplc="1009000F" w:tentative="1">
+      <w:start w:val="1"/>
+      <w:numFmt w:val="decimal"/>
+      <w:lvlText w:val="%4."/>
+      <w:lvlJc w:val="left"/>
+      <w:pPr>
+        <w:ind w:left="2880" w:hanging="360"/>
+      </w:pPr>
+    </w:lvl>
+    <w:lvl w:ilvl="4" w:tplc="10090019" w:tentative="1">
+      <w:start w:val="1"/>
+      <w:numFmt w:val="lowerLetter"/>
+      <w:lvlText w:val="%5."/>
+      <w:lvlJc w:val="left"/>
+      <w:pPr>
+        <w:ind w:left="3600" w:hanging="360"/>
+      </w:pPr>
+    </w:lvl>
+    <w:lvl w:ilvl="5" w:tplc="1009001B" w:tentative="1">
+      <w:start w:val="1"/>
+      <w:numFmt w:val="lowerRoman"/>
+      <w:lvlText w:val="%6."/>
+      <w:lvlJc w:val="right"/>
+      <w:pPr>
+        <w:ind w:left="4320" w:hanging="180"/>
+      </w:pPr>
+    </w:lvl>
+    <w:lvl w:ilvl="6" w:tplc="1009000F" w:tentative="1">
+      <w:start w:val="1"/>
+      <w:numFmt w:val="decimal"/>
+      <w:lvlText w:val="%7."/>
+      <w:lvlJc w:val="left"/>
+      <w:pPr>
+        <w:ind w:left="5040" w:hanging="360"/>
+      </w:pPr>
+    </w:lvl>
+    <w:lvl w:ilvl="7" w:tplc="10090019" w:tentative="1">
+      <w:start w:val="1"/>
+      <w:numFmt w:val="lowerLetter"/>
+      <w:lvlText w:val="%8."/>
+      <w:lvlJc w:val="left"/>
+      <w:pPr>
+        <w:ind w:left="5760" w:hanging="360"/>
+      </w:pPr>
+    </w:lvl>
+    <w:lvl w:ilvl="8" w:tplc="1009001B" w:tentative="1">
+      <w:start w:val="1"/>
+      <w:numFmt w:val="lowerRoman"/>
+      <w:lvlText w:val="%9."/>
+      <w:lvlJc w:val="right"/>
+      <w:pPr>
+        <w:ind w:left="6480" w:hanging="180"/>
+      </w:pPr>
+    </w:lvl>
+  </w:abstractNum>
+  <w:abstractNum w:abstractNumId="8" w15:restartNumberingAfterBreak="0">
     <w:nsid w:val="24115F54"/>
     <w:multiLevelType w:val="multilevel"/>
     <w:tmpl w:val="10090025"/>
@@ -8625,7 +11462,7 @@
       </w:pPr>
     </w:lvl>
   </w:abstractNum>
-  <w:abstractNum w:abstractNumId="5" w15:restartNumberingAfterBreak="0">
+  <w:abstractNum w:abstractNumId="9" w15:restartNumberingAfterBreak="0">
     <w:nsid w:val="271C0971"/>
     <w:multiLevelType w:val="hybridMultilevel"/>
     <w:tmpl w:val="69E621E4"/>
@@ -8738,7 +11575,7 @@
       </w:rPr>
     </w:lvl>
   </w:abstractNum>
-  <w:abstractNum w:abstractNumId="6" w15:restartNumberingAfterBreak="0">
+  <w:abstractNum w:abstractNumId="10" w15:restartNumberingAfterBreak="0">
     <w:nsid w:val="273558A5"/>
     <w:multiLevelType w:val="hybridMultilevel"/>
     <w:tmpl w:val="DA26872C"/>
@@ -8851,7 +11688,7 @@
       </w:rPr>
     </w:lvl>
   </w:abstractNum>
-  <w:abstractNum w:abstractNumId="7" w15:restartNumberingAfterBreak="0">
+  <w:abstractNum w:abstractNumId="11" w15:restartNumberingAfterBreak="0">
     <w:nsid w:val="29224ACD"/>
     <w:multiLevelType w:val="hybridMultilevel"/>
     <w:tmpl w:val="939AF2C4"/>
@@ -8937,7 +11774,689 @@
       </w:pPr>
     </w:lvl>
   </w:abstractNum>
-  <w:abstractNum w:abstractNumId="8" w15:restartNumberingAfterBreak="0">
+  <w:abstractNum w:abstractNumId="12" w15:restartNumberingAfterBreak="0">
+    <w:nsid w:val="297D594F"/>
+    <w:multiLevelType w:val="hybridMultilevel"/>
+    <w:tmpl w:val="63DC8D6E"/>
+    <w:lvl w:ilvl="0" w:tplc="FFFFFFFF">
+      <w:start w:val="1"/>
+      <w:numFmt w:val="decimal"/>
+      <w:lvlText w:val="%1."/>
+      <w:lvlJc w:val="left"/>
+      <w:pPr>
+        <w:ind w:left="720" w:hanging="360"/>
+      </w:pPr>
+    </w:lvl>
+    <w:lvl w:ilvl="1" w:tplc="FFFFFFFF">
+      <w:start w:val="1"/>
+      <w:numFmt w:val="lowerLetter"/>
+      <w:lvlText w:val="%2."/>
+      <w:lvlJc w:val="left"/>
+      <w:pPr>
+        <w:ind w:left="1440" w:hanging="360"/>
+      </w:pPr>
+    </w:lvl>
+    <w:lvl w:ilvl="2" w:tplc="FFFFFFFF" w:tentative="1">
+      <w:start w:val="1"/>
+      <w:numFmt w:val="lowerRoman"/>
+      <w:lvlText w:val="%3."/>
+      <w:lvlJc w:val="right"/>
+      <w:pPr>
+        <w:ind w:left="2160" w:hanging="180"/>
+      </w:pPr>
+    </w:lvl>
+    <w:lvl w:ilvl="3" w:tplc="FFFFFFFF" w:tentative="1">
+      <w:start w:val="1"/>
+      <w:numFmt w:val="decimal"/>
+      <w:lvlText w:val="%4."/>
+      <w:lvlJc w:val="left"/>
+      <w:pPr>
+        <w:ind w:left="2880" w:hanging="360"/>
+      </w:pPr>
+    </w:lvl>
+    <w:lvl w:ilvl="4" w:tplc="FFFFFFFF" w:tentative="1">
+      <w:start w:val="1"/>
+      <w:numFmt w:val="lowerLetter"/>
+      <w:lvlText w:val="%5."/>
+      <w:lvlJc w:val="left"/>
+      <w:pPr>
+        <w:ind w:left="3600" w:hanging="360"/>
+      </w:pPr>
+    </w:lvl>
+    <w:lvl w:ilvl="5" w:tplc="FFFFFFFF" w:tentative="1">
+      <w:start w:val="1"/>
+      <w:numFmt w:val="lowerRoman"/>
+      <w:lvlText w:val="%6."/>
+      <w:lvlJc w:val="right"/>
+      <w:pPr>
+        <w:ind w:left="4320" w:hanging="180"/>
+      </w:pPr>
+    </w:lvl>
+    <w:lvl w:ilvl="6" w:tplc="FFFFFFFF" w:tentative="1">
+      <w:start w:val="1"/>
+      <w:numFmt w:val="decimal"/>
+      <w:lvlText w:val="%7."/>
+      <w:lvlJc w:val="left"/>
+      <w:pPr>
+        <w:ind w:left="5040" w:hanging="360"/>
+      </w:pPr>
+    </w:lvl>
+    <w:lvl w:ilvl="7" w:tplc="FFFFFFFF" w:tentative="1">
+      <w:start w:val="1"/>
+      <w:numFmt w:val="lowerLetter"/>
+      <w:lvlText w:val="%8."/>
+      <w:lvlJc w:val="left"/>
+      <w:pPr>
+        <w:ind w:left="5760" w:hanging="360"/>
+      </w:pPr>
+    </w:lvl>
+    <w:lvl w:ilvl="8" w:tplc="FFFFFFFF" w:tentative="1">
+      <w:start w:val="1"/>
+      <w:numFmt w:val="lowerRoman"/>
+      <w:lvlText w:val="%9."/>
+      <w:lvlJc w:val="right"/>
+      <w:pPr>
+        <w:ind w:left="6480" w:hanging="180"/>
+      </w:pPr>
+    </w:lvl>
+  </w:abstractNum>
+  <w:abstractNum w:abstractNumId="13" w15:restartNumberingAfterBreak="0">
+    <w:nsid w:val="29C06423"/>
+    <w:multiLevelType w:val="multilevel"/>
+    <w:tmpl w:val="C43A625C"/>
+    <w:lvl w:ilvl="0">
+      <w:start w:val="1"/>
+      <w:numFmt w:val="bullet"/>
+      <w:lvlText w:val=""/>
+      <w:lvlJc w:val="left"/>
+      <w:pPr>
+        <w:tabs>
+          <w:tab w:val="num" w:pos="720"/>
+        </w:tabs>
+        <w:ind w:left="720" w:hanging="360"/>
+      </w:pPr>
+      <w:rPr>
+        <w:rFonts w:ascii="Symbol" w:hAnsi="Symbol" w:hint="default"/>
+        <w:sz w:val="20"/>
+      </w:rPr>
+    </w:lvl>
+    <w:lvl w:ilvl="1" w:tentative="1">
+      <w:start w:val="1"/>
+      <w:numFmt w:val="bullet"/>
+      <w:lvlText w:val="o"/>
+      <w:lvlJc w:val="left"/>
+      <w:pPr>
+        <w:tabs>
+          <w:tab w:val="num" w:pos="1440"/>
+        </w:tabs>
+        <w:ind w:left="1440" w:hanging="360"/>
+      </w:pPr>
+      <w:rPr>
+        <w:rFonts w:ascii="Courier New" w:hAnsi="Courier New" w:hint="default"/>
+        <w:sz w:val="20"/>
+      </w:rPr>
+    </w:lvl>
+    <w:lvl w:ilvl="2" w:tentative="1">
+      <w:start w:val="1"/>
+      <w:numFmt w:val="bullet"/>
+      <w:lvlText w:val=""/>
+      <w:lvlJc w:val="left"/>
+      <w:pPr>
+        <w:tabs>
+          <w:tab w:val="num" w:pos="2160"/>
+        </w:tabs>
+        <w:ind w:left="2160" w:hanging="360"/>
+      </w:pPr>
+      <w:rPr>
+        <w:rFonts w:ascii="Wingdings" w:hAnsi="Wingdings" w:hint="default"/>
+        <w:sz w:val="20"/>
+      </w:rPr>
+    </w:lvl>
+    <w:lvl w:ilvl="3" w:tentative="1">
+      <w:start w:val="1"/>
+      <w:numFmt w:val="bullet"/>
+      <w:lvlText w:val=""/>
+      <w:lvlJc w:val="left"/>
+      <w:pPr>
+        <w:tabs>
+          <w:tab w:val="num" w:pos="2880"/>
+        </w:tabs>
+        <w:ind w:left="2880" w:hanging="360"/>
+      </w:pPr>
+      <w:rPr>
+        <w:rFonts w:ascii="Wingdings" w:hAnsi="Wingdings" w:hint="default"/>
+        <w:sz w:val="20"/>
+      </w:rPr>
+    </w:lvl>
+    <w:lvl w:ilvl="4" w:tentative="1">
+      <w:start w:val="1"/>
+      <w:numFmt w:val="bullet"/>
+      <w:lvlText w:val=""/>
+      <w:lvlJc w:val="left"/>
+      <w:pPr>
+        <w:tabs>
+          <w:tab w:val="num" w:pos="3600"/>
+        </w:tabs>
+        <w:ind w:left="3600" w:hanging="360"/>
+      </w:pPr>
+      <w:rPr>
+        <w:rFonts w:ascii="Wingdings" w:hAnsi="Wingdings" w:hint="default"/>
+        <w:sz w:val="20"/>
+      </w:rPr>
+    </w:lvl>
+    <w:lvl w:ilvl="5" w:tentative="1">
+      <w:start w:val="1"/>
+      <w:numFmt w:val="bullet"/>
+      <w:lvlText w:val=""/>
+      <w:lvlJc w:val="left"/>
+      <w:pPr>
+        <w:tabs>
+          <w:tab w:val="num" w:pos="4320"/>
+        </w:tabs>
+        <w:ind w:left="4320" w:hanging="360"/>
+      </w:pPr>
+      <w:rPr>
+        <w:rFonts w:ascii="Wingdings" w:hAnsi="Wingdings" w:hint="default"/>
+        <w:sz w:val="20"/>
+      </w:rPr>
+    </w:lvl>
+    <w:lvl w:ilvl="6" w:tentative="1">
+      <w:start w:val="1"/>
+      <w:numFmt w:val="bullet"/>
+      <w:lvlText w:val=""/>
+      <w:lvlJc w:val="left"/>
+      <w:pPr>
+        <w:tabs>
+          <w:tab w:val="num" w:pos="5040"/>
+        </w:tabs>
+        <w:ind w:left="5040" w:hanging="360"/>
+      </w:pPr>
+      <w:rPr>
+        <w:rFonts w:ascii="Wingdings" w:hAnsi="Wingdings" w:hint="default"/>
+        <w:sz w:val="20"/>
+      </w:rPr>
+    </w:lvl>
+    <w:lvl w:ilvl="7" w:tentative="1">
+      <w:start w:val="1"/>
+      <w:numFmt w:val="bullet"/>
+      <w:lvlText w:val=""/>
+      <w:lvlJc w:val="left"/>
+      <w:pPr>
+        <w:tabs>
+          <w:tab w:val="num" w:pos="5760"/>
+        </w:tabs>
+        <w:ind w:left="5760" w:hanging="360"/>
+      </w:pPr>
+      <w:rPr>
+        <w:rFonts w:ascii="Wingdings" w:hAnsi="Wingdings" w:hint="default"/>
+        <w:sz w:val="20"/>
+      </w:rPr>
+    </w:lvl>
+    <w:lvl w:ilvl="8" w:tentative="1">
+      <w:start w:val="1"/>
+      <w:numFmt w:val="bullet"/>
+      <w:lvlText w:val=""/>
+      <w:lvlJc w:val="left"/>
+      <w:pPr>
+        <w:tabs>
+          <w:tab w:val="num" w:pos="6480"/>
+        </w:tabs>
+        <w:ind w:left="6480" w:hanging="360"/>
+      </w:pPr>
+      <w:rPr>
+        <w:rFonts w:ascii="Wingdings" w:hAnsi="Wingdings" w:hint="default"/>
+        <w:sz w:val="20"/>
+      </w:rPr>
+    </w:lvl>
+  </w:abstractNum>
+  <w:abstractNum w:abstractNumId="14" w15:restartNumberingAfterBreak="0">
+    <w:nsid w:val="302C4361"/>
+    <w:multiLevelType w:val="multilevel"/>
+    <w:tmpl w:val="388CB9DE"/>
+    <w:lvl w:ilvl="0">
+      <w:start w:val="1"/>
+      <w:numFmt w:val="bullet"/>
+      <w:lvlText w:val=""/>
+      <w:lvlJc w:val="left"/>
+      <w:pPr>
+        <w:tabs>
+          <w:tab w:val="num" w:pos="720"/>
+        </w:tabs>
+        <w:ind w:left="720" w:hanging="360"/>
+      </w:pPr>
+      <w:rPr>
+        <w:rFonts w:ascii="Symbol" w:hAnsi="Symbol" w:hint="default"/>
+        <w:sz w:val="20"/>
+      </w:rPr>
+    </w:lvl>
+    <w:lvl w:ilvl="1" w:tentative="1">
+      <w:start w:val="1"/>
+      <w:numFmt w:val="bullet"/>
+      <w:lvlText w:val="o"/>
+      <w:lvlJc w:val="left"/>
+      <w:pPr>
+        <w:tabs>
+          <w:tab w:val="num" w:pos="1440"/>
+        </w:tabs>
+        <w:ind w:left="1440" w:hanging="360"/>
+      </w:pPr>
+      <w:rPr>
+        <w:rFonts w:ascii="Courier New" w:hAnsi="Courier New" w:hint="default"/>
+        <w:sz w:val="20"/>
+      </w:rPr>
+    </w:lvl>
+    <w:lvl w:ilvl="2" w:tentative="1">
+      <w:start w:val="1"/>
+      <w:numFmt w:val="bullet"/>
+      <w:lvlText w:val=""/>
+      <w:lvlJc w:val="left"/>
+      <w:pPr>
+        <w:tabs>
+          <w:tab w:val="num" w:pos="2160"/>
+        </w:tabs>
+        <w:ind w:left="2160" w:hanging="360"/>
+      </w:pPr>
+      <w:rPr>
+        <w:rFonts w:ascii="Wingdings" w:hAnsi="Wingdings" w:hint="default"/>
+        <w:sz w:val="20"/>
+      </w:rPr>
+    </w:lvl>
+    <w:lvl w:ilvl="3" w:tentative="1">
+      <w:start w:val="1"/>
+      <w:numFmt w:val="bullet"/>
+      <w:lvlText w:val=""/>
+      <w:lvlJc w:val="left"/>
+      <w:pPr>
+        <w:tabs>
+          <w:tab w:val="num" w:pos="2880"/>
+        </w:tabs>
+        <w:ind w:left="2880" w:hanging="360"/>
+      </w:pPr>
+      <w:rPr>
+        <w:rFonts w:ascii="Wingdings" w:hAnsi="Wingdings" w:hint="default"/>
+        <w:sz w:val="20"/>
+      </w:rPr>
+    </w:lvl>
+    <w:lvl w:ilvl="4" w:tentative="1">
+      <w:start w:val="1"/>
+      <w:numFmt w:val="bullet"/>
+      <w:lvlText w:val=""/>
+      <w:lvlJc w:val="left"/>
+      <w:pPr>
+        <w:tabs>
+          <w:tab w:val="num" w:pos="3600"/>
+        </w:tabs>
+        <w:ind w:left="3600" w:hanging="360"/>
+      </w:pPr>
+      <w:rPr>
+        <w:rFonts w:ascii="Wingdings" w:hAnsi="Wingdings" w:hint="default"/>
+        <w:sz w:val="20"/>
+      </w:rPr>
+    </w:lvl>
+    <w:lvl w:ilvl="5" w:tentative="1">
+      <w:start w:val="1"/>
+      <w:numFmt w:val="bullet"/>
+      <w:lvlText w:val=""/>
+      <w:lvlJc w:val="left"/>
+      <w:pPr>
+        <w:tabs>
+          <w:tab w:val="num" w:pos="4320"/>
+        </w:tabs>
+        <w:ind w:left="4320" w:hanging="360"/>
+      </w:pPr>
+      <w:rPr>
+        <w:rFonts w:ascii="Wingdings" w:hAnsi="Wingdings" w:hint="default"/>
+        <w:sz w:val="20"/>
+      </w:rPr>
+    </w:lvl>
+    <w:lvl w:ilvl="6" w:tentative="1">
+      <w:start w:val="1"/>
+      <w:numFmt w:val="bullet"/>
+      <w:lvlText w:val=""/>
+      <w:lvlJc w:val="left"/>
+      <w:pPr>
+        <w:tabs>
+          <w:tab w:val="num" w:pos="5040"/>
+        </w:tabs>
+        <w:ind w:left="5040" w:hanging="360"/>
+      </w:pPr>
+      <w:rPr>
+        <w:rFonts w:ascii="Wingdings" w:hAnsi="Wingdings" w:hint="default"/>
+        <w:sz w:val="20"/>
+      </w:rPr>
+    </w:lvl>
+    <w:lvl w:ilvl="7" w:tentative="1">
+      <w:start w:val="1"/>
+      <w:numFmt w:val="bullet"/>
+      <w:lvlText w:val=""/>
+      <w:lvlJc w:val="left"/>
+      <w:pPr>
+        <w:tabs>
+          <w:tab w:val="num" w:pos="5760"/>
+        </w:tabs>
+        <w:ind w:left="5760" w:hanging="360"/>
+      </w:pPr>
+      <w:rPr>
+        <w:rFonts w:ascii="Wingdings" w:hAnsi="Wingdings" w:hint="default"/>
+        <w:sz w:val="20"/>
+      </w:rPr>
+    </w:lvl>
+    <w:lvl w:ilvl="8" w:tentative="1">
+      <w:start w:val="1"/>
+      <w:numFmt w:val="bullet"/>
+      <w:lvlText w:val=""/>
+      <w:lvlJc w:val="left"/>
+      <w:pPr>
+        <w:tabs>
+          <w:tab w:val="num" w:pos="6480"/>
+        </w:tabs>
+        <w:ind w:left="6480" w:hanging="360"/>
+      </w:pPr>
+      <w:rPr>
+        <w:rFonts w:ascii="Wingdings" w:hAnsi="Wingdings" w:hint="default"/>
+        <w:sz w:val="20"/>
+      </w:rPr>
+    </w:lvl>
+  </w:abstractNum>
+  <w:abstractNum w:abstractNumId="15" w15:restartNumberingAfterBreak="0">
+    <w:nsid w:val="30696E8D"/>
+    <w:multiLevelType w:val="multilevel"/>
+    <w:tmpl w:val="D7685A0C"/>
+    <w:lvl w:ilvl="0">
+      <w:start w:val="1"/>
+      <w:numFmt w:val="bullet"/>
+      <w:lvlText w:val=""/>
+      <w:lvlJc w:val="left"/>
+      <w:pPr>
+        <w:tabs>
+          <w:tab w:val="num" w:pos="720"/>
+        </w:tabs>
+        <w:ind w:left="720" w:hanging="360"/>
+      </w:pPr>
+      <w:rPr>
+        <w:rFonts w:ascii="Symbol" w:hAnsi="Symbol" w:hint="default"/>
+        <w:sz w:val="20"/>
+      </w:rPr>
+    </w:lvl>
+    <w:lvl w:ilvl="1" w:tentative="1">
+      <w:start w:val="1"/>
+      <w:numFmt w:val="bullet"/>
+      <w:lvlText w:val="o"/>
+      <w:lvlJc w:val="left"/>
+      <w:pPr>
+        <w:tabs>
+          <w:tab w:val="num" w:pos="1440"/>
+        </w:tabs>
+        <w:ind w:left="1440" w:hanging="360"/>
+      </w:pPr>
+      <w:rPr>
+        <w:rFonts w:ascii="Courier New" w:hAnsi="Courier New" w:hint="default"/>
+        <w:sz w:val="20"/>
+      </w:rPr>
+    </w:lvl>
+    <w:lvl w:ilvl="2" w:tentative="1">
+      <w:start w:val="1"/>
+      <w:numFmt w:val="bullet"/>
+      <w:lvlText w:val=""/>
+      <w:lvlJc w:val="left"/>
+      <w:pPr>
+        <w:tabs>
+          <w:tab w:val="num" w:pos="2160"/>
+        </w:tabs>
+        <w:ind w:left="2160" w:hanging="360"/>
+      </w:pPr>
+      <w:rPr>
+        <w:rFonts w:ascii="Wingdings" w:hAnsi="Wingdings" w:hint="default"/>
+        <w:sz w:val="20"/>
+      </w:rPr>
+    </w:lvl>
+    <w:lvl w:ilvl="3" w:tentative="1">
+      <w:start w:val="1"/>
+      <w:numFmt w:val="bullet"/>
+      <w:lvlText w:val=""/>
+      <w:lvlJc w:val="left"/>
+      <w:pPr>
+        <w:tabs>
+          <w:tab w:val="num" w:pos="2880"/>
+        </w:tabs>
+        <w:ind w:left="2880" w:hanging="360"/>
+      </w:pPr>
+      <w:rPr>
+        <w:rFonts w:ascii="Wingdings" w:hAnsi="Wingdings" w:hint="default"/>
+        <w:sz w:val="20"/>
+      </w:rPr>
+    </w:lvl>
+    <w:lvl w:ilvl="4" w:tentative="1">
+      <w:start w:val="1"/>
+      <w:numFmt w:val="bullet"/>
+      <w:lvlText w:val=""/>
+      <w:lvlJc w:val="left"/>
+      <w:pPr>
+        <w:tabs>
+          <w:tab w:val="num" w:pos="3600"/>
+        </w:tabs>
+        <w:ind w:left="3600" w:hanging="360"/>
+      </w:pPr>
+      <w:rPr>
+        <w:rFonts w:ascii="Wingdings" w:hAnsi="Wingdings" w:hint="default"/>
+        <w:sz w:val="20"/>
+      </w:rPr>
+    </w:lvl>
+    <w:lvl w:ilvl="5" w:tentative="1">
+      <w:start w:val="1"/>
+      <w:numFmt w:val="bullet"/>
+      <w:lvlText w:val=""/>
+      <w:lvlJc w:val="left"/>
+      <w:pPr>
+        <w:tabs>
+          <w:tab w:val="num" w:pos="4320"/>
+        </w:tabs>
+        <w:ind w:left="4320" w:hanging="360"/>
+      </w:pPr>
+      <w:rPr>
+        <w:rFonts w:ascii="Wingdings" w:hAnsi="Wingdings" w:hint="default"/>
+        <w:sz w:val="20"/>
+      </w:rPr>
+    </w:lvl>
+    <w:lvl w:ilvl="6" w:tentative="1">
+      <w:start w:val="1"/>
+      <w:numFmt w:val="bullet"/>
+      <w:lvlText w:val=""/>
+      <w:lvlJc w:val="left"/>
+      <w:pPr>
+        <w:tabs>
+          <w:tab w:val="num" w:pos="5040"/>
+        </w:tabs>
+        <w:ind w:left="5040" w:hanging="360"/>
+      </w:pPr>
+      <w:rPr>
+        <w:rFonts w:ascii="Wingdings" w:hAnsi="Wingdings" w:hint="default"/>
+        <w:sz w:val="20"/>
+      </w:rPr>
+    </w:lvl>
+    <w:lvl w:ilvl="7" w:tentative="1">
+      <w:start w:val="1"/>
+      <w:numFmt w:val="bullet"/>
+      <w:lvlText w:val=""/>
+      <w:lvlJc w:val="left"/>
+      <w:pPr>
+        <w:tabs>
+          <w:tab w:val="num" w:pos="5760"/>
+        </w:tabs>
+        <w:ind w:left="5760" w:hanging="360"/>
+      </w:pPr>
+      <w:rPr>
+        <w:rFonts w:ascii="Wingdings" w:hAnsi="Wingdings" w:hint="default"/>
+        <w:sz w:val="20"/>
+      </w:rPr>
+    </w:lvl>
+    <w:lvl w:ilvl="8" w:tentative="1">
+      <w:start w:val="1"/>
+      <w:numFmt w:val="bullet"/>
+      <w:lvlText w:val=""/>
+      <w:lvlJc w:val="left"/>
+      <w:pPr>
+        <w:tabs>
+          <w:tab w:val="num" w:pos="6480"/>
+        </w:tabs>
+        <w:ind w:left="6480" w:hanging="360"/>
+      </w:pPr>
+      <w:rPr>
+        <w:rFonts w:ascii="Wingdings" w:hAnsi="Wingdings" w:hint="default"/>
+        <w:sz w:val="20"/>
+      </w:rPr>
+    </w:lvl>
+  </w:abstractNum>
+  <w:abstractNum w:abstractNumId="16" w15:restartNumberingAfterBreak="0">
+    <w:nsid w:val="3390613B"/>
+    <w:multiLevelType w:val="multilevel"/>
+    <w:tmpl w:val="AF1EB080"/>
+    <w:lvl w:ilvl="0">
+      <w:start w:val="1"/>
+      <w:numFmt w:val="bullet"/>
+      <w:lvlText w:val=""/>
+      <w:lvlJc w:val="left"/>
+      <w:pPr>
+        <w:tabs>
+          <w:tab w:val="num" w:pos="720"/>
+        </w:tabs>
+        <w:ind w:left="720" w:hanging="360"/>
+      </w:pPr>
+      <w:rPr>
+        <w:rFonts w:ascii="Symbol" w:hAnsi="Symbol" w:hint="default"/>
+        <w:sz w:val="20"/>
+      </w:rPr>
+    </w:lvl>
+    <w:lvl w:ilvl="1" w:tentative="1">
+      <w:start w:val="1"/>
+      <w:numFmt w:val="bullet"/>
+      <w:lvlText w:val="o"/>
+      <w:lvlJc w:val="left"/>
+      <w:pPr>
+        <w:tabs>
+          <w:tab w:val="num" w:pos="1440"/>
+        </w:tabs>
+        <w:ind w:left="1440" w:hanging="360"/>
+      </w:pPr>
+      <w:rPr>
+        <w:rFonts w:ascii="Courier New" w:hAnsi="Courier New" w:hint="default"/>
+        <w:sz w:val="20"/>
+      </w:rPr>
+    </w:lvl>
+    <w:lvl w:ilvl="2" w:tentative="1">
+      <w:start w:val="1"/>
+      <w:numFmt w:val="bullet"/>
+      <w:lvlText w:val=""/>
+      <w:lvlJc w:val="left"/>
+      <w:pPr>
+        <w:tabs>
+          <w:tab w:val="num" w:pos="2160"/>
+        </w:tabs>
+        <w:ind w:left="2160" w:hanging="360"/>
+      </w:pPr>
+      <w:rPr>
+        <w:rFonts w:ascii="Wingdings" w:hAnsi="Wingdings" w:hint="default"/>
+        <w:sz w:val="20"/>
+      </w:rPr>
+    </w:lvl>
+    <w:lvl w:ilvl="3" w:tentative="1">
+      <w:start w:val="1"/>
+      <w:numFmt w:val="bullet"/>
+      <w:lvlText w:val=""/>
+      <w:lvlJc w:val="left"/>
+      <w:pPr>
+        <w:tabs>
+          <w:tab w:val="num" w:pos="2880"/>
+        </w:tabs>
+        <w:ind w:left="2880" w:hanging="360"/>
+      </w:pPr>
+      <w:rPr>
+        <w:rFonts w:ascii="Wingdings" w:hAnsi="Wingdings" w:hint="default"/>
+        <w:sz w:val="20"/>
+      </w:rPr>
+    </w:lvl>
+    <w:lvl w:ilvl="4" w:tentative="1">
+      <w:start w:val="1"/>
+      <w:numFmt w:val="bullet"/>
+      <w:lvlText w:val=""/>
+      <w:lvlJc w:val="left"/>
+      <w:pPr>
+        <w:tabs>
+          <w:tab w:val="num" w:pos="3600"/>
+        </w:tabs>
+        <w:ind w:left="3600" w:hanging="360"/>
+      </w:pPr>
+      <w:rPr>
+        <w:rFonts w:ascii="Wingdings" w:hAnsi="Wingdings" w:hint="default"/>
+        <w:sz w:val="20"/>
+      </w:rPr>
+    </w:lvl>
+    <w:lvl w:ilvl="5" w:tentative="1">
+      <w:start w:val="1"/>
+      <w:numFmt w:val="bullet"/>
+      <w:lvlText w:val=""/>
+      <w:lvlJc w:val="left"/>
+      <w:pPr>
+        <w:tabs>
+          <w:tab w:val="num" w:pos="4320"/>
+        </w:tabs>
+        <w:ind w:left="4320" w:hanging="360"/>
+      </w:pPr>
+      <w:rPr>
+        <w:rFonts w:ascii="Wingdings" w:hAnsi="Wingdings" w:hint="default"/>
+        <w:sz w:val="20"/>
+      </w:rPr>
+    </w:lvl>
+    <w:lvl w:ilvl="6" w:tentative="1">
+      <w:start w:val="1"/>
+      <w:numFmt w:val="bullet"/>
+      <w:lvlText w:val=""/>
+      <w:lvlJc w:val="left"/>
+      <w:pPr>
+        <w:tabs>
+          <w:tab w:val="num" w:pos="5040"/>
+        </w:tabs>
+        <w:ind w:left="5040" w:hanging="360"/>
+      </w:pPr>
+      <w:rPr>
+        <w:rFonts w:ascii="Wingdings" w:hAnsi="Wingdings" w:hint="default"/>
+        <w:sz w:val="20"/>
+      </w:rPr>
+    </w:lvl>
+    <w:lvl w:ilvl="7" w:tentative="1">
+      <w:start w:val="1"/>
+      <w:numFmt w:val="bullet"/>
+      <w:lvlText w:val=""/>
+      <w:lvlJc w:val="left"/>
+      <w:pPr>
+        <w:tabs>
+          <w:tab w:val="num" w:pos="5760"/>
+        </w:tabs>
+        <w:ind w:left="5760" w:hanging="360"/>
+      </w:pPr>
+      <w:rPr>
+        <w:rFonts w:ascii="Wingdings" w:hAnsi="Wingdings" w:hint="default"/>
+        <w:sz w:val="20"/>
+      </w:rPr>
+    </w:lvl>
+    <w:lvl w:ilvl="8" w:tentative="1">
+      <w:start w:val="1"/>
+      <w:numFmt w:val="bullet"/>
+      <w:lvlText w:val=""/>
+      <w:lvlJc w:val="left"/>
+      <w:pPr>
+        <w:tabs>
+          <w:tab w:val="num" w:pos="6480"/>
+        </w:tabs>
+        <w:ind w:left="6480" w:hanging="360"/>
+      </w:pPr>
+      <w:rPr>
+        <w:rFonts w:ascii="Wingdings" w:hAnsi="Wingdings" w:hint="default"/>
+        <w:sz w:val="20"/>
+      </w:rPr>
+    </w:lvl>
+  </w:abstractNum>
+  <w:abstractNum w:abstractNumId="17" w15:restartNumberingAfterBreak="0">
     <w:nsid w:val="343F1422"/>
     <w:multiLevelType w:val="hybridMultilevel"/>
     <w:tmpl w:val="939AF2C4"/>
@@ -9023,7 +12542,7 @@
       </w:pPr>
     </w:lvl>
   </w:abstractNum>
-  <w:abstractNum w:abstractNumId="9" w15:restartNumberingAfterBreak="0">
+  <w:abstractNum w:abstractNumId="18" w15:restartNumberingAfterBreak="0">
     <w:nsid w:val="4E222296"/>
     <w:multiLevelType w:val="hybridMultilevel"/>
     <w:tmpl w:val="09207A88"/>
@@ -9136,7 +12655,7 @@
       </w:rPr>
     </w:lvl>
   </w:abstractNum>
-  <w:abstractNum w:abstractNumId="10" w15:restartNumberingAfterBreak="0">
+  <w:abstractNum w:abstractNumId="19" w15:restartNumberingAfterBreak="0">
     <w:nsid w:val="531D44DF"/>
     <w:multiLevelType w:val="hybridMultilevel"/>
     <w:tmpl w:val="DC6CD6FE"/>
@@ -9249,7 +12768,96 @@
       </w:rPr>
     </w:lvl>
   </w:abstractNum>
-  <w:abstractNum w:abstractNumId="11" w15:restartNumberingAfterBreak="0">
+  <w:abstractNum w:abstractNumId="20" w15:restartNumberingAfterBreak="0">
+    <w:nsid w:val="55475292"/>
+    <w:multiLevelType w:val="hybridMultilevel"/>
+    <w:tmpl w:val="8F927E66"/>
+    <w:lvl w:ilvl="0" w:tplc="1009000F">
+      <w:start w:val="1"/>
+      <w:numFmt w:val="decimal"/>
+      <w:lvlText w:val="%1."/>
+      <w:lvlJc w:val="left"/>
+      <w:pPr>
+        <w:ind w:left="720" w:hanging="360"/>
+      </w:pPr>
+      <w:rPr>
+        <w:rFonts w:hint="default"/>
+      </w:rPr>
+    </w:lvl>
+    <w:lvl w:ilvl="1" w:tplc="10090019" w:tentative="1">
+      <w:start w:val="1"/>
+      <w:numFmt w:val="lowerLetter"/>
+      <w:lvlText w:val="%2."/>
+      <w:lvlJc w:val="left"/>
+      <w:pPr>
+        <w:ind w:left="1440" w:hanging="360"/>
+      </w:pPr>
+    </w:lvl>
+    <w:lvl w:ilvl="2" w:tplc="1009001B" w:tentative="1">
+      <w:start w:val="1"/>
+      <w:numFmt w:val="lowerRoman"/>
+      <w:lvlText w:val="%3."/>
+      <w:lvlJc w:val="right"/>
+      <w:pPr>
+        <w:ind w:left="2160" w:hanging="180"/>
+      </w:pPr>
+    </w:lvl>
+    <w:lvl w:ilvl="3" w:tplc="1009000F" w:tentative="1">
+      <w:start w:val="1"/>
+      <w:numFmt w:val="decimal"/>
+      <w:lvlText w:val="%4."/>
+      <w:lvlJc w:val="left"/>
+      <w:pPr>
+        <w:ind w:left="2880" w:hanging="360"/>
+      </w:pPr>
+    </w:lvl>
+    <w:lvl w:ilvl="4" w:tplc="10090019" w:tentative="1">
+      <w:start w:val="1"/>
+      <w:numFmt w:val="lowerLetter"/>
+      <w:lvlText w:val="%5."/>
+      <w:lvlJc w:val="left"/>
+      <w:pPr>
+        <w:ind w:left="3600" w:hanging="360"/>
+      </w:pPr>
+    </w:lvl>
+    <w:lvl w:ilvl="5" w:tplc="1009001B" w:tentative="1">
+      <w:start w:val="1"/>
+      <w:numFmt w:val="lowerRoman"/>
+      <w:lvlText w:val="%6."/>
+      <w:lvlJc w:val="right"/>
+      <w:pPr>
+        <w:ind w:left="4320" w:hanging="180"/>
+      </w:pPr>
+    </w:lvl>
+    <w:lvl w:ilvl="6" w:tplc="1009000F" w:tentative="1">
+      <w:start w:val="1"/>
+      <w:numFmt w:val="decimal"/>
+      <w:lvlText w:val="%7."/>
+      <w:lvlJc w:val="left"/>
+      <w:pPr>
+        <w:ind w:left="5040" w:hanging="360"/>
+      </w:pPr>
+    </w:lvl>
+    <w:lvl w:ilvl="7" w:tplc="10090019" w:tentative="1">
+      <w:start w:val="1"/>
+      <w:numFmt w:val="lowerLetter"/>
+      <w:lvlText w:val="%8."/>
+      <w:lvlJc w:val="left"/>
+      <w:pPr>
+        <w:ind w:left="5760" w:hanging="360"/>
+      </w:pPr>
+    </w:lvl>
+    <w:lvl w:ilvl="8" w:tplc="1009001B" w:tentative="1">
+      <w:start w:val="1"/>
+      <w:numFmt w:val="lowerRoman"/>
+      <w:lvlText w:val="%9."/>
+      <w:lvlJc w:val="right"/>
+      <w:pPr>
+        <w:ind w:left="6480" w:hanging="180"/>
+      </w:pPr>
+    </w:lvl>
+  </w:abstractNum>
+  <w:abstractNum w:abstractNumId="21" w15:restartNumberingAfterBreak="0">
     <w:nsid w:val="575947B4"/>
     <w:multiLevelType w:val="hybridMultilevel"/>
     <w:tmpl w:val="939AF2C4"/>
@@ -9335,7 +12943,418 @@
       </w:pPr>
     </w:lvl>
   </w:abstractNum>
-  <w:abstractNum w:abstractNumId="12" w15:restartNumberingAfterBreak="0">
+  <w:abstractNum w:abstractNumId="22" w15:restartNumberingAfterBreak="0">
+    <w:nsid w:val="5C434861"/>
+    <w:multiLevelType w:val="multilevel"/>
+    <w:tmpl w:val="0E32E77C"/>
+    <w:lvl w:ilvl="0">
+      <w:start w:val="1"/>
+      <w:numFmt w:val="bullet"/>
+      <w:lvlText w:val=""/>
+      <w:lvlJc w:val="left"/>
+      <w:pPr>
+        <w:tabs>
+          <w:tab w:val="num" w:pos="720"/>
+        </w:tabs>
+        <w:ind w:left="720" w:hanging="360"/>
+      </w:pPr>
+      <w:rPr>
+        <w:rFonts w:ascii="Symbol" w:hAnsi="Symbol" w:hint="default"/>
+        <w:sz w:val="20"/>
+      </w:rPr>
+    </w:lvl>
+    <w:lvl w:ilvl="1" w:tentative="1">
+      <w:start w:val="1"/>
+      <w:numFmt w:val="bullet"/>
+      <w:lvlText w:val="o"/>
+      <w:lvlJc w:val="left"/>
+      <w:pPr>
+        <w:tabs>
+          <w:tab w:val="num" w:pos="1440"/>
+        </w:tabs>
+        <w:ind w:left="1440" w:hanging="360"/>
+      </w:pPr>
+      <w:rPr>
+        <w:rFonts w:ascii="Courier New" w:hAnsi="Courier New" w:hint="default"/>
+        <w:sz w:val="20"/>
+      </w:rPr>
+    </w:lvl>
+    <w:lvl w:ilvl="2" w:tentative="1">
+      <w:start w:val="1"/>
+      <w:numFmt w:val="bullet"/>
+      <w:lvlText w:val=""/>
+      <w:lvlJc w:val="left"/>
+      <w:pPr>
+        <w:tabs>
+          <w:tab w:val="num" w:pos="2160"/>
+        </w:tabs>
+        <w:ind w:left="2160" w:hanging="360"/>
+      </w:pPr>
+      <w:rPr>
+        <w:rFonts w:ascii="Wingdings" w:hAnsi="Wingdings" w:hint="default"/>
+        <w:sz w:val="20"/>
+      </w:rPr>
+    </w:lvl>
+    <w:lvl w:ilvl="3" w:tentative="1">
+      <w:start w:val="1"/>
+      <w:numFmt w:val="bullet"/>
+      <w:lvlText w:val=""/>
+      <w:lvlJc w:val="left"/>
+      <w:pPr>
+        <w:tabs>
+          <w:tab w:val="num" w:pos="2880"/>
+        </w:tabs>
+        <w:ind w:left="2880" w:hanging="360"/>
+      </w:pPr>
+      <w:rPr>
+        <w:rFonts w:ascii="Wingdings" w:hAnsi="Wingdings" w:hint="default"/>
+        <w:sz w:val="20"/>
+      </w:rPr>
+    </w:lvl>
+    <w:lvl w:ilvl="4" w:tentative="1">
+      <w:start w:val="1"/>
+      <w:numFmt w:val="bullet"/>
+      <w:lvlText w:val=""/>
+      <w:lvlJc w:val="left"/>
+      <w:pPr>
+        <w:tabs>
+          <w:tab w:val="num" w:pos="3600"/>
+        </w:tabs>
+        <w:ind w:left="3600" w:hanging="360"/>
+      </w:pPr>
+      <w:rPr>
+        <w:rFonts w:ascii="Wingdings" w:hAnsi="Wingdings" w:hint="default"/>
+        <w:sz w:val="20"/>
+      </w:rPr>
+    </w:lvl>
+    <w:lvl w:ilvl="5" w:tentative="1">
+      <w:start w:val="1"/>
+      <w:numFmt w:val="bullet"/>
+      <w:lvlText w:val=""/>
+      <w:lvlJc w:val="left"/>
+      <w:pPr>
+        <w:tabs>
+          <w:tab w:val="num" w:pos="4320"/>
+        </w:tabs>
+        <w:ind w:left="4320" w:hanging="360"/>
+      </w:pPr>
+      <w:rPr>
+        <w:rFonts w:ascii="Wingdings" w:hAnsi="Wingdings" w:hint="default"/>
+        <w:sz w:val="20"/>
+      </w:rPr>
+    </w:lvl>
+    <w:lvl w:ilvl="6" w:tentative="1">
+      <w:start w:val="1"/>
+      <w:numFmt w:val="bullet"/>
+      <w:lvlText w:val=""/>
+      <w:lvlJc w:val="left"/>
+      <w:pPr>
+        <w:tabs>
+          <w:tab w:val="num" w:pos="5040"/>
+        </w:tabs>
+        <w:ind w:left="5040" w:hanging="360"/>
+      </w:pPr>
+      <w:rPr>
+        <w:rFonts w:ascii="Wingdings" w:hAnsi="Wingdings" w:hint="default"/>
+        <w:sz w:val="20"/>
+      </w:rPr>
+    </w:lvl>
+    <w:lvl w:ilvl="7" w:tentative="1">
+      <w:start w:val="1"/>
+      <w:numFmt w:val="bullet"/>
+      <w:lvlText w:val=""/>
+      <w:lvlJc w:val="left"/>
+      <w:pPr>
+        <w:tabs>
+          <w:tab w:val="num" w:pos="5760"/>
+        </w:tabs>
+        <w:ind w:left="5760" w:hanging="360"/>
+      </w:pPr>
+      <w:rPr>
+        <w:rFonts w:ascii="Wingdings" w:hAnsi="Wingdings" w:hint="default"/>
+        <w:sz w:val="20"/>
+      </w:rPr>
+    </w:lvl>
+    <w:lvl w:ilvl="8" w:tentative="1">
+      <w:start w:val="1"/>
+      <w:numFmt w:val="bullet"/>
+      <w:lvlText w:val=""/>
+      <w:lvlJc w:val="left"/>
+      <w:pPr>
+        <w:tabs>
+          <w:tab w:val="num" w:pos="6480"/>
+        </w:tabs>
+        <w:ind w:left="6480" w:hanging="360"/>
+      </w:pPr>
+      <w:rPr>
+        <w:rFonts w:ascii="Wingdings" w:hAnsi="Wingdings" w:hint="default"/>
+        <w:sz w:val="20"/>
+      </w:rPr>
+    </w:lvl>
+  </w:abstractNum>
+  <w:abstractNum w:abstractNumId="23" w15:restartNumberingAfterBreak="0">
+    <w:nsid w:val="5D7222D5"/>
+    <w:multiLevelType w:val="multilevel"/>
+    <w:tmpl w:val="1870DB66"/>
+    <w:lvl w:ilvl="0">
+      <w:start w:val="2"/>
+      <w:numFmt w:val="decimal"/>
+      <w:lvlText w:val="%1."/>
+      <w:lvlJc w:val="left"/>
+      <w:pPr>
+        <w:tabs>
+          <w:tab w:val="num" w:pos="720"/>
+        </w:tabs>
+        <w:ind w:left="720" w:hanging="360"/>
+      </w:pPr>
+    </w:lvl>
+    <w:lvl w:ilvl="1" w:tentative="1">
+      <w:start w:val="1"/>
+      <w:numFmt w:val="decimal"/>
+      <w:lvlText w:val="%2."/>
+      <w:lvlJc w:val="left"/>
+      <w:pPr>
+        <w:tabs>
+          <w:tab w:val="num" w:pos="1440"/>
+        </w:tabs>
+        <w:ind w:left="1440" w:hanging="360"/>
+      </w:pPr>
+    </w:lvl>
+    <w:lvl w:ilvl="2" w:tentative="1">
+      <w:start w:val="1"/>
+      <w:numFmt w:val="decimal"/>
+      <w:lvlText w:val="%3."/>
+      <w:lvlJc w:val="left"/>
+      <w:pPr>
+        <w:tabs>
+          <w:tab w:val="num" w:pos="2160"/>
+        </w:tabs>
+        <w:ind w:left="2160" w:hanging="360"/>
+      </w:pPr>
+    </w:lvl>
+    <w:lvl w:ilvl="3" w:tentative="1">
+      <w:start w:val="1"/>
+      <w:numFmt w:val="decimal"/>
+      <w:lvlText w:val="%4."/>
+      <w:lvlJc w:val="left"/>
+      <w:pPr>
+        <w:tabs>
+          <w:tab w:val="num" w:pos="2880"/>
+        </w:tabs>
+        <w:ind w:left="2880" w:hanging="360"/>
+      </w:pPr>
+    </w:lvl>
+    <w:lvl w:ilvl="4" w:tentative="1">
+      <w:start w:val="1"/>
+      <w:numFmt w:val="decimal"/>
+      <w:lvlText w:val="%5."/>
+      <w:lvlJc w:val="left"/>
+      <w:pPr>
+        <w:tabs>
+          <w:tab w:val="num" w:pos="3600"/>
+        </w:tabs>
+        <w:ind w:left="3600" w:hanging="360"/>
+      </w:pPr>
+    </w:lvl>
+    <w:lvl w:ilvl="5" w:tentative="1">
+      <w:start w:val="1"/>
+      <w:numFmt w:val="decimal"/>
+      <w:lvlText w:val="%6."/>
+      <w:lvlJc w:val="left"/>
+      <w:pPr>
+        <w:tabs>
+          <w:tab w:val="num" w:pos="4320"/>
+        </w:tabs>
+        <w:ind w:left="4320" w:hanging="360"/>
+      </w:pPr>
+    </w:lvl>
+    <w:lvl w:ilvl="6" w:tentative="1">
+      <w:start w:val="1"/>
+      <w:numFmt w:val="decimal"/>
+      <w:lvlText w:val="%7."/>
+      <w:lvlJc w:val="left"/>
+      <w:pPr>
+        <w:tabs>
+          <w:tab w:val="num" w:pos="5040"/>
+        </w:tabs>
+        <w:ind w:left="5040" w:hanging="360"/>
+      </w:pPr>
+    </w:lvl>
+    <w:lvl w:ilvl="7" w:tentative="1">
+      <w:start w:val="1"/>
+      <w:numFmt w:val="decimal"/>
+      <w:lvlText w:val="%8."/>
+      <w:lvlJc w:val="left"/>
+      <w:pPr>
+        <w:tabs>
+          <w:tab w:val="num" w:pos="5760"/>
+        </w:tabs>
+        <w:ind w:left="5760" w:hanging="360"/>
+      </w:pPr>
+    </w:lvl>
+    <w:lvl w:ilvl="8" w:tentative="1">
+      <w:start w:val="1"/>
+      <w:numFmt w:val="decimal"/>
+      <w:lvlText w:val="%9."/>
+      <w:lvlJc w:val="left"/>
+      <w:pPr>
+        <w:tabs>
+          <w:tab w:val="num" w:pos="6480"/>
+        </w:tabs>
+        <w:ind w:left="6480" w:hanging="360"/>
+      </w:pPr>
+    </w:lvl>
+  </w:abstractNum>
+  <w:abstractNum w:abstractNumId="24" w15:restartNumberingAfterBreak="0">
+    <w:nsid w:val="63C960F6"/>
+    <w:multiLevelType w:val="multilevel"/>
+    <w:tmpl w:val="0234DDE2"/>
+    <w:lvl w:ilvl="0">
+      <w:start w:val="1"/>
+      <w:numFmt w:val="bullet"/>
+      <w:lvlText w:val=""/>
+      <w:lvlJc w:val="left"/>
+      <w:pPr>
+        <w:tabs>
+          <w:tab w:val="num" w:pos="720"/>
+        </w:tabs>
+        <w:ind w:left="720" w:hanging="360"/>
+      </w:pPr>
+      <w:rPr>
+        <w:rFonts w:ascii="Symbol" w:hAnsi="Symbol" w:hint="default"/>
+        <w:sz w:val="20"/>
+      </w:rPr>
+    </w:lvl>
+    <w:lvl w:ilvl="1" w:tentative="1">
+      <w:start w:val="1"/>
+      <w:numFmt w:val="bullet"/>
+      <w:lvlText w:val="o"/>
+      <w:lvlJc w:val="left"/>
+      <w:pPr>
+        <w:tabs>
+          <w:tab w:val="num" w:pos="1440"/>
+        </w:tabs>
+        <w:ind w:left="1440" w:hanging="360"/>
+      </w:pPr>
+      <w:rPr>
+        <w:rFonts w:ascii="Courier New" w:hAnsi="Courier New" w:hint="default"/>
+        <w:sz w:val="20"/>
+      </w:rPr>
+    </w:lvl>
+    <w:lvl w:ilvl="2" w:tentative="1">
+      <w:start w:val="1"/>
+      <w:numFmt w:val="bullet"/>
+      <w:lvlText w:val=""/>
+      <w:lvlJc w:val="left"/>
+      <w:pPr>
+        <w:tabs>
+          <w:tab w:val="num" w:pos="2160"/>
+        </w:tabs>
+        <w:ind w:left="2160" w:hanging="360"/>
+      </w:pPr>
+      <w:rPr>
+        <w:rFonts w:ascii="Wingdings" w:hAnsi="Wingdings" w:hint="default"/>
+        <w:sz w:val="20"/>
+      </w:rPr>
+    </w:lvl>
+    <w:lvl w:ilvl="3" w:tentative="1">
+      <w:start w:val="1"/>
+      <w:numFmt w:val="bullet"/>
+      <w:lvlText w:val=""/>
+      <w:lvlJc w:val="left"/>
+      <w:pPr>
+        <w:tabs>
+          <w:tab w:val="num" w:pos="2880"/>
+        </w:tabs>
+        <w:ind w:left="2880" w:hanging="360"/>
+      </w:pPr>
+      <w:rPr>
+        <w:rFonts w:ascii="Wingdings" w:hAnsi="Wingdings" w:hint="default"/>
+        <w:sz w:val="20"/>
+      </w:rPr>
+    </w:lvl>
+    <w:lvl w:ilvl="4" w:tentative="1">
+      <w:start w:val="1"/>
+      <w:numFmt w:val="bullet"/>
+      <w:lvlText w:val=""/>
+      <w:lvlJc w:val="left"/>
+      <w:pPr>
+        <w:tabs>
+          <w:tab w:val="num" w:pos="3600"/>
+        </w:tabs>
+        <w:ind w:left="3600" w:hanging="360"/>
+      </w:pPr>
+      <w:rPr>
+        <w:rFonts w:ascii="Wingdings" w:hAnsi="Wingdings" w:hint="default"/>
+        <w:sz w:val="20"/>
+      </w:rPr>
+    </w:lvl>
+    <w:lvl w:ilvl="5" w:tentative="1">
+      <w:start w:val="1"/>
+      <w:numFmt w:val="bullet"/>
+      <w:lvlText w:val=""/>
+      <w:lvlJc w:val="left"/>
+      <w:pPr>
+        <w:tabs>
+          <w:tab w:val="num" w:pos="4320"/>
+        </w:tabs>
+        <w:ind w:left="4320" w:hanging="360"/>
+      </w:pPr>
+      <w:rPr>
+        <w:rFonts w:ascii="Wingdings" w:hAnsi="Wingdings" w:hint="default"/>
+        <w:sz w:val="20"/>
+      </w:rPr>
+    </w:lvl>
+    <w:lvl w:ilvl="6" w:tentative="1">
+      <w:start w:val="1"/>
+      <w:numFmt w:val="bullet"/>
+      <w:lvlText w:val=""/>
+      <w:lvlJc w:val="left"/>
+      <w:pPr>
+        <w:tabs>
+          <w:tab w:val="num" w:pos="5040"/>
+        </w:tabs>
+        <w:ind w:left="5040" w:hanging="360"/>
+      </w:pPr>
+      <w:rPr>
+        <w:rFonts w:ascii="Wingdings" w:hAnsi="Wingdings" w:hint="default"/>
+        <w:sz w:val="20"/>
+      </w:rPr>
+    </w:lvl>
+    <w:lvl w:ilvl="7" w:tentative="1">
+      <w:start w:val="1"/>
+      <w:numFmt w:val="bullet"/>
+      <w:lvlText w:val=""/>
+      <w:lvlJc w:val="left"/>
+      <w:pPr>
+        <w:tabs>
+          <w:tab w:val="num" w:pos="5760"/>
+        </w:tabs>
+        <w:ind w:left="5760" w:hanging="360"/>
+      </w:pPr>
+      <w:rPr>
+        <w:rFonts w:ascii="Wingdings" w:hAnsi="Wingdings" w:hint="default"/>
+        <w:sz w:val="20"/>
+      </w:rPr>
+    </w:lvl>
+    <w:lvl w:ilvl="8" w:tentative="1">
+      <w:start w:val="1"/>
+      <w:numFmt w:val="bullet"/>
+      <w:lvlText w:val=""/>
+      <w:lvlJc w:val="left"/>
+      <w:pPr>
+        <w:tabs>
+          <w:tab w:val="num" w:pos="6480"/>
+        </w:tabs>
+        <w:ind w:left="6480" w:hanging="360"/>
+      </w:pPr>
+      <w:rPr>
+        <w:rFonts w:ascii="Wingdings" w:hAnsi="Wingdings" w:hint="default"/>
+        <w:sz w:val="20"/>
+      </w:rPr>
+    </w:lvl>
+  </w:abstractNum>
+  <w:abstractNum w:abstractNumId="25" w15:restartNumberingAfterBreak="0">
     <w:nsid w:val="71924939"/>
     <w:multiLevelType w:val="hybridMultilevel"/>
     <w:tmpl w:val="939AF2C4"/>
@@ -9421,7 +13440,7 @@
       </w:pPr>
     </w:lvl>
   </w:abstractNum>
-  <w:abstractNum w:abstractNumId="13" w15:restartNumberingAfterBreak="0">
+  <w:abstractNum w:abstractNumId="26" w15:restartNumberingAfterBreak="0">
     <w:nsid w:val="755A4485"/>
     <w:multiLevelType w:val="hybridMultilevel"/>
     <w:tmpl w:val="D53ACA86"/>
@@ -9534,7 +13553,7 @@
       </w:rPr>
     </w:lvl>
   </w:abstractNum>
-  <w:abstractNum w:abstractNumId="14" w15:restartNumberingAfterBreak="0">
+  <w:abstractNum w:abstractNumId="27" w15:restartNumberingAfterBreak="0">
     <w:nsid w:val="78163F40"/>
     <w:multiLevelType w:val="multilevel"/>
     <w:tmpl w:val="1009001F"/>
@@ -9620,7 +13639,7 @@
       </w:pPr>
     </w:lvl>
   </w:abstractNum>
-  <w:abstractNum w:abstractNumId="15" w15:restartNumberingAfterBreak="0">
+  <w:abstractNum w:abstractNumId="28" w15:restartNumberingAfterBreak="0">
     <w:nsid w:val="7A8F1D01"/>
     <w:multiLevelType w:val="hybridMultilevel"/>
     <w:tmpl w:val="939AF2C4"/>
@@ -9706,7 +13725,7 @@
       </w:pPr>
     </w:lvl>
   </w:abstractNum>
-  <w:abstractNum w:abstractNumId="16" w15:restartNumberingAfterBreak="0">
+  <w:abstractNum w:abstractNumId="29" w15:restartNumberingAfterBreak="0">
     <w:nsid w:val="7A9B51A4"/>
     <w:multiLevelType w:val="hybridMultilevel"/>
     <w:tmpl w:val="939AF2C4"/>
@@ -9792,7 +13811,7 @@
       </w:pPr>
     </w:lvl>
   </w:abstractNum>
-  <w:abstractNum w:abstractNumId="17" w15:restartNumberingAfterBreak="0">
+  <w:abstractNum w:abstractNumId="30" w15:restartNumberingAfterBreak="0">
     <w:nsid w:val="7C88479F"/>
     <w:multiLevelType w:val="hybridMultilevel"/>
     <w:tmpl w:val="771E5022"/>
@@ -9878,8 +13897,8 @@
       </w:pPr>
     </w:lvl>
   </w:abstractNum>
-  <w:abstractNum w:abstractNumId="18" w15:restartNumberingAfterBreak="0">
-    <w:nsid w:val="7E820A36"/>
+  <w:abstractNum w:abstractNumId="31" w15:restartNumberingAfterBreak="0">
+    <w:nsid w:val="7C97128F"/>
     <w:multiLevelType w:val="hybridMultilevel"/>
     <w:tmpl w:val="939AF2C4"/>
     <w:lvl w:ilvl="0" w:tplc="FFFFFFFF">
@@ -9964,62 +13983,190 @@
       </w:pPr>
     </w:lvl>
   </w:abstractNum>
+  <w:abstractNum w:abstractNumId="32" w15:restartNumberingAfterBreak="0">
+    <w:nsid w:val="7E820A36"/>
+    <w:multiLevelType w:val="hybridMultilevel"/>
+    <w:tmpl w:val="63DC8D6E"/>
+    <w:lvl w:ilvl="0" w:tplc="FFFFFFFF">
+      <w:start w:val="1"/>
+      <w:numFmt w:val="decimal"/>
+      <w:lvlText w:val="%1."/>
+      <w:lvlJc w:val="left"/>
+      <w:pPr>
+        <w:ind w:left="720" w:hanging="360"/>
+      </w:pPr>
+    </w:lvl>
+    <w:lvl w:ilvl="1" w:tplc="FFFFFFFF">
+      <w:start w:val="1"/>
+      <w:numFmt w:val="lowerLetter"/>
+      <w:lvlText w:val="%2."/>
+      <w:lvlJc w:val="left"/>
+      <w:pPr>
+        <w:ind w:left="1440" w:hanging="360"/>
+      </w:pPr>
+    </w:lvl>
+    <w:lvl w:ilvl="2" w:tplc="FFFFFFFF" w:tentative="1">
+      <w:start w:val="1"/>
+      <w:numFmt w:val="lowerRoman"/>
+      <w:lvlText w:val="%3."/>
+      <w:lvlJc w:val="right"/>
+      <w:pPr>
+        <w:ind w:left="2160" w:hanging="180"/>
+      </w:pPr>
+    </w:lvl>
+    <w:lvl w:ilvl="3" w:tplc="FFFFFFFF" w:tentative="1">
+      <w:start w:val="1"/>
+      <w:numFmt w:val="decimal"/>
+      <w:lvlText w:val="%4."/>
+      <w:lvlJc w:val="left"/>
+      <w:pPr>
+        <w:ind w:left="2880" w:hanging="360"/>
+      </w:pPr>
+    </w:lvl>
+    <w:lvl w:ilvl="4" w:tplc="FFFFFFFF" w:tentative="1">
+      <w:start w:val="1"/>
+      <w:numFmt w:val="lowerLetter"/>
+      <w:lvlText w:val="%5."/>
+      <w:lvlJc w:val="left"/>
+      <w:pPr>
+        <w:ind w:left="3600" w:hanging="360"/>
+      </w:pPr>
+    </w:lvl>
+    <w:lvl w:ilvl="5" w:tplc="FFFFFFFF" w:tentative="1">
+      <w:start w:val="1"/>
+      <w:numFmt w:val="lowerRoman"/>
+      <w:lvlText w:val="%6."/>
+      <w:lvlJc w:val="right"/>
+      <w:pPr>
+        <w:ind w:left="4320" w:hanging="180"/>
+      </w:pPr>
+    </w:lvl>
+    <w:lvl w:ilvl="6" w:tplc="FFFFFFFF" w:tentative="1">
+      <w:start w:val="1"/>
+      <w:numFmt w:val="decimal"/>
+      <w:lvlText w:val="%7."/>
+      <w:lvlJc w:val="left"/>
+      <w:pPr>
+        <w:ind w:left="5040" w:hanging="360"/>
+      </w:pPr>
+    </w:lvl>
+    <w:lvl w:ilvl="7" w:tplc="FFFFFFFF" w:tentative="1">
+      <w:start w:val="1"/>
+      <w:numFmt w:val="lowerLetter"/>
+      <w:lvlText w:val="%8."/>
+      <w:lvlJc w:val="left"/>
+      <w:pPr>
+        <w:ind w:left="5760" w:hanging="360"/>
+      </w:pPr>
+    </w:lvl>
+    <w:lvl w:ilvl="8" w:tplc="FFFFFFFF" w:tentative="1">
+      <w:start w:val="1"/>
+      <w:numFmt w:val="lowerRoman"/>
+      <w:lvlText w:val="%9."/>
+      <w:lvlJc w:val="right"/>
+      <w:pPr>
+        <w:ind w:left="6480" w:hanging="180"/>
+      </w:pPr>
+    </w:lvl>
+  </w:abstractNum>
   <w:num w:numId="1" w16cid:durableId="579481228">
+    <w:abstractNumId w:val="4"/>
+  </w:num>
+  <w:num w:numId="2" w16cid:durableId="1864397687">
+    <w:abstractNumId w:val="27"/>
+  </w:num>
+  <w:num w:numId="3" w16cid:durableId="267201701">
+    <w:abstractNumId w:val="8"/>
+  </w:num>
+  <w:num w:numId="4" w16cid:durableId="924340321">
+    <w:abstractNumId w:val="30"/>
+  </w:num>
+  <w:num w:numId="5" w16cid:durableId="1217427095">
+    <w:abstractNumId w:val="18"/>
+  </w:num>
+  <w:num w:numId="6" w16cid:durableId="60294057">
+    <w:abstractNumId w:val="5"/>
+  </w:num>
+  <w:num w:numId="7" w16cid:durableId="1680736802">
+    <w:abstractNumId w:val="1"/>
+  </w:num>
+  <w:num w:numId="8" w16cid:durableId="1523736939">
+    <w:abstractNumId w:val="32"/>
+  </w:num>
+  <w:num w:numId="9" w16cid:durableId="334574341">
+    <w:abstractNumId w:val="17"/>
+  </w:num>
+  <w:num w:numId="10" w16cid:durableId="359628477">
+    <w:abstractNumId w:val="21"/>
+  </w:num>
+  <w:num w:numId="11" w16cid:durableId="948439489">
+    <w:abstractNumId w:val="29"/>
+  </w:num>
+  <w:num w:numId="12" w16cid:durableId="1642269733">
+    <w:abstractNumId w:val="25"/>
+  </w:num>
+  <w:num w:numId="13" w16cid:durableId="1566454997">
+    <w:abstractNumId w:val="11"/>
+  </w:num>
+  <w:num w:numId="14" w16cid:durableId="1956985351">
+    <w:abstractNumId w:val="28"/>
+  </w:num>
+  <w:num w:numId="15" w16cid:durableId="277957942">
+    <w:abstractNumId w:val="19"/>
+  </w:num>
+  <w:num w:numId="16" w16cid:durableId="181480388">
+    <w:abstractNumId w:val="9"/>
+  </w:num>
+  <w:num w:numId="17" w16cid:durableId="1827625129">
+    <w:abstractNumId w:val="10"/>
+  </w:num>
+  <w:num w:numId="18" w16cid:durableId="152989046">
+    <w:abstractNumId w:val="3"/>
+  </w:num>
+  <w:num w:numId="19" w16cid:durableId="2139490517">
+    <w:abstractNumId w:val="26"/>
+  </w:num>
+  <w:num w:numId="20" w16cid:durableId="182210466">
+    <w:abstractNumId w:val="7"/>
+  </w:num>
+  <w:num w:numId="21" w16cid:durableId="659967436">
+    <w:abstractNumId w:val="31"/>
+  </w:num>
+  <w:num w:numId="22" w16cid:durableId="768086465">
+    <w:abstractNumId w:val="20"/>
+  </w:num>
+  <w:num w:numId="23" w16cid:durableId="125396124">
+    <w:abstractNumId w:val="12"/>
+  </w:num>
+  <w:num w:numId="24" w16cid:durableId="1481120085">
+    <w:abstractNumId w:val="24"/>
+  </w:num>
+  <w:num w:numId="25" w16cid:durableId="793329293">
+    <w:abstractNumId w:val="0"/>
+  </w:num>
+  <w:num w:numId="26" w16cid:durableId="1168860519">
+    <w:abstractNumId w:val="23"/>
+  </w:num>
+  <w:num w:numId="27" w16cid:durableId="5374016">
+    <w:abstractNumId w:val="22"/>
+  </w:num>
+  <w:num w:numId="28" w16cid:durableId="345639918">
+    <w:abstractNumId w:val="14"/>
+  </w:num>
+  <w:num w:numId="29" w16cid:durableId="1863544840">
     <w:abstractNumId w:val="2"/>
   </w:num>
-  <w:num w:numId="2" w16cid:durableId="1864397687">
-    <w:abstractNumId w:val="14"/>
+  <w:num w:numId="30" w16cid:durableId="2139298684">
+    <w:abstractNumId w:val="13"/>
   </w:num>
-  <w:num w:numId="3" w16cid:durableId="267201701">
-    <w:abstractNumId w:val="4"/>
+  <w:num w:numId="31" w16cid:durableId="667834087">
+    <w:abstractNumId w:val="6"/>
   </w:num>
-  <w:num w:numId="4" w16cid:durableId="924340321">
-    <w:abstractNumId w:val="17"/>
-  </w:num>
-  <w:num w:numId="5" w16cid:durableId="1217427095">
-    <w:abstractNumId w:val="9"/>
-  </w:num>
-  <w:num w:numId="6" w16cid:durableId="60294057">
-    <w:abstractNumId w:val="3"/>
-  </w:num>
-  <w:num w:numId="7" w16cid:durableId="1680736802">
-    <w:abstractNumId w:val="0"/>
-  </w:num>
-  <w:num w:numId="8" w16cid:durableId="1523736939">
-    <w:abstractNumId w:val="18"/>
-  </w:num>
-  <w:num w:numId="9" w16cid:durableId="334574341">
-    <w:abstractNumId w:val="8"/>
-  </w:num>
-  <w:num w:numId="10" w16cid:durableId="359628477">
-    <w:abstractNumId w:val="11"/>
-  </w:num>
-  <w:num w:numId="11" w16cid:durableId="948439489">
+  <w:num w:numId="32" w16cid:durableId="1369990935">
     <w:abstractNumId w:val="16"/>
   </w:num>
-  <w:num w:numId="12" w16cid:durableId="1642269733">
-    <w:abstractNumId w:val="12"/>
-  </w:num>
-  <w:num w:numId="13" w16cid:durableId="1566454997">
-    <w:abstractNumId w:val="7"/>
-  </w:num>
-  <w:num w:numId="14" w16cid:durableId="1956985351">
+  <w:num w:numId="33" w16cid:durableId="1796485439">
     <w:abstractNumId w:val="15"/>
-  </w:num>
-  <w:num w:numId="15" w16cid:durableId="277957942">
-    <w:abstractNumId w:val="10"/>
-  </w:num>
-  <w:num w:numId="16" w16cid:durableId="181480388">
-    <w:abstractNumId w:val="5"/>
-  </w:num>
-  <w:num w:numId="17" w16cid:durableId="1827625129">
-    <w:abstractNumId w:val="6"/>
-  </w:num>
-  <w:num w:numId="18" w16cid:durableId="152989046">
-    <w:abstractNumId w:val="1"/>
-  </w:num>
-  <w:num w:numId="19" w16cid:durableId="2139490517">
-    <w:abstractNumId w:val="13"/>
   </w:num>
 </w:numbering>
 </file>
@@ -10433,6 +14580,7 @@
   <w:style w:type="paragraph" w:default="1" w:styleId="Normal">
     <w:name w:val="Normal"/>
     <w:qFormat/>
+    <w:rsid w:val="001C5496"/>
   </w:style>
   <w:style w:type="paragraph" w:styleId="Heading1">
     <w:name w:val="heading 1"/>
@@ -10516,7 +14664,6 @@
     <w:next w:val="Normal"/>
     <w:link w:val="Heading4Char"/>
     <w:uiPriority w:val="9"/>
-    <w:semiHidden/>
     <w:unhideWhenUsed/>
     <w:qFormat/>
     <w:rsid w:val="00F31019"/>
@@ -11447,6 +15594,17 @@
       <w:spacing w:after="0"/>
     </w:pPr>
   </w:style>
+  <w:style w:type="character" w:styleId="Strong">
+    <w:name w:val="Strong"/>
+    <w:basedOn w:val="DefaultParagraphFont"/>
+    <w:uiPriority w:val="22"/>
+    <w:qFormat/>
+    <w:rsid w:val="00BF6A75"/>
+    <w:rPr>
+      <w:b/>
+      <w:bCs/>
+    </w:rPr>
+  </w:style>
 </w:styles>
 </file>
 
@@ -11566,17 +15724,19 @@
   <w:rsids>
     <w:rsidRoot w:val="003E179A"/>
     <w:rsid w:val="001C32CB"/>
+    <w:rsid w:val="003A1E1E"/>
     <w:rsid w:val="003E179A"/>
     <w:rsid w:val="00430BE3"/>
     <w:rsid w:val="004535E8"/>
     <w:rsid w:val="004E7BAE"/>
+    <w:rsid w:val="005A43B2"/>
     <w:rsid w:val="005B1744"/>
     <w:rsid w:val="005F6BEE"/>
     <w:rsid w:val="006459C0"/>
-    <w:rsid w:val="007C0507"/>
     <w:rsid w:val="008B5894"/>
     <w:rsid w:val="009042BF"/>
     <w:rsid w:val="00A62C7F"/>
+    <w:rsid w:val="00BD302D"/>
     <w:rsid w:val="00C518B0"/>
     <w:rsid w:val="00C7550F"/>
     <w:rsid w:val="00D2000C"/>
@@ -12312,15 +16472,6 @@
 </file>
 
 <file path=customXml/item1.xml><?xml version="1.0" encoding="utf-8"?>
-<?mso-contentType ?>
-<FormTemplates xmlns="http://schemas.microsoft.com/sharepoint/v3/contenttype/forms">
-  <Display>DocumentLibraryForm</Display>
-  <Edit>DocumentLibraryForm</Edit>
-  <New>DocumentLibraryForm</New>
-</FormTemplates>
-</file>
-
-<file path=customXml/item2.xml><?xml version="1.0" encoding="utf-8"?>
 <p:properties xmlns:p="http://schemas.microsoft.com/office/2006/metadata/properties" xmlns:xsi="http://www.w3.org/2001/XMLSchema-instance" xmlns:pc="http://schemas.microsoft.com/office/infopath/2007/PartnerControls">
   <documentManagement>
     <Notes xmlns="abbb94e4-a9bb-4a58-8d10-7ec5f80da557" xsi:nil="true"/>
@@ -12340,11 +16491,16 @@
 </p:properties>
 </file>
 
-<file path=customXml/item3.xml><?xml version="1.0" encoding="utf-8"?>
-<b:Sources xmlns:b="http://schemas.openxmlformats.org/officeDocument/2006/bibliography" xmlns="http://schemas.openxmlformats.org/officeDocument/2006/bibliography" SelectedStyle="\APASixthEditionOfficeOnline.xsl" StyleName="APA" Version="6"/>
+<file path=customXml/item2.xml><?xml version="1.0" encoding="utf-8"?>
+<?mso-contentType ?>
+<FormTemplates xmlns="http://schemas.microsoft.com/sharepoint/v3/contenttype/forms">
+  <Display>DocumentLibraryForm</Display>
+  <Edit>DocumentLibraryForm</Edit>
+  <New>DocumentLibraryForm</New>
+</FormTemplates>
 </file>
 
-<file path=customXml/item4.xml><?xml version="1.0" encoding="utf-8"?>
+<file path=customXml/item3.xml><?xml version="1.0" encoding="utf-8"?>
 <ct:contentTypeSchema xmlns:ct="http://schemas.microsoft.com/office/2006/metadata/contentType" xmlns:ma="http://schemas.microsoft.com/office/2006/metadata/properties/metaAttributes" ct:_="" ma:_="" ma:contentTypeName="Document" ma:contentTypeID="0x010100F685416A5388164CA0E87DDEFAF6AF07" ma:contentTypeVersion="20" ma:contentTypeDescription="Create a new document." ma:contentTypeScope="" ma:versionID="88d72e1fe15adabbcf67c82ecc8c967d">
   <xsd:schema xmlns:xsd="http://www.w3.org/2001/XMLSchema" xmlns:xs="http://www.w3.org/2001/XMLSchema" xmlns:p="http://schemas.microsoft.com/office/2006/metadata/properties" xmlns:ns2="abbb94e4-a9bb-4a58-8d10-7ec5f80da557" xmlns:ns3="15392cea-9181-4f8a-978d-2cf3cace1fb8" targetNamespace="http://schemas.microsoft.com/office/2006/metadata/properties" ma:root="true" ma:fieldsID="dfc4dd602fb7d9384a1b39360280df54" ns2:_="" ns3:_="">
     <xsd:import namespace="abbb94e4-a9bb-4a58-8d10-7ec5f80da557"/>
@@ -12617,15 +16773,11 @@
 </ct:contentTypeSchema>
 </file>
 
-<file path=customXml/itemProps1.xml><?xml version="1.0" encoding="utf-8"?>
-<ds:datastoreItem xmlns:ds="http://schemas.openxmlformats.org/officeDocument/2006/customXml" ds:itemID="{ADE984F7-0851-4DAC-9AB6-E23B3CEF12A9}">
-  <ds:schemaRefs>
-    <ds:schemaRef ds:uri="http://schemas.microsoft.com/sharepoint/v3/contenttype/forms"/>
-  </ds:schemaRefs>
-</ds:datastoreItem>
+<file path=customXml/item4.xml><?xml version="1.0" encoding="utf-8"?>
+<b:Sources xmlns:b="http://schemas.openxmlformats.org/officeDocument/2006/bibliography" xmlns="http://schemas.openxmlformats.org/officeDocument/2006/bibliography" SelectedStyle="\APASixthEditionOfficeOnline.xsl" StyleName="APA" Version="6"/>
 </file>
 
-<file path=customXml/itemProps2.xml><?xml version="1.0" encoding="utf-8"?>
+<file path=customXml/itemProps1.xml><?xml version="1.0" encoding="utf-8"?>
 <ds:datastoreItem xmlns:ds="http://schemas.openxmlformats.org/officeDocument/2006/customXml" ds:itemID="{563528FC-E1E1-40AE-A562-D3A417B0F2E4}">
   <ds:schemaRefs>
     <ds:schemaRef ds:uri="http://schemas.microsoft.com/office/2006/metadata/properties"/>
@@ -12636,15 +16788,15 @@
 </ds:datastoreItem>
 </file>
 
-<file path=customXml/itemProps3.xml><?xml version="1.0" encoding="utf-8"?>
-<ds:datastoreItem xmlns:ds="http://schemas.openxmlformats.org/officeDocument/2006/customXml" ds:itemID="{8642BF08-B550-4AB3-852C-72F1507C103E}">
+<file path=customXml/itemProps2.xml><?xml version="1.0" encoding="utf-8"?>
+<ds:datastoreItem xmlns:ds="http://schemas.openxmlformats.org/officeDocument/2006/customXml" ds:itemID="{ADE984F7-0851-4DAC-9AB6-E23B3CEF12A9}">
   <ds:schemaRefs>
-    <ds:schemaRef ds:uri="http://schemas.openxmlformats.org/officeDocument/2006/bibliography"/>
+    <ds:schemaRef ds:uri="http://schemas.microsoft.com/sharepoint/v3/contenttype/forms"/>
   </ds:schemaRefs>
 </ds:datastoreItem>
 </file>
 
-<file path=customXml/itemProps4.xml><?xml version="1.0" encoding="utf-8"?>
+<file path=customXml/itemProps3.xml><?xml version="1.0" encoding="utf-8"?>
 <ds:datastoreItem xmlns:ds="http://schemas.openxmlformats.org/officeDocument/2006/customXml" ds:itemID="{64EA35DB-802C-4C55-823B-E3BC2F62D903}">
   <ds:schemaRefs>
     <ds:schemaRef ds:uri="http://schemas.microsoft.com/office/2006/metadata/contentType"/>
@@ -12661,4 +16813,12 @@
     <ds:schemaRef ds:uri="http://schemas.microsoft.com/internal/obd"/>
   </ds:schemaRefs>
 </ds:datastoreItem>
+</file>
+
+<file path=customXml/itemProps4.xml><?xml version="1.0" encoding="utf-8"?>
+<ds:datastoreItem xmlns:ds="http://schemas.openxmlformats.org/officeDocument/2006/customXml" ds:itemID="{8642BF08-B550-4AB3-852C-72F1507C103E}">
+  <ds:schemaRefs>
+    <ds:schemaRef ds:uri="http://schemas.openxmlformats.org/officeDocument/2006/bibliography"/>
+  </ds:schemaRefs>
+</ds:datastoreItem>
 </file>
--- a/TDW755.docx
+++ b/TDW755.docx
@@ -1,6 +1,6 @@
 
 <file path=word/document.xml><?xml version="1.0" encoding="utf-8"?>
-<w:document xmlns:wpc="http://schemas.microsoft.com/office/word/2010/wordprocessingCanvas" xmlns:cx="http://schemas.microsoft.com/office/drawing/2014/chartex" xmlns:cx1="http://schemas.microsoft.com/office/drawing/2015/9/8/chartex" xmlns:cx2="http://schemas.microsoft.com/office/drawing/2015/10/21/chartex" xmlns:cx3="http://schemas.microsoft.com/office/drawing/2016/5/9/chartex" xmlns:cx4="http://schemas.microsoft.com/office/drawing/2016/5/10/chartex" xmlns:cx5="http://schemas.microsoft.com/office/drawing/2016/5/11/chartex" xmlns:cx6="http://schemas.microsoft.com/office/drawing/2016/5/12/chartex" xmlns:cx7="http://schemas.microsoft.com/office/drawing/2016/5/13/chartex" xmlns:cx8="http://schemas.microsoft.com/office/drawing/2016/5/14/chartex" xmlns:mc="http://schemas.openxmlformats.org/markup-compatibility/2006" xmlns:aink="http://schemas.microsoft.com/office/drawing/2016/ink" xmlns:am3d="http://schemas.microsoft.com/office/drawing/2017/model3d" xmlns:o="urn:schemas-microsoft-com:office:office" xmlns:oel="http://schemas.microsoft.com/office/2019/extlst" xmlns:r="http://schemas.openxmlformats.org/officeDocument/2006/relationships" xmlns:m="http://schemas.openxmlformats.org/officeDocument/2006/math" xmlns:v="urn:schemas-microsoft-com:vml" xmlns:wp14="http://schemas.microsoft.com/office/word/2010/wordprocessingDrawing" xmlns:wp="http://schemas.openxmlformats.org/drawingml/2006/wordprocessingDrawing" xmlns:w10="urn:schemas-microsoft-com:office:word" xmlns:w="http://schemas.openxmlformats.org/wordprocessingml/2006/main" xmlns:w14="http://schemas.microsoft.com/office/word/2010/wordml" xmlns:w15="http://schemas.microsoft.com/office/word/2012/wordml" xmlns:w16cei="http://schemas.microsoft.com/office/word/2026/wordml/cei" xmlns:w16cex="http://schemas.microsoft.com/office/word/2018/wordml/cex" xmlns:w16cid="http://schemas.microsoft.com/office/word/2016/wordml/cid" xmlns:w16="http://schemas.microsoft.com/office/word/2018/wordml" xmlns:w16du="http://schemas.microsoft.com/office/word/2023/wordml/word16du" xmlns:w16sdtdh="http://schemas.microsoft.com/office/word/2020/wordml/sdtdatahash" xmlns:w16sdtfl="http://schemas.microsoft.com/office/word/2024/wordml/sdtformatlock" xmlns:w16se="http://schemas.microsoft.com/office/word/2015/wordml/symex" xmlns:wpg="http://schemas.microsoft.com/office/word/2010/wordprocessingGroup" xmlns:wpi="http://schemas.microsoft.com/office/word/2010/wordprocessingInk" xmlns:wne="http://schemas.microsoft.com/office/word/2006/wordml" xmlns:wps="http://schemas.microsoft.com/office/word/2010/wordprocessingShape" mc:Ignorable="w14 w15 w16se w16cid w16 w16cex w16sdtdh w16sdtfl w16du wp14">
+<w:document xmlns:wpc="http://schemas.microsoft.com/office/word/2010/wordprocessingCanvas" xmlns:cx="http://schemas.microsoft.com/office/drawing/2014/chartex" xmlns:cx1="http://schemas.microsoft.com/office/drawing/2015/9/8/chartex" xmlns:cx2="http://schemas.microsoft.com/office/drawing/2015/10/21/chartex" xmlns:cx3="http://schemas.microsoft.com/office/drawing/2016/5/9/chartex" xmlns:cx4="http://schemas.microsoft.com/office/drawing/2016/5/10/chartex" xmlns:cx5="http://schemas.microsoft.com/office/drawing/2016/5/11/chartex" xmlns:cx6="http://schemas.microsoft.com/office/drawing/2016/5/12/chartex" xmlns:cx7="http://schemas.microsoft.com/office/drawing/2016/5/13/chartex" xmlns:cx8="http://schemas.microsoft.com/office/drawing/2016/5/14/chartex" xmlns:mc="http://schemas.openxmlformats.org/markup-compatibility/2006" xmlns:aink="http://schemas.microsoft.com/office/drawing/2016/ink" xmlns:am3d="http://schemas.microsoft.com/office/drawing/2017/model3d" xmlns:o="urn:schemas-microsoft-com:office:office" xmlns:oel="http://schemas.microsoft.com/office/2019/extlst" xmlns:r="http://schemas.openxmlformats.org/officeDocument/2006/relationships" xmlns:m="http://schemas.openxmlformats.org/officeDocument/2006/math" xmlns:v="urn:schemas-microsoft-com:vml" xmlns:wp14="http://schemas.microsoft.com/office/word/2010/wordprocessingDrawing" xmlns:wp="http://schemas.openxmlformats.org/drawingml/2006/wordprocessingDrawing" xmlns:w10="urn:schemas-microsoft-com:office:word" xmlns:w="http://schemas.openxmlformats.org/wordprocessingml/2006/main" xmlns:w14="http://schemas.microsoft.com/office/word/2010/wordml" xmlns:w15="http://schemas.microsoft.com/office/word/2012/wordml" xmlns:w16cex="http://schemas.microsoft.com/office/word/2018/wordml/cex" xmlns:w16cid="http://schemas.microsoft.com/office/word/2016/wordml/cid" xmlns:w16="http://schemas.microsoft.com/office/word/2018/wordml" xmlns:w16du="http://schemas.microsoft.com/office/word/2023/wordml/word16du" xmlns:w16sdtdh="http://schemas.microsoft.com/office/word/2020/wordml/sdtdatahash" xmlns:w16sdtfl="http://schemas.microsoft.com/office/word/2024/wordml/sdtformatlock" xmlns:w16se="http://schemas.microsoft.com/office/word/2015/wordml/symex" xmlns:wpg="http://schemas.microsoft.com/office/word/2010/wordprocessingGroup" xmlns:wpi="http://schemas.microsoft.com/office/word/2010/wordprocessingInk" xmlns:wne="http://schemas.microsoft.com/office/word/2006/wordml" xmlns:wps="http://schemas.microsoft.com/office/word/2010/wordprocessingShape" mc:Ignorable="w14 w15 w16se w16cid w16 w16cex w16sdtdh w16sdtfl w16du wp14">
   <w:body>
     <w:p>
       <w:pPr>
@@ -492,21 +492,11 @@
         </w:rPr>
         <w:t xml:space="preserve">Table </w:t>
       </w:r>
-      <w:r>
-        <w:fldChar w:fldCharType="begin"/>
-      </w:r>
-      <w:r>
-        <w:instrText xml:space="preserve"> SEQ Table \* ARABIC </w:instrText>
-      </w:r>
-      <w:r>
-        <w:fldChar w:fldCharType="separate"/>
-      </w:r>
-      <w:r>
-        <w:t>1</w:t>
-      </w:r>
-      <w:r>
-        <w:fldChar w:fldCharType="end"/>
-      </w:r>
+      <w:fldSimple w:instr=" SEQ Table \* ARABIC ">
+        <w:r>
+          <w:t>1</w:t>
+        </w:r>
+      </w:fldSimple>
       <w:r>
         <w:rPr>
           <w:rFonts w:asciiTheme="majorHAnsi" w:eastAsiaTheme="majorEastAsia" w:hAnsiTheme="majorHAnsi" w:cstheme="majorBidi"/>
@@ -2624,7 +2614,19 @@
         <w:rPr>
           <w:rFonts w:asciiTheme="majorHAnsi" w:eastAsiaTheme="majorEastAsia" w:hAnsiTheme="majorHAnsi" w:cstheme="majorBidi"/>
         </w:rPr>
-        <w:t>From the State input of the State machine execution from step X above, obtain the spoke_path.</w:t>
+        <w:t xml:space="preserve">From the </w:t>
+      </w:r>
+      <w:r>
+        <w:rPr>
+          <w:rFonts w:asciiTheme="majorHAnsi" w:eastAsiaTheme="majorEastAsia" w:hAnsiTheme="majorHAnsi" w:cstheme="majorBidi"/>
+        </w:rPr>
+        <w:t xml:space="preserve">Execution </w:t>
+      </w:r>
+      <w:r>
+        <w:rPr>
+          <w:rFonts w:asciiTheme="majorHAnsi" w:eastAsiaTheme="majorEastAsia" w:hAnsiTheme="majorHAnsi" w:cstheme="majorBidi"/>
+        </w:rPr>
+        <w:t>input of the State machine execution from step X above, obtain the spoke_path.</w:t>
       </w:r>
       <w:commentRangeEnd w:id="9"/>
       <w:r>
@@ -2646,7 +2648,6 @@
       <w:r>
         <w:rPr>
           <w:rFonts w:asciiTheme="majorHAnsi" w:eastAsiaTheme="majorEastAsia" w:hAnsiTheme="majorHAnsi" w:cstheme="majorBidi"/>
-          <w:highlight w:val="yellow"/>
         </w:rPr>
         <w:t>spoke_path: s3://dev-kg01-pdp-lake-gpbucket-b7hvj3iz/bronze/avmt4/</w:t>
       </w:r>
@@ -2693,7 +2694,14 @@
           <w:rFonts w:asciiTheme="majorHAnsi" w:eastAsiaTheme="majorEastAsia" w:hAnsiTheme="majorHAnsi" w:cstheme="majorBidi"/>
           <w:highlight w:val="red"/>
         </w:rPr>
-        <w:t>S3 bucket name: &lt;CHECK AND INSERT THE EXACT BUCKET NAME USED BY spoke_path&gt;</w:t>
+        <w:t xml:space="preserve">S3 bucket name: </w:t>
+      </w:r>
+      <w:r>
+        <w:rPr>
+          <w:rFonts w:asciiTheme="majorHAnsi" w:eastAsiaTheme="majorEastAsia" w:hAnsiTheme="majorHAnsi" w:cstheme="majorBidi"/>
+          <w:highlight w:val="red"/>
+        </w:rPr>
+        <w:t>s3://dev-kg01-pdp-lake-gpbucket-b7hvj3iz</w:t>
       </w:r>
     </w:p>
     <w:p>
@@ -2794,6 +2802,176 @@
     </w:p>
     <w:p>
       <w:pPr>
+        <w:rPr>
+          <w:rFonts w:asciiTheme="majorHAnsi" w:eastAsiaTheme="majorEastAsia" w:hAnsiTheme="majorHAnsi" w:cstheme="majorBidi"/>
+        </w:rPr>
+      </w:pPr>
+    </w:p>
+    <w:p>
+      <w:pPr>
+        <w:rPr>
+          <w:rFonts w:asciiTheme="majorHAnsi" w:eastAsiaTheme="majorEastAsia" w:hAnsiTheme="majorHAnsi" w:cstheme="majorBidi"/>
+        </w:rPr>
+      </w:pPr>
+      <w:r>
+        <w:rPr>
+          <w:rFonts w:asciiTheme="majorHAnsi" w:eastAsiaTheme="majorEastAsia" w:hAnsiTheme="majorHAnsi" w:cstheme="majorBidi"/>
+        </w:rPr>
+        <w:lastRenderedPageBreak/>
+        <w:t>###################</w:t>
+      </w:r>
+    </w:p>
+    <w:p>
+      <w:pPr>
+        <w:rPr>
+          <w:rFonts w:asciiTheme="majorHAnsi" w:eastAsiaTheme="majorEastAsia" w:hAnsiTheme="majorHAnsi" w:cstheme="majorBidi"/>
+        </w:rPr>
+      </w:pPr>
+      <w:r>
+        <w:rPr>
+          <w:rFonts w:asciiTheme="majorHAnsi" w:eastAsiaTheme="majorEastAsia" w:hAnsiTheme="majorHAnsi" w:cstheme="majorBidi"/>
+        </w:rPr>
+        <w:t>This is the spoke_path configured in infra/templates/nested/events-cfn.yaml and passed to the Glue job through Step Functions. The Glue job also has the same path configured as a default argument in infra/templates/nested/glue-job-cfn.yaml.</w:t>
+      </w:r>
+    </w:p>
+    <w:p>
+      <w:pPr>
+        <w:rPr>
+          <w:rFonts w:asciiTheme="majorHAnsi" w:eastAsiaTheme="majorEastAsia" w:hAnsiTheme="majorHAnsi" w:cstheme="majorBidi"/>
+        </w:rPr>
+      </w:pPr>
+      <w:r>
+        <w:rPr>
+          <w:rFonts w:asciiTheme="majorHAnsi" w:eastAsiaTheme="majorEastAsia" w:hAnsiTheme="majorHAnsi" w:cstheme="majorBidi"/>
+        </w:rPr>
+        <w:t>The script uses spoke_path as the target Iceberg warehouse location. The source data is read through tables in source_database; spoke_path identifies the target location.</w:t>
+      </w:r>
+    </w:p>
+    <w:p>
+      <w:pPr>
+        <w:rPr>
+          <w:rFonts w:asciiTheme="majorHAnsi" w:eastAsiaTheme="majorEastAsia" w:hAnsiTheme="majorHAnsi" w:cstheme="majorBidi"/>
+        </w:rPr>
+      </w:pPr>
+      <w:r>
+        <w:rPr>
+          <w:rFonts w:asciiTheme="majorHAnsi" w:eastAsiaTheme="majorEastAsia" w:hAnsiTheme="majorHAnsi" w:cstheme="majorBidi"/>
+        </w:rPr>
+        <w:t>The following locations are used beneath this prefix:</w:t>
+      </w:r>
+    </w:p>
+    <w:p>
+      <w:pPr>
+        <w:numPr>
+          <w:ilvl w:val="0"/>
+          <w:numId w:val="34"/>
+        </w:numPr>
+        <w:rPr>
+          <w:rFonts w:asciiTheme="majorHAnsi" w:eastAsiaTheme="majorEastAsia" w:hAnsiTheme="majorHAnsi" w:cstheme="majorBidi"/>
+        </w:rPr>
+      </w:pPr>
+      <w:r>
+        <w:rPr>
+          <w:rFonts w:asciiTheme="majorHAnsi" w:eastAsiaTheme="majorEastAsia" w:hAnsiTheme="majorHAnsi" w:cstheme="majorBidi"/>
+        </w:rPr>
+        <w:t>Table locations, such as bronze/avmt4/taaor/: Store the target Iceberg table’s data and metadata.</w:t>
+      </w:r>
+    </w:p>
+    <w:p>
+      <w:pPr>
+        <w:numPr>
+          <w:ilvl w:val="0"/>
+          <w:numId w:val="34"/>
+        </w:numPr>
+        <w:rPr>
+          <w:rFonts w:asciiTheme="majorHAnsi" w:eastAsiaTheme="majorEastAsia" w:hAnsiTheme="majorHAnsi" w:cstheme="majorBidi"/>
+        </w:rPr>
+      </w:pPr>
+      <w:r>
+        <w:rPr>
+          <w:rFonts w:asciiTheme="majorHAnsi" w:eastAsiaTheme="majorEastAsia" w:hAnsiTheme="majorHAnsi" w:cstheme="majorBidi"/>
+        </w:rPr>
+        <w:t>bronze/avmt4/table_load_status: Stores the Iceberg status table created by the Glue script.</w:t>
+      </w:r>
+    </w:p>
+    <w:p>
+      <w:pPr>
+        <w:numPr>
+          <w:ilvl w:val="0"/>
+          <w:numId w:val="34"/>
+        </w:numPr>
+        <w:rPr>
+          <w:rFonts w:asciiTheme="majorHAnsi" w:eastAsiaTheme="majorEastAsia" w:hAnsiTheme="majorHAnsi" w:cstheme="majorBidi"/>
+        </w:rPr>
+      </w:pPr>
+      <w:r>
+        <w:rPr>
+          <w:rFonts w:asciiTheme="majorHAnsi" w:eastAsiaTheme="majorEastAsia" w:hAnsiTheme="majorHAnsi" w:cstheme="majorBidi"/>
+        </w:rPr>
+        <w:t>bronze/avmt4/summary/: Stores JSON processing summaries that the post-execution Lambda reads.</w:t>
+      </w:r>
+    </w:p>
+    <w:p>
+      <w:pPr>
+        <w:rPr>
+          <w:rFonts w:asciiTheme="majorHAnsi" w:eastAsiaTheme="majorEastAsia" w:hAnsiTheme="majorHAnsi" w:cstheme="majorBidi"/>
+        </w:rPr>
+      </w:pPr>
+      <w:r>
+        <w:rPr>
+          <w:rFonts w:asciiTheme="majorHAnsi" w:eastAsiaTheme="majorEastAsia" w:hAnsiTheme="majorHAnsi" w:cstheme="majorBidi"/>
+        </w:rPr>
+        <w:t>&lt;SCREENSHOT showing an example table prefix, table_load_status, and summary beneath bronze/avmt4/&gt;</w:t>
+      </w:r>
+    </w:p>
+    <w:p>
+      <w:pPr>
+        <w:rPr>
+          <w:rFonts w:asciiTheme="majorHAnsi" w:eastAsiaTheme="majorEastAsia" w:hAnsiTheme="majorHAnsi" w:cstheme="majorBidi"/>
+        </w:rPr>
+      </w:pPr>
+      <w:r>
+        <w:rPr>
+          <w:rFonts w:asciiTheme="majorHAnsi" w:eastAsiaTheme="majorEastAsia" w:hAnsiTheme="majorHAnsi" w:cstheme="majorBidi"/>
+        </w:rPr>
+        <w:t>The dev and dev1 database names are different, but the S3 path generated by these templates does not include Environment. If both deployments resolve the same data lake bucket, they use the same bronze/avmt4/ prefix.</w:t>
+      </w:r>
+    </w:p>
+    <w:p>
+      <w:pPr>
+        <w:rPr>
+          <w:rFonts w:asciiTheme="majorHAnsi" w:eastAsiaTheme="majorEastAsia" w:hAnsiTheme="majorHAnsi" w:cstheme="majorBidi"/>
+        </w:rPr>
+      </w:pPr>
+      <w:r>
+        <w:rPr>
+          <w:rFonts w:asciiTheme="majorHAnsi" w:eastAsiaTheme="majorEastAsia" w:hAnsiTheme="majorHAnsi" w:cstheme="majorBidi"/>
+        </w:rPr>
+        <w:t xml:space="preserve">&lt;COMPARE THE spoke_path VALUES FOR THE dev AND dev1 AVMT4 DEPLOYMENTS AND THE LOCATION OF THE SAME TABLE IN BOTH DATABASES. CONFIRM WHETHER THE DEPLOYMENTS CURRENTLY SHARE THE TARGET S3 LOCATION.&gt; </w:t>
+      </w:r>
+    </w:p>
+    <w:p>
+      <w:pPr>
+        <w:rPr>
+          <w:rFonts w:asciiTheme="majorHAnsi" w:eastAsiaTheme="majorEastAsia" w:hAnsiTheme="majorHAnsi" w:cstheme="majorBidi"/>
+        </w:rPr>
+      </w:pPr>
+      <w:r>
+        <w:rPr>
+          <w:rFonts w:asciiTheme="majorHAnsi" w:eastAsiaTheme="majorEastAsia" w:hAnsiTheme="majorHAnsi" w:cstheme="majorBidi"/>
+        </w:rPr>
+        <w:t>###################</w:t>
+      </w:r>
+    </w:p>
+    <w:p>
+      <w:pPr>
+        <w:rPr>
+          <w:rFonts w:asciiTheme="majorHAnsi" w:eastAsiaTheme="majorEastAsia" w:hAnsiTheme="majorHAnsi" w:cstheme="majorBidi"/>
+        </w:rPr>
+      </w:pPr>
+    </w:p>
+    <w:p>
+      <w:pPr>
         <w:pStyle w:val="Heading2"/>
       </w:pPr>
       <w:r>
@@ -2833,7 +3011,6 @@
         <w:rPr>
           <w:rFonts w:asciiTheme="majorHAnsi" w:eastAsiaTheme="majorEastAsia" w:hAnsiTheme="majorHAnsi" w:cstheme="majorBidi"/>
         </w:rPr>
-        <w:lastRenderedPageBreak/>
         <w:t>Review the object name, S3 URI, size, last modified time, and storage class. The S3 URI identifies the specific object, whereas spoke_path may identify a broader prefix containing multiple objects.</w:t>
       </w:r>
     </w:p>
@@ -2909,6 +3086,7 @@
         <w:rPr>
           <w:rFonts w:asciiTheme="majorHAnsi" w:eastAsiaTheme="majorEastAsia" w:hAnsiTheme="majorHAnsi" w:cstheme="majorBidi"/>
         </w:rPr>
+        <w:lastRenderedPageBreak/>
         <w:t>Select the Permissions tab to review the bucket’s access settings, including the bucket policy if one is present. The Glue job must have the required permissions to read from and write to the S3 locations it uses.</w:t>
       </w:r>
     </w:p>
@@ -3276,7 +3454,6 @@
         <w:rPr>
           <w:rFonts w:asciiTheme="majorHAnsi" w:eastAsiaTheme="majorEastAsia" w:hAnsiTheme="majorHAnsi" w:cstheme="majorBidi"/>
         </w:rPr>
-        <w:lastRenderedPageBreak/>
         <w:br w:type="page"/>
       </w:r>
     </w:p>
@@ -3444,36 +3621,12 @@
           <w:highlight w:val="red"/>
         </w:rPr>
       </w:pPr>
-      <w:commentRangeStart w:id="12"/>
-      <w:commentRangeStart w:id="13"/>
       <w:r>
         <w:rPr>
           <w:rFonts w:asciiTheme="majorHAnsi" w:eastAsiaTheme="majorEastAsia" w:hAnsiTheme="majorHAnsi" w:cstheme="majorBidi"/>
           <w:highlight w:val="red"/>
         </w:rPr>
         <w:t>At the top of the query editor, review the selected workgroup. A workgroup controls settings for the queries run through it, which may include the S3 location for query results.</w:t>
-      </w:r>
-      <w:commentRangeEnd w:id="12"/>
-      <w:r>
-        <w:rPr>
-          <w:rStyle w:val="CommentReference"/>
-          <w:rFonts w:asciiTheme="majorHAnsi" w:eastAsiaTheme="majorEastAsia" w:hAnsiTheme="majorHAnsi" w:cstheme="majorBidi"/>
-          <w:sz w:val="22"/>
-          <w:szCs w:val="22"/>
-          <w:highlight w:val="red"/>
-        </w:rPr>
-        <w:commentReference w:id="12"/>
-      </w:r>
-      <w:commentRangeEnd w:id="13"/>
-      <w:r>
-        <w:rPr>
-          <w:rStyle w:val="CommentReference"/>
-          <w:rFonts w:asciiTheme="majorHAnsi" w:eastAsiaTheme="majorEastAsia" w:hAnsiTheme="majorHAnsi" w:cstheme="majorBidi"/>
-          <w:sz w:val="22"/>
-          <w:szCs w:val="22"/>
-          <w:highlight w:val="red"/>
-        </w:rPr>
-        <w:commentReference w:id="13"/>
       </w:r>
     </w:p>
     <w:p>
@@ -3578,10 +3731,9 @@
     </w:p>
     <w:p>
       <w:pPr>
-        <w:pStyle w:val="ListParagraph"/>
         <w:numPr>
           <w:ilvl w:val="0"/>
-          <w:numId w:val="16"/>
+          <w:numId w:val="35"/>
         </w:numPr>
         <w:rPr>
           <w:rFonts w:asciiTheme="majorHAnsi" w:eastAsiaTheme="majorEastAsia" w:hAnsiTheme="majorHAnsi" w:cstheme="majorBidi"/>
@@ -3591,15 +3743,14 @@
         <w:rPr>
           <w:rFonts w:asciiTheme="majorHAnsi" w:eastAsiaTheme="majorEastAsia" w:hAnsiTheme="majorHAnsi" w:cstheme="majorBidi"/>
         </w:rPr>
-        <w:t>Data source: &lt;CHECK AND INSERT THE SELECTED DATA SOURCE&gt;</w:t>
-      </w:r>
-    </w:p>
-    <w:p>
-      <w:pPr>
-        <w:pStyle w:val="ListParagraph"/>
+        <w:t>Data source: AwsDataCatalog</w:t>
+      </w:r>
+    </w:p>
+    <w:p>
+      <w:pPr>
         <w:numPr>
           <w:ilvl w:val="0"/>
-          <w:numId w:val="16"/>
+          <w:numId w:val="35"/>
         </w:numPr>
         <w:rPr>
           <w:rFonts w:asciiTheme="majorHAnsi" w:eastAsiaTheme="majorEastAsia" w:hAnsiTheme="majorHAnsi" w:cstheme="majorBidi"/>
@@ -3609,15 +3760,20 @@
         <w:rPr>
           <w:rFonts w:asciiTheme="majorHAnsi" w:eastAsiaTheme="majorEastAsia" w:hAnsiTheme="majorHAnsi" w:cstheme="majorBidi"/>
         </w:rPr>
-        <w:t>Catalog: &lt;CHECK AND INSERT THE SELECTED CATALOG&gt;</w:t>
-      </w:r>
-    </w:p>
-    <w:p>
-      <w:pPr>
-        <w:pStyle w:val="ListParagraph"/>
+        <w:t xml:space="preserve">Catalog: </w:t>
+      </w:r>
+      <w:r>
+        <w:rPr>
+          <w:rFonts w:asciiTheme="majorHAnsi" w:eastAsiaTheme="majorEastAsia" w:hAnsiTheme="majorHAnsi" w:cstheme="majorBidi"/>
+        </w:rPr>
+        <w:t>None</w:t>
+      </w:r>
+    </w:p>
+    <w:p>
+      <w:pPr>
         <w:numPr>
           <w:ilvl w:val="0"/>
-          <w:numId w:val="16"/>
+          <w:numId w:val="35"/>
         </w:numPr>
         <w:rPr>
           <w:rFonts w:asciiTheme="majorHAnsi" w:eastAsiaTheme="majorEastAsia" w:hAnsiTheme="majorHAnsi" w:cstheme="majorBidi"/>
@@ -3627,7 +3783,7 @@
         <w:rPr>
           <w:rFonts w:asciiTheme="majorHAnsi" w:eastAsiaTheme="majorEastAsia" w:hAnsiTheme="majorHAnsi" w:cstheme="majorBidi"/>
         </w:rPr>
-        <w:t>Database: &lt;CHECK AND INSERT THE AVMT4 DATABASE NAME&gt;</w:t>
+        <w:t>Database: dev1_kg01_bronze_avmt4_gluedb</w:t>
       </w:r>
     </w:p>
     <w:p>
@@ -3666,7 +3822,13 @@
         <w:rPr>
           <w:rFonts w:asciiTheme="majorHAnsi" w:eastAsiaTheme="majorEastAsia" w:hAnsiTheme="majorHAnsi" w:cstheme="majorBidi"/>
         </w:rPr>
-        <w:t>Table: &lt;INSERT A VERIFIED AVMT4 TABLE NAME&gt;</w:t>
+        <w:t xml:space="preserve">Table: </w:t>
+      </w:r>
+      <w:r>
+        <w:rPr>
+          <w:rFonts w:asciiTheme="majorHAnsi" w:eastAsiaTheme="majorEastAsia" w:hAnsiTheme="majorHAnsi" w:cstheme="majorBidi"/>
+        </w:rPr>
+        <w:t>taaor</w:t>
       </w:r>
     </w:p>
     <w:p>
@@ -3697,6 +3859,7 @@
         <w:rPr>
           <w:rFonts w:asciiTheme="majorHAnsi" w:eastAsiaTheme="majorEastAsia" w:hAnsiTheme="majorHAnsi" w:cstheme="majorBidi"/>
         </w:rPr>
+        <w:lastRenderedPageBreak/>
         <w:t>&lt;SCREENSHOT showing the AVMT4 table and its column list in Athena&gt;</w:t>
       </w:r>
     </w:p>
@@ -3712,7 +3875,13 @@
         <w:pStyle w:val="Heading2"/>
       </w:pPr>
       <w:r>
-        <w:t>The steps to link a bucket</w:t>
+        <w:t xml:space="preserve">The steps to link </w:t>
+      </w:r>
+      <w:r>
+        <w:t xml:space="preserve">query to </w:t>
+      </w:r>
+      <w:r>
+        <w:t>a bucket</w:t>
       </w:r>
     </w:p>
     <w:p>
@@ -3815,19 +3984,7 @@
         <w:rPr>
           <w:rFonts w:asciiTheme="majorHAnsi" w:eastAsiaTheme="majorEastAsia" w:hAnsiTheme="majorHAnsi" w:cstheme="majorBidi"/>
         </w:rPr>
-        <w:t xml:space="preserve">Under </w:t>
-      </w:r>
-      <w:r>
-        <w:rPr>
-          <w:rFonts w:asciiTheme="majorHAnsi" w:eastAsiaTheme="majorEastAsia" w:hAnsiTheme="majorHAnsi" w:cstheme="majorBidi"/>
-        </w:rPr>
-        <w:t>Query result encryption</w:t>
-      </w:r>
-      <w:r>
-        <w:rPr>
-          <w:rFonts w:asciiTheme="majorHAnsi" w:eastAsiaTheme="majorEastAsia" w:hAnsiTheme="majorHAnsi" w:cstheme="majorBidi"/>
-        </w:rPr>
-        <w:t xml:space="preserve"> click Manage.</w:t>
+        <w:t>Under Query result encryption click Manage.</w:t>
       </w:r>
     </w:p>
     <w:p>
@@ -3845,31 +4002,7 @@
         <w:rPr>
           <w:rFonts w:asciiTheme="majorHAnsi" w:eastAsiaTheme="majorEastAsia" w:hAnsiTheme="majorHAnsi" w:cstheme="majorBidi"/>
         </w:rPr>
-        <w:t xml:space="preserve">Under </w:t>
-      </w:r>
-      <w:r>
-        <w:rPr>
-          <w:rFonts w:asciiTheme="majorHAnsi" w:eastAsiaTheme="majorEastAsia" w:hAnsiTheme="majorHAnsi" w:cstheme="majorBidi"/>
-        </w:rPr>
-        <w:t>Location of query result</w:t>
-      </w:r>
-      <w:r>
-        <w:rPr>
-          <w:rFonts w:asciiTheme="majorHAnsi" w:eastAsiaTheme="majorEastAsia" w:hAnsiTheme="majorHAnsi" w:cstheme="majorBidi"/>
-        </w:rPr>
-        <w:t>, set the S3 bucket location as “</w:t>
-      </w:r>
-      <w:r>
-        <w:rPr>
-          <w:rFonts w:asciiTheme="majorHAnsi" w:eastAsiaTheme="majorEastAsia" w:hAnsiTheme="majorHAnsi" w:cstheme="majorBidi"/>
-        </w:rPr>
-        <w:t>s3://</w:t>
-      </w:r>
-      <w:r>
-        <w:rPr>
-          <w:rFonts w:asciiTheme="majorHAnsi" w:eastAsiaTheme="majorEastAsia" w:hAnsiTheme="majorHAnsi" w:cstheme="majorBidi"/>
-        </w:rPr>
-        <w:t>&lt;bucket name&gt;/&lt;prefix name if specified&gt;/”</w:t>
+        <w:t>Under Location of query result, set the S3 bucket location as “s3://&lt;bucket name&gt;/&lt;prefix name if specified&gt;/”</w:t>
       </w:r>
     </w:p>
     <w:p>
@@ -3915,7 +4048,7 @@
         <w:rPr>
           <w:rFonts w:asciiTheme="majorHAnsi" w:eastAsiaTheme="majorEastAsia" w:hAnsiTheme="majorHAnsi" w:cstheme="majorBidi"/>
         </w:rPr>
-        <w:t>&lt;CODE BLOCK FROM THE ATHENA QUERY EDITOR showing a read-only SELECT query against the verified AVMT4 database and table, with a LIMIT clause&gt;</w:t>
+        <w:t>&lt;CODE BLOCK FROM THE ATHENA QUERY EDITOR showing SELECT * FROM "dev1_kg01_bronze_avmt4_gluedb"."taaor" LIMIT 10;&gt;</w:t>
       </w:r>
     </w:p>
     <w:p>
@@ -4097,15 +4230,52 @@
     </w:p>
     <w:p>
       <w:pPr>
-        <w:rPr>
-          <w:rFonts w:asciiTheme="majorHAnsi" w:eastAsiaTheme="majorEastAsia" w:hAnsiTheme="majorHAnsi" w:cstheme="majorBidi"/>
-        </w:rPr>
-      </w:pPr>
-      <w:r>
-        <w:rPr>
-          <w:rFonts w:asciiTheme="majorHAnsi" w:eastAsiaTheme="majorEastAsia" w:hAnsiTheme="majorHAnsi" w:cstheme="majorBidi"/>
-        </w:rPr>
-        <w:lastRenderedPageBreak/>
+        <w:pStyle w:val="ListParagraph"/>
+        <w:numPr>
+          <w:ilvl w:val="0"/>
+          <w:numId w:val="10"/>
+        </w:numPr>
+        <w:rPr>
+          <w:rFonts w:asciiTheme="majorHAnsi" w:eastAsiaTheme="majorEastAsia" w:hAnsiTheme="majorHAnsi" w:cstheme="majorBidi"/>
+        </w:rPr>
+      </w:pPr>
+      <w:r>
+        <w:rPr>
+          <w:rFonts w:asciiTheme="majorHAnsi" w:eastAsiaTheme="majorEastAsia" w:hAnsiTheme="majorHAnsi" w:cstheme="majorBidi"/>
+        </w:rPr>
+        <w:t>Go to the S3 bucket from step X above and confirm that the results of the query are saved as expected.</w:t>
+      </w:r>
+    </w:p>
+    <w:p>
+      <w:pPr>
+        <w:rPr>
+          <w:rFonts w:asciiTheme="majorHAnsi" w:eastAsiaTheme="majorEastAsia" w:hAnsiTheme="majorHAnsi" w:cstheme="majorBidi"/>
+        </w:rPr>
+      </w:pPr>
+      <w:r>
+        <w:rPr>
+          <w:rFonts w:asciiTheme="majorHAnsi" w:eastAsiaTheme="majorEastAsia" w:hAnsiTheme="majorHAnsi" w:cstheme="majorBidi"/>
+        </w:rPr>
+        <w:t>&lt;SCREENSHOT&gt;?</w:t>
+      </w:r>
+    </w:p>
+    <w:p>
+      <w:pPr>
+        <w:rPr>
+          <w:rFonts w:asciiTheme="majorHAnsi" w:eastAsiaTheme="majorEastAsia" w:hAnsiTheme="majorHAnsi" w:cstheme="majorBidi"/>
+        </w:rPr>
+      </w:pPr>
+    </w:p>
+    <w:p>
+      <w:pPr>
+        <w:rPr>
+          <w:rFonts w:asciiTheme="majorHAnsi" w:eastAsiaTheme="majorEastAsia" w:hAnsiTheme="majorHAnsi" w:cstheme="majorBidi"/>
+        </w:rPr>
+      </w:pPr>
+      <w:r>
+        <w:rPr>
+          <w:rFonts w:asciiTheme="majorHAnsi" w:eastAsiaTheme="majorEastAsia" w:hAnsiTheme="majorHAnsi" w:cstheme="majorBidi"/>
+        </w:rPr>
         <w:br w:type="page"/>
       </w:r>
     </w:p>
@@ -4168,7 +4338,7 @@
           <w:rFonts w:asciiTheme="majorHAnsi" w:eastAsiaTheme="majorEastAsia" w:hAnsiTheme="majorHAnsi" w:cstheme="majorBidi"/>
         </w:rPr>
       </w:pPr>
-      <w:commentRangeStart w:id="14"/>
+      <w:commentRangeStart w:id="12"/>
       <w:r>
         <w:rPr>
           <w:rFonts w:asciiTheme="majorHAnsi" w:eastAsiaTheme="majorEastAsia" w:hAnsiTheme="majorHAnsi" w:cstheme="majorBidi"/>
@@ -4176,7 +4346,7 @@
         </w:rPr>
         <w:t>&lt;SCREENSHOT&gt;</w:t>
       </w:r>
-      <w:commentRangeEnd w:id="14"/>
+      <w:commentRangeEnd w:id="12"/>
       <w:r>
         <w:rPr>
           <w:rStyle w:val="CommentReference"/>
@@ -4184,7 +4354,7 @@
           <w:sz w:val="22"/>
           <w:szCs w:val="22"/>
         </w:rPr>
-        <w:commentReference w:id="14"/>
+        <w:commentReference w:id="12"/>
       </w:r>
     </w:p>
     <w:p>
@@ -4211,7 +4381,7 @@
           <w:rFonts w:asciiTheme="majorHAnsi" w:eastAsiaTheme="majorEastAsia" w:hAnsiTheme="majorHAnsi" w:cstheme="majorBidi"/>
         </w:rPr>
       </w:pPr>
-      <w:commentRangeStart w:id="15"/>
+      <w:commentRangeStart w:id="13"/>
       <w:r>
         <w:rPr>
           <w:rFonts w:asciiTheme="majorHAnsi" w:eastAsiaTheme="majorEastAsia" w:hAnsiTheme="majorHAnsi" w:cstheme="majorBidi"/>
@@ -4219,7 +4389,7 @@
         </w:rPr>
         <w:t>&lt;SCREENSHOT&gt;</w:t>
       </w:r>
-      <w:commentRangeEnd w:id="15"/>
+      <w:commentRangeEnd w:id="13"/>
       <w:r>
         <w:rPr>
           <w:rStyle w:val="CommentReference"/>
@@ -4227,7 +4397,7 @@
           <w:sz w:val="22"/>
           <w:szCs w:val="22"/>
         </w:rPr>
-        <w:commentReference w:id="15"/>
+        <w:commentReference w:id="13"/>
       </w:r>
     </w:p>
     <w:p>
@@ -4258,7 +4428,13 @@
         <w:rPr>
           <w:rFonts w:asciiTheme="majorHAnsi" w:eastAsiaTheme="majorEastAsia" w:hAnsiTheme="majorHAnsi" w:cstheme="majorBidi"/>
         </w:rPr>
-        <w:t>&lt;SCREENSHOT showing the AWS Glue ETL jobs page&gt;</w:t>
+        <w:t>&lt;</w:t>
+      </w:r>
+      <w:r>
+        <w:rPr>
+          <w:rFonts w:asciiTheme="majorHAnsi" w:eastAsiaTheme="majorEastAsia" w:hAnsiTheme="majorHAnsi" w:cstheme="majorBidi"/>
+        </w:rPr>
+        <w:t>SCREENSHOT showing the AWS Glue ETL jobs page&gt;</w:t>
       </w:r>
     </w:p>
     <w:p>
@@ -4288,7 +4464,6 @@
       <w:r>
         <w:rPr>
           <w:rFonts w:asciiTheme="majorHAnsi" w:eastAsiaTheme="majorEastAsia" w:hAnsiTheme="majorHAnsi" w:cstheme="majorBidi"/>
-          <w:highlight w:val="yellow"/>
         </w:rPr>
         <w:t>dev1-kg01-avmt4-active-view-entire-db-multi-threads-cfn-generated</w:t>
       </w:r>
@@ -4315,13 +4490,11 @@
       <w:pPr>
         <w:rPr>
           <w:rFonts w:asciiTheme="majorHAnsi" w:eastAsiaTheme="majorEastAsia" w:hAnsiTheme="majorHAnsi" w:cstheme="majorBidi"/>
-          <w:highlight w:val="yellow"/>
-        </w:rPr>
-      </w:pPr>
-      <w:r>
-        <w:rPr>
-          <w:rFonts w:asciiTheme="majorHAnsi" w:eastAsiaTheme="majorEastAsia" w:hAnsiTheme="majorHAnsi" w:cstheme="majorBidi"/>
-          <w:highlight w:val="yellow"/>
+        </w:rPr>
+      </w:pPr>
+      <w:r>
+        <w:rPr>
+          <w:rFonts w:asciiTheme="majorHAnsi" w:eastAsiaTheme="majorEastAsia" w:hAnsiTheme="majorHAnsi" w:cstheme="majorBidi"/>
         </w:rPr>
         <w:t>&lt;SCREENSHOT showing the selected AVMT4 Glue job and its details page&gt;</w:t>
       </w:r>
@@ -4436,6 +4609,40 @@
     </w:p>
     <w:p>
       <w:pPr>
+        <w:rPr>
+          <w:rFonts w:asciiTheme="majorHAnsi" w:eastAsiaTheme="majorEastAsia" w:hAnsiTheme="majorHAnsi" w:cstheme="majorBidi"/>
+          <w:highlight w:val="yellow"/>
+        </w:rPr>
+      </w:pPr>
+    </w:p>
+    <w:p>
+      <w:pPr>
+        <w:rPr>
+          <w:rFonts w:asciiTheme="majorHAnsi" w:eastAsiaTheme="majorEastAsia" w:hAnsiTheme="majorHAnsi" w:cstheme="majorBidi"/>
+        </w:rPr>
+      </w:pPr>
+      <w:r>
+        <w:rPr>
+          <w:rFonts w:asciiTheme="majorHAnsi" w:eastAsiaTheme="majorEastAsia" w:hAnsiTheme="majorHAnsi" w:cstheme="majorBidi"/>
+        </w:rPr>
+        <w:t>The values come from the state machine execution input. infra/templates/nested/events-cfn.yaml defines the constant input used by the scheduled rule.</w:t>
+      </w:r>
+    </w:p>
+    <w:p>
+      <w:pPr>
+        <w:rPr>
+          <w:rFonts w:asciiTheme="majorHAnsi" w:eastAsiaTheme="majorEastAsia" w:hAnsiTheme="majorHAnsi" w:cstheme="majorBidi"/>
+        </w:rPr>
+      </w:pPr>
+      <w:r>
+        <w:rPr>
+          <w:rFonts w:asciiTheme="majorHAnsi" w:eastAsiaTheme="majorEastAsia" w:hAnsiTheme="majorHAnsi" w:cstheme="majorBidi"/>
+        </w:rPr>
+        <w:t>For the dev1 AVMT4 example, the configured values are:</w:t>
+      </w:r>
+    </w:p>
+    <w:p>
+      <w:pPr>
         <w:numPr>
           <w:ilvl w:val="0"/>
           <w:numId w:val="15"/>
@@ -4534,8 +4741,8 @@
       <w:r>
         <w:rPr>
           <w:rFonts w:asciiTheme="majorHAnsi" w:eastAsiaTheme="majorEastAsia" w:hAnsiTheme="majorHAnsi" w:cstheme="majorBidi"/>
-          <w:highlight w:val="red"/>
-        </w:rPr>
+        </w:rPr>
+        <w:lastRenderedPageBreak/>
         <w:t>&lt;CODE BLOCK FROM THE STATE MACHINE DEFINITION showing RunGlueJob, the JobName, the four Arguments, and the .sync integration&gt;</w:t>
       </w:r>
     </w:p>
@@ -4550,7 +4757,6 @@
           <w:rFonts w:asciiTheme="majorHAnsi" w:eastAsiaTheme="majorEastAsia" w:hAnsiTheme="majorHAnsi" w:cstheme="majorBidi"/>
           <w:highlight w:val="yellow"/>
         </w:rPr>
-        <w:lastRenderedPageBreak/>
         <w:t>The .sync integration means Step Functions waits for the Glue job run to finish before moving to the next state. If the Glue job succeeds, the workflow proceeds to ReadAndFormatResults. If the Glue job fails, the workflow proceeds to ParseError and then NotifyFailure.</w:t>
       </w:r>
     </w:p>
@@ -4869,21 +5075,94 @@
           <w:rFonts w:asciiTheme="majorHAnsi" w:eastAsiaTheme="majorEastAsia" w:hAnsiTheme="majorHAnsi" w:cstheme="majorBidi"/>
           <w:highlight w:val="yellow"/>
         </w:rPr>
-        <w:t>Select the Script tab to inspect the processing code used by the job.</w:t>
-      </w:r>
-    </w:p>
-    <w:p>
-      <w:pPr>
+        <w:t xml:space="preserve">Note that the processing code used by the job would ordinarily be displayed under the </w:t>
+      </w:r>
+      <w:r>
         <w:rPr>
           <w:rFonts w:asciiTheme="majorHAnsi" w:eastAsiaTheme="majorEastAsia" w:hAnsiTheme="majorHAnsi" w:cstheme="majorBidi"/>
           <w:highlight w:val="yellow"/>
         </w:rPr>
-      </w:pPr>
+        <w:t xml:space="preserve">Script tab </w:t>
+      </w:r>
       <w:r>
         <w:rPr>
           <w:rFonts w:asciiTheme="majorHAnsi" w:eastAsiaTheme="majorEastAsia" w:hAnsiTheme="majorHAnsi" w:cstheme="majorBidi"/>
           <w:highlight w:val="yellow"/>
         </w:rPr>
+        <w:t>but will be blocked for security reasons, to see the code, you will have to access the code from the devops repo under scripts/glue/</w:t>
+      </w:r>
+      <w:r>
+        <w:rPr>
+          <w:highlight w:val="yellow"/>
+        </w:rPr>
+        <w:t xml:space="preserve"> </w:t>
+      </w:r>
+      <w:r>
+        <w:rPr>
+          <w:rFonts w:asciiTheme="majorHAnsi" w:eastAsiaTheme="majorEastAsia" w:hAnsiTheme="majorHAnsi" w:cstheme="majorBidi"/>
+          <w:highlight w:val="yellow"/>
+        </w:rPr>
+        <w:t>kg01-pdp-bronze-active-view-entire-db-multithreads</w:t>
+      </w:r>
+      <w:r>
+        <w:rPr>
+          <w:rFonts w:asciiTheme="majorHAnsi" w:eastAsiaTheme="majorEastAsia" w:hAnsiTheme="majorHAnsi" w:cstheme="majorBidi"/>
+          <w:highlight w:val="yellow"/>
+        </w:rPr>
+        <w:t>.py.</w:t>
+      </w:r>
+    </w:p>
+    <w:p>
+      <w:pPr>
+        <w:rPr>
+          <w:rFonts w:asciiTheme="majorHAnsi" w:eastAsiaTheme="majorEastAsia" w:hAnsiTheme="majorHAnsi" w:cstheme="majorBidi"/>
+          <w:highlight w:val="yellow"/>
+        </w:rPr>
+      </w:pPr>
+      <w:r>
+        <w:rPr>
+          <w:rFonts w:asciiTheme="majorHAnsi" w:eastAsiaTheme="majorEastAsia" w:hAnsiTheme="majorHAnsi" w:cstheme="majorBidi"/>
+          <w:highlight w:val="yellow"/>
+        </w:rPr>
+        <w:t xml:space="preserve">&lt;SCREENSHOT showing the </w:t>
+      </w:r>
+      <w:r>
+        <w:rPr>
+          <w:rFonts w:asciiTheme="majorHAnsi" w:eastAsiaTheme="majorEastAsia" w:hAnsiTheme="majorHAnsi" w:cstheme="majorBidi"/>
+          <w:highlight w:val="yellow"/>
+        </w:rPr>
+        <w:t>blocked error message under the Script tab</w:t>
+      </w:r>
+      <w:r>
+        <w:rPr>
+          <w:rFonts w:asciiTheme="majorHAnsi" w:eastAsiaTheme="majorEastAsia" w:hAnsiTheme="majorHAnsi" w:cstheme="majorBidi"/>
+          <w:highlight w:val="yellow"/>
+        </w:rPr>
+        <w:t>&gt;</w:t>
+      </w:r>
+    </w:p>
+    <w:p>
+      <w:pPr>
+        <w:ind w:left="360"/>
+        <w:rPr>
+          <w:rFonts w:asciiTheme="majorHAnsi" w:eastAsiaTheme="majorEastAsia" w:hAnsiTheme="majorHAnsi" w:cstheme="majorBidi"/>
+          <w:highlight w:val="yellow"/>
+        </w:rPr>
+      </w:pPr>
+    </w:p>
+    <w:p>
+      <w:pPr>
+        <w:rPr>
+          <w:rFonts w:asciiTheme="majorHAnsi" w:eastAsiaTheme="majorEastAsia" w:hAnsiTheme="majorHAnsi" w:cstheme="majorBidi"/>
+          <w:highlight w:val="yellow"/>
+        </w:rPr>
+      </w:pPr>
+      <w:r>
+        <w:rPr>
+          <w:rFonts w:asciiTheme="majorHAnsi" w:eastAsiaTheme="majorEastAsia" w:hAnsiTheme="majorHAnsi" w:cstheme="majorBidi"/>
+          <w:highlight w:val="yellow"/>
+        </w:rPr>
+        <w:lastRenderedPageBreak/>
         <w:t>&lt;SCREENSHOT showing the AVMT4 Glue job script&gt;</w:t>
       </w:r>
     </w:p>
@@ -4926,9 +5205,8 @@
       <w:r>
         <w:rPr>
           <w:rFonts w:asciiTheme="majorHAnsi" w:eastAsiaTheme="majorEastAsia" w:hAnsiTheme="majorHAnsi" w:cstheme="majorBidi"/>
-          <w:highlight w:val="yellow"/>
-        </w:rPr>
-        <w:lastRenderedPageBreak/>
+          <w:highlight w:val="red"/>
+        </w:rPr>
         <w:t>&lt;GO TO THE SCRIPT TAB AND VERIFY WHETHER THE JOB READS FROM OR WRITES TO THE GLUE DATA CATALOG, S3, OR BOTH. IDENTIFY THE EXACT CODE AND LOCATIONS BEFORE DESCRIBING THE JOB'S OUTPUT IN THIS SECTION.&gt;</w:t>
       </w:r>
     </w:p>
@@ -5046,6 +5324,32 @@
     </w:p>
     <w:p>
       <w:pPr>
+        <w:rPr>
+          <w:rFonts w:asciiTheme="majorHAnsi" w:eastAsiaTheme="majorEastAsia" w:hAnsiTheme="majorHAnsi" w:cstheme="majorBidi"/>
+        </w:rPr>
+      </w:pPr>
+      <w:r>
+        <w:rPr>
+          <w:rFonts w:asciiTheme="majorHAnsi" w:eastAsiaTheme="majorEastAsia" w:hAnsiTheme="majorHAnsi" w:cstheme="majorBidi"/>
+        </w:rPr>
+        <w:t>A Succeeded job status does not necessarily mean that every source table loaded successfully. The script records several table-level failures and skipped conditions in its results without raising an exception for those conditions. Review the JSON summary and logs to determine the outcome for individual tables.</w:t>
+      </w:r>
+    </w:p>
+    <w:p>
+      <w:pPr>
+        <w:rPr>
+          <w:rFonts w:asciiTheme="majorHAnsi" w:eastAsiaTheme="majorEastAsia" w:hAnsiTheme="majorHAnsi" w:cstheme="majorBidi"/>
+        </w:rPr>
+      </w:pPr>
+      <w:r>
+        <w:rPr>
+          <w:rFonts w:asciiTheme="majorHAnsi" w:eastAsiaTheme="majorEastAsia" w:hAnsiTheme="majorHAnsi" w:cstheme="majorBidi"/>
+        </w:rPr>
+        <w:t>&lt;OPEN THE SUMMARY FOR THE SELECTED RUN AND REVIEW ITS success, skipped, AND failed ARRAYS. COMPARE THE SUMMARY WITH THE GLUE LOGS AND THE POST-EXECUTION NOTIFICATION.&gt;</w:t>
+      </w:r>
+    </w:p>
+    <w:p>
+      <w:pPr>
         <w:pStyle w:val="Heading2"/>
       </w:pPr>
       <w:r>
@@ -5086,133 +5390,6 @@
     </w:p>
     <w:p>
       <w:pPr>
-        <w:pStyle w:val="ListParagraph"/>
-        <w:numPr>
-          <w:ilvl w:val="0"/>
-          <w:numId w:val="14"/>
-        </w:numPr>
-        <w:rPr>
-          <w:rFonts w:asciiTheme="majorHAnsi" w:eastAsiaTheme="majorEastAsia" w:hAnsiTheme="majorHAnsi" w:cstheme="majorBidi"/>
-          <w:highlight w:val="yellow"/>
-        </w:rPr>
-      </w:pPr>
-      <w:r>
-        <w:rPr>
-          <w:rFonts w:asciiTheme="majorHAnsi" w:eastAsiaTheme="majorEastAsia" w:hAnsiTheme="majorHAnsi" w:cstheme="majorBidi"/>
-          <w:highlight w:val="yellow"/>
-        </w:rPr>
-        <w:t>Search for the database identified in the AVMT4 execution input or in the Glue job script.</w:t>
-      </w:r>
-    </w:p>
-    <w:p>
-      <w:pPr>
-        <w:rPr>
-          <w:rFonts w:asciiTheme="majorHAnsi" w:eastAsiaTheme="majorEastAsia" w:hAnsiTheme="majorHAnsi" w:cstheme="majorBidi"/>
-        </w:rPr>
-      </w:pPr>
-      <w:r>
-        <w:rPr>
-          <w:rFonts w:asciiTheme="majorHAnsi" w:eastAsiaTheme="majorEastAsia" w:hAnsiTheme="majorHAnsi" w:cstheme="majorBidi"/>
-        </w:rPr>
-        <w:t>The Step Functions definition refers to source_database and target_database, but it does not supply fixed database names. Read the input of a specific execution to see the values used for that run.</w:t>
-      </w:r>
-    </w:p>
-    <w:p>
-      <w:pPr>
-        <w:rPr>
-          <w:rFonts w:asciiTheme="majorHAnsi" w:eastAsiaTheme="majorEastAsia" w:hAnsiTheme="majorHAnsi" w:cstheme="majorBidi"/>
-        </w:rPr>
-      </w:pPr>
-      <w:r>
-        <w:rPr>
-          <w:rFonts w:asciiTheme="majorHAnsi" w:eastAsiaTheme="majorEastAsia" w:hAnsiTheme="majorHAnsi" w:cstheme="majorBidi"/>
-        </w:rPr>
-        <w:t>&lt;GO TO A RECENT dev1-kg01-avmt4-active-view-state-machine EXECUTION. RECORD ITS source_database AND target_database VALUES. CHECK IN THE GLUE JOB SCRIPT WHAT EACH DATABASE IS USED FOR.&gt;</w:t>
-      </w:r>
-    </w:p>
-    <w:p>
-      <w:pPr>
-        <w:pStyle w:val="ListParagraph"/>
-        <w:numPr>
-          <w:ilvl w:val="0"/>
-          <w:numId w:val="19"/>
-        </w:numPr>
-        <w:rPr>
-          <w:rFonts w:asciiTheme="majorHAnsi" w:eastAsiaTheme="majorEastAsia" w:hAnsiTheme="majorHAnsi" w:cstheme="majorBidi"/>
-        </w:rPr>
-      </w:pPr>
-      <w:r>
-        <w:rPr>
-          <w:rFonts w:asciiTheme="majorHAnsi" w:eastAsiaTheme="majorEastAsia" w:hAnsiTheme="majorHAnsi" w:cstheme="majorBidi"/>
-        </w:rPr>
-        <w:t>Source database: &lt;INSERT THE VALUE FROM THE SELECTED EXECUTION&gt;</w:t>
-      </w:r>
-    </w:p>
-    <w:p>
-      <w:pPr>
-        <w:pStyle w:val="ListParagraph"/>
-        <w:numPr>
-          <w:ilvl w:val="0"/>
-          <w:numId w:val="19"/>
-        </w:numPr>
-        <w:rPr>
-          <w:rFonts w:asciiTheme="majorHAnsi" w:eastAsiaTheme="majorEastAsia" w:hAnsiTheme="majorHAnsi" w:cstheme="majorBidi"/>
-        </w:rPr>
-      </w:pPr>
-      <w:r>
-        <w:rPr>
-          <w:rFonts w:asciiTheme="majorHAnsi" w:eastAsiaTheme="majorEastAsia" w:hAnsiTheme="majorHAnsi" w:cstheme="majorBidi"/>
-        </w:rPr>
-        <w:t>Target database: &lt;INSERT THE VALUE FROM THE SELECTED EXECUTION&gt;</w:t>
-      </w:r>
-    </w:p>
-    <w:p>
-      <w:pPr>
-        <w:rPr>
-          <w:rFonts w:asciiTheme="majorHAnsi" w:eastAsiaTheme="majorEastAsia" w:hAnsiTheme="majorHAnsi" w:cstheme="majorBidi"/>
-        </w:rPr>
-      </w:pPr>
-      <w:r>
-        <w:rPr>
-          <w:rFonts w:asciiTheme="majorHAnsi" w:eastAsiaTheme="majorEastAsia" w:hAnsiTheme="majorHAnsi" w:cstheme="majorBidi"/>
-        </w:rPr>
-        <w:t>source_database: dev_lh00_bronze_sbavmtut04_gluedb_4pr26gw3hlzpxm</w:t>
-      </w:r>
-    </w:p>
-    <w:p>
-      <w:pPr>
-        <w:rPr>
-          <w:rFonts w:asciiTheme="majorHAnsi" w:eastAsiaTheme="majorEastAsia" w:hAnsiTheme="majorHAnsi" w:cstheme="majorBidi"/>
-        </w:rPr>
-      </w:pPr>
-      <w:r>
-        <w:rPr>
-          <w:rFonts w:asciiTheme="majorHAnsi" w:eastAsiaTheme="majorEastAsia" w:hAnsiTheme="majorHAnsi" w:cstheme="majorBidi"/>
-        </w:rPr>
-        <w:t>target_database:</w:t>
-      </w:r>
-      <w:r>
-        <w:rPr>
-          <w:rFonts w:asciiTheme="majorHAnsi" w:eastAsiaTheme="majorEastAsia" w:hAnsiTheme="majorHAnsi" w:cstheme="majorBidi"/>
-        </w:rPr>
-        <w:t xml:space="preserve"> </w:t>
-      </w:r>
-      <w:r>
-        <w:rPr>
-          <w:rFonts w:asciiTheme="majorHAnsi" w:eastAsiaTheme="majorEastAsia" w:hAnsiTheme="majorHAnsi" w:cstheme="majorBidi"/>
-        </w:rPr>
-        <w:t>dev1_kg01_bronze_avmt4_gluedb</w:t>
-      </w:r>
-    </w:p>
-    <w:p>
-      <w:pPr>
-        <w:rPr>
-          <w:rFonts w:asciiTheme="majorHAnsi" w:eastAsiaTheme="majorEastAsia" w:hAnsiTheme="majorHAnsi" w:cstheme="majorBidi"/>
-        </w:rPr>
-      </w:pPr>
-    </w:p>
-    <w:p>
-      <w:pPr>
         <w:numPr>
           <w:ilvl w:val="0"/>
           <w:numId w:val="26"/>
@@ -5247,11 +5424,13 @@
       <w:pPr>
         <w:rPr>
           <w:rFonts w:asciiTheme="majorHAnsi" w:eastAsiaTheme="majorEastAsia" w:hAnsiTheme="majorHAnsi" w:cstheme="majorBidi"/>
-        </w:rPr>
-      </w:pPr>
-      <w:r>
-        <w:rPr>
-          <w:rFonts w:asciiTheme="majorHAnsi" w:eastAsiaTheme="majorEastAsia" w:hAnsiTheme="majorHAnsi" w:cstheme="majorBidi"/>
+          <w:highlight w:val="red"/>
+        </w:rPr>
+      </w:pPr>
+      <w:r>
+        <w:rPr>
+          <w:rFonts w:asciiTheme="majorHAnsi" w:eastAsiaTheme="majorEastAsia" w:hAnsiTheme="majorHAnsi" w:cstheme="majorBidi"/>
+          <w:highlight w:val="red"/>
         </w:rPr>
         <w:t>This database is created by infra/templates/nested/glue-cfn.yaml. Its name follows this pattern:</w:t>
       </w:r>
@@ -5265,6 +5444,7 @@
       <w:r>
         <w:rPr>
           <w:rFonts w:asciiTheme="majorHAnsi" w:eastAsiaTheme="majorEastAsia" w:hAnsiTheme="majorHAnsi" w:cstheme="majorBidi"/>
+          <w:highlight w:val="red"/>
         </w:rPr>
         <w:t>${Environment}</w:t>
       </w:r>
@@ -5273,12 +5453,14 @@
           <w:rFonts w:asciiTheme="majorHAnsi" w:eastAsiaTheme="majorEastAsia" w:hAnsiTheme="majorHAnsi" w:cstheme="majorBidi"/>
           <w:i/>
           <w:iCs/>
+          <w:highlight w:val="red"/>
         </w:rPr>
         <w:t>${Eapplid}</w:t>
       </w:r>
       <w:r>
         <w:rPr>
           <w:rFonts w:asciiTheme="majorHAnsi" w:eastAsiaTheme="majorEastAsia" w:hAnsiTheme="majorHAnsi" w:cstheme="majorBidi"/>
+          <w:highlight w:val="red"/>
         </w:rPr>
         <w:t>${Medallion}_${SourceIdentifier}${SourceIdentifierVersion}_gluedb</w:t>
       </w:r>
@@ -5297,7 +5479,6 @@
         <w:rPr>
           <w:rFonts w:asciiTheme="majorHAnsi" w:eastAsiaTheme="majorEastAsia" w:hAnsiTheme="majorHAnsi" w:cstheme="majorBidi"/>
         </w:rPr>
-        <w:lastRenderedPageBreak/>
         <w:t>Source database: dev_lh00_bronze_sbavmtut04_gluedb_&lt;SSM-resolved-project-ID&gt;</w:t>
       </w:r>
     </w:p>
@@ -5315,6 +5496,7 @@
         <w:rPr>
           <w:rFonts w:asciiTheme="majorHAnsi" w:eastAsiaTheme="majorEastAsia" w:hAnsiTheme="majorHAnsi" w:cstheme="majorBidi"/>
         </w:rPr>
+        <w:lastRenderedPageBreak/>
         <w:t>Target database: dev1_kg01_bronze_avmt4_gluedb</w:t>
       </w:r>
     </w:p>
@@ -5322,11 +5504,13 @@
       <w:pPr>
         <w:rPr>
           <w:rFonts w:asciiTheme="majorHAnsi" w:eastAsiaTheme="majorEastAsia" w:hAnsiTheme="majorHAnsi" w:cstheme="majorBidi"/>
-        </w:rPr>
-      </w:pPr>
-      <w:r>
-        <w:rPr>
-          <w:rFonts w:asciiTheme="majorHAnsi" w:eastAsiaTheme="majorEastAsia" w:hAnsiTheme="majorHAnsi" w:cstheme="majorBidi"/>
+          <w:highlight w:val="red"/>
+        </w:rPr>
+      </w:pPr>
+      <w:r>
+        <w:rPr>
+          <w:rFonts w:asciiTheme="majorHAnsi" w:eastAsiaTheme="majorEastAsia" w:hAnsiTheme="majorHAnsi" w:cstheme="majorBidi"/>
+          <w:highlight w:val="red"/>
         </w:rPr>
         <w:t>The source database is referenced by the job and scheduled execution input. It is not created by the AVMT Glue database template.</w:t>
       </w:r>
@@ -5340,8 +5524,15 @@
       <w:r>
         <w:rPr>
           <w:rFonts w:asciiTheme="majorHAnsi" w:eastAsiaTheme="majorEastAsia" w:hAnsiTheme="majorHAnsi" w:cstheme="majorBidi"/>
-        </w:rPr>
-        <w:t xml:space="preserve">&lt;INSERT THE FULL SOURCE DATABASE NAME FROM THE SELECTED EXECUTION. CONFIRM THAT YOU ARE REVIEWING THE dev1 TARGET DATABASE RATHER THAN THE dev DATABASE OR THE SOURCE DATABASE.&gt; </w:t>
+          <w:highlight w:val="red"/>
+        </w:rPr>
+        <w:t>&lt;INSERT THE FULL SOURCE DATABASE NAME FROM THE SELECTED EXECUTION. CONFIRM THAT YOU ARE REVIEWING THE dev1 TARGET DATABASE RATHER THAN THE dev DATABASE OR THE SOURCE DATABASE.&gt;</w:t>
+      </w:r>
+      <w:r>
+        <w:rPr>
+          <w:rFonts w:asciiTheme="majorHAnsi" w:eastAsiaTheme="majorEastAsia" w:hAnsiTheme="majorHAnsi" w:cstheme="majorBidi"/>
+        </w:rPr>
+        <w:t xml:space="preserve"> </w:t>
       </w:r>
     </w:p>
     <w:p>
@@ -5356,7 +5547,7 @@
         <w:pStyle w:val="ListParagraph"/>
         <w:numPr>
           <w:ilvl w:val="0"/>
-          <w:numId w:val="14"/>
+          <w:numId w:val="26"/>
         </w:numPr>
         <w:rPr>
           <w:rFonts w:asciiTheme="majorHAnsi" w:eastAsiaTheme="majorEastAsia" w:hAnsiTheme="majorHAnsi" w:cstheme="majorBidi"/>
@@ -5405,46 +5596,67 @@
         <w:rPr>
           <w:rFonts w:asciiTheme="majorHAnsi" w:eastAsiaTheme="majorEastAsia" w:hAnsiTheme="majorHAnsi" w:cstheme="majorBidi"/>
         </w:rPr>
-        <w:t>Select a table to review its columns, data types, partitions if present, and location.</w:t>
-      </w:r>
-    </w:p>
-    <w:p>
-      <w:pPr>
-        <w:rPr>
-          <w:rFonts w:asciiTheme="majorHAnsi" w:eastAsiaTheme="majorEastAsia" w:hAnsiTheme="majorHAnsi" w:cstheme="majorBidi"/>
-        </w:rPr>
-      </w:pPr>
-      <w:r>
-        <w:rPr>
-          <w:rFonts w:asciiTheme="majorHAnsi" w:eastAsiaTheme="majorEastAsia" w:hAnsiTheme="majorHAnsi" w:cstheme="majorBidi"/>
-        </w:rPr>
-        <w:t>&lt;SCREENSHOT showing a relevant table's schema and location in the Glue Data Catalog&gt;</w:t>
-      </w:r>
-    </w:p>
-    <w:p>
-      <w:pPr>
-        <w:rPr>
-          <w:rFonts w:asciiTheme="majorHAnsi" w:eastAsiaTheme="majorEastAsia" w:hAnsiTheme="majorHAnsi" w:cstheme="majorBidi"/>
-        </w:rPr>
-      </w:pPr>
-      <w:r>
-        <w:rPr>
-          <w:rFonts w:asciiTheme="majorHAnsi" w:eastAsiaTheme="majorEastAsia" w:hAnsiTheme="majorHAnsi" w:cstheme="majorBidi"/>
-        </w:rPr>
-        <w:t>Table name: &lt;CHECK AND INSERT A RELEVANT TABLE NAME&gt;</w:t>
-      </w:r>
-    </w:p>
-    <w:p>
-      <w:pPr>
-        <w:rPr>
-          <w:rFonts w:asciiTheme="majorHAnsi" w:eastAsiaTheme="majorEastAsia" w:hAnsiTheme="majorHAnsi" w:cstheme="majorBidi"/>
-        </w:rPr>
-      </w:pPr>
-      <w:r>
-        <w:rPr>
-          <w:rFonts w:asciiTheme="majorHAnsi" w:eastAsiaTheme="majorEastAsia" w:hAnsiTheme="majorHAnsi" w:cstheme="majorBidi"/>
-        </w:rPr>
-        <w:t>Table location: &lt;CHECK AND INSERT THE TABLE LOCATION&gt;</w:t>
+        <w:t>Select taaor to review its columns, data types, and location.</w:t>
+      </w:r>
+    </w:p>
+    <w:p>
+      <w:pPr>
+        <w:rPr>
+          <w:rFonts w:asciiTheme="majorHAnsi" w:eastAsiaTheme="majorEastAsia" w:hAnsiTheme="majorHAnsi" w:cstheme="majorBidi"/>
+        </w:rPr>
+      </w:pPr>
+      <w:r>
+        <w:rPr>
+          <w:rFonts w:asciiTheme="majorHAnsi" w:eastAsiaTheme="majorEastAsia" w:hAnsiTheme="majorHAnsi" w:cstheme="majorBidi"/>
+        </w:rPr>
+        <w:t>&lt;SCREENSHOT showing the taaor schema, Iceberg table properties, and location in the Glue Data Catalog&gt;</w:t>
+      </w:r>
+    </w:p>
+    <w:p>
+      <w:pPr>
+        <w:numPr>
+          <w:ilvl w:val="0"/>
+          <w:numId w:val="36"/>
+        </w:numPr>
+        <w:rPr>
+          <w:rFonts w:asciiTheme="majorHAnsi" w:eastAsiaTheme="majorEastAsia" w:hAnsiTheme="majorHAnsi" w:cstheme="majorBidi"/>
+        </w:rPr>
+      </w:pPr>
+      <w:r>
+        <w:rPr>
+          <w:rFonts w:asciiTheme="majorHAnsi" w:eastAsiaTheme="majorEastAsia" w:hAnsiTheme="majorHAnsi" w:cstheme="majorBidi"/>
+        </w:rPr>
+        <w:t>Table name: taaor</w:t>
+      </w:r>
+    </w:p>
+    <w:p>
+      <w:pPr>
+        <w:numPr>
+          <w:ilvl w:val="0"/>
+          <w:numId w:val="36"/>
+        </w:numPr>
+        <w:rPr>
+          <w:rFonts w:asciiTheme="majorHAnsi" w:eastAsiaTheme="majorEastAsia" w:hAnsiTheme="majorHAnsi" w:cstheme="majorBidi"/>
+        </w:rPr>
+      </w:pPr>
+      <w:r>
+        <w:rPr>
+          <w:rFonts w:asciiTheme="majorHAnsi" w:eastAsiaTheme="majorEastAsia" w:hAnsiTheme="majorHAnsi" w:cstheme="majorBidi"/>
+        </w:rPr>
+        <w:t>Table location: s3://&lt;resolved-data-lake-bucket-name&gt;/bronze/avmt4/taaor/</w:t>
+      </w:r>
+    </w:p>
+    <w:p>
+      <w:pPr>
+        <w:rPr>
+          <w:rFonts w:asciiTheme="majorHAnsi" w:eastAsiaTheme="majorEastAsia" w:hAnsiTheme="majorHAnsi" w:cstheme="majorBidi"/>
+        </w:rPr>
+      </w:pPr>
+      <w:r>
+        <w:rPr>
+          <w:rFonts w:asciiTheme="majorHAnsi" w:eastAsiaTheme="majorEastAsia" w:hAnsiTheme="majorHAnsi" w:cstheme="majorBidi"/>
+        </w:rPr>
+        <w:t>Compare the table location with the objects shown in S3. Athena can use the cataloged Iceberg table to query the records represented by its current table metadata.</w:t>
       </w:r>
     </w:p>
     <w:p>
@@ -5486,13 +5698,6 @@
         </w:rPr>
         <w:t>&lt;SCREENSHOT showing the same AVMT4 example across the Step Functions execution input, Glue job run arguments, Glue table location, and S3 prefix&gt;</w:t>
       </w:r>
-    </w:p>
-    <w:p>
-      <w:pPr>
-        <w:rPr>
-          <w:rFonts w:asciiTheme="majorHAnsi" w:eastAsiaTheme="majorEastAsia" w:hAnsiTheme="majorHAnsi" w:cstheme="majorBidi"/>
-        </w:rPr>
-      </w:pPr>
     </w:p>
     <w:p>
       <w:pPr>
@@ -5572,6 +5777,7 @@
           <w:rFonts w:asciiTheme="majorHAnsi" w:eastAsiaTheme="majorEastAsia" w:hAnsiTheme="majorHAnsi" w:cstheme="majorBidi"/>
           <w:highlight w:val="yellow"/>
         </w:rPr>
+        <w:lastRenderedPageBreak/>
         <w:t>infra/templates/nested/glue-cfn.yaml</w:t>
       </w:r>
     </w:p>
@@ -5591,7 +5797,6 @@
           <w:rFonts w:asciiTheme="majorHAnsi" w:eastAsiaTheme="majorEastAsia" w:hAnsiTheme="majorHAnsi" w:cstheme="majorBidi"/>
           <w:highlight w:val="yellow"/>
         </w:rPr>
-        <w:lastRenderedPageBreak/>
         <w:t>infra/templates/nested/glue-job-cfn.yaml</w:t>
       </w:r>
     </w:p>
@@ -5606,7 +5811,21 @@
           <w:rFonts w:asciiTheme="majorHAnsi" w:eastAsiaTheme="majorEastAsia" w:hAnsiTheme="majorHAnsi" w:cstheme="majorBidi"/>
           <w:highlight w:val="yellow"/>
         </w:rPr>
-        <w:t>The processing code is stored separately in scripts/glue/kg01-pdp-bronze-active-view-entire-db-multithreads.py.</w:t>
+        <w:t xml:space="preserve">The processing code is stored separately in </w:t>
+      </w:r>
+      <w:r>
+        <w:rPr>
+          <w:rFonts w:asciiTheme="majorHAnsi" w:eastAsiaTheme="majorEastAsia" w:hAnsiTheme="majorHAnsi" w:cstheme="majorBidi"/>
+          <w:highlight w:val="yellow"/>
+        </w:rPr>
+        <w:t xml:space="preserve">the Azure repo under </w:t>
+      </w:r>
+      <w:r>
+        <w:rPr>
+          <w:rFonts w:asciiTheme="majorHAnsi" w:eastAsiaTheme="majorEastAsia" w:hAnsiTheme="majorHAnsi" w:cstheme="majorBidi"/>
+          <w:highlight w:val="yellow"/>
+        </w:rPr>
+        <w:t>scripts/glue/kg01-pdp-bronze-active-view-entire-db-multithreads.py.</w:t>
       </w:r>
     </w:p>
     <w:p>
@@ -5955,6 +6174,7 @@
         <w:rPr>
           <w:rFonts w:asciiTheme="majorHAnsi" w:eastAsiaTheme="majorEastAsia" w:hAnsiTheme="majorHAnsi" w:cstheme="majorBidi"/>
         </w:rPr>
+        <w:lastRenderedPageBreak/>
         <w:t>LakeFormationPermissionStack receives the database name and Glue role ARN to configure target database, table, and data-location permissions.</w:t>
       </w:r>
     </w:p>
@@ -5968,7 +6188,6 @@
         <w:rPr>
           <w:rFonts w:asciiTheme="majorHAnsi" w:eastAsiaTheme="majorEastAsia" w:hAnsiTheme="majorHAnsi" w:cstheme="majorBidi"/>
         </w:rPr>
-        <w:lastRenderedPageBreak/>
         <w:t>StateMachineStack receives GlueJobStack.Outputs.GlueJobName so that RunGlueJob invokes the job created by the pipeline.</w:t>
       </w:r>
     </w:p>
@@ -6298,6 +6517,7 @@
         <w:rPr>
           <w:rFonts w:asciiTheme="majorHAnsi" w:eastAsiaTheme="majorEastAsia" w:hAnsiTheme="majorHAnsi" w:cstheme="majorBidi"/>
         </w:rPr>
+        <w:lastRenderedPageBreak/>
         <w:t>For example, GlueTableTAAOR defines:</w:t>
       </w:r>
     </w:p>
@@ -6332,7 +6552,6 @@
         <w:rPr>
           <w:rFonts w:asciiTheme="majorHAnsi" w:eastAsiaTheme="majorEastAsia" w:hAnsiTheme="majorHAnsi" w:cstheme="majorBidi"/>
         </w:rPr>
-        <w:lastRenderedPageBreak/>
         <w:t>Table type: EXTERNAL_TABLE</w:t>
       </w:r>
     </w:p>
@@ -6641,6 +6860,7 @@
         <w:rPr>
           <w:rFonts w:asciiTheme="majorHAnsi" w:eastAsiaTheme="majorEastAsia" w:hAnsiTheme="majorHAnsi" w:cstheme="majorBidi"/>
         </w:rPr>
+        <w:lastRenderedPageBreak/>
         <w:t>Its name is generated from Environment, Eapplid, SourceIdentifier, and SourceIdentifierVersion:</w:t>
       </w:r>
     </w:p>
@@ -6667,7 +6887,6 @@
         <w:rPr>
           <w:rFonts w:asciiTheme="majorHAnsi" w:eastAsiaTheme="majorEastAsia" w:hAnsiTheme="majorHAnsi" w:cstheme="majorBidi"/>
         </w:rPr>
-        <w:lastRenderedPageBreak/>
         <w:t>Role references GlueExecutionRoleArn. Command specifies glueetl and the S3 location of the Python script.</w:t>
       </w:r>
     </w:p>
@@ -6939,6 +7158,7 @@
         <w:rPr>
           <w:rFonts w:asciiTheme="majorHAnsi" w:eastAsiaTheme="majorEastAsia" w:hAnsiTheme="majorHAnsi" w:cstheme="majorBidi"/>
         </w:rPr>
+        <w:lastRenderedPageBreak/>
         <w:t>kg01-pdp-bronze-active-view-entire-db-multithreads.py contains the processing logic executed by the job. At a high level, it discovers source tables, processes them in parallel, loads corresponding target Iceberg tables, and writes counts and a processing summary.</w:t>
       </w:r>
     </w:p>
@@ -6952,7 +7172,6 @@
         <w:rPr>
           <w:rFonts w:asciiTheme="majorHAnsi" w:eastAsiaTheme="majorEastAsia" w:hAnsiTheme="majorHAnsi" w:cstheme="majorBidi"/>
         </w:rPr>
-        <w:lastRenderedPageBreak/>
         <w:t>buildspec.yaml packages main-cfn.yaml and its referenced deployment assets using aws cloudformation package. It produces template-export.yml and environment configuration files for subsequent pipeline actions.</w:t>
       </w:r>
     </w:p>
@@ -7140,7 +7359,7 @@
       <w:pPr>
         <w:pStyle w:val="Heading1"/>
       </w:pPr>
-      <w:bookmarkStart w:id="16" w:name="_Toc1783190349"/>
+      <w:bookmarkStart w:id="14" w:name="_Toc1783190349"/>
       <w:r>
         <w:lastRenderedPageBreak/>
         <w:t xml:space="preserve">Heading </w:t>
@@ -7148,6 +7367,82 @@
       <w:r>
         <w:t>3</w:t>
       </w:r>
+      <w:bookmarkEnd w:id="14"/>
+    </w:p>
+    <w:p>
+      <w:pPr>
+        <w:rPr>
+          <w:rFonts w:asciiTheme="majorHAnsi" w:eastAsiaTheme="majorEastAsia" w:hAnsiTheme="majorHAnsi" w:cstheme="majorBidi"/>
+        </w:rPr>
+      </w:pPr>
+      <w:r>
+        <w:rPr>
+          <w:rFonts w:asciiTheme="majorHAnsi" w:eastAsiaTheme="majorEastAsia" w:hAnsiTheme="majorHAnsi" w:cstheme="majorBidi"/>
+        </w:rPr>
+        <w:t xml:space="preserve">&lt;text for Heading </w:t>
+      </w:r>
+      <w:r>
+        <w:rPr>
+          <w:rFonts w:asciiTheme="majorHAnsi" w:eastAsiaTheme="majorEastAsia" w:hAnsiTheme="majorHAnsi" w:cstheme="majorBidi"/>
+        </w:rPr>
+        <w:t>3</w:t>
+      </w:r>
+      <w:r>
+        <w:rPr>
+          <w:rFonts w:asciiTheme="majorHAnsi" w:eastAsiaTheme="majorEastAsia" w:hAnsiTheme="majorHAnsi" w:cstheme="majorBidi"/>
+        </w:rPr>
+        <w:t>&gt;</w:t>
+      </w:r>
+    </w:p>
+    <w:p>
+      <w:pPr>
+        <w:pStyle w:val="Heading2"/>
+      </w:pPr>
+      <w:bookmarkStart w:id="15" w:name="_Toc346713357"/>
+      <w:r>
+        <w:t xml:space="preserve">Heading </w:t>
+      </w:r>
+      <w:r>
+        <w:t>3.1</w:t>
+      </w:r>
+      <w:bookmarkEnd w:id="15"/>
+    </w:p>
+    <w:p>
+      <w:pPr>
+        <w:rPr>
+          <w:rFonts w:asciiTheme="majorHAnsi" w:eastAsiaTheme="majorEastAsia" w:hAnsiTheme="majorHAnsi" w:cstheme="majorBidi"/>
+        </w:rPr>
+      </w:pPr>
+      <w:r>
+        <w:rPr>
+          <w:rFonts w:asciiTheme="majorHAnsi" w:eastAsiaTheme="majorEastAsia" w:hAnsiTheme="majorHAnsi" w:cstheme="majorBidi"/>
+        </w:rPr>
+        <w:t xml:space="preserve">&lt;text for Heading </w:t>
+      </w:r>
+      <w:r>
+        <w:rPr>
+          <w:rFonts w:asciiTheme="majorHAnsi" w:eastAsiaTheme="majorEastAsia" w:hAnsiTheme="majorHAnsi" w:cstheme="majorBidi"/>
+        </w:rPr>
+        <w:t>3.1</w:t>
+      </w:r>
+      <w:r>
+        <w:rPr>
+          <w:rFonts w:asciiTheme="majorHAnsi" w:eastAsiaTheme="majorEastAsia" w:hAnsiTheme="majorHAnsi" w:cstheme="majorBidi"/>
+        </w:rPr>
+        <w:t>&gt;</w:t>
+      </w:r>
+    </w:p>
+    <w:p>
+      <w:pPr>
+        <w:pStyle w:val="Heading3"/>
+      </w:pPr>
+      <w:bookmarkStart w:id="16" w:name="_Toc273432107"/>
+      <w:r>
+        <w:t>Heading 3</w:t>
+      </w:r>
+      <w:r>
+        <w:t>.1.1</w:t>
+      </w:r>
       <w:bookmarkEnd w:id="16"/>
     </w:p>
     <w:p>
@@ -7160,13 +7455,25 @@
         <w:rPr>
           <w:rFonts w:asciiTheme="majorHAnsi" w:eastAsiaTheme="majorEastAsia" w:hAnsiTheme="majorHAnsi" w:cstheme="majorBidi"/>
         </w:rPr>
-        <w:t xml:space="preserve">&lt;text for Heading </w:t>
-      </w:r>
-      <w:r>
-        <w:rPr>
-          <w:rFonts w:asciiTheme="majorHAnsi" w:eastAsiaTheme="majorEastAsia" w:hAnsiTheme="majorHAnsi" w:cstheme="majorBidi"/>
-        </w:rPr>
-        <w:t>3</w:t>
+        <w:t>&lt;text for Heading 3</w:t>
+      </w:r>
+      <w:r>
+        <w:rPr>
+          <w:rFonts w:asciiTheme="majorHAnsi" w:eastAsiaTheme="majorEastAsia" w:hAnsiTheme="majorHAnsi" w:cstheme="majorBidi"/>
+        </w:rPr>
+        <w:t>.1</w:t>
+      </w:r>
+      <w:r>
+        <w:rPr>
+          <w:rFonts w:asciiTheme="majorHAnsi" w:eastAsiaTheme="majorEastAsia" w:hAnsiTheme="majorHAnsi" w:cstheme="majorBidi"/>
+        </w:rPr>
+        <w:t>.1</w:t>
+      </w:r>
+      <w:r>
+        <w:rPr>
+          <w:rFonts w:asciiTheme="majorHAnsi" w:eastAsiaTheme="majorEastAsia" w:hAnsiTheme="majorHAnsi" w:cstheme="majorBidi"/>
+        </w:rPr>
+        <w:t>.</w:t>
       </w:r>
       <w:r>
         <w:rPr>
@@ -7177,14 +7484,11 @@
     </w:p>
     <w:p>
       <w:pPr>
-        <w:pStyle w:val="Heading2"/>
-      </w:pPr>
-      <w:bookmarkStart w:id="17" w:name="_Toc346713357"/>
-      <w:r>
-        <w:t xml:space="preserve">Heading </w:t>
-      </w:r>
-      <w:r>
-        <w:t>3.1</w:t>
+        <w:pStyle w:val="Heading3"/>
+      </w:pPr>
+      <w:bookmarkStart w:id="17" w:name="_Toc1044230597"/>
+      <w:r>
+        <w:t>Heading 3.1.2</w:t>
       </w:r>
       <w:bookmarkEnd w:id="17"/>
     </w:p>
@@ -7198,31 +7502,16 @@
         <w:rPr>
           <w:rFonts w:asciiTheme="majorHAnsi" w:eastAsiaTheme="majorEastAsia" w:hAnsiTheme="majorHAnsi" w:cstheme="majorBidi"/>
         </w:rPr>
-        <w:t xml:space="preserve">&lt;text for Heading </w:t>
-      </w:r>
-      <w:r>
-        <w:rPr>
-          <w:rFonts w:asciiTheme="majorHAnsi" w:eastAsiaTheme="majorEastAsia" w:hAnsiTheme="majorHAnsi" w:cstheme="majorBidi"/>
-        </w:rPr>
-        <w:t>3.1</w:t>
-      </w:r>
-      <w:r>
-        <w:rPr>
-          <w:rFonts w:asciiTheme="majorHAnsi" w:eastAsiaTheme="majorEastAsia" w:hAnsiTheme="majorHAnsi" w:cstheme="majorBidi"/>
-        </w:rPr>
-        <w:t>&gt;</w:t>
+        <w:t>&lt;text for Heading 3.1.3&gt;</w:t>
       </w:r>
     </w:p>
     <w:p>
       <w:pPr>
         <w:pStyle w:val="Heading3"/>
       </w:pPr>
-      <w:bookmarkStart w:id="18" w:name="_Toc273432107"/>
-      <w:r>
-        <w:t>Heading 3</w:t>
-      </w:r>
-      <w:r>
-        <w:t>.1.1</w:t>
+      <w:bookmarkStart w:id="18" w:name="_Toc1124049895"/>
+      <w:r>
+        <w:t>Heading 3.1.3</w:t>
       </w:r>
       <w:bookmarkEnd w:id="18"/>
     </w:p>
@@ -7236,79 +7525,9 @@
         <w:rPr>
           <w:rFonts w:asciiTheme="majorHAnsi" w:eastAsiaTheme="majorEastAsia" w:hAnsiTheme="majorHAnsi" w:cstheme="majorBidi"/>
         </w:rPr>
-        <w:t>&lt;text for Heading 3</w:t>
-      </w:r>
-      <w:r>
-        <w:rPr>
-          <w:rFonts w:asciiTheme="majorHAnsi" w:eastAsiaTheme="majorEastAsia" w:hAnsiTheme="majorHAnsi" w:cstheme="majorBidi"/>
-        </w:rPr>
-        <w:t>.1</w:t>
-      </w:r>
-      <w:r>
-        <w:rPr>
-          <w:rFonts w:asciiTheme="majorHAnsi" w:eastAsiaTheme="majorEastAsia" w:hAnsiTheme="majorHAnsi" w:cstheme="majorBidi"/>
-        </w:rPr>
-        <w:t>.1</w:t>
-      </w:r>
-      <w:r>
-        <w:rPr>
-          <w:rFonts w:asciiTheme="majorHAnsi" w:eastAsiaTheme="majorEastAsia" w:hAnsiTheme="majorHAnsi" w:cstheme="majorBidi"/>
-        </w:rPr>
-        <w:t>.</w:t>
-      </w:r>
-      <w:r>
-        <w:rPr>
-          <w:rFonts w:asciiTheme="majorHAnsi" w:eastAsiaTheme="majorEastAsia" w:hAnsiTheme="majorHAnsi" w:cstheme="majorBidi"/>
-        </w:rPr>
-        <w:t>&gt;</w:t>
-      </w:r>
-    </w:p>
-    <w:p>
-      <w:pPr>
-        <w:pStyle w:val="Heading3"/>
-      </w:pPr>
-      <w:bookmarkStart w:id="19" w:name="_Toc1044230597"/>
-      <w:r>
-        <w:t>Heading 3.1.2</w:t>
-      </w:r>
-      <w:bookmarkEnd w:id="19"/>
-    </w:p>
-    <w:p>
-      <w:pPr>
-        <w:rPr>
-          <w:rFonts w:asciiTheme="majorHAnsi" w:eastAsiaTheme="majorEastAsia" w:hAnsiTheme="majorHAnsi" w:cstheme="majorBidi"/>
-        </w:rPr>
-      </w:pPr>
-      <w:r>
-        <w:rPr>
-          <w:rFonts w:asciiTheme="majorHAnsi" w:eastAsiaTheme="majorEastAsia" w:hAnsiTheme="majorHAnsi" w:cstheme="majorBidi"/>
-        </w:rPr>
         <w:t>&lt;text for Heading 3.1.3&gt;</w:t>
       </w:r>
     </w:p>
-    <w:p>
-      <w:pPr>
-        <w:pStyle w:val="Heading3"/>
-      </w:pPr>
-      <w:bookmarkStart w:id="20" w:name="_Toc1124049895"/>
-      <w:r>
-        <w:t>Heading 3.1.3</w:t>
-      </w:r>
-      <w:bookmarkEnd w:id="20"/>
-    </w:p>
-    <w:p>
-      <w:pPr>
-        <w:rPr>
-          <w:rFonts w:asciiTheme="majorHAnsi" w:eastAsiaTheme="majorEastAsia" w:hAnsiTheme="majorHAnsi" w:cstheme="majorBidi"/>
-        </w:rPr>
-      </w:pPr>
-      <w:r>
-        <w:rPr>
-          <w:rFonts w:asciiTheme="majorHAnsi" w:eastAsiaTheme="majorEastAsia" w:hAnsiTheme="majorHAnsi" w:cstheme="majorBidi"/>
-        </w:rPr>
-        <w:t>&lt;text for Heading 3.1.3&gt;</w:t>
-      </w:r>
-    </w:p>
     <w:p/>
     <w:p>
       <w:r>
@@ -7319,7 +7538,7 @@
       <w:pPr>
         <w:pStyle w:val="Heading1"/>
       </w:pPr>
-      <w:bookmarkStart w:id="21" w:name="_Toc2043413745"/>
+      <w:bookmarkStart w:id="19" w:name="_Toc2043413745"/>
       <w:r>
         <w:lastRenderedPageBreak/>
         <w:t xml:space="preserve">Heading </w:t>
@@ -7327,6 +7546,82 @@
       <w:r>
         <w:t>4</w:t>
       </w:r>
+      <w:bookmarkEnd w:id="19"/>
+    </w:p>
+    <w:p>
+      <w:pPr>
+        <w:rPr>
+          <w:rFonts w:asciiTheme="majorHAnsi" w:eastAsiaTheme="majorEastAsia" w:hAnsiTheme="majorHAnsi" w:cstheme="majorBidi"/>
+        </w:rPr>
+      </w:pPr>
+      <w:r>
+        <w:rPr>
+          <w:rFonts w:asciiTheme="majorHAnsi" w:eastAsiaTheme="majorEastAsia" w:hAnsiTheme="majorHAnsi" w:cstheme="majorBidi"/>
+        </w:rPr>
+        <w:t xml:space="preserve">&lt;text for Heading </w:t>
+      </w:r>
+      <w:r>
+        <w:rPr>
+          <w:rFonts w:asciiTheme="majorHAnsi" w:eastAsiaTheme="majorEastAsia" w:hAnsiTheme="majorHAnsi" w:cstheme="majorBidi"/>
+        </w:rPr>
+        <w:t>4</w:t>
+      </w:r>
+      <w:r>
+        <w:rPr>
+          <w:rFonts w:asciiTheme="majorHAnsi" w:eastAsiaTheme="majorEastAsia" w:hAnsiTheme="majorHAnsi" w:cstheme="majorBidi"/>
+        </w:rPr>
+        <w:t>&gt;</w:t>
+      </w:r>
+    </w:p>
+    <w:p>
+      <w:pPr>
+        <w:pStyle w:val="Heading2"/>
+      </w:pPr>
+      <w:bookmarkStart w:id="20" w:name="_Toc2048845622"/>
+      <w:r>
+        <w:t xml:space="preserve">Heading </w:t>
+      </w:r>
+      <w:r>
+        <w:t>4.1</w:t>
+      </w:r>
+      <w:bookmarkEnd w:id="20"/>
+    </w:p>
+    <w:p>
+      <w:pPr>
+        <w:rPr>
+          <w:rFonts w:asciiTheme="majorHAnsi" w:eastAsiaTheme="majorEastAsia" w:hAnsiTheme="majorHAnsi" w:cstheme="majorBidi"/>
+        </w:rPr>
+      </w:pPr>
+      <w:r>
+        <w:rPr>
+          <w:rFonts w:asciiTheme="majorHAnsi" w:eastAsiaTheme="majorEastAsia" w:hAnsiTheme="majorHAnsi" w:cstheme="majorBidi"/>
+        </w:rPr>
+        <w:t xml:space="preserve">&lt;text for Heading </w:t>
+      </w:r>
+      <w:r>
+        <w:rPr>
+          <w:rFonts w:asciiTheme="majorHAnsi" w:eastAsiaTheme="majorEastAsia" w:hAnsiTheme="majorHAnsi" w:cstheme="majorBidi"/>
+        </w:rPr>
+        <w:t>4.1</w:t>
+      </w:r>
+      <w:r>
+        <w:rPr>
+          <w:rFonts w:asciiTheme="majorHAnsi" w:eastAsiaTheme="majorEastAsia" w:hAnsiTheme="majorHAnsi" w:cstheme="majorBidi"/>
+        </w:rPr>
+        <w:t>&gt;</w:t>
+      </w:r>
+    </w:p>
+    <w:p>
+      <w:pPr>
+        <w:pStyle w:val="Heading3"/>
+      </w:pPr>
+      <w:bookmarkStart w:id="21" w:name="_Toc1866279779"/>
+      <w:r>
+        <w:t xml:space="preserve">Heading </w:t>
+      </w:r>
+      <w:r>
+        <w:t>4.1.1</w:t>
+      </w:r>
       <w:bookmarkEnd w:id="21"/>
     </w:p>
     <w:p>
@@ -7345,7 +7640,7 @@
         <w:rPr>
           <w:rFonts w:asciiTheme="majorHAnsi" w:eastAsiaTheme="majorEastAsia" w:hAnsiTheme="majorHAnsi" w:cstheme="majorBidi"/>
         </w:rPr>
-        <w:t>4</w:t>
+        <w:t>4.1.1</w:t>
       </w:r>
       <w:r>
         <w:rPr>
@@ -7356,82 +7651,6 @@
     </w:p>
     <w:p>
       <w:pPr>
-        <w:pStyle w:val="Heading2"/>
-      </w:pPr>
-      <w:bookmarkStart w:id="22" w:name="_Toc2048845622"/>
-      <w:r>
-        <w:t xml:space="preserve">Heading </w:t>
-      </w:r>
-      <w:r>
-        <w:t>4.1</w:t>
-      </w:r>
-      <w:bookmarkEnd w:id="22"/>
-    </w:p>
-    <w:p>
-      <w:pPr>
-        <w:rPr>
-          <w:rFonts w:asciiTheme="majorHAnsi" w:eastAsiaTheme="majorEastAsia" w:hAnsiTheme="majorHAnsi" w:cstheme="majorBidi"/>
-        </w:rPr>
-      </w:pPr>
-      <w:r>
-        <w:rPr>
-          <w:rFonts w:asciiTheme="majorHAnsi" w:eastAsiaTheme="majorEastAsia" w:hAnsiTheme="majorHAnsi" w:cstheme="majorBidi"/>
-        </w:rPr>
-        <w:t xml:space="preserve">&lt;text for Heading </w:t>
-      </w:r>
-      <w:r>
-        <w:rPr>
-          <w:rFonts w:asciiTheme="majorHAnsi" w:eastAsiaTheme="majorEastAsia" w:hAnsiTheme="majorHAnsi" w:cstheme="majorBidi"/>
-        </w:rPr>
-        <w:t>4.1</w:t>
-      </w:r>
-      <w:r>
-        <w:rPr>
-          <w:rFonts w:asciiTheme="majorHAnsi" w:eastAsiaTheme="majorEastAsia" w:hAnsiTheme="majorHAnsi" w:cstheme="majorBidi"/>
-        </w:rPr>
-        <w:t>&gt;</w:t>
-      </w:r>
-    </w:p>
-    <w:p>
-      <w:pPr>
-        <w:pStyle w:val="Heading3"/>
-      </w:pPr>
-      <w:bookmarkStart w:id="23" w:name="_Toc1866279779"/>
-      <w:r>
-        <w:t xml:space="preserve">Heading </w:t>
-      </w:r>
-      <w:r>
-        <w:t>4.1.1</w:t>
-      </w:r>
-      <w:bookmarkEnd w:id="23"/>
-    </w:p>
-    <w:p>
-      <w:pPr>
-        <w:rPr>
-          <w:rFonts w:asciiTheme="majorHAnsi" w:eastAsiaTheme="majorEastAsia" w:hAnsiTheme="majorHAnsi" w:cstheme="majorBidi"/>
-        </w:rPr>
-      </w:pPr>
-      <w:r>
-        <w:rPr>
-          <w:rFonts w:asciiTheme="majorHAnsi" w:eastAsiaTheme="majorEastAsia" w:hAnsiTheme="majorHAnsi" w:cstheme="majorBidi"/>
-        </w:rPr>
-        <w:t xml:space="preserve">&lt;text for Heading </w:t>
-      </w:r>
-      <w:r>
-        <w:rPr>
-          <w:rFonts w:asciiTheme="majorHAnsi" w:eastAsiaTheme="majorEastAsia" w:hAnsiTheme="majorHAnsi" w:cstheme="majorBidi"/>
-        </w:rPr>
-        <w:t>4.1.1</w:t>
-      </w:r>
-      <w:r>
-        <w:rPr>
-          <w:rFonts w:asciiTheme="majorHAnsi" w:eastAsiaTheme="majorEastAsia" w:hAnsiTheme="majorHAnsi" w:cstheme="majorBidi"/>
-        </w:rPr>
-        <w:t>&gt;</w:t>
-      </w:r>
-    </w:p>
-    <w:p>
-      <w:pPr>
         <w:rPr>
           <w:rFonts w:asciiTheme="majorHAnsi" w:eastAsiaTheme="majorEastAsia" w:hAnsiTheme="majorHAnsi" w:cstheme="majorBidi"/>
         </w:rPr>
@@ -7454,7 +7673,7 @@
       <w:pPr>
         <w:pStyle w:val="Heading1"/>
       </w:pPr>
-      <w:bookmarkStart w:id="24" w:name="_Toc1470277684"/>
+      <w:bookmarkStart w:id="22" w:name="_Toc1470277684"/>
       <w:r>
         <w:lastRenderedPageBreak/>
         <w:t>Appendix</w:t>
@@ -7462,20 +7681,20 @@
       <w:r>
         <w:t xml:space="preserve"> A</w:t>
       </w:r>
-      <w:bookmarkEnd w:id="24"/>
+      <w:bookmarkEnd w:id="22"/>
     </w:p>
     <w:p>
       <w:pPr>
         <w:pStyle w:val="Heading2"/>
       </w:pPr>
-      <w:bookmarkStart w:id="25" w:name="_Toc327511658"/>
+      <w:bookmarkStart w:id="23" w:name="_Toc327511658"/>
       <w:r>
         <w:t>Glossary</w:t>
       </w:r>
       <w:r>
         <w:t xml:space="preserve"> of Terms</w:t>
       </w:r>
-      <w:bookmarkEnd w:id="25"/>
+      <w:bookmarkEnd w:id="23"/>
     </w:p>
     <w:p>
       <w:pPr>
@@ -7522,21 +7741,11 @@
         </w:rPr>
         <w:t xml:space="preserve">Table </w:t>
       </w:r>
-      <w:r>
-        <w:fldChar w:fldCharType="begin"/>
-      </w:r>
-      <w:r>
-        <w:instrText xml:space="preserve"> SEQ Table \* ARABIC </w:instrText>
-      </w:r>
-      <w:r>
-        <w:fldChar w:fldCharType="separate"/>
-      </w:r>
-      <w:r>
-        <w:t>2</w:t>
-      </w:r>
-      <w:r>
-        <w:fldChar w:fldCharType="end"/>
-      </w:r>
+      <w:fldSimple w:instr=" SEQ Table \* ARABIC ">
+        <w:r>
+          <w:t>2</w:t>
+        </w:r>
+      </w:fldSimple>
       <w:r>
         <w:rPr>
           <w:rFonts w:asciiTheme="majorHAnsi" w:eastAsiaTheme="majorEastAsia" w:hAnsiTheme="majorHAnsi" w:cstheme="majorBidi"/>
@@ -8100,12 +8309,12 @@
       <w:pPr>
         <w:pStyle w:val="Heading1"/>
       </w:pPr>
-      <w:bookmarkStart w:id="26" w:name="_Toc1781384936"/>
+      <w:bookmarkStart w:id="24" w:name="_Toc1781384936"/>
       <w:r>
         <w:lastRenderedPageBreak/>
         <w:t>Appendix B</w:t>
       </w:r>
-      <w:bookmarkEnd w:id="26"/>
+      <w:bookmarkEnd w:id="24"/>
     </w:p>
     <w:p>
       <w:pPr>
@@ -8131,11 +8340,11 @@
       <w:pPr>
         <w:pStyle w:val="Heading2"/>
       </w:pPr>
-      <w:bookmarkStart w:id="27" w:name="_Toc2037101338"/>
+      <w:bookmarkStart w:id="25" w:name="_Toc2037101338"/>
       <w:r>
         <w:t>Appendix B Sub-heading</w:t>
       </w:r>
-      <w:bookmarkEnd w:id="27"/>
+      <w:bookmarkEnd w:id="25"/>
     </w:p>
     <w:p>
       <w:pPr>
@@ -8173,7 +8382,7 @@
       <w:pPr>
         <w:pStyle w:val="Heading1"/>
       </w:pPr>
-      <w:bookmarkStart w:id="28" w:name="_Toc1432787380"/>
+      <w:bookmarkStart w:id="26" w:name="_Toc1432787380"/>
       <w:r>
         <w:lastRenderedPageBreak/>
         <w:t xml:space="preserve">Document Element </w:t>
@@ -8181,7 +8390,7 @@
       <w:r>
         <w:t>Templates</w:t>
       </w:r>
-      <w:bookmarkEnd w:id="28"/>
+      <w:bookmarkEnd w:id="26"/>
     </w:p>
     <w:p>
       <w:pPr>
@@ -8219,14 +8428,14 @@
       <w:pPr>
         <w:pStyle w:val="Heading2"/>
       </w:pPr>
-      <w:bookmarkStart w:id="29" w:name="_Toc1967257943"/>
+      <w:bookmarkStart w:id="27" w:name="_Toc1967257943"/>
       <w:r>
         <w:t>Table</w:t>
       </w:r>
       <w:r>
         <w:t>s</w:t>
       </w:r>
-      <w:bookmarkEnd w:id="29"/>
+      <w:bookmarkEnd w:id="27"/>
     </w:p>
     <w:p>
       <w:pPr>
@@ -8286,21 +8495,11 @@
         </w:rPr>
         <w:t xml:space="preserve">Table </w:t>
       </w:r>
-      <w:r>
-        <w:fldChar w:fldCharType="begin"/>
-      </w:r>
-      <w:r>
-        <w:instrText xml:space="preserve"> SEQ Table \* ARABIC </w:instrText>
-      </w:r>
-      <w:r>
-        <w:fldChar w:fldCharType="separate"/>
-      </w:r>
-      <w:r>
-        <w:t>3</w:t>
-      </w:r>
-      <w:r>
-        <w:fldChar w:fldCharType="end"/>
-      </w:r>
+      <w:fldSimple w:instr=" SEQ Table \* ARABIC ">
+        <w:r>
+          <w:t>3</w:t>
+        </w:r>
+      </w:fldSimple>
       <w:r>
         <w:rPr>
           <w:rFonts w:asciiTheme="majorHAnsi" w:eastAsiaTheme="majorEastAsia" w:hAnsiTheme="majorHAnsi" w:cstheme="majorBidi"/>
@@ -9374,11 +9573,11 @@
       <w:pPr>
         <w:pStyle w:val="Heading2"/>
       </w:pPr>
-      <w:bookmarkStart w:id="30" w:name="_Toc242061166"/>
+      <w:bookmarkStart w:id="28" w:name="_Toc242061166"/>
       <w:r>
         <w:t>Figures</w:t>
       </w:r>
-      <w:bookmarkEnd w:id="30"/>
+      <w:bookmarkEnd w:id="28"/>
     </w:p>
     <w:p>
       <w:pPr>
@@ -9402,6 +9601,9 @@
         </w:rPr>
       </w:pPr>
       <w:r>
+        <w:rPr>
+          <w:noProof/>
+        </w:rPr>
         <w:lastRenderedPageBreak/>
         <w:drawing>
           <wp:inline distT="0" distB="0" distL="0" distR="0" wp14:anchorId="4763A274" wp14:editId="368CAE25">
@@ -9453,21 +9655,11 @@
         </w:rPr>
         <w:t xml:space="preserve">Figure </w:t>
       </w:r>
-      <w:r>
-        <w:fldChar w:fldCharType="begin"/>
-      </w:r>
-      <w:r>
-        <w:instrText xml:space="preserve"> SEQ Figure \* ARABIC </w:instrText>
-      </w:r>
-      <w:r>
-        <w:fldChar w:fldCharType="separate"/>
-      </w:r>
-      <w:r>
-        <w:t>1</w:t>
-      </w:r>
-      <w:r>
-        <w:fldChar w:fldCharType="end"/>
-      </w:r>
+      <w:fldSimple w:instr=" SEQ Figure \* ARABIC ">
+        <w:r>
+          <w:t>1</w:t>
+        </w:r>
+      </w:fldSimple>
       <w:r>
         <w:rPr>
           <w:rFonts w:asciiTheme="majorHAnsi" w:eastAsiaTheme="majorEastAsia" w:hAnsiTheme="majorHAnsi" w:cstheme="majorBidi"/>
@@ -9492,7 +9684,7 @@
 </file>
 
 <file path=word/comments.xml><?xml version="1.0" encoding="utf-8"?>
-<w:comments xmlns:wpc="http://schemas.microsoft.com/office/word/2010/wordprocessingCanvas" xmlns:cx="http://schemas.microsoft.com/office/drawing/2014/chartex" xmlns:cx1="http://schemas.microsoft.com/office/drawing/2015/9/8/chartex" xmlns:cx2="http://schemas.microsoft.com/office/drawing/2015/10/21/chartex" xmlns:cx3="http://schemas.microsoft.com/office/drawing/2016/5/9/chartex" xmlns:cx4="http://schemas.microsoft.com/office/drawing/2016/5/10/chartex" xmlns:cx5="http://schemas.microsoft.com/office/drawing/2016/5/11/chartex" xmlns:cx6="http://schemas.microsoft.com/office/drawing/2016/5/12/chartex" xmlns:cx7="http://schemas.microsoft.com/office/drawing/2016/5/13/chartex" xmlns:cx8="http://schemas.microsoft.com/office/drawing/2016/5/14/chartex" xmlns:mc="http://schemas.openxmlformats.org/markup-compatibility/2006" xmlns:aink="http://schemas.microsoft.com/office/drawing/2016/ink" xmlns:am3d="http://schemas.microsoft.com/office/drawing/2017/model3d" xmlns:o="urn:schemas-microsoft-com:office:office" xmlns:oel="http://schemas.microsoft.com/office/2019/extlst" xmlns:r="http://schemas.openxmlformats.org/officeDocument/2006/relationships" xmlns:m="http://schemas.openxmlformats.org/officeDocument/2006/math" xmlns:v="urn:schemas-microsoft-com:vml" xmlns:wp14="http://schemas.microsoft.com/office/word/2010/wordprocessingDrawing" xmlns:wp="http://schemas.openxmlformats.org/drawingml/2006/wordprocessingDrawing" xmlns:w10="urn:schemas-microsoft-com:office:word" xmlns:w="http://schemas.openxmlformats.org/wordprocessingml/2006/main" xmlns:w14="http://schemas.microsoft.com/office/word/2010/wordml" xmlns:w15="http://schemas.microsoft.com/office/word/2012/wordml" xmlns:w16cei="http://schemas.microsoft.com/office/word/2026/wordml/cei" xmlns:w16cex="http://schemas.microsoft.com/office/word/2018/wordml/cex" xmlns:w16cid="http://schemas.microsoft.com/office/word/2016/wordml/cid" xmlns:w16="http://schemas.microsoft.com/office/word/2018/wordml" xmlns:w16du="http://schemas.microsoft.com/office/word/2023/wordml/word16du" xmlns:w16sdtdh="http://schemas.microsoft.com/office/word/2020/wordml/sdtdatahash" xmlns:w16sdtfl="http://schemas.microsoft.com/office/word/2024/wordml/sdtformatlock" xmlns:w16se="http://schemas.microsoft.com/office/word/2015/wordml/symex" xmlns:wpg="http://schemas.microsoft.com/office/word/2010/wordprocessingGroup" xmlns:wpi="http://schemas.microsoft.com/office/word/2010/wordprocessingInk" xmlns:wne="http://schemas.microsoft.com/office/word/2006/wordml" xmlns:wps="http://schemas.microsoft.com/office/word/2010/wordprocessingShape" mc:Ignorable="w14 w15 w16se w16cid w16 w16cex w16sdtdh w16sdtfl w16du wp14">
+<w:comments xmlns:wpc="http://schemas.microsoft.com/office/word/2010/wordprocessingCanvas" xmlns:cx="http://schemas.microsoft.com/office/drawing/2014/chartex" xmlns:cx1="http://schemas.microsoft.com/office/drawing/2015/9/8/chartex" xmlns:cx2="http://schemas.microsoft.com/office/drawing/2015/10/21/chartex" xmlns:cx3="http://schemas.microsoft.com/office/drawing/2016/5/9/chartex" xmlns:cx4="http://schemas.microsoft.com/office/drawing/2016/5/10/chartex" xmlns:cx5="http://schemas.microsoft.com/office/drawing/2016/5/11/chartex" xmlns:cx6="http://schemas.microsoft.com/office/drawing/2016/5/12/chartex" xmlns:cx7="http://schemas.microsoft.com/office/drawing/2016/5/13/chartex" xmlns:cx8="http://schemas.microsoft.com/office/drawing/2016/5/14/chartex" xmlns:mc="http://schemas.openxmlformats.org/markup-compatibility/2006" xmlns:aink="http://schemas.microsoft.com/office/drawing/2016/ink" xmlns:am3d="http://schemas.microsoft.com/office/drawing/2017/model3d" xmlns:o="urn:schemas-microsoft-com:office:office" xmlns:oel="http://schemas.microsoft.com/office/2019/extlst" xmlns:r="http://schemas.openxmlformats.org/officeDocument/2006/relationships" xmlns:m="http://schemas.openxmlformats.org/officeDocument/2006/math" xmlns:v="urn:schemas-microsoft-com:vml" xmlns:wp14="http://schemas.microsoft.com/office/word/2010/wordprocessingDrawing" xmlns:wp="http://schemas.openxmlformats.org/drawingml/2006/wordprocessingDrawing" xmlns:w10="urn:schemas-microsoft-com:office:word" xmlns:w="http://schemas.openxmlformats.org/wordprocessingml/2006/main" xmlns:w14="http://schemas.microsoft.com/office/word/2010/wordml" xmlns:w15="http://schemas.microsoft.com/office/word/2012/wordml" xmlns:w16cex="http://schemas.microsoft.com/office/word/2018/wordml/cex" xmlns:w16cid="http://schemas.microsoft.com/office/word/2016/wordml/cid" xmlns:w16="http://schemas.microsoft.com/office/word/2018/wordml" xmlns:w16du="http://schemas.microsoft.com/office/word/2023/wordml/word16du" xmlns:w16sdtdh="http://schemas.microsoft.com/office/word/2020/wordml/sdtdatahash" xmlns:w16sdtfl="http://schemas.microsoft.com/office/word/2024/wordml/sdtformatlock" xmlns:w16se="http://schemas.microsoft.com/office/word/2015/wordml/symex" xmlns:wpg="http://schemas.microsoft.com/office/word/2010/wordprocessingGroup" xmlns:wpi="http://schemas.microsoft.com/office/word/2010/wordprocessingInk" xmlns:wne="http://schemas.microsoft.com/office/word/2006/wordml" xmlns:wps="http://schemas.microsoft.com/office/word/2010/wordprocessingShape" mc:Ignorable="w14 w15 w16se w16cid w16 w16cex w16sdtdh w16sdtfl w16du wp14">
   <w:comment w:id="7" w:author="Olaiya, Damilola" w:date="2026-10-02T08:03:00Z" w:initials="DO">
     <w:p>
       <w:pPr>
@@ -9573,7 +9765,7 @@
       </w:r>
     </w:p>
   </w:comment>
-  <w:comment w:id="12" w:author="Damilola Olaiya" w:date="2026-10-01T10:24:00Z" w:initials="DO">
+  <w:comment w:id="12" w:author="Olaiya, Damilola" w:date="2026-10-02T08:03:00Z" w:initials="DO">
     <w:p>
       <w:pPr>
         <w:pStyle w:val="CommentText"/>
@@ -9585,43 +9777,11 @@
         <w:annotationRef/>
       </w:r>
       <w:r>
-        <w:t>Does workgroup matter? We didn’t covert this. How to find the values for avmt? Workgroup, data source, catalog, db?</w:t>
+        <w:t>Is this necessary? Check other documents and Youssef.</w:t>
       </w:r>
     </w:p>
   </w:comment>
-  <w:comment w:id="13" w:author="Olaiya, Damilola" w:date="2026-10-01T10:42:00Z" w:initials="DO">
-    <w:p>
-      <w:pPr>
-        <w:pStyle w:val="CommentText"/>
-      </w:pPr>
-      <w:r>
-        <w:rPr>
-          <w:rStyle w:val="CommentReference"/>
-        </w:rPr>
-        <w:annotationRef/>
-      </w:r>
-      <w:r>
-        <w:t>Only cover what we covered including creating bucket to save query results</w:t>
-      </w:r>
-    </w:p>
-  </w:comment>
-  <w:comment w:id="14" w:author="Olaiya, Damilola" w:date="2026-10-02T08:03:00Z" w:initials="DO">
-    <w:p>
-      <w:pPr>
-        <w:pStyle w:val="CommentText"/>
-      </w:pPr>
-      <w:r>
-        <w:rPr>
-          <w:rStyle w:val="CommentReference"/>
-        </w:rPr>
-        <w:annotationRef/>
-      </w:r>
-      <w:r>
-        <w:t>Is this necessary? Check other documents and Youssef.</w:t>
-      </w:r>
-    </w:p>
-  </w:comment>
-  <w:comment w:id="15" w:author="Olaiya, Damilola" w:date="2026-10-02T08:03:00Z" w:initials="DO">
+  <w:comment w:id="13" w:author="Olaiya, Damilola" w:date="2026-10-02T08:03:00Z" w:initials="DO">
     <w:p>
       <w:pPr>
         <w:pStyle w:val="CommentText"/>
@@ -9641,49 +9801,43 @@
 </file>
 
 <file path=word/commentsExtended.xml><?xml version="1.0" encoding="utf-8"?>
-<w15:commentsEx xmlns:wpc="http://schemas.microsoft.com/office/word/2010/wordprocessingCanvas" xmlns:cx="http://schemas.microsoft.com/office/drawing/2014/chartex" xmlns:cx1="http://schemas.microsoft.com/office/drawing/2015/9/8/chartex" xmlns:cx2="http://schemas.microsoft.com/office/drawing/2015/10/21/chartex" xmlns:cx3="http://schemas.microsoft.com/office/drawing/2016/5/9/chartex" xmlns:cx4="http://schemas.microsoft.com/office/drawing/2016/5/10/chartex" xmlns:cx5="http://schemas.microsoft.com/office/drawing/2016/5/11/chartex" xmlns:cx6="http://schemas.microsoft.com/office/drawing/2016/5/12/chartex" xmlns:cx7="http://schemas.microsoft.com/office/drawing/2016/5/13/chartex" xmlns:cx8="http://schemas.microsoft.com/office/drawing/2016/5/14/chartex" xmlns:mc="http://schemas.openxmlformats.org/markup-compatibility/2006" xmlns:aink="http://schemas.microsoft.com/office/drawing/2016/ink" xmlns:am3d="http://schemas.microsoft.com/office/drawing/2017/model3d" xmlns:o="urn:schemas-microsoft-com:office:office" xmlns:oel="http://schemas.microsoft.com/office/2019/extlst" xmlns:r="http://schemas.openxmlformats.org/officeDocument/2006/relationships" xmlns:m="http://schemas.openxmlformats.org/officeDocument/2006/math" xmlns:v="urn:schemas-microsoft-com:vml" xmlns:wp14="http://schemas.microsoft.com/office/word/2010/wordprocessingDrawing" xmlns:wp="http://schemas.openxmlformats.org/drawingml/2006/wordprocessingDrawing" xmlns:w10="urn:schemas-microsoft-com:office:word" xmlns:w="http://schemas.openxmlformats.org/wordprocessingml/2006/main" xmlns:w14="http://schemas.microsoft.com/office/word/2010/wordml" xmlns:w15="http://schemas.microsoft.com/office/word/2012/wordml" xmlns:w16cei="http://schemas.microsoft.com/office/word/2026/wordml/cei" xmlns:w16cex="http://schemas.microsoft.com/office/word/2018/wordml/cex" xmlns:w16cid="http://schemas.microsoft.com/office/word/2016/wordml/cid" xmlns:w16="http://schemas.microsoft.com/office/word/2018/wordml" xmlns:w16du="http://schemas.microsoft.com/office/word/2023/wordml/word16du" xmlns:w16sdtdh="http://schemas.microsoft.com/office/word/2020/wordml/sdtdatahash" xmlns:w16sdtfl="http://schemas.microsoft.com/office/word/2024/wordml/sdtformatlock" xmlns:w16se="http://schemas.microsoft.com/office/word/2015/wordml/symex" xmlns:wpg="http://schemas.microsoft.com/office/word/2010/wordprocessingGroup" xmlns:wpi="http://schemas.microsoft.com/office/word/2010/wordprocessingInk" xmlns:wne="http://schemas.microsoft.com/office/word/2006/wordml" xmlns:wps="http://schemas.microsoft.com/office/word/2010/wordprocessingShape" mc:Ignorable="w14 w15 w16se w16cid w16 w16cex w16sdtdh w16sdtfl w16du wp14">
+<w15:commentsEx xmlns:wpc="http://schemas.microsoft.com/office/word/2010/wordprocessingCanvas" xmlns:cx="http://schemas.microsoft.com/office/drawing/2014/chartex" xmlns:cx1="http://schemas.microsoft.com/office/drawing/2015/9/8/chartex" xmlns:cx2="http://schemas.microsoft.com/office/drawing/2015/10/21/chartex" xmlns:cx3="http://schemas.microsoft.com/office/drawing/2016/5/9/chartex" xmlns:cx4="http://schemas.microsoft.com/office/drawing/2016/5/10/chartex" xmlns:cx5="http://schemas.microsoft.com/office/drawing/2016/5/11/chartex" xmlns:cx6="http://schemas.microsoft.com/office/drawing/2016/5/12/chartex" xmlns:cx7="http://schemas.microsoft.com/office/drawing/2016/5/13/chartex" xmlns:cx8="http://schemas.microsoft.com/office/drawing/2016/5/14/chartex" xmlns:mc="http://schemas.openxmlformats.org/markup-compatibility/2006" xmlns:aink="http://schemas.microsoft.com/office/drawing/2016/ink" xmlns:am3d="http://schemas.microsoft.com/office/drawing/2017/model3d" xmlns:o="urn:schemas-microsoft-com:office:office" xmlns:oel="http://schemas.microsoft.com/office/2019/extlst" xmlns:r="http://schemas.openxmlformats.org/officeDocument/2006/relationships" xmlns:m="http://schemas.openxmlformats.org/officeDocument/2006/math" xmlns:v="urn:schemas-microsoft-com:vml" xmlns:wp14="http://schemas.microsoft.com/office/word/2010/wordprocessingDrawing" xmlns:wp="http://schemas.openxmlformats.org/drawingml/2006/wordprocessingDrawing" xmlns:w10="urn:schemas-microsoft-com:office:word" xmlns:w="http://schemas.openxmlformats.org/wordprocessingml/2006/main" xmlns:w14="http://schemas.microsoft.com/office/word/2010/wordml" xmlns:w15="http://schemas.microsoft.com/office/word/2012/wordml" xmlns:w16cex="http://schemas.microsoft.com/office/word/2018/wordml/cex" xmlns:w16cid="http://schemas.microsoft.com/office/word/2016/wordml/cid" xmlns:w16="http://schemas.microsoft.com/office/word/2018/wordml" xmlns:w16du="http://schemas.microsoft.com/office/word/2023/wordml/word16du" xmlns:w16sdtdh="http://schemas.microsoft.com/office/word/2020/wordml/sdtdatahash" xmlns:w16sdtfl="http://schemas.microsoft.com/office/word/2024/wordml/sdtformatlock" xmlns:w16se="http://schemas.microsoft.com/office/word/2015/wordml/symex" xmlns:wpg="http://schemas.microsoft.com/office/word/2010/wordprocessingGroup" xmlns:wpi="http://schemas.microsoft.com/office/word/2010/wordprocessingInk" xmlns:wne="http://schemas.microsoft.com/office/word/2006/wordml" xmlns:wps="http://schemas.microsoft.com/office/word/2010/wordprocessingShape" mc:Ignorable="w14 w15 w16se w16cid w16 w16cex w16sdtdh w16sdtfl w16du wp14">
   <w15:commentEx w15:paraId="707917A2" w15:done="0"/>
   <w15:commentEx w15:paraId="71302705" w15:done="0"/>
   <w15:commentEx w15:paraId="0BE4E189" w15:done="0"/>
   <w15:commentEx w15:paraId="5D45B4EB" w15:done="0"/>
   <w15:commentEx w15:paraId="183C231F" w15:done="0"/>
-  <w15:commentEx w15:paraId="1494D953" w15:done="0"/>
-  <w15:commentEx w15:paraId="10D9B3D0" w15:paraIdParent="1494D953" w15:done="0"/>
   <w15:commentEx w15:paraId="0F918E0A" w15:done="0"/>
   <w15:commentEx w15:paraId="7E54E279" w15:done="0"/>
 </w15:commentsEx>
 </file>
 
 <file path=word/commentsExtensible.xml><?xml version="1.0" encoding="utf-8"?>
-<w16cex:commentsExtensible xmlns:wpc="http://schemas.microsoft.com/office/word/2010/wordprocessingCanvas" xmlns:cx="http://schemas.microsoft.com/office/drawing/2014/chartex" xmlns:cx1="http://schemas.microsoft.com/office/drawing/2015/9/8/chartex" xmlns:cx2="http://schemas.microsoft.com/office/drawing/2015/10/21/chartex" xmlns:cx3="http://schemas.microsoft.com/office/drawing/2016/5/9/chartex" xmlns:cx4="http://schemas.microsoft.com/office/drawing/2016/5/10/chartex" xmlns:cx5="http://schemas.microsoft.com/office/drawing/2016/5/11/chartex" xmlns:cx6="http://schemas.microsoft.com/office/drawing/2016/5/12/chartex" xmlns:cx7="http://schemas.microsoft.com/office/drawing/2016/5/13/chartex" xmlns:cx8="http://schemas.microsoft.com/office/drawing/2016/5/14/chartex" xmlns:cr="http://schemas.microsoft.com/office/comments/2020/reactions" xmlns:mc="http://schemas.openxmlformats.org/markup-compatibility/2006" xmlns:aink="http://schemas.microsoft.com/office/drawing/2016/ink" xmlns:am3d="http://schemas.microsoft.com/office/drawing/2017/model3d" xmlns:o="urn:schemas-microsoft-com:office:office" xmlns:oel="http://schemas.microsoft.com/office/2019/extlst" xmlns:r="http://schemas.openxmlformats.org/officeDocument/2006/relationships" xmlns:m="http://schemas.openxmlformats.org/officeDocument/2006/math" xmlns:v="urn:schemas-microsoft-com:vml" xmlns:wp14="http://schemas.microsoft.com/office/word/2010/wordprocessingDrawing" xmlns:wp="http://schemas.openxmlformats.org/drawingml/2006/wordprocessingDrawing" xmlns:w10="urn:schemas-microsoft-com:office:word" xmlns:w="http://schemas.openxmlformats.org/wordprocessingml/2006/main" xmlns:w14="http://schemas.microsoft.com/office/word/2010/wordml" xmlns:w15="http://schemas.microsoft.com/office/word/2012/wordml" xmlns:w16cei="http://schemas.microsoft.com/office/word/2026/wordml/cei" xmlns:w16cex="http://schemas.microsoft.com/office/word/2018/wordml/cex" xmlns:w16cid="http://schemas.microsoft.com/office/word/2016/wordml/cid" xmlns:w16="http://schemas.microsoft.com/office/word/2018/wordml" xmlns:w16du="http://schemas.microsoft.com/office/word/2023/wordml/word16du" xmlns:w16sdtdh="http://schemas.microsoft.com/office/word/2020/wordml/sdtdatahash" xmlns:w16sdtfl="http://schemas.microsoft.com/office/word/2024/wordml/sdtformatlock" xmlns:w16se="http://schemas.microsoft.com/office/word/2015/wordml/symex" xmlns:wpg="http://schemas.microsoft.com/office/word/2010/wordprocessingGroup" xmlns:wpi="http://schemas.microsoft.com/office/word/2010/wordprocessingInk" xmlns:wne="http://schemas.microsoft.com/office/word/2006/wordml" xmlns:wps="http://schemas.microsoft.com/office/word/2010/wordprocessingShape" mc:Ignorable="w14 w15 w16se w16cid w16 w16cex w16sdtdh w16sdtfl cr w16du wp14">
+<w16cex:commentsExtensible xmlns:wpc="http://schemas.microsoft.com/office/word/2010/wordprocessingCanvas" xmlns:cx="http://schemas.microsoft.com/office/drawing/2014/chartex" xmlns:cx1="http://schemas.microsoft.com/office/drawing/2015/9/8/chartex" xmlns:cx2="http://schemas.microsoft.com/office/drawing/2015/10/21/chartex" xmlns:cx3="http://schemas.microsoft.com/office/drawing/2016/5/9/chartex" xmlns:cx4="http://schemas.microsoft.com/office/drawing/2016/5/10/chartex" xmlns:cx5="http://schemas.microsoft.com/office/drawing/2016/5/11/chartex" xmlns:cx6="http://schemas.microsoft.com/office/drawing/2016/5/12/chartex" xmlns:cx7="http://schemas.microsoft.com/office/drawing/2016/5/13/chartex" xmlns:cx8="http://schemas.microsoft.com/office/drawing/2016/5/14/chartex" xmlns:cr="http://schemas.microsoft.com/office/comments/2020/reactions" xmlns:mc="http://schemas.openxmlformats.org/markup-compatibility/2006" xmlns:aink="http://schemas.microsoft.com/office/drawing/2016/ink" xmlns:am3d="http://schemas.microsoft.com/office/drawing/2017/model3d" xmlns:o="urn:schemas-microsoft-com:office:office" xmlns:oel="http://schemas.microsoft.com/office/2019/extlst" xmlns:r="http://schemas.openxmlformats.org/officeDocument/2006/relationships" xmlns:m="http://schemas.openxmlformats.org/officeDocument/2006/math" xmlns:v="urn:schemas-microsoft-com:vml" xmlns:wp14="http://schemas.microsoft.com/office/word/2010/wordprocessingDrawing" xmlns:wp="http://schemas.openxmlformats.org/drawingml/2006/wordprocessingDrawing" xmlns:w10="urn:schemas-microsoft-com:office:word" xmlns:w="http://schemas.openxmlformats.org/wordprocessingml/2006/main" xmlns:w14="http://schemas.microsoft.com/office/word/2010/wordml" xmlns:w15="http://schemas.microsoft.com/office/word/2012/wordml" xmlns:w16cex="http://schemas.microsoft.com/office/word/2018/wordml/cex" xmlns:w16cid="http://schemas.microsoft.com/office/word/2016/wordml/cid" xmlns:w16="http://schemas.microsoft.com/office/word/2018/wordml" xmlns:w16du="http://schemas.microsoft.com/office/word/2023/wordml/word16du" xmlns:w16sdtdh="http://schemas.microsoft.com/office/word/2020/wordml/sdtdatahash" xmlns:w16sdtfl="http://schemas.microsoft.com/office/word/2024/wordml/sdtformatlock" xmlns:w16se="http://schemas.microsoft.com/office/word/2015/wordml/symex" xmlns:wpg="http://schemas.microsoft.com/office/word/2010/wordprocessingGroup" xmlns:wpi="http://schemas.microsoft.com/office/word/2010/wordprocessingInk" xmlns:wne="http://schemas.microsoft.com/office/word/2006/wordml" xmlns:wps="http://schemas.microsoft.com/office/word/2010/wordprocessingShape" mc:Ignorable="w14 w15 w16se w16cid w16 w16cex w16sdtdh w16sdtfl cr w16du wp14">
   <w16cex:commentExtensible w16cex:durableId="6D175231" w16cex:dateUtc="2026-10-02T12:03:00Z"/>
   <w16cex:commentExtensible w16cex:durableId="3F6D4E28" w16cex:dateUtc="2026-10-02T12:03:00Z"/>
   <w16cex:commentExtensible w16cex:durableId="4BB3D2A6" w16cex:dateUtc="2026-10-02T12:15:00Z"/>
   <w16cex:commentExtensible w16cex:durableId="66A5E128" w16cex:dateUtc="2026-10-02T12:03:00Z"/>
   <w16cex:commentExtensible w16cex:durableId="43B47A5B" w16cex:dateUtc="2026-10-02T12:03:00Z"/>
-  <w16cex:commentExtensible w16cex:durableId="21DB9DEF" w16cex:dateUtc="2026-10-01T14:24:00Z"/>
-  <w16cex:commentExtensible w16cex:durableId="5C2C0FE6" w16cex:dateUtc="2026-10-01T14:42:00Z"/>
   <w16cex:commentExtensible w16cex:durableId="6D55B980" w16cex:dateUtc="2026-10-02T12:03:00Z"/>
   <w16cex:commentExtensible w16cex:durableId="59413531" w16cex:dateUtc="2026-10-02T12:03:00Z"/>
 </w16cex:commentsExtensible>
 </file>
 
 <file path=word/commentsIds.xml><?xml version="1.0" encoding="utf-8"?>
-<w16cid:commentsIds xmlns:wpc="http://schemas.microsoft.com/office/word/2010/wordprocessingCanvas" xmlns:cx="http://schemas.microsoft.com/office/drawing/2014/chartex" xmlns:cx1="http://schemas.microsoft.com/office/drawing/2015/9/8/chartex" xmlns:cx2="http://schemas.microsoft.com/office/drawing/2015/10/21/chartex" xmlns:cx3="http://schemas.microsoft.com/office/drawing/2016/5/9/chartex" xmlns:cx4="http://schemas.microsoft.com/office/drawing/2016/5/10/chartex" xmlns:cx5="http://schemas.microsoft.com/office/drawing/2016/5/11/chartex" xmlns:cx6="http://schemas.microsoft.com/office/drawing/2016/5/12/chartex" xmlns:cx7="http://schemas.microsoft.com/office/drawing/2016/5/13/chartex" xmlns:cx8="http://schemas.microsoft.com/office/drawing/2016/5/14/chartex" xmlns:mc="http://schemas.openxmlformats.org/markup-compatibility/2006" xmlns:aink="http://schemas.microsoft.com/office/drawing/2016/ink" xmlns:am3d="http://schemas.microsoft.com/office/drawing/2017/model3d" xmlns:o="urn:schemas-microsoft-com:office:office" xmlns:oel="http://schemas.microsoft.com/office/2019/extlst" xmlns:r="http://schemas.openxmlformats.org/officeDocument/2006/relationships" xmlns:m="http://schemas.openxmlformats.org/officeDocument/2006/math" xmlns:v="urn:schemas-microsoft-com:vml" xmlns:wp14="http://schemas.microsoft.com/office/word/2010/wordprocessingDrawing" xmlns:wp="http://schemas.openxmlformats.org/drawingml/2006/wordprocessingDrawing" xmlns:w10="urn:schemas-microsoft-com:office:word" xmlns:w="http://schemas.openxmlformats.org/wordprocessingml/2006/main" xmlns:w14="http://schemas.microsoft.com/office/word/2010/wordml" xmlns:w15="http://schemas.microsoft.com/office/word/2012/wordml" xmlns:w16cei="http://schemas.microsoft.com/office/word/2026/wordml/cei" xmlns:w16cex="http://schemas.microsoft.com/office/word/2018/wordml/cex" xmlns:w16cid="http://schemas.microsoft.com/office/word/2016/wordml/cid" xmlns:w16="http://schemas.microsoft.com/office/word/2018/wordml" xmlns:w16du="http://schemas.microsoft.com/office/word/2023/wordml/word16du" xmlns:w16sdtdh="http://schemas.microsoft.com/office/word/2020/wordml/sdtdatahash" xmlns:w16sdtfl="http://schemas.microsoft.com/office/word/2024/wordml/sdtformatlock" xmlns:w16se="http://schemas.microsoft.com/office/word/2015/wordml/symex" xmlns:wpg="http://schemas.microsoft.com/office/word/2010/wordprocessingGroup" xmlns:wpi="http://schemas.microsoft.com/office/word/2010/wordprocessingInk" xmlns:wne="http://schemas.microsoft.com/office/word/2006/wordml" xmlns:wps="http://schemas.microsoft.com/office/word/2010/wordprocessingShape" mc:Ignorable="w14 w15 w16se w16cid w16 w16cex w16sdtdh w16sdtfl w16du wp14">
+<w16cid:commentsIds xmlns:wpc="http://schemas.microsoft.com/office/word/2010/wordprocessingCanvas" xmlns:cx="http://schemas.microsoft.com/office/drawing/2014/chartex" xmlns:cx1="http://schemas.microsoft.com/office/drawing/2015/9/8/chartex" xmlns:cx2="http://schemas.microsoft.com/office/drawing/2015/10/21/chartex" xmlns:cx3="http://schemas.microsoft.com/office/drawing/2016/5/9/chartex" xmlns:cx4="http://schemas.microsoft.com/office/drawing/2016/5/10/chartex" xmlns:cx5="http://schemas.microsoft.com/office/drawing/2016/5/11/chartex" xmlns:cx6="http://schemas.microsoft.com/office/drawing/2016/5/12/chartex" xmlns:cx7="http://schemas.microsoft.com/office/drawing/2016/5/13/chartex" xmlns:cx8="http://schemas.microsoft.com/office/drawing/2016/5/14/chartex" xmlns:mc="http://schemas.openxmlformats.org/markup-compatibility/2006" xmlns:aink="http://schemas.microsoft.com/office/drawing/2016/ink" xmlns:am3d="http://schemas.microsoft.com/office/drawing/2017/model3d" xmlns:o="urn:schemas-microsoft-com:office:office" xmlns:oel="http://schemas.microsoft.com/office/2019/extlst" xmlns:r="http://schemas.openxmlformats.org/officeDocument/2006/relationships" xmlns:m="http://schemas.openxmlformats.org/officeDocument/2006/math" xmlns:v="urn:schemas-microsoft-com:vml" xmlns:wp14="http://schemas.microsoft.com/office/word/2010/wordprocessingDrawing" xmlns:wp="http://schemas.openxmlformats.org/drawingml/2006/wordprocessingDrawing" xmlns:w10="urn:schemas-microsoft-com:office:word" xmlns:w="http://schemas.openxmlformats.org/wordprocessingml/2006/main" xmlns:w14="http://schemas.microsoft.com/office/word/2010/wordml" xmlns:w15="http://schemas.microsoft.com/office/word/2012/wordml" xmlns:w16cex="http://schemas.microsoft.com/office/word/2018/wordml/cex" xmlns:w16cid="http://schemas.microsoft.com/office/word/2016/wordml/cid" xmlns:w16="http://schemas.microsoft.com/office/word/2018/wordml" xmlns:w16du="http://schemas.microsoft.com/office/word/2023/wordml/word16du" xmlns:w16sdtdh="http://schemas.microsoft.com/office/word/2020/wordml/sdtdatahash" xmlns:w16sdtfl="http://schemas.microsoft.com/office/word/2024/wordml/sdtformatlock" xmlns:w16se="http://schemas.microsoft.com/office/word/2015/wordml/symex" xmlns:wpg="http://schemas.microsoft.com/office/word/2010/wordprocessingGroup" xmlns:wpi="http://schemas.microsoft.com/office/word/2010/wordprocessingInk" xmlns:wne="http://schemas.microsoft.com/office/word/2006/wordml" xmlns:wps="http://schemas.microsoft.com/office/word/2010/wordprocessingShape" mc:Ignorable="w14 w15 w16se w16cid w16 w16cex w16sdtdh w16sdtfl w16du wp14">
   <w16cid:commentId w16cid:paraId="707917A2" w16cid:durableId="6D175231"/>
   <w16cid:commentId w16cid:paraId="71302705" w16cid:durableId="3F6D4E28"/>
   <w16cid:commentId w16cid:paraId="0BE4E189" w16cid:durableId="4BB3D2A6"/>
   <w16cid:commentId w16cid:paraId="5D45B4EB" w16cid:durableId="66A5E128"/>
   <w16cid:commentId w16cid:paraId="183C231F" w16cid:durableId="43B47A5B"/>
-  <w16cid:commentId w16cid:paraId="1494D953" w16cid:durableId="21DB9DEF"/>
-  <w16cid:commentId w16cid:paraId="10D9B3D0" w16cid:durableId="5C2C0FE6"/>
   <w16cid:commentId w16cid:paraId="0F918E0A" w16cid:durableId="6D55B980"/>
   <w16cid:commentId w16cid:paraId="7E54E279" w16cid:durableId="59413531"/>
 </w16cid:commentsIds>
 </file>
 
 <file path=word/endnotes.xml><?xml version="1.0" encoding="utf-8"?>
-<w:endnotes xmlns:wpc="http://schemas.microsoft.com/office/word/2010/wordprocessingCanvas" xmlns:cx="http://schemas.microsoft.com/office/drawing/2014/chartex" xmlns:cx1="http://schemas.microsoft.com/office/drawing/2015/9/8/chartex" xmlns:cx2="http://schemas.microsoft.com/office/drawing/2015/10/21/chartex" xmlns:cx3="http://schemas.microsoft.com/office/drawing/2016/5/9/chartex" xmlns:cx4="http://schemas.microsoft.com/office/drawing/2016/5/10/chartex" xmlns:cx5="http://schemas.microsoft.com/office/drawing/2016/5/11/chartex" xmlns:cx6="http://schemas.microsoft.com/office/drawing/2016/5/12/chartex" xmlns:cx7="http://schemas.microsoft.com/office/drawing/2016/5/13/chartex" xmlns:cx8="http://schemas.microsoft.com/office/drawing/2016/5/14/chartex" xmlns:mc="http://schemas.openxmlformats.org/markup-compatibility/2006" xmlns:aink="http://schemas.microsoft.com/office/drawing/2016/ink" xmlns:am3d="http://schemas.microsoft.com/office/drawing/2017/model3d" xmlns:o="urn:schemas-microsoft-com:office:office" xmlns:oel="http://schemas.microsoft.com/office/2019/extlst" xmlns:r="http://schemas.openxmlformats.org/officeDocument/2006/relationships" xmlns:m="http://schemas.openxmlformats.org/officeDocument/2006/math" xmlns:v="urn:schemas-microsoft-com:vml" xmlns:wp14="http://schemas.microsoft.com/office/word/2010/wordprocessingDrawing" xmlns:wp="http://schemas.openxmlformats.org/drawingml/2006/wordprocessingDrawing" xmlns:w10="urn:schemas-microsoft-com:office:word" xmlns:w="http://schemas.openxmlformats.org/wordprocessingml/2006/main" xmlns:w14="http://schemas.microsoft.com/office/word/2010/wordml" xmlns:w15="http://schemas.microsoft.com/office/word/2012/wordml" xmlns:w16cei="http://schemas.microsoft.com/office/word/2026/wordml/cei" xmlns:w16cex="http://schemas.microsoft.com/office/word/2018/wordml/cex" xmlns:w16cid="http://schemas.microsoft.com/office/word/2016/wordml/cid" xmlns:w16="http://schemas.microsoft.com/office/word/2018/wordml" xmlns:w16du="http://schemas.microsoft.com/office/word/2023/wordml/word16du" xmlns:w16sdtdh="http://schemas.microsoft.com/office/word/2020/wordml/sdtdatahash" xmlns:w16sdtfl="http://schemas.microsoft.com/office/word/2024/wordml/sdtformatlock" xmlns:w16se="http://schemas.microsoft.com/office/word/2015/wordml/symex" xmlns:wpg="http://schemas.microsoft.com/office/word/2010/wordprocessingGroup" xmlns:wpi="http://schemas.microsoft.com/office/word/2010/wordprocessingInk" xmlns:wne="http://schemas.microsoft.com/office/word/2006/wordml" xmlns:wps="http://schemas.microsoft.com/office/word/2010/wordprocessingShape" mc:Ignorable="w14 w15 w16se w16cid w16 w16cex w16sdtdh w16sdtfl w16du wp14">
+<w:endnotes xmlns:wpc="http://schemas.microsoft.com/office/word/2010/wordprocessingCanvas" xmlns:cx="http://schemas.microsoft.com/office/drawing/2014/chartex" xmlns:cx1="http://schemas.microsoft.com/office/drawing/2015/9/8/chartex" xmlns:cx2="http://schemas.microsoft.com/office/drawing/2015/10/21/chartex" xmlns:cx3="http://schemas.microsoft.com/office/drawing/2016/5/9/chartex" xmlns:cx4="http://schemas.microsoft.com/office/drawing/2016/5/10/chartex" xmlns:cx5="http://schemas.microsoft.com/office/drawing/2016/5/11/chartex" xmlns:cx6="http://schemas.microsoft.com/office/drawing/2016/5/12/chartex" xmlns:cx7="http://schemas.microsoft.com/office/drawing/2016/5/13/chartex" xmlns:cx8="http://schemas.microsoft.com/office/drawing/2016/5/14/chartex" xmlns:mc="http://schemas.openxmlformats.org/markup-compatibility/2006" xmlns:aink="http://schemas.microsoft.com/office/drawing/2016/ink" xmlns:am3d="http://schemas.microsoft.com/office/drawing/2017/model3d" xmlns:o="urn:schemas-microsoft-com:office:office" xmlns:oel="http://schemas.microsoft.com/office/2019/extlst" xmlns:r="http://schemas.openxmlformats.org/officeDocument/2006/relationships" xmlns:m="http://schemas.openxmlformats.org/officeDocument/2006/math" xmlns:v="urn:schemas-microsoft-com:vml" xmlns:wp14="http://schemas.microsoft.com/office/word/2010/wordprocessingDrawing" xmlns:wp="http://schemas.openxmlformats.org/drawingml/2006/wordprocessingDrawing" xmlns:w10="urn:schemas-microsoft-com:office:word" xmlns:w="http://schemas.openxmlformats.org/wordprocessingml/2006/main" xmlns:w14="http://schemas.microsoft.com/office/word/2010/wordml" xmlns:w15="http://schemas.microsoft.com/office/word/2012/wordml" xmlns:w16cex="http://schemas.microsoft.com/office/word/2018/wordml/cex" xmlns:w16cid="http://schemas.microsoft.com/office/word/2016/wordml/cid" xmlns:w16="http://schemas.microsoft.com/office/word/2018/wordml" xmlns:w16du="http://schemas.microsoft.com/office/word/2023/wordml/word16du" xmlns:w16sdtdh="http://schemas.microsoft.com/office/word/2020/wordml/sdtdatahash" xmlns:w16sdtfl="http://schemas.microsoft.com/office/word/2024/wordml/sdtformatlock" xmlns:w16se="http://schemas.microsoft.com/office/word/2015/wordml/symex" xmlns:wpg="http://schemas.microsoft.com/office/word/2010/wordprocessingGroup" xmlns:wpi="http://schemas.microsoft.com/office/word/2010/wordprocessingInk" xmlns:wne="http://schemas.microsoft.com/office/word/2006/wordml" xmlns:wps="http://schemas.microsoft.com/office/word/2010/wordprocessingShape" mc:Ignorable="w14 w15 w16se w16cid w16 w16cex w16sdtdh w16sdtfl w16du wp14">
   <w:endnote w:type="separator" w:id="-1">
     <w:p>
       <w:pPr>
@@ -9708,7 +9862,7 @@
 </file>
 
 <file path=word/footer1.xml><?xml version="1.0" encoding="utf-8"?>
-<w:ftr xmlns:wpc="http://schemas.microsoft.com/office/word/2010/wordprocessingCanvas" xmlns:cx="http://schemas.microsoft.com/office/drawing/2014/chartex" xmlns:cx1="http://schemas.microsoft.com/office/drawing/2015/9/8/chartex" xmlns:cx2="http://schemas.microsoft.com/office/drawing/2015/10/21/chartex" xmlns:cx3="http://schemas.microsoft.com/office/drawing/2016/5/9/chartex" xmlns:cx4="http://schemas.microsoft.com/office/drawing/2016/5/10/chartex" xmlns:cx5="http://schemas.microsoft.com/office/drawing/2016/5/11/chartex" xmlns:cx6="http://schemas.microsoft.com/office/drawing/2016/5/12/chartex" xmlns:cx7="http://schemas.microsoft.com/office/drawing/2016/5/13/chartex" xmlns:cx8="http://schemas.microsoft.com/office/drawing/2016/5/14/chartex" xmlns:mc="http://schemas.openxmlformats.org/markup-compatibility/2006" xmlns:aink="http://schemas.microsoft.com/office/drawing/2016/ink" xmlns:am3d="http://schemas.microsoft.com/office/drawing/2017/model3d" xmlns:o="urn:schemas-microsoft-com:office:office" xmlns:oel="http://schemas.microsoft.com/office/2019/extlst" xmlns:r="http://schemas.openxmlformats.org/officeDocument/2006/relationships" xmlns:m="http://schemas.openxmlformats.org/officeDocument/2006/math" xmlns:v="urn:schemas-microsoft-com:vml" xmlns:wp14="http://schemas.microsoft.com/office/word/2010/wordprocessingDrawing" xmlns:wp="http://schemas.openxmlformats.org/drawingml/2006/wordprocessingDrawing" xmlns:w10="urn:schemas-microsoft-com:office:word" xmlns:w="http://schemas.openxmlformats.org/wordprocessingml/2006/main" xmlns:w14="http://schemas.microsoft.com/office/word/2010/wordml" xmlns:w15="http://schemas.microsoft.com/office/word/2012/wordml" xmlns:w16cei="http://schemas.microsoft.com/office/word/2026/wordml/cei" xmlns:w16cex="http://schemas.microsoft.com/office/word/2018/wordml/cex" xmlns:w16cid="http://schemas.microsoft.com/office/word/2016/wordml/cid" xmlns:w16="http://schemas.microsoft.com/office/word/2018/wordml" xmlns:w16du="http://schemas.microsoft.com/office/word/2023/wordml/word16du" xmlns:w16sdtdh="http://schemas.microsoft.com/office/word/2020/wordml/sdtdatahash" xmlns:w16sdtfl="http://schemas.microsoft.com/office/word/2024/wordml/sdtformatlock" xmlns:w16se="http://schemas.microsoft.com/office/word/2015/wordml/symex" xmlns:wpg="http://schemas.microsoft.com/office/word/2010/wordprocessingGroup" xmlns:wpi="http://schemas.microsoft.com/office/word/2010/wordprocessingInk" xmlns:wne="http://schemas.microsoft.com/office/word/2006/wordml" xmlns:wps="http://schemas.microsoft.com/office/word/2010/wordprocessingShape" mc:Ignorable="w14 w15 w16se w16cid w16 w16cex w16sdtdh w16sdtfl w16du wp14">
+<w:ftr xmlns:wpc="http://schemas.microsoft.com/office/word/2010/wordprocessingCanvas" xmlns:cx="http://schemas.microsoft.com/office/drawing/2014/chartex" xmlns:cx1="http://schemas.microsoft.com/office/drawing/2015/9/8/chartex" xmlns:cx2="http://schemas.microsoft.com/office/drawing/2015/10/21/chartex" xmlns:cx3="http://schemas.microsoft.com/office/drawing/2016/5/9/chartex" xmlns:cx4="http://schemas.microsoft.com/office/drawing/2016/5/10/chartex" xmlns:cx5="http://schemas.microsoft.com/office/drawing/2016/5/11/chartex" xmlns:cx6="http://schemas.microsoft.com/office/drawing/2016/5/12/chartex" xmlns:cx7="http://schemas.microsoft.com/office/drawing/2016/5/13/chartex" xmlns:cx8="http://schemas.microsoft.com/office/drawing/2016/5/14/chartex" xmlns:mc="http://schemas.openxmlformats.org/markup-compatibility/2006" xmlns:aink="http://schemas.microsoft.com/office/drawing/2016/ink" xmlns:am3d="http://schemas.microsoft.com/office/drawing/2017/model3d" xmlns:o="urn:schemas-microsoft-com:office:office" xmlns:oel="http://schemas.microsoft.com/office/2019/extlst" xmlns:r="http://schemas.openxmlformats.org/officeDocument/2006/relationships" xmlns:m="http://schemas.openxmlformats.org/officeDocument/2006/math" xmlns:v="urn:schemas-microsoft-com:vml" xmlns:wp14="http://schemas.microsoft.com/office/word/2010/wordprocessingDrawing" xmlns:wp="http://schemas.openxmlformats.org/drawingml/2006/wordprocessingDrawing" xmlns:w10="urn:schemas-microsoft-com:office:word" xmlns:w="http://schemas.openxmlformats.org/wordprocessingml/2006/main" xmlns:w14="http://schemas.microsoft.com/office/word/2010/wordml" xmlns:w15="http://schemas.microsoft.com/office/word/2012/wordml" xmlns:w16cex="http://schemas.microsoft.com/office/word/2018/wordml/cex" xmlns:w16cid="http://schemas.microsoft.com/office/word/2016/wordml/cid" xmlns:w16="http://schemas.microsoft.com/office/word/2018/wordml" xmlns:w16du="http://schemas.microsoft.com/office/word/2023/wordml/word16du" xmlns:w16sdtdh="http://schemas.microsoft.com/office/word/2020/wordml/sdtdatahash" xmlns:w16sdtfl="http://schemas.microsoft.com/office/word/2024/wordml/sdtformatlock" xmlns:w16se="http://schemas.microsoft.com/office/word/2015/wordml/symex" xmlns:wpg="http://schemas.microsoft.com/office/word/2010/wordprocessingGroup" xmlns:wpi="http://schemas.microsoft.com/office/word/2010/wordprocessingInk" xmlns:wne="http://schemas.microsoft.com/office/word/2006/wordml" xmlns:wps="http://schemas.microsoft.com/office/word/2010/wordprocessingShape" mc:Ignorable="w14 w15 w16se w16cid w16 w16cex w16sdtdh w16sdtfl w16du wp14">
   <w:p>
     <w:pPr>
       <w:pStyle w:val="Footer"/>
@@ -9767,7 +9921,7 @@
 </file>
 
 <file path=word/footer2.xml><?xml version="1.0" encoding="utf-8"?>
-<w:ftr xmlns:wpc="http://schemas.microsoft.com/office/word/2010/wordprocessingCanvas" xmlns:cx="http://schemas.microsoft.com/office/drawing/2014/chartex" xmlns:cx1="http://schemas.microsoft.com/office/drawing/2015/9/8/chartex" xmlns:cx2="http://schemas.microsoft.com/office/drawing/2015/10/21/chartex" xmlns:cx3="http://schemas.microsoft.com/office/drawing/2016/5/9/chartex" xmlns:cx4="http://schemas.microsoft.com/office/drawing/2016/5/10/chartex" xmlns:cx5="http://schemas.microsoft.com/office/drawing/2016/5/11/chartex" xmlns:cx6="http://schemas.microsoft.com/office/drawing/2016/5/12/chartex" xmlns:cx7="http://schemas.microsoft.com/office/drawing/2016/5/13/chartex" xmlns:cx8="http://schemas.microsoft.com/office/drawing/2016/5/14/chartex" xmlns:mc="http://schemas.openxmlformats.org/markup-compatibility/2006" xmlns:aink="http://schemas.microsoft.com/office/drawing/2016/ink" xmlns:am3d="http://schemas.microsoft.com/office/drawing/2017/model3d" xmlns:o="urn:schemas-microsoft-com:office:office" xmlns:oel="http://schemas.microsoft.com/office/2019/extlst" xmlns:r="http://schemas.openxmlformats.org/officeDocument/2006/relationships" xmlns:m="http://schemas.openxmlformats.org/officeDocument/2006/math" xmlns:v="urn:schemas-microsoft-com:vml" xmlns:wp14="http://schemas.microsoft.com/office/word/2010/wordprocessingDrawing" xmlns:wp="http://schemas.openxmlformats.org/drawingml/2006/wordprocessingDrawing" xmlns:w10="urn:schemas-microsoft-com:office:word" xmlns:w="http://schemas.openxmlformats.org/wordprocessingml/2006/main" xmlns:w14="http://schemas.microsoft.com/office/word/2010/wordml" xmlns:w15="http://schemas.microsoft.com/office/word/2012/wordml" xmlns:w16cei="http://schemas.microsoft.com/office/word/2026/wordml/cei" xmlns:w16cex="http://schemas.microsoft.com/office/word/2018/wordml/cex" xmlns:w16cid="http://schemas.microsoft.com/office/word/2016/wordml/cid" xmlns:w16="http://schemas.microsoft.com/office/word/2018/wordml" xmlns:w16du="http://schemas.microsoft.com/office/word/2023/wordml/word16du" xmlns:w16sdtdh="http://schemas.microsoft.com/office/word/2020/wordml/sdtdatahash" xmlns:w16sdtfl="http://schemas.microsoft.com/office/word/2024/wordml/sdtformatlock" xmlns:w16se="http://schemas.microsoft.com/office/word/2015/wordml/symex" xmlns:wpg="http://schemas.microsoft.com/office/word/2010/wordprocessingGroup" xmlns:wpi="http://schemas.microsoft.com/office/word/2010/wordprocessingInk" xmlns:wne="http://schemas.microsoft.com/office/word/2006/wordml" xmlns:wps="http://schemas.microsoft.com/office/word/2010/wordprocessingShape" mc:Ignorable="w14 w15 w16se w16cid w16 w16cex w16sdtdh w16sdtfl w16du wp14">
+<w:ftr xmlns:wpc="http://schemas.microsoft.com/office/word/2010/wordprocessingCanvas" xmlns:cx="http://schemas.microsoft.com/office/drawing/2014/chartex" xmlns:cx1="http://schemas.microsoft.com/office/drawing/2015/9/8/chartex" xmlns:cx2="http://schemas.microsoft.com/office/drawing/2015/10/21/chartex" xmlns:cx3="http://schemas.microsoft.com/office/drawing/2016/5/9/chartex" xmlns:cx4="http://schemas.microsoft.com/office/drawing/2016/5/10/chartex" xmlns:cx5="http://schemas.microsoft.com/office/drawing/2016/5/11/chartex" xmlns:cx6="http://schemas.microsoft.com/office/drawing/2016/5/12/chartex" xmlns:cx7="http://schemas.microsoft.com/office/drawing/2016/5/13/chartex" xmlns:cx8="http://schemas.microsoft.com/office/drawing/2016/5/14/chartex" xmlns:mc="http://schemas.openxmlformats.org/markup-compatibility/2006" xmlns:aink="http://schemas.microsoft.com/office/drawing/2016/ink" xmlns:am3d="http://schemas.microsoft.com/office/drawing/2017/model3d" xmlns:o="urn:schemas-microsoft-com:office:office" xmlns:oel="http://schemas.microsoft.com/office/2019/extlst" xmlns:r="http://schemas.openxmlformats.org/officeDocument/2006/relationships" xmlns:m="http://schemas.openxmlformats.org/officeDocument/2006/math" xmlns:v="urn:schemas-microsoft-com:vml" xmlns:wp14="http://schemas.microsoft.com/office/word/2010/wordprocessingDrawing" xmlns:wp="http://schemas.openxmlformats.org/drawingml/2006/wordprocessingDrawing" xmlns:w10="urn:schemas-microsoft-com:office:word" xmlns:w="http://schemas.openxmlformats.org/wordprocessingml/2006/main" xmlns:w14="http://schemas.microsoft.com/office/word/2010/wordml" xmlns:w15="http://schemas.microsoft.com/office/word/2012/wordml" xmlns:w16cex="http://schemas.microsoft.com/office/word/2018/wordml/cex" xmlns:w16cid="http://schemas.microsoft.com/office/word/2016/wordml/cid" xmlns:w16="http://schemas.microsoft.com/office/word/2018/wordml" xmlns:w16du="http://schemas.microsoft.com/office/word/2023/wordml/word16du" xmlns:w16sdtdh="http://schemas.microsoft.com/office/word/2020/wordml/sdtdatahash" xmlns:w16sdtfl="http://schemas.microsoft.com/office/word/2024/wordml/sdtformatlock" xmlns:w16se="http://schemas.microsoft.com/office/word/2015/wordml/symex" xmlns:wpg="http://schemas.microsoft.com/office/word/2010/wordprocessingGroup" xmlns:wpi="http://schemas.microsoft.com/office/word/2010/wordprocessingInk" xmlns:wne="http://schemas.microsoft.com/office/word/2006/wordml" xmlns:wps="http://schemas.microsoft.com/office/word/2010/wordprocessingShape" mc:Ignorable="w14 w15 w16se w16cid w16 w16cex w16sdtdh w16sdtfl w16du wp14">
   <w:tbl>
     <w:tblPr>
       <w:tblW w:w="0" w:type="auto"/>
@@ -9828,7 +9982,7 @@
 </file>
 
 <file path=word/footnotes.xml><?xml version="1.0" encoding="utf-8"?>
-<w:footnotes xmlns:wpc="http://schemas.microsoft.com/office/word/2010/wordprocessingCanvas" xmlns:cx="http://schemas.microsoft.com/office/drawing/2014/chartex" xmlns:cx1="http://schemas.microsoft.com/office/drawing/2015/9/8/chartex" xmlns:cx2="http://schemas.microsoft.com/office/drawing/2015/10/21/chartex" xmlns:cx3="http://schemas.microsoft.com/office/drawing/2016/5/9/chartex" xmlns:cx4="http://schemas.microsoft.com/office/drawing/2016/5/10/chartex" xmlns:cx5="http://schemas.microsoft.com/office/drawing/2016/5/11/chartex" xmlns:cx6="http://schemas.microsoft.com/office/drawing/2016/5/12/chartex" xmlns:cx7="http://schemas.microsoft.com/office/drawing/2016/5/13/chartex" xmlns:cx8="http://schemas.microsoft.com/office/drawing/2016/5/14/chartex" xmlns:mc="http://schemas.openxmlformats.org/markup-compatibility/2006" xmlns:aink="http://schemas.microsoft.com/office/drawing/2016/ink" xmlns:am3d="http://schemas.microsoft.com/office/drawing/2017/model3d" xmlns:o="urn:schemas-microsoft-com:office:office" xmlns:oel="http://schemas.microsoft.com/office/2019/extlst" xmlns:r="http://schemas.openxmlformats.org/officeDocument/2006/relationships" xmlns:m="http://schemas.openxmlformats.org/officeDocument/2006/math" xmlns:v="urn:schemas-microsoft-com:vml" xmlns:wp14="http://schemas.microsoft.com/office/word/2010/wordprocessingDrawing" xmlns:wp="http://schemas.openxmlformats.org/drawingml/2006/wordprocessingDrawing" xmlns:w10="urn:schemas-microsoft-com:office:word" xmlns:w="http://schemas.openxmlformats.org/wordprocessingml/2006/main" xmlns:w14="http://schemas.microsoft.com/office/word/2010/wordml" xmlns:w15="http://schemas.microsoft.com/office/word/2012/wordml" xmlns:w16cei="http://schemas.microsoft.com/office/word/2026/wordml/cei" xmlns:w16cex="http://schemas.microsoft.com/office/word/2018/wordml/cex" xmlns:w16cid="http://schemas.microsoft.com/office/word/2016/wordml/cid" xmlns:w16="http://schemas.microsoft.com/office/word/2018/wordml" xmlns:w16du="http://schemas.microsoft.com/office/word/2023/wordml/word16du" xmlns:w16sdtdh="http://schemas.microsoft.com/office/word/2020/wordml/sdtdatahash" xmlns:w16sdtfl="http://schemas.microsoft.com/office/word/2024/wordml/sdtformatlock" xmlns:w16se="http://schemas.microsoft.com/office/word/2015/wordml/symex" xmlns:wpg="http://schemas.microsoft.com/office/word/2010/wordprocessingGroup" xmlns:wpi="http://schemas.microsoft.com/office/word/2010/wordprocessingInk" xmlns:wne="http://schemas.microsoft.com/office/word/2006/wordml" xmlns:wps="http://schemas.microsoft.com/office/word/2010/wordprocessingShape" mc:Ignorable="w14 w15 w16se w16cid w16 w16cex w16sdtdh w16sdtfl w16du wp14">
+<w:footnotes xmlns:wpc="http://schemas.microsoft.com/office/word/2010/wordprocessingCanvas" xmlns:cx="http://schemas.microsoft.com/office/drawing/2014/chartex" xmlns:cx1="http://schemas.microsoft.com/office/drawing/2015/9/8/chartex" xmlns:cx2="http://schemas.microsoft.com/office/drawing/2015/10/21/chartex" xmlns:cx3="http://schemas.microsoft.com/office/drawing/2016/5/9/chartex" xmlns:cx4="http://schemas.microsoft.com/office/drawing/2016/5/10/chartex" xmlns:cx5="http://schemas.microsoft.com/office/drawing/2016/5/11/chartex" xmlns:cx6="http://schemas.microsoft.com/office/drawing/2016/5/12/chartex" xmlns:cx7="http://schemas.microsoft.com/office/drawing/2016/5/13/chartex" xmlns:cx8="http://schemas.microsoft.com/office/drawing/2016/5/14/chartex" xmlns:mc="http://schemas.openxmlformats.org/markup-compatibility/2006" xmlns:aink="http://schemas.microsoft.com/office/drawing/2016/ink" xmlns:am3d="http://schemas.microsoft.com/office/drawing/2017/model3d" xmlns:o="urn:schemas-microsoft-com:office:office" xmlns:oel="http://schemas.microsoft.com/office/2019/extlst" xmlns:r="http://schemas.openxmlformats.org/officeDocument/2006/relationships" xmlns:m="http://schemas.openxmlformats.org/officeDocument/2006/math" xmlns:v="urn:schemas-microsoft-com:vml" xmlns:wp14="http://schemas.microsoft.com/office/word/2010/wordprocessingDrawing" xmlns:wp="http://schemas.openxmlformats.org/drawingml/2006/wordprocessingDrawing" xmlns:w10="urn:schemas-microsoft-com:office:word" xmlns:w="http://schemas.openxmlformats.org/wordprocessingml/2006/main" xmlns:w14="http://schemas.microsoft.com/office/word/2010/wordml" xmlns:w15="http://schemas.microsoft.com/office/word/2012/wordml" xmlns:w16cex="http://schemas.microsoft.com/office/word/2018/wordml/cex" xmlns:w16cid="http://schemas.microsoft.com/office/word/2016/wordml/cid" xmlns:w16="http://schemas.microsoft.com/office/word/2018/wordml" xmlns:w16du="http://schemas.microsoft.com/office/word/2023/wordml/word16du" xmlns:w16sdtdh="http://schemas.microsoft.com/office/word/2020/wordml/sdtdatahash" xmlns:w16sdtfl="http://schemas.microsoft.com/office/word/2024/wordml/sdtformatlock" xmlns:w16se="http://schemas.microsoft.com/office/word/2015/wordml/symex" xmlns:wpg="http://schemas.microsoft.com/office/word/2010/wordprocessingGroup" xmlns:wpi="http://schemas.microsoft.com/office/word/2010/wordprocessingInk" xmlns:wne="http://schemas.microsoft.com/office/word/2006/wordml" xmlns:wps="http://schemas.microsoft.com/office/word/2010/wordprocessingShape" mc:Ignorable="w14 w15 w16se w16cid w16 w16cex w16sdtdh w16sdtfl w16du wp14">
   <w:footnote w:type="separator" w:id="-1">
     <w:p>
       <w:pPr>
@@ -9853,12 +10007,15 @@
 </file>
 
 <file path=word/header1.xml><?xml version="1.0" encoding="utf-8"?>
-<w:hdr xmlns:wpc="http://schemas.microsoft.com/office/word/2010/wordprocessingCanvas" xmlns:cx="http://schemas.microsoft.com/office/drawing/2014/chartex" xmlns:cx1="http://schemas.microsoft.com/office/drawing/2015/9/8/chartex" xmlns:cx2="http://schemas.microsoft.com/office/drawing/2015/10/21/chartex" xmlns:cx3="http://schemas.microsoft.com/office/drawing/2016/5/9/chartex" xmlns:cx4="http://schemas.microsoft.com/office/drawing/2016/5/10/chartex" xmlns:cx5="http://schemas.microsoft.com/office/drawing/2016/5/11/chartex" xmlns:cx6="http://schemas.microsoft.com/office/drawing/2016/5/12/chartex" xmlns:cx7="http://schemas.microsoft.com/office/drawing/2016/5/13/chartex" xmlns:cx8="http://schemas.microsoft.com/office/drawing/2016/5/14/chartex" xmlns:mc="http://schemas.openxmlformats.org/markup-compatibility/2006" xmlns:aink="http://schemas.microsoft.com/office/drawing/2016/ink" xmlns:am3d="http://schemas.microsoft.com/office/drawing/2017/model3d" xmlns:o="urn:schemas-microsoft-com:office:office" xmlns:oel="http://schemas.microsoft.com/office/2019/extlst" xmlns:r="http://schemas.openxmlformats.org/officeDocument/2006/relationships" xmlns:m="http://schemas.openxmlformats.org/officeDocument/2006/math" xmlns:v="urn:schemas-microsoft-com:vml" xmlns:wp14="http://schemas.microsoft.com/office/word/2010/wordprocessingDrawing" xmlns:wp="http://schemas.openxmlformats.org/drawingml/2006/wordprocessingDrawing" xmlns:w10="urn:schemas-microsoft-com:office:word" xmlns:w="http://schemas.openxmlformats.org/wordprocessingml/2006/main" xmlns:w14="http://schemas.microsoft.com/office/word/2010/wordml" xmlns:w15="http://schemas.microsoft.com/office/word/2012/wordml" xmlns:w16cei="http://schemas.microsoft.com/office/word/2026/wordml/cei" xmlns:w16cex="http://schemas.microsoft.com/office/word/2018/wordml/cex" xmlns:w16cid="http://schemas.microsoft.com/office/word/2016/wordml/cid" xmlns:w16="http://schemas.microsoft.com/office/word/2018/wordml" xmlns:w16du="http://schemas.microsoft.com/office/word/2023/wordml/word16du" xmlns:w16sdtdh="http://schemas.microsoft.com/office/word/2020/wordml/sdtdatahash" xmlns:w16sdtfl="http://schemas.microsoft.com/office/word/2024/wordml/sdtformatlock" xmlns:w16se="http://schemas.microsoft.com/office/word/2015/wordml/symex" xmlns:wpg="http://schemas.microsoft.com/office/word/2010/wordprocessingGroup" xmlns:wpi="http://schemas.microsoft.com/office/word/2010/wordprocessingInk" xmlns:wne="http://schemas.microsoft.com/office/word/2006/wordml" xmlns:wps="http://schemas.microsoft.com/office/word/2010/wordprocessingShape" mc:Ignorable="w14 w15 w16se w16cid w16 w16cex w16sdtdh w16sdtfl w16du wp14">
+<w:hdr xmlns:wpc="http://schemas.microsoft.com/office/word/2010/wordprocessingCanvas" xmlns:cx="http://schemas.microsoft.com/office/drawing/2014/chartex" xmlns:cx1="http://schemas.microsoft.com/office/drawing/2015/9/8/chartex" xmlns:cx2="http://schemas.microsoft.com/office/drawing/2015/10/21/chartex" xmlns:cx3="http://schemas.microsoft.com/office/drawing/2016/5/9/chartex" xmlns:cx4="http://schemas.microsoft.com/office/drawing/2016/5/10/chartex" xmlns:cx5="http://schemas.microsoft.com/office/drawing/2016/5/11/chartex" xmlns:cx6="http://schemas.microsoft.com/office/drawing/2016/5/12/chartex" xmlns:cx7="http://schemas.microsoft.com/office/drawing/2016/5/13/chartex" xmlns:cx8="http://schemas.microsoft.com/office/drawing/2016/5/14/chartex" xmlns:mc="http://schemas.openxmlformats.org/markup-compatibility/2006" xmlns:aink="http://schemas.microsoft.com/office/drawing/2016/ink" xmlns:am3d="http://schemas.microsoft.com/office/drawing/2017/model3d" xmlns:o="urn:schemas-microsoft-com:office:office" xmlns:oel="http://schemas.microsoft.com/office/2019/extlst" xmlns:r="http://schemas.openxmlformats.org/officeDocument/2006/relationships" xmlns:m="http://schemas.openxmlformats.org/officeDocument/2006/math" xmlns:v="urn:schemas-microsoft-com:vml" xmlns:wp14="http://schemas.microsoft.com/office/word/2010/wordprocessingDrawing" xmlns:wp="http://schemas.openxmlformats.org/drawingml/2006/wordprocessingDrawing" xmlns:w10="urn:schemas-microsoft-com:office:word" xmlns:w="http://schemas.openxmlformats.org/wordprocessingml/2006/main" xmlns:w14="http://schemas.microsoft.com/office/word/2010/wordml" xmlns:w15="http://schemas.microsoft.com/office/word/2012/wordml" xmlns:w16cex="http://schemas.microsoft.com/office/word/2018/wordml/cex" xmlns:w16cid="http://schemas.microsoft.com/office/word/2016/wordml/cid" xmlns:w16="http://schemas.microsoft.com/office/word/2018/wordml" xmlns:w16du="http://schemas.microsoft.com/office/word/2023/wordml/word16du" xmlns:w16sdtdh="http://schemas.microsoft.com/office/word/2020/wordml/sdtdatahash" xmlns:w16sdtfl="http://schemas.microsoft.com/office/word/2024/wordml/sdtformatlock" xmlns:w16se="http://schemas.microsoft.com/office/word/2015/wordml/symex" xmlns:wpg="http://schemas.microsoft.com/office/word/2010/wordprocessingGroup" xmlns:wpi="http://schemas.microsoft.com/office/word/2010/wordprocessingInk" xmlns:wne="http://schemas.microsoft.com/office/word/2006/wordml" xmlns:wps="http://schemas.microsoft.com/office/word/2010/wordprocessingShape" mc:Ignorable="w14 w15 w16se w16cid w16 w16cex w16sdtdh w16sdtfl w16du wp14">
   <w:p>
     <w:pPr>
       <w:pStyle w:val="Header"/>
     </w:pPr>
     <w:r>
+      <w:rPr>
+        <w:noProof/>
+      </w:rPr>
       <mc:AlternateContent>
         <mc:Choice Requires="wps">
           <w:drawing>
@@ -9940,7 +10097,7 @@
               <v:stroke joinstyle="miter"/>
               <v:path gradientshapeok="t" o:connecttype="rect"/>
             </v:shapetype>
-            <v:shape id="Text Box 5" o:spid="_x0000_s1026" type="#_x0000_t202" alt="UNCLASSIFIED - NON CLASSIFIÉ" style="position:absolute;margin-left:-5.05pt;margin-top:0;width:34.95pt;height:34.95pt;z-index:251663360;visibility:visible;mso-wrap-style:none;mso-wrap-distance-left:0;mso-wrap-distance-top:0;mso-wrap-distance-right:0;mso-wrap-distance-bottom:0;mso-position-horizontal:right;mso-position-horizontal-relative:page;mso-position-vertical:top;mso-position-vertical-relative:page;v-text-anchor:top" o:gfxdata="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" filled="f" stroked="f">
+            <v:shape id="Text Box 5" o:spid="_x0000_s1026" type="#_x0000_t202" alt="UNCLASSIFIED - NON CLASSIFIÉ" style="position:absolute;margin-left:-16.25pt;margin-top:0;width:34.95pt;height:34.95pt;z-index:251663360;visibility:visible;mso-wrap-style:none;mso-wrap-distance-left:0;mso-wrap-distance-top:0;mso-wrap-distance-right:0;mso-wrap-distance-bottom:0;mso-position-horizontal:right;mso-position-horizontal-relative:page;mso-position-vertical:top;mso-position-vertical-relative:page;v-text-anchor:top" o:gfxdata="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" filled="f" stroked="f">
               <v:textbox style="mso-fit-shape-to-text:t" inset="0,15pt,20pt,0">
                 <w:txbxContent>
                   <w:p>
@@ -9976,16 +10133,17 @@
 </file>
 
 <file path=word/header2.xml><?xml version="1.0" encoding="utf-8"?>
-<w:hdr xmlns:wpc="http://schemas.microsoft.com/office/word/2010/wordprocessingCanvas" xmlns:cx="http://schemas.microsoft.com/office/drawing/2014/chartex" xmlns:cx1="http://schemas.microsoft.com/office/drawing/2015/9/8/chartex" xmlns:cx2="http://schemas.microsoft.com/office/drawing/2015/10/21/chartex" xmlns:cx3="http://schemas.microsoft.com/office/drawing/2016/5/9/chartex" xmlns:cx4="http://schemas.microsoft.com/office/drawing/2016/5/10/chartex" xmlns:cx5="http://schemas.microsoft.com/office/drawing/2016/5/11/chartex" xmlns:cx6="http://schemas.microsoft.com/office/drawing/2016/5/12/chartex" xmlns:cx7="http://schemas.microsoft.com/office/drawing/2016/5/13/chartex" xmlns:cx8="http://schemas.microsoft.com/office/drawing/2016/5/14/chartex" xmlns:mc="http://schemas.openxmlformats.org/markup-compatibility/2006" xmlns:aink="http://schemas.microsoft.com/office/drawing/2016/ink" xmlns:am3d="http://schemas.microsoft.com/office/drawing/2017/model3d" xmlns:o="urn:schemas-microsoft-com:office:office" xmlns:oel="http://schemas.microsoft.com/office/2019/extlst" xmlns:r="http://schemas.openxmlformats.org/officeDocument/2006/relationships" xmlns:m="http://schemas.openxmlformats.org/officeDocument/2006/math" xmlns:v="urn:schemas-microsoft-com:vml" xmlns:wp14="http://schemas.microsoft.com/office/word/2010/wordprocessingDrawing" xmlns:wp="http://schemas.openxmlformats.org/drawingml/2006/wordprocessingDrawing" xmlns:w10="urn:schemas-microsoft-com:office:word" xmlns:w="http://schemas.openxmlformats.org/wordprocessingml/2006/main" xmlns:w14="http://schemas.microsoft.com/office/word/2010/wordml" xmlns:w15="http://schemas.microsoft.com/office/word/2012/wordml" xmlns:w16cei="http://schemas.microsoft.com/office/word/2026/wordml/cei" xmlns:w16cex="http://schemas.microsoft.com/office/word/2018/wordml/cex" xmlns:w16cid="http://schemas.microsoft.com/office/word/2016/wordml/cid" xmlns:w16="http://schemas.microsoft.com/office/word/2018/wordml" xmlns:w16du="http://schemas.microsoft.com/office/word/2023/wordml/word16du" xmlns:w16sdtdh="http://schemas.microsoft.com/office/word/2020/wordml/sdtdatahash" xmlns:w16sdtfl="http://schemas.microsoft.com/office/word/2024/wordml/sdtformatlock" xmlns:w16se="http://schemas.microsoft.com/office/word/2015/wordml/symex" xmlns:wpg="http://schemas.microsoft.com/office/word/2010/wordprocessingGroup" xmlns:wpi="http://schemas.microsoft.com/office/word/2010/wordprocessingInk" xmlns:wne="http://schemas.microsoft.com/office/word/2006/wordml" xmlns:wps="http://schemas.microsoft.com/office/word/2010/wordprocessingShape" mc:Ignorable="w14 w15 w16se w16cid w16 w16cex w16sdtdh w16sdtfl w16du wp14">
+<w:hdr xmlns:wpc="http://schemas.microsoft.com/office/word/2010/wordprocessingCanvas" xmlns:cx="http://schemas.microsoft.com/office/drawing/2014/chartex" xmlns:cx1="http://schemas.microsoft.com/office/drawing/2015/9/8/chartex" xmlns:cx2="http://schemas.microsoft.com/office/drawing/2015/10/21/chartex" xmlns:cx3="http://schemas.microsoft.com/office/drawing/2016/5/9/chartex" xmlns:cx4="http://schemas.microsoft.com/office/drawing/2016/5/10/chartex" xmlns:cx5="http://schemas.microsoft.com/office/drawing/2016/5/11/chartex" xmlns:cx6="http://schemas.microsoft.com/office/drawing/2016/5/12/chartex" xmlns:cx7="http://schemas.microsoft.com/office/drawing/2016/5/13/chartex" xmlns:cx8="http://schemas.microsoft.com/office/drawing/2016/5/14/chartex" xmlns:mc="http://schemas.openxmlformats.org/markup-compatibility/2006" xmlns:aink="http://schemas.microsoft.com/office/drawing/2016/ink" xmlns:am3d="http://schemas.microsoft.com/office/drawing/2017/model3d" xmlns:o="urn:schemas-microsoft-com:office:office" xmlns:oel="http://schemas.microsoft.com/office/2019/extlst" xmlns:r="http://schemas.openxmlformats.org/officeDocument/2006/relationships" xmlns:m="http://schemas.openxmlformats.org/officeDocument/2006/math" xmlns:v="urn:schemas-microsoft-com:vml" xmlns:wp14="http://schemas.microsoft.com/office/word/2010/wordprocessingDrawing" xmlns:wp="http://schemas.openxmlformats.org/drawingml/2006/wordprocessingDrawing" xmlns:w10="urn:schemas-microsoft-com:office:word" xmlns:w="http://schemas.openxmlformats.org/wordprocessingml/2006/main" xmlns:w14="http://schemas.microsoft.com/office/word/2010/wordml" xmlns:w15="http://schemas.microsoft.com/office/word/2012/wordml" xmlns:w16cex="http://schemas.microsoft.com/office/word/2018/wordml/cex" xmlns:w16cid="http://schemas.microsoft.com/office/word/2016/wordml/cid" xmlns:w16="http://schemas.microsoft.com/office/word/2018/wordml" xmlns:w16du="http://schemas.microsoft.com/office/word/2023/wordml/word16du" xmlns:w16sdtdh="http://schemas.microsoft.com/office/word/2020/wordml/sdtdatahash" xmlns:w16sdtfl="http://schemas.microsoft.com/office/word/2024/wordml/sdtformatlock" xmlns:w16se="http://schemas.microsoft.com/office/word/2015/wordml/symex" xmlns:wpg="http://schemas.microsoft.com/office/word/2010/wordprocessingGroup" xmlns:wpi="http://schemas.microsoft.com/office/word/2010/wordprocessingInk" xmlns:wne="http://schemas.microsoft.com/office/word/2006/wordml" xmlns:wps="http://schemas.microsoft.com/office/word/2010/wordprocessingShape" mc:Ignorable="w14 w15 w16se w16cid w16 w16cex w16sdtdh w16sdtfl w16du wp14">
   <w:p>
     <w:pPr>
       <w:pStyle w:val="Header"/>
       <w:jc w:val="right"/>
     </w:pPr>
-    <w:bookmarkStart w:id="31" w:name="TITUS1HeaderPrimary"/>
+    <w:bookmarkStart w:id="29" w:name="TITUS1HeaderPrimary"/>
     <w:r>
       <w:rPr>
         <w:rFonts w:ascii="Arial" w:hAnsi="Arial" w:cs="Arial"/>
+        <w:noProof/>
         <w:color w:val="000000"/>
         <w:sz w:val="24"/>
       </w:rPr>
@@ -10070,7 +10228,7 @@
               <v:stroke joinstyle="miter"/>
               <v:path gradientshapeok="t" o:connecttype="rect"/>
             </v:shapetype>
-            <v:shape id="Text Box 6" o:spid="_x0000_s1027" type="#_x0000_t202" alt="UNCLASSIFIED - NON CLASSIFIÉ" style="position:absolute;left:0;text-align:left;margin-left:-5.05pt;margin-top:0;width:34.95pt;height:34.95pt;z-index:251664384;visibility:visible;mso-wrap-style:none;mso-wrap-distance-left:0;mso-wrap-distance-top:0;mso-wrap-distance-right:0;mso-wrap-distance-bottom:0;mso-position-horizontal:right;mso-position-horizontal-relative:page;mso-position-vertical:top;mso-position-vertical-relative:page;v-text-anchor:top" o:gfxdata="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" filled="f" stroked="f">
+            <v:shape id="Text Box 6" o:spid="_x0000_s1027" type="#_x0000_t202" alt="UNCLASSIFIED - NON CLASSIFIÉ" style="position:absolute;left:0;text-align:left;margin-left:-16.25pt;margin-top:0;width:34.95pt;height:34.95pt;z-index:251664384;visibility:visible;mso-wrap-style:none;mso-wrap-distance-left:0;mso-wrap-distance-top:0;mso-wrap-distance-right:0;mso-wrap-distance-bottom:0;mso-position-horizontal:right;mso-position-horizontal-relative:page;mso-position-vertical:top;mso-position-vertical-relative:page;v-text-anchor:top" o:gfxdata="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" filled="f" stroked="f">
               <v:textbox style="mso-fit-shape-to-text:t" inset="0,15pt,20pt,0">
                 <w:txbxContent>
                   <w:p>
@@ -10101,7 +10259,7 @@
         </mc:Fallback>
       </mc:AlternateContent>
     </w:r>
-    <w:bookmarkEnd w:id="31"/>
+    <w:bookmarkEnd w:id="29"/>
     <w:r>
       <w:rPr>
         <w:lang w:eastAsia="en-CA"/>
@@ -10110,6 +10268,7 @@
     </w:r>
     <w:r>
       <w:rPr>
+        <w:noProof/>
         <w:lang w:eastAsia="en-CA"/>
       </w:rPr>
       <w:drawing>
@@ -10180,16 +10339,17 @@
 </file>
 
 <file path=word/header3.xml><?xml version="1.0" encoding="utf-8"?>
-<w:hdr xmlns:wpc="http://schemas.microsoft.com/office/word/2010/wordprocessingCanvas" xmlns:cx="http://schemas.microsoft.com/office/drawing/2014/chartex" xmlns:cx1="http://schemas.microsoft.com/office/drawing/2015/9/8/chartex" xmlns:cx2="http://schemas.microsoft.com/office/drawing/2015/10/21/chartex" xmlns:cx3="http://schemas.microsoft.com/office/drawing/2016/5/9/chartex" xmlns:cx4="http://schemas.microsoft.com/office/drawing/2016/5/10/chartex" xmlns:cx5="http://schemas.microsoft.com/office/drawing/2016/5/11/chartex" xmlns:cx6="http://schemas.microsoft.com/office/drawing/2016/5/12/chartex" xmlns:cx7="http://schemas.microsoft.com/office/drawing/2016/5/13/chartex" xmlns:cx8="http://schemas.microsoft.com/office/drawing/2016/5/14/chartex" xmlns:mc="http://schemas.openxmlformats.org/markup-compatibility/2006" xmlns:aink="http://schemas.microsoft.com/office/drawing/2016/ink" xmlns:am3d="http://schemas.microsoft.com/office/drawing/2017/model3d" xmlns:o="urn:schemas-microsoft-com:office:office" xmlns:oel="http://schemas.microsoft.com/office/2019/extlst" xmlns:r="http://schemas.openxmlformats.org/officeDocument/2006/relationships" xmlns:m="http://schemas.openxmlformats.org/officeDocument/2006/math" xmlns:v="urn:schemas-microsoft-com:vml" xmlns:wp14="http://schemas.microsoft.com/office/word/2010/wordprocessingDrawing" xmlns:wp="http://schemas.openxmlformats.org/drawingml/2006/wordprocessingDrawing" xmlns:w10="urn:schemas-microsoft-com:office:word" xmlns:w="http://schemas.openxmlformats.org/wordprocessingml/2006/main" xmlns:w14="http://schemas.microsoft.com/office/word/2010/wordml" xmlns:w15="http://schemas.microsoft.com/office/word/2012/wordml" xmlns:w16cei="http://schemas.microsoft.com/office/word/2026/wordml/cei" xmlns:w16cex="http://schemas.microsoft.com/office/word/2018/wordml/cex" xmlns:w16cid="http://schemas.microsoft.com/office/word/2016/wordml/cid" xmlns:w16="http://schemas.microsoft.com/office/word/2018/wordml" xmlns:w16du="http://schemas.microsoft.com/office/word/2023/wordml/word16du" xmlns:w16sdtdh="http://schemas.microsoft.com/office/word/2020/wordml/sdtdatahash" xmlns:w16sdtfl="http://schemas.microsoft.com/office/word/2024/wordml/sdtformatlock" xmlns:w16se="http://schemas.microsoft.com/office/word/2015/wordml/symex" xmlns:wpg="http://schemas.microsoft.com/office/word/2010/wordprocessingGroup" xmlns:wpi="http://schemas.microsoft.com/office/word/2010/wordprocessingInk" xmlns:wne="http://schemas.microsoft.com/office/word/2006/wordml" xmlns:wps="http://schemas.microsoft.com/office/word/2010/wordprocessingShape" mc:Ignorable="w14 w15 w16se w16cid w16 w16cex w16sdtdh w16sdtfl w16du wp14">
+<w:hdr xmlns:wpc="http://schemas.microsoft.com/office/word/2010/wordprocessingCanvas" xmlns:cx="http://schemas.microsoft.com/office/drawing/2014/chartex" xmlns:cx1="http://schemas.microsoft.com/office/drawing/2015/9/8/chartex" xmlns:cx2="http://schemas.microsoft.com/office/drawing/2015/10/21/chartex" xmlns:cx3="http://schemas.microsoft.com/office/drawing/2016/5/9/chartex" xmlns:cx4="http://schemas.microsoft.com/office/drawing/2016/5/10/chartex" xmlns:cx5="http://schemas.microsoft.com/office/drawing/2016/5/11/chartex" xmlns:cx6="http://schemas.microsoft.com/office/drawing/2016/5/12/chartex" xmlns:cx7="http://schemas.microsoft.com/office/drawing/2016/5/13/chartex" xmlns:cx8="http://schemas.microsoft.com/office/drawing/2016/5/14/chartex" xmlns:mc="http://schemas.openxmlformats.org/markup-compatibility/2006" xmlns:aink="http://schemas.microsoft.com/office/drawing/2016/ink" xmlns:am3d="http://schemas.microsoft.com/office/drawing/2017/model3d" xmlns:o="urn:schemas-microsoft-com:office:office" xmlns:oel="http://schemas.microsoft.com/office/2019/extlst" xmlns:r="http://schemas.openxmlformats.org/officeDocument/2006/relationships" xmlns:m="http://schemas.openxmlformats.org/officeDocument/2006/math" xmlns:v="urn:schemas-microsoft-com:vml" xmlns:wp14="http://schemas.microsoft.com/office/word/2010/wordprocessingDrawing" xmlns:wp="http://schemas.openxmlformats.org/drawingml/2006/wordprocessingDrawing" xmlns:w10="urn:schemas-microsoft-com:office:word" xmlns:w="http://schemas.openxmlformats.org/wordprocessingml/2006/main" xmlns:w14="http://schemas.microsoft.com/office/word/2010/wordml" xmlns:w15="http://schemas.microsoft.com/office/word/2012/wordml" xmlns:w16cex="http://schemas.microsoft.com/office/word/2018/wordml/cex" xmlns:w16cid="http://schemas.microsoft.com/office/word/2016/wordml/cid" xmlns:w16="http://schemas.microsoft.com/office/word/2018/wordml" xmlns:w16du="http://schemas.microsoft.com/office/word/2023/wordml/word16du" xmlns:w16sdtdh="http://schemas.microsoft.com/office/word/2020/wordml/sdtdatahash" xmlns:w16sdtfl="http://schemas.microsoft.com/office/word/2024/wordml/sdtformatlock" xmlns:w16se="http://schemas.microsoft.com/office/word/2015/wordml/symex" xmlns:wpg="http://schemas.microsoft.com/office/word/2010/wordprocessingGroup" xmlns:wpi="http://schemas.microsoft.com/office/word/2010/wordprocessingInk" xmlns:wne="http://schemas.microsoft.com/office/word/2006/wordml" xmlns:wps="http://schemas.microsoft.com/office/word/2010/wordprocessingShape" mc:Ignorable="w14 w15 w16se w16cid w16 w16cex w16sdtdh w16sdtfl w16du wp14">
   <w:p>
     <w:pPr>
       <w:pStyle w:val="Header"/>
       <w:jc w:val="right"/>
     </w:pPr>
-    <w:bookmarkStart w:id="32" w:name="TITUS1HeaderFirstPage"/>
+    <w:bookmarkStart w:id="30" w:name="TITUS1HeaderFirstPage"/>
     <w:r>
       <w:rPr>
         <w:rFonts w:ascii="Arial" w:hAnsi="Arial" w:cs="Arial"/>
+        <w:noProof/>
         <w:color w:val="000000"/>
         <w:sz w:val="24"/>
       </w:rPr>
@@ -10274,7 +10434,7 @@
               <v:stroke joinstyle="miter"/>
               <v:path gradientshapeok="t" o:connecttype="rect"/>
             </v:shapetype>
-            <v:shape id="Text Box 4" o:spid="_x0000_s1028" type="#_x0000_t202" alt="UNCLASSIFIED - NON CLASSIFIÉ" style="position:absolute;left:0;text-align:left;margin-left:-5.05pt;margin-top:0;width:34.95pt;height:34.95pt;z-index:251662336;visibility:visible;mso-wrap-style:none;mso-wrap-distance-left:0;mso-wrap-distance-top:0;mso-wrap-distance-right:0;mso-wrap-distance-bottom:0;mso-position-horizontal:right;mso-position-horizontal-relative:page;mso-position-vertical:top;mso-position-vertical-relative:page;v-text-anchor:top" o:gfxdata="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" filled="f" stroked="f">
+            <v:shape id="Text Box 4" o:spid="_x0000_s1028" type="#_x0000_t202" alt="UNCLASSIFIED - NON CLASSIFIÉ" style="position:absolute;left:0;text-align:left;margin-left:-16.25pt;margin-top:0;width:34.95pt;height:34.95pt;z-index:251662336;visibility:visible;mso-wrap-style:none;mso-wrap-distance-left:0;mso-wrap-distance-top:0;mso-wrap-distance-right:0;mso-wrap-distance-bottom:0;mso-position-horizontal:right;mso-position-horizontal-relative:page;mso-position-vertical:top;mso-position-vertical-relative:page;v-text-anchor:top" o:gfxdata="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" filled="f" stroked="f">
               <v:textbox style="mso-fit-shape-to-text:t" inset="0,15pt,20pt,0">
                 <w:txbxContent>
                   <w:p>
@@ -10305,7 +10465,7 @@
         </mc:Fallback>
       </mc:AlternateContent>
     </w:r>
-    <w:bookmarkEnd w:id="32"/>
+    <w:bookmarkEnd w:id="30"/>
     <w:r>
       <w:rPr>
         <w:lang w:eastAsia="en-CA"/>
@@ -10314,6 +10474,7 @@
     </w:r>
     <w:r>
       <w:rPr>
+        <w:noProof/>
         <w:lang w:eastAsia="en-CA"/>
       </w:rPr>
       <w:drawing>
@@ -10432,7 +10593,7 @@
 </file>
 
 <file path=word/numbering.xml><?xml version="1.0" encoding="utf-8"?>
-<w:numbering xmlns:wpc="http://schemas.microsoft.com/office/word/2010/wordprocessingCanvas" xmlns:cx="http://schemas.microsoft.com/office/drawing/2014/chartex" xmlns:cx1="http://schemas.microsoft.com/office/drawing/2015/9/8/chartex" xmlns:cx2="http://schemas.microsoft.com/office/drawing/2015/10/21/chartex" xmlns:cx3="http://schemas.microsoft.com/office/drawing/2016/5/9/chartex" xmlns:cx4="http://schemas.microsoft.com/office/drawing/2016/5/10/chartex" xmlns:cx5="http://schemas.microsoft.com/office/drawing/2016/5/11/chartex" xmlns:cx6="http://schemas.microsoft.com/office/drawing/2016/5/12/chartex" xmlns:cx7="http://schemas.microsoft.com/office/drawing/2016/5/13/chartex" xmlns:cx8="http://schemas.microsoft.com/office/drawing/2016/5/14/chartex" xmlns:mc="http://schemas.openxmlformats.org/markup-compatibility/2006" xmlns:aink="http://schemas.microsoft.com/office/drawing/2016/ink" xmlns:am3d="http://schemas.microsoft.com/office/drawing/2017/model3d" xmlns:o="urn:schemas-microsoft-com:office:office" xmlns:oel="http://schemas.microsoft.com/office/2019/extlst" xmlns:r="http://schemas.openxmlformats.org/officeDocument/2006/relationships" xmlns:m="http://schemas.openxmlformats.org/officeDocument/2006/math" xmlns:v="urn:schemas-microsoft-com:vml" xmlns:wp14="http://schemas.microsoft.com/office/word/2010/wordprocessingDrawing" xmlns:wp="http://schemas.openxmlformats.org/drawingml/2006/wordprocessingDrawing" xmlns:w10="urn:schemas-microsoft-com:office:word" xmlns:w="http://schemas.openxmlformats.org/wordprocessingml/2006/main" xmlns:w14="http://schemas.microsoft.com/office/word/2010/wordml" xmlns:w15="http://schemas.microsoft.com/office/word/2012/wordml" xmlns:w16cei="http://schemas.microsoft.com/office/word/2026/wordml/cei" xmlns:w16cex="http://schemas.microsoft.com/office/word/2018/wordml/cex" xmlns:w16cid="http://schemas.microsoft.com/office/word/2016/wordml/cid" xmlns:w16="http://schemas.microsoft.com/office/word/2018/wordml" xmlns:w16du="http://schemas.microsoft.com/office/word/2023/wordml/word16du" xmlns:w16sdtdh="http://schemas.microsoft.com/office/word/2020/wordml/sdtdatahash" xmlns:w16sdtfl="http://schemas.microsoft.com/office/word/2024/wordml/sdtformatlock" xmlns:w16se="http://schemas.microsoft.com/office/word/2015/wordml/symex" xmlns:wpg="http://schemas.microsoft.com/office/word/2010/wordprocessingGroup" xmlns:wpi="http://schemas.microsoft.com/office/word/2010/wordprocessingInk" xmlns:wne="http://schemas.microsoft.com/office/word/2006/wordml" xmlns:wps="http://schemas.microsoft.com/office/word/2010/wordprocessingShape" mc:Ignorable="w14 w15 w16se w16cid w16 w16cex w16sdtdh w16sdtfl w16du wp14">
+<w:numbering xmlns:wpc="http://schemas.microsoft.com/office/word/2010/wordprocessingCanvas" xmlns:cx="http://schemas.microsoft.com/office/drawing/2014/chartex" xmlns:cx1="http://schemas.microsoft.com/office/drawing/2015/9/8/chartex" xmlns:cx2="http://schemas.microsoft.com/office/drawing/2015/10/21/chartex" xmlns:cx3="http://schemas.microsoft.com/office/drawing/2016/5/9/chartex" xmlns:cx4="http://schemas.microsoft.com/office/drawing/2016/5/10/chartex" xmlns:cx5="http://schemas.microsoft.com/office/drawing/2016/5/11/chartex" xmlns:cx6="http://schemas.microsoft.com/office/drawing/2016/5/12/chartex" xmlns:cx7="http://schemas.microsoft.com/office/drawing/2016/5/13/chartex" xmlns:cx8="http://schemas.microsoft.com/office/drawing/2016/5/14/chartex" xmlns:mc="http://schemas.openxmlformats.org/markup-compatibility/2006" xmlns:aink="http://schemas.microsoft.com/office/drawing/2016/ink" xmlns:am3d="http://schemas.microsoft.com/office/drawing/2017/model3d" xmlns:o="urn:schemas-microsoft-com:office:office" xmlns:oel="http://schemas.microsoft.com/office/2019/extlst" xmlns:r="http://schemas.openxmlformats.org/officeDocument/2006/relationships" xmlns:m="http://schemas.openxmlformats.org/officeDocument/2006/math" xmlns:v="urn:schemas-microsoft-com:vml" xmlns:wp14="http://schemas.microsoft.com/office/word/2010/wordprocessingDrawing" xmlns:wp="http://schemas.openxmlformats.org/drawingml/2006/wordprocessingDrawing" xmlns:w10="urn:schemas-microsoft-com:office:word" xmlns:w="http://schemas.openxmlformats.org/wordprocessingml/2006/main" xmlns:w14="http://schemas.microsoft.com/office/word/2010/wordml" xmlns:w15="http://schemas.microsoft.com/office/word/2012/wordml" xmlns:w16cex="http://schemas.microsoft.com/office/word/2018/wordml/cex" xmlns:w16cid="http://schemas.microsoft.com/office/word/2016/wordml/cid" xmlns:w16="http://schemas.microsoft.com/office/word/2018/wordml" xmlns:w16du="http://schemas.microsoft.com/office/word/2023/wordml/word16du" xmlns:w16sdtdh="http://schemas.microsoft.com/office/word/2020/wordml/sdtdatahash" xmlns:w16sdtfl="http://schemas.microsoft.com/office/word/2024/wordml/sdtformatlock" xmlns:w16se="http://schemas.microsoft.com/office/word/2015/wordml/symex" xmlns:wpg="http://schemas.microsoft.com/office/word/2010/wordprocessingGroup" xmlns:wpi="http://schemas.microsoft.com/office/word/2010/wordprocessingInk" xmlns:wne="http://schemas.microsoft.com/office/word/2006/wordml" xmlns:wps="http://schemas.microsoft.com/office/word/2010/wordprocessingShape" mc:Ignorable="w14 w15 w16se w16cid w16 w16cex w16sdtdh w16sdtfl w16du wp14">
   <w:abstractNum w:abstractNumId="0" w15:restartNumberingAfterBreak="0">
     <w:nsid w:val="00E74411"/>
     <w:multiLevelType w:val="multilevel"/>
@@ -12308,6 +12469,304 @@
     </w:lvl>
   </w:abstractNum>
   <w:abstractNum w:abstractNumId="16" w15:restartNumberingAfterBreak="0">
+    <w:nsid w:val="3225049E"/>
+    <w:multiLevelType w:val="multilevel"/>
+    <w:tmpl w:val="C4F2EEE2"/>
+    <w:lvl w:ilvl="0">
+      <w:start w:val="1"/>
+      <w:numFmt w:val="bullet"/>
+      <w:lvlText w:val=""/>
+      <w:lvlJc w:val="left"/>
+      <w:pPr>
+        <w:tabs>
+          <w:tab w:val="num" w:pos="720"/>
+        </w:tabs>
+        <w:ind w:left="720" w:hanging="360"/>
+      </w:pPr>
+      <w:rPr>
+        <w:rFonts w:ascii="Symbol" w:hAnsi="Symbol" w:hint="default"/>
+        <w:sz w:val="20"/>
+      </w:rPr>
+    </w:lvl>
+    <w:lvl w:ilvl="1" w:tentative="1">
+      <w:start w:val="1"/>
+      <w:numFmt w:val="bullet"/>
+      <w:lvlText w:val="o"/>
+      <w:lvlJc w:val="left"/>
+      <w:pPr>
+        <w:tabs>
+          <w:tab w:val="num" w:pos="1440"/>
+        </w:tabs>
+        <w:ind w:left="1440" w:hanging="360"/>
+      </w:pPr>
+      <w:rPr>
+        <w:rFonts w:ascii="Courier New" w:hAnsi="Courier New" w:hint="default"/>
+        <w:sz w:val="20"/>
+      </w:rPr>
+    </w:lvl>
+    <w:lvl w:ilvl="2" w:tentative="1">
+      <w:start w:val="1"/>
+      <w:numFmt w:val="bullet"/>
+      <w:lvlText w:val=""/>
+      <w:lvlJc w:val="left"/>
+      <w:pPr>
+        <w:tabs>
+          <w:tab w:val="num" w:pos="2160"/>
+        </w:tabs>
+        <w:ind w:left="2160" w:hanging="360"/>
+      </w:pPr>
+      <w:rPr>
+        <w:rFonts w:ascii="Wingdings" w:hAnsi="Wingdings" w:hint="default"/>
+        <w:sz w:val="20"/>
+      </w:rPr>
+    </w:lvl>
+    <w:lvl w:ilvl="3" w:tentative="1">
+      <w:start w:val="1"/>
+      <w:numFmt w:val="bullet"/>
+      <w:lvlText w:val=""/>
+      <w:lvlJc w:val="left"/>
+      <w:pPr>
+        <w:tabs>
+          <w:tab w:val="num" w:pos="2880"/>
+        </w:tabs>
+        <w:ind w:left="2880" w:hanging="360"/>
+      </w:pPr>
+      <w:rPr>
+        <w:rFonts w:ascii="Wingdings" w:hAnsi="Wingdings" w:hint="default"/>
+        <w:sz w:val="20"/>
+      </w:rPr>
+    </w:lvl>
+    <w:lvl w:ilvl="4" w:tentative="1">
+      <w:start w:val="1"/>
+      <w:numFmt w:val="bullet"/>
+      <w:lvlText w:val=""/>
+      <w:lvlJc w:val="left"/>
+      <w:pPr>
+        <w:tabs>
+          <w:tab w:val="num" w:pos="3600"/>
+        </w:tabs>
+        <w:ind w:left="3600" w:hanging="360"/>
+      </w:pPr>
+      <w:rPr>
+        <w:rFonts w:ascii="Wingdings" w:hAnsi="Wingdings" w:hint="default"/>
+        <w:sz w:val="20"/>
+      </w:rPr>
+    </w:lvl>
+    <w:lvl w:ilvl="5" w:tentative="1">
+      <w:start w:val="1"/>
+      <w:numFmt w:val="bullet"/>
+      <w:lvlText w:val=""/>
+      <w:lvlJc w:val="left"/>
+      <w:pPr>
+        <w:tabs>
+          <w:tab w:val="num" w:pos="4320"/>
+        </w:tabs>
+        <w:ind w:left="4320" w:hanging="360"/>
+      </w:pPr>
+      <w:rPr>
+        <w:rFonts w:ascii="Wingdings" w:hAnsi="Wingdings" w:hint="default"/>
+        <w:sz w:val="20"/>
+      </w:rPr>
+    </w:lvl>
+    <w:lvl w:ilvl="6" w:tentative="1">
+      <w:start w:val="1"/>
+      <w:numFmt w:val="bullet"/>
+      <w:lvlText w:val=""/>
+      <w:lvlJc w:val="left"/>
+      <w:pPr>
+        <w:tabs>
+          <w:tab w:val="num" w:pos="5040"/>
+        </w:tabs>
+        <w:ind w:left="5040" w:hanging="360"/>
+      </w:pPr>
+      <w:rPr>
+        <w:rFonts w:ascii="Wingdings" w:hAnsi="Wingdings" w:hint="default"/>
+        <w:sz w:val="20"/>
+      </w:rPr>
+    </w:lvl>
+    <w:lvl w:ilvl="7" w:tentative="1">
+      <w:start w:val="1"/>
+      <w:numFmt w:val="bullet"/>
+      <w:lvlText w:val=""/>
+      <w:lvlJc w:val="left"/>
+      <w:pPr>
+        <w:tabs>
+          <w:tab w:val="num" w:pos="5760"/>
+        </w:tabs>
+        <w:ind w:left="5760" w:hanging="360"/>
+      </w:pPr>
+      <w:rPr>
+        <w:rFonts w:ascii="Wingdings" w:hAnsi="Wingdings" w:hint="default"/>
+        <w:sz w:val="20"/>
+      </w:rPr>
+    </w:lvl>
+    <w:lvl w:ilvl="8" w:tentative="1">
+      <w:start w:val="1"/>
+      <w:numFmt w:val="bullet"/>
+      <w:lvlText w:val=""/>
+      <w:lvlJc w:val="left"/>
+      <w:pPr>
+        <w:tabs>
+          <w:tab w:val="num" w:pos="6480"/>
+        </w:tabs>
+        <w:ind w:left="6480" w:hanging="360"/>
+      </w:pPr>
+      <w:rPr>
+        <w:rFonts w:ascii="Wingdings" w:hAnsi="Wingdings" w:hint="default"/>
+        <w:sz w:val="20"/>
+      </w:rPr>
+    </w:lvl>
+  </w:abstractNum>
+  <w:abstractNum w:abstractNumId="17" w15:restartNumberingAfterBreak="0">
+    <w:nsid w:val="32727E80"/>
+    <w:multiLevelType w:val="multilevel"/>
+    <w:tmpl w:val="8F089876"/>
+    <w:lvl w:ilvl="0">
+      <w:start w:val="1"/>
+      <w:numFmt w:val="bullet"/>
+      <w:lvlText w:val=""/>
+      <w:lvlJc w:val="left"/>
+      <w:pPr>
+        <w:tabs>
+          <w:tab w:val="num" w:pos="720"/>
+        </w:tabs>
+        <w:ind w:left="720" w:hanging="360"/>
+      </w:pPr>
+      <w:rPr>
+        <w:rFonts w:ascii="Symbol" w:hAnsi="Symbol" w:hint="default"/>
+        <w:sz w:val="20"/>
+      </w:rPr>
+    </w:lvl>
+    <w:lvl w:ilvl="1" w:tentative="1">
+      <w:start w:val="1"/>
+      <w:numFmt w:val="bullet"/>
+      <w:lvlText w:val="o"/>
+      <w:lvlJc w:val="left"/>
+      <w:pPr>
+        <w:tabs>
+          <w:tab w:val="num" w:pos="1440"/>
+        </w:tabs>
+        <w:ind w:left="1440" w:hanging="360"/>
+      </w:pPr>
+      <w:rPr>
+        <w:rFonts w:ascii="Courier New" w:hAnsi="Courier New" w:hint="default"/>
+        <w:sz w:val="20"/>
+      </w:rPr>
+    </w:lvl>
+    <w:lvl w:ilvl="2" w:tentative="1">
+      <w:start w:val="1"/>
+      <w:numFmt w:val="bullet"/>
+      <w:lvlText w:val=""/>
+      <w:lvlJc w:val="left"/>
+      <w:pPr>
+        <w:tabs>
+          <w:tab w:val="num" w:pos="2160"/>
+        </w:tabs>
+        <w:ind w:left="2160" w:hanging="360"/>
+      </w:pPr>
+      <w:rPr>
+        <w:rFonts w:ascii="Wingdings" w:hAnsi="Wingdings" w:hint="default"/>
+        <w:sz w:val="20"/>
+      </w:rPr>
+    </w:lvl>
+    <w:lvl w:ilvl="3" w:tentative="1">
+      <w:start w:val="1"/>
+      <w:numFmt w:val="bullet"/>
+      <w:lvlText w:val=""/>
+      <w:lvlJc w:val="left"/>
+      <w:pPr>
+        <w:tabs>
+          <w:tab w:val="num" w:pos="2880"/>
+        </w:tabs>
+        <w:ind w:left="2880" w:hanging="360"/>
+      </w:pPr>
+      <w:rPr>
+        <w:rFonts w:ascii="Wingdings" w:hAnsi="Wingdings" w:hint="default"/>
+        <w:sz w:val="20"/>
+      </w:rPr>
+    </w:lvl>
+    <w:lvl w:ilvl="4" w:tentative="1">
+      <w:start w:val="1"/>
+      <w:numFmt w:val="bullet"/>
+      <w:lvlText w:val=""/>
+      <w:lvlJc w:val="left"/>
+      <w:pPr>
+        <w:tabs>
+          <w:tab w:val="num" w:pos="3600"/>
+        </w:tabs>
+        <w:ind w:left="3600" w:hanging="360"/>
+      </w:pPr>
+      <w:rPr>
+        <w:rFonts w:ascii="Wingdings" w:hAnsi="Wingdings" w:hint="default"/>
+        <w:sz w:val="20"/>
+      </w:rPr>
+    </w:lvl>
+    <w:lvl w:ilvl="5" w:tentative="1">
+      <w:start w:val="1"/>
+      <w:numFmt w:val="bullet"/>
+      <w:lvlText w:val=""/>
+      <w:lvlJc w:val="left"/>
+      <w:pPr>
+        <w:tabs>
+          <w:tab w:val="num" w:pos="4320"/>
+        </w:tabs>
+        <w:ind w:left="4320" w:hanging="360"/>
+      </w:pPr>
+      <w:rPr>
+        <w:rFonts w:ascii="Wingdings" w:hAnsi="Wingdings" w:hint="default"/>
+        <w:sz w:val="20"/>
+      </w:rPr>
+    </w:lvl>
+    <w:lvl w:ilvl="6" w:tentative="1">
+      <w:start w:val="1"/>
+      <w:numFmt w:val="bullet"/>
+      <w:lvlText w:val=""/>
+      <w:lvlJc w:val="left"/>
+      <w:pPr>
+        <w:tabs>
+          <w:tab w:val="num" w:pos="5040"/>
+        </w:tabs>
+        <w:ind w:left="5040" w:hanging="360"/>
+      </w:pPr>
+      <w:rPr>
+        <w:rFonts w:ascii="Wingdings" w:hAnsi="Wingdings" w:hint="default"/>
+        <w:sz w:val="20"/>
+      </w:rPr>
+    </w:lvl>
+    <w:lvl w:ilvl="7" w:tentative="1">
+      <w:start w:val="1"/>
+      <w:numFmt w:val="bullet"/>
+      <w:lvlText w:val=""/>
+      <w:lvlJc w:val="left"/>
+      <w:pPr>
+        <w:tabs>
+          <w:tab w:val="num" w:pos="5760"/>
+        </w:tabs>
+        <w:ind w:left="5760" w:hanging="360"/>
+      </w:pPr>
+      <w:rPr>
+        <w:rFonts w:ascii="Wingdings" w:hAnsi="Wingdings" w:hint="default"/>
+        <w:sz w:val="20"/>
+      </w:rPr>
+    </w:lvl>
+    <w:lvl w:ilvl="8" w:tentative="1">
+      <w:start w:val="1"/>
+      <w:numFmt w:val="bullet"/>
+      <w:lvlText w:val=""/>
+      <w:lvlJc w:val="left"/>
+      <w:pPr>
+        <w:tabs>
+          <w:tab w:val="num" w:pos="6480"/>
+        </w:tabs>
+        <w:ind w:left="6480" w:hanging="360"/>
+      </w:pPr>
+      <w:rPr>
+        <w:rFonts w:ascii="Wingdings" w:hAnsi="Wingdings" w:hint="default"/>
+        <w:sz w:val="20"/>
+      </w:rPr>
+    </w:lvl>
+  </w:abstractNum>
+  <w:abstractNum w:abstractNumId="18" w15:restartNumberingAfterBreak="0">
     <w:nsid w:val="3390613B"/>
     <w:multiLevelType w:val="multilevel"/>
     <w:tmpl w:val="AF1EB080"/>
@@ -12456,7 +12915,7 @@
       </w:rPr>
     </w:lvl>
   </w:abstractNum>
-  <w:abstractNum w:abstractNumId="17" w15:restartNumberingAfterBreak="0">
+  <w:abstractNum w:abstractNumId="19" w15:restartNumberingAfterBreak="0">
     <w:nsid w:val="343F1422"/>
     <w:multiLevelType w:val="hybridMultilevel"/>
     <w:tmpl w:val="939AF2C4"/>
@@ -12542,7 +13001,7 @@
       </w:pPr>
     </w:lvl>
   </w:abstractNum>
-  <w:abstractNum w:abstractNumId="18" w15:restartNumberingAfterBreak="0">
+  <w:abstractNum w:abstractNumId="20" w15:restartNumberingAfterBreak="0">
     <w:nsid w:val="4E222296"/>
     <w:multiLevelType w:val="hybridMultilevel"/>
     <w:tmpl w:val="09207A88"/>
@@ -12655,7 +13114,7 @@
       </w:rPr>
     </w:lvl>
   </w:abstractNum>
-  <w:abstractNum w:abstractNumId="19" w15:restartNumberingAfterBreak="0">
+  <w:abstractNum w:abstractNumId="21" w15:restartNumberingAfterBreak="0">
     <w:nsid w:val="531D44DF"/>
     <w:multiLevelType w:val="hybridMultilevel"/>
     <w:tmpl w:val="DC6CD6FE"/>
@@ -12768,7 +13227,7 @@
       </w:rPr>
     </w:lvl>
   </w:abstractNum>
-  <w:abstractNum w:abstractNumId="20" w15:restartNumberingAfterBreak="0">
+  <w:abstractNum w:abstractNumId="22" w15:restartNumberingAfterBreak="0">
     <w:nsid w:val="55475292"/>
     <w:multiLevelType w:val="hybridMultilevel"/>
     <w:tmpl w:val="8F927E66"/>
@@ -12857,7 +13316,7 @@
       </w:pPr>
     </w:lvl>
   </w:abstractNum>
-  <w:abstractNum w:abstractNumId="21" w15:restartNumberingAfterBreak="0">
+  <w:abstractNum w:abstractNumId="23" w15:restartNumberingAfterBreak="0">
     <w:nsid w:val="575947B4"/>
     <w:multiLevelType w:val="hybridMultilevel"/>
     <w:tmpl w:val="939AF2C4"/>
@@ -12943,7 +13402,7 @@
       </w:pPr>
     </w:lvl>
   </w:abstractNum>
-  <w:abstractNum w:abstractNumId="22" w15:restartNumberingAfterBreak="0">
+  <w:abstractNum w:abstractNumId="24" w15:restartNumberingAfterBreak="0">
     <w:nsid w:val="5C434861"/>
     <w:multiLevelType w:val="multilevel"/>
     <w:tmpl w:val="0E32E77C"/>
@@ -13092,7 +13551,7 @@
       </w:rPr>
     </w:lvl>
   </w:abstractNum>
-  <w:abstractNum w:abstractNumId="23" w15:restartNumberingAfterBreak="0">
+  <w:abstractNum w:abstractNumId="25" w15:restartNumberingAfterBreak="0">
     <w:nsid w:val="5D7222D5"/>
     <w:multiLevelType w:val="multilevel"/>
     <w:tmpl w:val="1870DB66"/>
@@ -13205,7 +13664,156 @@
       </w:pPr>
     </w:lvl>
   </w:abstractNum>
-  <w:abstractNum w:abstractNumId="24" w15:restartNumberingAfterBreak="0">
+  <w:abstractNum w:abstractNumId="26" w15:restartNumberingAfterBreak="0">
+    <w:nsid w:val="5FA21D63"/>
+    <w:multiLevelType w:val="multilevel"/>
+    <w:tmpl w:val="0DD87EA8"/>
+    <w:lvl w:ilvl="0">
+      <w:start w:val="1"/>
+      <w:numFmt w:val="bullet"/>
+      <w:lvlText w:val=""/>
+      <w:lvlJc w:val="left"/>
+      <w:pPr>
+        <w:tabs>
+          <w:tab w:val="num" w:pos="720"/>
+        </w:tabs>
+        <w:ind w:left="720" w:hanging="360"/>
+      </w:pPr>
+      <w:rPr>
+        <w:rFonts w:ascii="Symbol" w:hAnsi="Symbol" w:hint="default"/>
+        <w:sz w:val="20"/>
+      </w:rPr>
+    </w:lvl>
+    <w:lvl w:ilvl="1" w:tentative="1">
+      <w:start w:val="1"/>
+      <w:numFmt w:val="bullet"/>
+      <w:lvlText w:val="o"/>
+      <w:lvlJc w:val="left"/>
+      <w:pPr>
+        <w:tabs>
+          <w:tab w:val="num" w:pos="1440"/>
+        </w:tabs>
+        <w:ind w:left="1440" w:hanging="360"/>
+      </w:pPr>
+      <w:rPr>
+        <w:rFonts w:ascii="Courier New" w:hAnsi="Courier New" w:hint="default"/>
+        <w:sz w:val="20"/>
+      </w:rPr>
+    </w:lvl>
+    <w:lvl w:ilvl="2" w:tentative="1">
+      <w:start w:val="1"/>
+      <w:numFmt w:val="bullet"/>
+      <w:lvlText w:val=""/>
+      <w:lvlJc w:val="left"/>
+      <w:pPr>
+        <w:tabs>
+          <w:tab w:val="num" w:pos="2160"/>
+        </w:tabs>
+        <w:ind w:left="2160" w:hanging="360"/>
+      </w:pPr>
+      <w:rPr>
+        <w:rFonts w:ascii="Wingdings" w:hAnsi="Wingdings" w:hint="default"/>
+        <w:sz w:val="20"/>
+      </w:rPr>
+    </w:lvl>
+    <w:lvl w:ilvl="3" w:tentative="1">
+      <w:start w:val="1"/>
+      <w:numFmt w:val="bullet"/>
+      <w:lvlText w:val=""/>
+      <w:lvlJc w:val="left"/>
+      <w:pPr>
+        <w:tabs>
+          <w:tab w:val="num" w:pos="2880"/>
+        </w:tabs>
+        <w:ind w:left="2880" w:hanging="360"/>
+      </w:pPr>
+      <w:rPr>
+        <w:rFonts w:ascii="Wingdings" w:hAnsi="Wingdings" w:hint="default"/>
+        <w:sz w:val="20"/>
+      </w:rPr>
+    </w:lvl>
+    <w:lvl w:ilvl="4" w:tentative="1">
+      <w:start w:val="1"/>
+      <w:numFmt w:val="bullet"/>
+      <w:lvlText w:val=""/>
+      <w:lvlJc w:val="left"/>
+      <w:pPr>
+        <w:tabs>
+          <w:tab w:val="num" w:pos="3600"/>
+        </w:tabs>
+        <w:ind w:left="3600" w:hanging="360"/>
+      </w:pPr>
+      <w:rPr>
+        <w:rFonts w:ascii="Wingdings" w:hAnsi="Wingdings" w:hint="default"/>
+        <w:sz w:val="20"/>
+      </w:rPr>
+    </w:lvl>
+    <w:lvl w:ilvl="5" w:tentative="1">
+      <w:start w:val="1"/>
+      <w:numFmt w:val="bullet"/>
+      <w:lvlText w:val=""/>
+      <w:lvlJc w:val="left"/>
+      <w:pPr>
+        <w:tabs>
+          <w:tab w:val="num" w:pos="4320"/>
+        </w:tabs>
+        <w:ind w:left="4320" w:hanging="360"/>
+      </w:pPr>
+      <w:rPr>
+        <w:rFonts w:ascii="Wingdings" w:hAnsi="Wingdings" w:hint="default"/>
+        <w:sz w:val="20"/>
+      </w:rPr>
+    </w:lvl>
+    <w:lvl w:ilvl="6" w:tentative="1">
+      <w:start w:val="1"/>
+      <w:numFmt w:val="bullet"/>
+      <w:lvlText w:val=""/>
+      <w:lvlJc w:val="left"/>
+      <w:pPr>
+        <w:tabs>
+          <w:tab w:val="num" w:pos="5040"/>
+        </w:tabs>
+        <w:ind w:left="5040" w:hanging="360"/>
+      </w:pPr>
+      <w:rPr>
+        <w:rFonts w:ascii="Wingdings" w:hAnsi="Wingdings" w:hint="default"/>
+        <w:sz w:val="20"/>
+      </w:rPr>
+    </w:lvl>
+    <w:lvl w:ilvl="7" w:tentative="1">
+      <w:start w:val="1"/>
+      <w:numFmt w:val="bullet"/>
+      <w:lvlText w:val=""/>
+      <w:lvlJc w:val="left"/>
+      <w:pPr>
+        <w:tabs>
+          <w:tab w:val="num" w:pos="5760"/>
+        </w:tabs>
+        <w:ind w:left="5760" w:hanging="360"/>
+      </w:pPr>
+      <w:rPr>
+        <w:rFonts w:ascii="Wingdings" w:hAnsi="Wingdings" w:hint="default"/>
+        <w:sz w:val="20"/>
+      </w:rPr>
+    </w:lvl>
+    <w:lvl w:ilvl="8" w:tentative="1">
+      <w:start w:val="1"/>
+      <w:numFmt w:val="bullet"/>
+      <w:lvlText w:val=""/>
+      <w:lvlJc w:val="left"/>
+      <w:pPr>
+        <w:tabs>
+          <w:tab w:val="num" w:pos="6480"/>
+        </w:tabs>
+        <w:ind w:left="6480" w:hanging="360"/>
+      </w:pPr>
+      <w:rPr>
+        <w:rFonts w:ascii="Wingdings" w:hAnsi="Wingdings" w:hint="default"/>
+        <w:sz w:val="20"/>
+      </w:rPr>
+    </w:lvl>
+  </w:abstractNum>
+  <w:abstractNum w:abstractNumId="27" w15:restartNumberingAfterBreak="0">
     <w:nsid w:val="63C960F6"/>
     <w:multiLevelType w:val="multilevel"/>
     <w:tmpl w:val="0234DDE2"/>
@@ -13354,7 +13962,7 @@
       </w:rPr>
     </w:lvl>
   </w:abstractNum>
-  <w:abstractNum w:abstractNumId="25" w15:restartNumberingAfterBreak="0">
+  <w:abstractNum w:abstractNumId="28" w15:restartNumberingAfterBreak="0">
     <w:nsid w:val="71924939"/>
     <w:multiLevelType w:val="hybridMultilevel"/>
     <w:tmpl w:val="939AF2C4"/>
@@ -13440,7 +14048,7 @@
       </w:pPr>
     </w:lvl>
   </w:abstractNum>
-  <w:abstractNum w:abstractNumId="26" w15:restartNumberingAfterBreak="0">
+  <w:abstractNum w:abstractNumId="29" w15:restartNumberingAfterBreak="0">
     <w:nsid w:val="755A4485"/>
     <w:multiLevelType w:val="hybridMultilevel"/>
     <w:tmpl w:val="D53ACA86"/>
@@ -13553,7 +14161,7 @@
       </w:rPr>
     </w:lvl>
   </w:abstractNum>
-  <w:abstractNum w:abstractNumId="27" w15:restartNumberingAfterBreak="0">
+  <w:abstractNum w:abstractNumId="30" w15:restartNumberingAfterBreak="0">
     <w:nsid w:val="78163F40"/>
     <w:multiLevelType w:val="multilevel"/>
     <w:tmpl w:val="1009001F"/>
@@ -13639,7 +14247,7 @@
       </w:pPr>
     </w:lvl>
   </w:abstractNum>
-  <w:abstractNum w:abstractNumId="28" w15:restartNumberingAfterBreak="0">
+  <w:abstractNum w:abstractNumId="31" w15:restartNumberingAfterBreak="0">
     <w:nsid w:val="7A8F1D01"/>
     <w:multiLevelType w:val="hybridMultilevel"/>
     <w:tmpl w:val="939AF2C4"/>
@@ -13725,7 +14333,7 @@
       </w:pPr>
     </w:lvl>
   </w:abstractNum>
-  <w:abstractNum w:abstractNumId="29" w15:restartNumberingAfterBreak="0">
+  <w:abstractNum w:abstractNumId="32" w15:restartNumberingAfterBreak="0">
     <w:nsid w:val="7A9B51A4"/>
     <w:multiLevelType w:val="hybridMultilevel"/>
     <w:tmpl w:val="939AF2C4"/>
@@ -13811,7 +14419,7 @@
       </w:pPr>
     </w:lvl>
   </w:abstractNum>
-  <w:abstractNum w:abstractNumId="30" w15:restartNumberingAfterBreak="0">
+  <w:abstractNum w:abstractNumId="33" w15:restartNumberingAfterBreak="0">
     <w:nsid w:val="7C88479F"/>
     <w:multiLevelType w:val="hybridMultilevel"/>
     <w:tmpl w:val="771E5022"/>
@@ -13897,7 +14505,7 @@
       </w:pPr>
     </w:lvl>
   </w:abstractNum>
-  <w:abstractNum w:abstractNumId="31" w15:restartNumberingAfterBreak="0">
+  <w:abstractNum w:abstractNumId="34" w15:restartNumberingAfterBreak="0">
     <w:nsid w:val="7C97128F"/>
     <w:multiLevelType w:val="hybridMultilevel"/>
     <w:tmpl w:val="939AF2C4"/>
@@ -13983,7 +14591,7 @@
       </w:pPr>
     </w:lvl>
   </w:abstractNum>
-  <w:abstractNum w:abstractNumId="32" w15:restartNumberingAfterBreak="0">
+  <w:abstractNum w:abstractNumId="35" w15:restartNumberingAfterBreak="0">
     <w:nsid w:val="7E820A36"/>
     <w:multiLevelType w:val="hybridMultilevel"/>
     <w:tmpl w:val="63DC8D6E"/>
@@ -14073,16 +14681,16 @@
     <w:abstractNumId w:val="4"/>
   </w:num>
   <w:num w:numId="2" w16cid:durableId="1864397687">
-    <w:abstractNumId w:val="27"/>
+    <w:abstractNumId w:val="30"/>
   </w:num>
   <w:num w:numId="3" w16cid:durableId="267201701">
     <w:abstractNumId w:val="8"/>
   </w:num>
   <w:num w:numId="4" w16cid:durableId="924340321">
-    <w:abstractNumId w:val="30"/>
+    <w:abstractNumId w:val="33"/>
   </w:num>
   <w:num w:numId="5" w16cid:durableId="1217427095">
-    <w:abstractNumId w:val="18"/>
+    <w:abstractNumId w:val="20"/>
   </w:num>
   <w:num w:numId="6" w16cid:durableId="60294057">
     <w:abstractNumId w:val="5"/>
@@ -14091,28 +14699,28 @@
     <w:abstractNumId w:val="1"/>
   </w:num>
   <w:num w:numId="8" w16cid:durableId="1523736939">
+    <w:abstractNumId w:val="35"/>
+  </w:num>
+  <w:num w:numId="9" w16cid:durableId="334574341">
+    <w:abstractNumId w:val="19"/>
+  </w:num>
+  <w:num w:numId="10" w16cid:durableId="359628477">
+    <w:abstractNumId w:val="23"/>
+  </w:num>
+  <w:num w:numId="11" w16cid:durableId="948439489">
     <w:abstractNumId w:val="32"/>
   </w:num>
-  <w:num w:numId="9" w16cid:durableId="334574341">
-    <w:abstractNumId w:val="17"/>
-  </w:num>
-  <w:num w:numId="10" w16cid:durableId="359628477">
-    <w:abstractNumId w:val="21"/>
-  </w:num>
-  <w:num w:numId="11" w16cid:durableId="948439489">
-    <w:abstractNumId w:val="29"/>
-  </w:num>
   <w:num w:numId="12" w16cid:durableId="1642269733">
-    <w:abstractNumId w:val="25"/>
+    <w:abstractNumId w:val="28"/>
   </w:num>
   <w:num w:numId="13" w16cid:durableId="1566454997">
     <w:abstractNumId w:val="11"/>
   </w:num>
   <w:num w:numId="14" w16cid:durableId="1956985351">
-    <w:abstractNumId w:val="28"/>
+    <w:abstractNumId w:val="31"/>
   </w:num>
   <w:num w:numId="15" w16cid:durableId="277957942">
-    <w:abstractNumId w:val="19"/>
+    <w:abstractNumId w:val="21"/>
   </w:num>
   <w:num w:numId="16" w16cid:durableId="181480388">
     <w:abstractNumId w:val="9"/>
@@ -14124,31 +14732,31 @@
     <w:abstractNumId w:val="3"/>
   </w:num>
   <w:num w:numId="19" w16cid:durableId="2139490517">
-    <w:abstractNumId w:val="26"/>
+    <w:abstractNumId w:val="29"/>
   </w:num>
   <w:num w:numId="20" w16cid:durableId="182210466">
     <w:abstractNumId w:val="7"/>
   </w:num>
   <w:num w:numId="21" w16cid:durableId="659967436">
-    <w:abstractNumId w:val="31"/>
+    <w:abstractNumId w:val="34"/>
   </w:num>
   <w:num w:numId="22" w16cid:durableId="768086465">
-    <w:abstractNumId w:val="20"/>
+    <w:abstractNumId w:val="22"/>
   </w:num>
   <w:num w:numId="23" w16cid:durableId="125396124">
     <w:abstractNumId w:val="12"/>
   </w:num>
   <w:num w:numId="24" w16cid:durableId="1481120085">
-    <w:abstractNumId w:val="24"/>
+    <w:abstractNumId w:val="27"/>
   </w:num>
   <w:num w:numId="25" w16cid:durableId="793329293">
     <w:abstractNumId w:val="0"/>
   </w:num>
   <w:num w:numId="26" w16cid:durableId="1168860519">
-    <w:abstractNumId w:val="23"/>
+    <w:abstractNumId w:val="25"/>
   </w:num>
   <w:num w:numId="27" w16cid:durableId="5374016">
-    <w:abstractNumId w:val="22"/>
+    <w:abstractNumId w:val="24"/>
   </w:num>
   <w:num w:numId="28" w16cid:durableId="345639918">
     <w:abstractNumId w:val="14"/>
@@ -14163,21 +14771,27 @@
     <w:abstractNumId w:val="6"/>
   </w:num>
   <w:num w:numId="32" w16cid:durableId="1369990935">
-    <w:abstractNumId w:val="16"/>
+    <w:abstractNumId w:val="18"/>
   </w:num>
   <w:num w:numId="33" w16cid:durableId="1796485439">
     <w:abstractNumId w:val="15"/>
+  </w:num>
+  <w:num w:numId="34" w16cid:durableId="1236353305">
+    <w:abstractNumId w:val="17"/>
+  </w:num>
+  <w:num w:numId="35" w16cid:durableId="953246666">
+    <w:abstractNumId w:val="26"/>
+  </w:num>
+  <w:num w:numId="36" w16cid:durableId="1844779389">
+    <w:abstractNumId w:val="16"/>
   </w:num>
 </w:numbering>
 </file>
 
 <file path=word/people.xml><?xml version="1.0" encoding="utf-8"?>
-<w15:people xmlns:wpc="http://schemas.microsoft.com/office/word/2010/wordprocessingCanvas" xmlns:cx="http://schemas.microsoft.com/office/drawing/2014/chartex" xmlns:cx1="http://schemas.microsoft.com/office/drawing/2015/9/8/chartex" xmlns:cx2="http://schemas.microsoft.com/office/drawing/2015/10/21/chartex" xmlns:cx3="http://schemas.microsoft.com/office/drawing/2016/5/9/chartex" xmlns:cx4="http://schemas.microsoft.com/office/drawing/2016/5/10/chartex" xmlns:cx5="http://schemas.microsoft.com/office/drawing/2016/5/11/chartex" xmlns:cx6="http://schemas.microsoft.com/office/drawing/2016/5/12/chartex" xmlns:cx7="http://schemas.microsoft.com/office/drawing/2016/5/13/chartex" xmlns:cx8="http://schemas.microsoft.com/office/drawing/2016/5/14/chartex" xmlns:mc="http://schemas.openxmlformats.org/markup-compatibility/2006" xmlns:aink="http://schemas.microsoft.com/office/drawing/2016/ink" xmlns:am3d="http://schemas.microsoft.com/office/drawing/2017/model3d" xmlns:o="urn:schemas-microsoft-com:office:office" xmlns:oel="http://schemas.microsoft.com/office/2019/extlst" xmlns:r="http://schemas.openxmlformats.org/officeDocument/2006/relationships" xmlns:m="http://schemas.openxmlformats.org/officeDocument/2006/math" xmlns:v="urn:schemas-microsoft-com:vml" xmlns:wp14="http://schemas.microsoft.com/office/word/2010/wordprocessingDrawing" xmlns:wp="http://schemas.openxmlformats.org/drawingml/2006/wordprocessingDrawing" xmlns:w10="urn:schemas-microsoft-com:office:word" xmlns:w="http://schemas.openxmlformats.org/wordprocessingml/2006/main" xmlns:w14="http://schemas.microsoft.com/office/word/2010/wordml" xmlns:w15="http://schemas.microsoft.com/office/word/2012/wordml" xmlns:w16cei="http://schemas.microsoft.com/office/word/2026/wordml/cei" xmlns:w16cex="http://schemas.microsoft.com/office/word/2018/wordml/cex" xmlns:w16cid="http://schemas.microsoft.com/office/word/2016/wordml/cid" xmlns:w16="http://schemas.microsoft.com/office/word/2018/wordml" xmlns:w16du="http://schemas.microsoft.com/office/word/2023/wordml/word16du" xmlns:w16sdtdh="http://schemas.microsoft.com/office/word/2020/wordml/sdtdatahash" xmlns:w16sdtfl="http://schemas.microsoft.com/office/word/2024/wordml/sdtformatlock" xmlns:w16se="http://schemas.microsoft.com/office/word/2015/wordml/symex" xmlns:wpg="http://schemas.microsoft.com/office/word/2010/wordprocessingGroup" xmlns:wpi="http://schemas.microsoft.com/office/word/2010/wordprocessingInk" xmlns:wne="http://schemas.microsoft.com/office/word/2006/wordml" xmlns:wps="http://schemas.microsoft.com/office/word/2010/wordprocessingShape" mc:Ignorable="w14 w15 w16se w16cid w16 w16cex w16sdtdh w16sdtfl w16du wp14">
+<w15:people xmlns:wpc="http://schemas.microsoft.com/office/word/2010/wordprocessingCanvas" xmlns:cx="http://schemas.microsoft.com/office/drawing/2014/chartex" xmlns:cx1="http://schemas.microsoft.com/office/drawing/2015/9/8/chartex" xmlns:cx2="http://schemas.microsoft.com/office/drawing/2015/10/21/chartex" xmlns:cx3="http://schemas.microsoft.com/office/drawing/2016/5/9/chartex" xmlns:cx4="http://schemas.microsoft.com/office/drawing/2016/5/10/chartex" xmlns:cx5="http://schemas.microsoft.com/office/drawing/2016/5/11/chartex" xmlns:cx6="http://schemas.microsoft.com/office/drawing/2016/5/12/chartex" xmlns:cx7="http://schemas.microsoft.com/office/drawing/2016/5/13/chartex" xmlns:cx8="http://schemas.microsoft.com/office/drawing/2016/5/14/chartex" xmlns:mc="http://schemas.openxmlformats.org/markup-compatibility/2006" xmlns:aink="http://schemas.microsoft.com/office/drawing/2016/ink" xmlns:am3d="http://schemas.microsoft.com/office/drawing/2017/model3d" xmlns:o="urn:schemas-microsoft-com:office:office" xmlns:oel="http://schemas.microsoft.com/office/2019/extlst" xmlns:r="http://schemas.openxmlformats.org/officeDocument/2006/relationships" xmlns:m="http://schemas.openxmlformats.org/officeDocument/2006/math" xmlns:v="urn:schemas-microsoft-com:vml" xmlns:wp14="http://schemas.microsoft.com/office/word/2010/wordprocessingDrawing" xmlns:wp="http://schemas.openxmlformats.org/drawingml/2006/wordprocessingDrawing" xmlns:w10="urn:schemas-microsoft-com:office:word" xmlns:w="http://schemas.openxmlformats.org/wordprocessingml/2006/main" xmlns:w14="http://schemas.microsoft.com/office/word/2010/wordml" xmlns:w15="http://schemas.microsoft.com/office/word/2012/wordml" xmlns:w16cex="http://schemas.microsoft.com/office/word/2018/wordml/cex" xmlns:w16cid="http://schemas.microsoft.com/office/word/2016/wordml/cid" xmlns:w16="http://schemas.microsoft.com/office/word/2018/wordml" xmlns:w16du="http://schemas.microsoft.com/office/word/2023/wordml/word16du" xmlns:w16sdtdh="http://schemas.microsoft.com/office/word/2020/wordml/sdtdatahash" xmlns:w16sdtfl="http://schemas.microsoft.com/office/word/2024/wordml/sdtformatlock" xmlns:w16se="http://schemas.microsoft.com/office/word/2015/wordml/symex" xmlns:wpg="http://schemas.microsoft.com/office/word/2010/wordprocessingGroup" xmlns:wpi="http://schemas.microsoft.com/office/word/2010/wordprocessingInk" xmlns:wne="http://schemas.microsoft.com/office/word/2006/wordml" xmlns:wps="http://schemas.microsoft.com/office/word/2010/wordprocessingShape" mc:Ignorable="w14 w15 w16se w16cid w16 w16cex w16sdtdh w16sdtfl w16du wp14">
   <w15:person w15:author="Olaiya, Damilola">
     <w15:presenceInfo w15:providerId="AD" w15:userId="S::Damilola.Olaiya@cra-arc.gc.ca::6bc0ad77-2388-4c51-862d-b3fac25fa606"/>
-  </w15:person>
-  <w15:person w15:author="Damilola Olaiya">
-    <w15:presenceInfo w15:providerId="AD" w15:userId="S::DamilolaOlaiya@cmail.carleton.ca::8efebb14-ded0-49a9-963a-55b965c04cfe"/>
   </w15:person>
 </w15:people>
 </file>
@@ -14820,7 +15434,6 @@
   <w:style w:type="character" w:default="1" w:styleId="DefaultParagraphFont">
     <w:name w:val="Default Paragraph Font"/>
     <w:uiPriority w:val="1"/>
-    <w:semiHidden/>
     <w:unhideWhenUsed/>
   </w:style>
   <w:style w:type="table" w:default="1" w:styleId="TableNormal">
@@ -15609,7 +16222,7 @@
 </file>
 
 <file path=word/glossary/document.xml><?xml version="1.0" encoding="utf-8"?>
-<w:glossaryDocument xmlns:wpc="http://schemas.microsoft.com/office/word/2010/wordprocessingCanvas" xmlns:cx="http://schemas.microsoft.com/office/drawing/2014/chartex" xmlns:cx1="http://schemas.microsoft.com/office/drawing/2015/9/8/chartex" xmlns:cx2="http://schemas.microsoft.com/office/drawing/2015/10/21/chartex" xmlns:cx3="http://schemas.microsoft.com/office/drawing/2016/5/9/chartex" xmlns:cx4="http://schemas.microsoft.com/office/drawing/2016/5/10/chartex" xmlns:cx5="http://schemas.microsoft.com/office/drawing/2016/5/11/chartex" xmlns:cx6="http://schemas.microsoft.com/office/drawing/2016/5/12/chartex" xmlns:cx7="http://schemas.microsoft.com/office/drawing/2016/5/13/chartex" xmlns:cx8="http://schemas.microsoft.com/office/drawing/2016/5/14/chartex" xmlns:mc="http://schemas.openxmlformats.org/markup-compatibility/2006" xmlns:aink="http://schemas.microsoft.com/office/drawing/2016/ink" xmlns:am3d="http://schemas.microsoft.com/office/drawing/2017/model3d" xmlns:o="urn:schemas-microsoft-com:office:office" xmlns:oel="http://schemas.microsoft.com/office/2019/extlst" xmlns:r="http://schemas.openxmlformats.org/officeDocument/2006/relationships" xmlns:m="http://schemas.openxmlformats.org/officeDocument/2006/math" xmlns:v="urn:schemas-microsoft-com:vml" xmlns:wp14="http://schemas.microsoft.com/office/word/2010/wordprocessingDrawing" xmlns:wp="http://schemas.openxmlformats.org/drawingml/2006/wordprocessingDrawing" xmlns:w10="urn:schemas-microsoft-com:office:word" xmlns:w="http://schemas.openxmlformats.org/wordprocessingml/2006/main" xmlns:w14="http://schemas.microsoft.com/office/word/2010/wordml" xmlns:w15="http://schemas.microsoft.com/office/word/2012/wordml" xmlns:w16cei="http://schemas.microsoft.com/office/word/2026/wordml/cei" xmlns:w16cex="http://schemas.microsoft.com/office/word/2018/wordml/cex" xmlns:w16cid="http://schemas.microsoft.com/office/word/2016/wordml/cid" xmlns:w16="http://schemas.microsoft.com/office/word/2018/wordml" xmlns:w16du="http://schemas.microsoft.com/office/word/2023/wordml/word16du" xmlns:w16sdtdh="http://schemas.microsoft.com/office/word/2020/wordml/sdtdatahash" xmlns:w16sdtfl="http://schemas.microsoft.com/office/word/2024/wordml/sdtformatlock" xmlns:w16se="http://schemas.microsoft.com/office/word/2015/wordml/symex" xmlns:wpg="http://schemas.microsoft.com/office/word/2010/wordprocessingGroup" xmlns:wpi="http://schemas.microsoft.com/office/word/2010/wordprocessingInk" xmlns:wne="http://schemas.microsoft.com/office/word/2006/wordml" xmlns:wps="http://schemas.microsoft.com/office/word/2010/wordprocessingShape" mc:Ignorable="w14 w15 w16se w16cid w16 w16cex w16sdtdh w16sdtfl w16du wp14">
+<w:glossaryDocument xmlns:wpc="http://schemas.microsoft.com/office/word/2010/wordprocessingCanvas" xmlns:cx="http://schemas.microsoft.com/office/drawing/2014/chartex" xmlns:cx1="http://schemas.microsoft.com/office/drawing/2015/9/8/chartex" xmlns:cx2="http://schemas.microsoft.com/office/drawing/2015/10/21/chartex" xmlns:cx3="http://schemas.microsoft.com/office/drawing/2016/5/9/chartex" xmlns:cx4="http://schemas.microsoft.com/office/drawing/2016/5/10/chartex" xmlns:cx5="http://schemas.microsoft.com/office/drawing/2016/5/11/chartex" xmlns:cx6="http://schemas.microsoft.com/office/drawing/2016/5/12/chartex" xmlns:cx7="http://schemas.microsoft.com/office/drawing/2016/5/13/chartex" xmlns:cx8="http://schemas.microsoft.com/office/drawing/2016/5/14/chartex" xmlns:mc="http://schemas.openxmlformats.org/markup-compatibility/2006" xmlns:aink="http://schemas.microsoft.com/office/drawing/2016/ink" xmlns:am3d="http://schemas.microsoft.com/office/drawing/2017/model3d" xmlns:o="urn:schemas-microsoft-com:office:office" xmlns:oel="http://schemas.microsoft.com/office/2019/extlst" xmlns:r="http://schemas.openxmlformats.org/officeDocument/2006/relationships" xmlns:m="http://schemas.openxmlformats.org/officeDocument/2006/math" xmlns:v="urn:schemas-microsoft-com:vml" xmlns:wp14="http://schemas.microsoft.com/office/word/2010/wordprocessingDrawing" xmlns:wp="http://schemas.openxmlformats.org/drawingml/2006/wordprocessingDrawing" xmlns:w10="urn:schemas-microsoft-com:office:word" xmlns:w="http://schemas.openxmlformats.org/wordprocessingml/2006/main" xmlns:w14="http://schemas.microsoft.com/office/word/2010/wordml" xmlns:w15="http://schemas.microsoft.com/office/word/2012/wordml" xmlns:w16cex="http://schemas.microsoft.com/office/word/2018/wordml/cex" xmlns:w16cid="http://schemas.microsoft.com/office/word/2016/wordml/cid" xmlns:w16="http://schemas.microsoft.com/office/word/2018/wordml" xmlns:w16du="http://schemas.microsoft.com/office/word/2023/wordml/word16du" xmlns:w16sdtdh="http://schemas.microsoft.com/office/word/2020/wordml/sdtdatahash" xmlns:w16sdtfl="http://schemas.microsoft.com/office/word/2024/wordml/sdtformatlock" xmlns:w16se="http://schemas.microsoft.com/office/word/2015/wordml/symex" xmlns:wpg="http://schemas.microsoft.com/office/word/2010/wordprocessingGroup" xmlns:wpi="http://schemas.microsoft.com/office/word/2010/wordprocessingInk" xmlns:wne="http://schemas.microsoft.com/office/word/2006/wordml" xmlns:wps="http://schemas.microsoft.com/office/word/2010/wordprocessingShape" mc:Ignorable="w14 w15 w16se w16cid w16 w16cex w16sdtdh w16sdtfl w16du wp14">
   <w:docParts>
     <w:docPart>
       <w:docPartPr>
@@ -15676,14 +16289,14 @@
     <w:charset w:val="00"/>
     <w:family w:val="swiss"/>
     <w:pitch w:val="variable"/>
-    <w:sig w:usb0="E4002EFF" w:usb1="C200247B" w:usb2="00000009" w:usb3="00000000" w:csb0="000001FF" w:csb1="00000000"/>
+    <w:sig w:usb0="E4002EFF" w:usb1="C000247B" w:usb2="00000009" w:usb3="00000000" w:csb0="000001FF" w:csb1="00000000"/>
   </w:font>
   <w:font w:name="Calibri Light">
     <w:panose1 w:val="020F0302020204030204"/>
     <w:charset w:val="00"/>
     <w:family w:val="swiss"/>
     <w:pitch w:val="variable"/>
-    <w:sig w:usb0="E4002EFF" w:usb1="C200247B" w:usb2="00000009" w:usb3="00000000" w:csb0="000001FF" w:csb1="00000000"/>
+    <w:sig w:usb0="E4002EFF" w:usb1="C000247B" w:usb2="00000009" w:usb3="00000000" w:csb0="000001FF" w:csb1="00000000"/>
   </w:font>
   <w:font w:name="Arial">
     <w:panose1 w:val="020B0604020202020204"/>
@@ -15723,6 +16336,7 @@
   </w:compat>
   <w:rsids>
     <w:rsidRoot w:val="003E179A"/>
+    <w:rsid w:val="00096DB6"/>
     <w:rsid w:val="001C32CB"/>
     <w:rsid w:val="003A1E1E"/>
     <w:rsid w:val="003E179A"/>
@@ -15740,6 +16354,7 @@
     <w:rsid w:val="00C518B0"/>
     <w:rsid w:val="00C7550F"/>
     <w:rsid w:val="00D2000C"/>
+    <w:rsid w:val="00F16A69"/>
     <w:rsid w:val="00F236AB"/>
     <w:rsid w:val="00FA40C5"/>
   </w:rsids>
@@ -16472,6 +17087,15 @@
 </file>
 
 <file path=customXml/item1.xml><?xml version="1.0" encoding="utf-8"?>
+<?mso-contentType ?>
+<FormTemplates xmlns="http://schemas.microsoft.com/sharepoint/v3/contenttype/forms">
+  <Display>DocumentLibraryForm</Display>
+  <Edit>DocumentLibraryForm</Edit>
+  <New>DocumentLibraryForm</New>
+</FormTemplates>
+</file>
+
+<file path=customXml/item2.xml><?xml version="1.0" encoding="utf-8"?>
 <p:properties xmlns:p="http://schemas.microsoft.com/office/2006/metadata/properties" xmlns:xsi="http://www.w3.org/2001/XMLSchema-instance" xmlns:pc="http://schemas.microsoft.com/office/infopath/2007/PartnerControls">
   <documentManagement>
     <Notes xmlns="abbb94e4-a9bb-4a58-8d10-7ec5f80da557" xsi:nil="true"/>
@@ -16491,16 +17115,11 @@
 </p:properties>
 </file>
 
-<file path=customXml/item2.xml><?xml version="1.0" encoding="utf-8"?>
-<?mso-contentType ?>
-<FormTemplates xmlns="http://schemas.microsoft.com/sharepoint/v3/contenttype/forms">
-  <Display>DocumentLibraryForm</Display>
-  <Edit>DocumentLibraryForm</Edit>
-  <New>DocumentLibraryForm</New>
-</FormTemplates>
+<file path=customXml/item3.xml><?xml version="1.0" encoding="utf-8"?>
+<b:Sources xmlns:b="http://schemas.openxmlformats.org/officeDocument/2006/bibliography" xmlns="http://schemas.openxmlformats.org/officeDocument/2006/bibliography" SelectedStyle="\APASixthEditionOfficeOnline.xsl" StyleName="APA" Version="6"/>
 </file>
 
-<file path=customXml/item3.xml><?xml version="1.0" encoding="utf-8"?>
+<file path=customXml/item4.xml><?xml version="1.0" encoding="utf-8"?>
 <ct:contentTypeSchema xmlns:ct="http://schemas.microsoft.com/office/2006/metadata/contentType" xmlns:ma="http://schemas.microsoft.com/office/2006/metadata/properties/metaAttributes" ct:_="" ma:_="" ma:contentTypeName="Document" ma:contentTypeID="0x010100F685416A5388164CA0E87DDEFAF6AF07" ma:contentTypeVersion="20" ma:contentTypeDescription="Create a new document." ma:contentTypeScope="" ma:versionID="88d72e1fe15adabbcf67c82ecc8c967d">
   <xsd:schema xmlns:xsd="http://www.w3.org/2001/XMLSchema" xmlns:xs="http://www.w3.org/2001/XMLSchema" xmlns:p="http://schemas.microsoft.com/office/2006/metadata/properties" xmlns:ns2="abbb94e4-a9bb-4a58-8d10-7ec5f80da557" xmlns:ns3="15392cea-9181-4f8a-978d-2cf3cace1fb8" targetNamespace="http://schemas.microsoft.com/office/2006/metadata/properties" ma:root="true" ma:fieldsID="dfc4dd602fb7d9384a1b39360280df54" ns2:_="" ns3:_="">
     <xsd:import namespace="abbb94e4-a9bb-4a58-8d10-7ec5f80da557"/>
@@ -16773,11 +17392,15 @@
 </ct:contentTypeSchema>
 </file>
 
-<file path=customXml/item4.xml><?xml version="1.0" encoding="utf-8"?>
-<b:Sources xmlns:b="http://schemas.openxmlformats.org/officeDocument/2006/bibliography" xmlns="http://schemas.openxmlformats.org/officeDocument/2006/bibliography" SelectedStyle="\APASixthEditionOfficeOnline.xsl" StyleName="APA" Version="6"/>
+<file path=customXml/itemProps1.xml><?xml version="1.0" encoding="utf-8"?>
+<ds:datastoreItem xmlns:ds="http://schemas.openxmlformats.org/officeDocument/2006/customXml" ds:itemID="{ADE984F7-0851-4DAC-9AB6-E23B3CEF12A9}">
+  <ds:schemaRefs>
+    <ds:schemaRef ds:uri="http://schemas.microsoft.com/sharepoint/v3/contenttype/forms"/>
+  </ds:schemaRefs>
+</ds:datastoreItem>
 </file>
 
-<file path=customXml/itemProps1.xml><?xml version="1.0" encoding="utf-8"?>
+<file path=customXml/itemProps2.xml><?xml version="1.0" encoding="utf-8"?>
 <ds:datastoreItem xmlns:ds="http://schemas.openxmlformats.org/officeDocument/2006/customXml" ds:itemID="{563528FC-E1E1-40AE-A562-D3A417B0F2E4}">
   <ds:schemaRefs>
     <ds:schemaRef ds:uri="http://schemas.microsoft.com/office/2006/metadata/properties"/>
@@ -16788,15 +17411,15 @@
 </ds:datastoreItem>
 </file>
 
-<file path=customXml/itemProps2.xml><?xml version="1.0" encoding="utf-8"?>
-<ds:datastoreItem xmlns:ds="http://schemas.openxmlformats.org/officeDocument/2006/customXml" ds:itemID="{ADE984F7-0851-4DAC-9AB6-E23B3CEF12A9}">
+<file path=customXml/itemProps3.xml><?xml version="1.0" encoding="utf-8"?>
+<ds:datastoreItem xmlns:ds="http://schemas.openxmlformats.org/officeDocument/2006/customXml" ds:itemID="{8642BF08-B550-4AB3-852C-72F1507C103E}">
   <ds:schemaRefs>
-    <ds:schemaRef ds:uri="http://schemas.microsoft.com/sharepoint/v3/contenttype/forms"/>
+    <ds:schemaRef ds:uri="http://schemas.openxmlformats.org/officeDocument/2006/bibliography"/>
   </ds:schemaRefs>
 </ds:datastoreItem>
 </file>
 
-<file path=customXml/itemProps3.xml><?xml version="1.0" encoding="utf-8"?>
+<file path=customXml/itemProps4.xml><?xml version="1.0" encoding="utf-8"?>
 <ds:datastoreItem xmlns:ds="http://schemas.openxmlformats.org/officeDocument/2006/customXml" ds:itemID="{64EA35DB-802C-4C55-823B-E3BC2F62D903}">
   <ds:schemaRefs>
     <ds:schemaRef ds:uri="http://schemas.microsoft.com/office/2006/metadata/contentType"/>
@@ -16813,12 +17436,4 @@
     <ds:schemaRef ds:uri="http://schemas.microsoft.com/internal/obd"/>
   </ds:schemaRefs>
 </ds:datastoreItem>
-</file>
-
-<file path=customXml/itemProps4.xml><?xml version="1.0" encoding="utf-8"?>
-<ds:datastoreItem xmlns:ds="http://schemas.openxmlformats.org/officeDocument/2006/customXml" ds:itemID="{8642BF08-B550-4AB3-852C-72F1507C103E}">
-  <ds:schemaRefs>
-    <ds:schemaRef ds:uri="http://schemas.openxmlformats.org/officeDocument/2006/bibliography"/>
-  </ds:schemaRefs>
-</ds:datastoreItem>
 </file>